--- a/manuscript/supplementary.docx
+++ b/manuscript/supplementary.docx
@@ -2,7 +2,7 @@
 <file path=word/document.xml><?xml version="1.0" encoding="utf-8"?>
 <w:document xmlns:w="http://schemas.openxmlformats.org/wordprocessingml/2006/main" xmlns:m="http://schemas.openxmlformats.org/officeDocument/2006/math" xmlns:r="http://schemas.openxmlformats.org/officeDocument/2006/relationships" xmlns:o="urn:schemas-microsoft-com:office:office" xmlns:v="urn:schemas-microsoft-com:vml" xmlns:w10="urn:schemas-microsoft-com:office:word" xmlns:a="http://schemas.openxmlformats.org/drawingml/2006/main" xmlns:pic="http://schemas.openxmlformats.org/drawingml/2006/picture" xmlns:wp="http://schemas.openxmlformats.org/drawingml/2006/wordprocessingDrawing">
   <w:body>
-    <w:bookmarkStart w:id="22" w:name="supplementary-materials"/>
+    <w:bookmarkStart w:id="26" w:name="supplementary-materials"/>
     <w:p>
       <w:pPr>
         <w:pStyle w:val="Heading1"/>
@@ -36,7 +36,7 @@
         </w:pict>
       </w:r>
     </w:p>
-    <w:bookmarkStart w:id="12" w:name="supplementary-tables"/>
+    <w:bookmarkStart w:id="16" w:name="supplementary-tables"/>
     <w:p>
       <w:pPr>
         <w:pStyle w:val="Heading2"/>
@@ -93,7 +93,14 @@
           <w:tblHeader w:val="on"/>
         </w:trPr>
         <w:tc>
-          <w:tcPr/>
+          <w:tcPr>
+            <w:tcBorders>
+              <w:top w:val="single" w:sz="4" w:space="0" w:color="000000"/>
+              <w:left w:val="single" w:sz="4" w:space="0" w:color="000000"/>
+              <w:bottom w:val="single" w:sz="4" w:space="0" w:color="000000"/>
+              <w:right w:val="single" w:sz="4" w:space="0" w:color="000000"/>
+            </w:tcBorders>
+          </w:tcPr>
           <w:p>
             <w:pPr>
               <w:pStyle w:val="Compact"/>
@@ -104,7 +111,14 @@
           </w:p>
         </w:tc>
         <w:tc>
-          <w:tcPr/>
+          <w:tcPr>
+            <w:tcBorders>
+              <w:top w:val="single" w:sz="4" w:space="0" w:color="000000"/>
+              <w:left w:val="single" w:sz="4" w:space="0" w:color="000000"/>
+              <w:bottom w:val="single" w:sz="4" w:space="0" w:color="000000"/>
+              <w:right w:val="single" w:sz="4" w:space="0" w:color="000000"/>
+            </w:tcBorders>
+          </w:tcPr>
           <w:p>
             <w:pPr>
               <w:pStyle w:val="Compact"/>
@@ -115,7 +129,14 @@
           </w:p>
         </w:tc>
         <w:tc>
-          <w:tcPr/>
+          <w:tcPr>
+            <w:tcBorders>
+              <w:top w:val="single" w:sz="4" w:space="0" w:color="000000"/>
+              <w:left w:val="single" w:sz="4" w:space="0" w:color="000000"/>
+              <w:bottom w:val="single" w:sz="4" w:space="0" w:color="000000"/>
+              <w:right w:val="single" w:sz="4" w:space="0" w:color="000000"/>
+            </w:tcBorders>
+          </w:tcPr>
           <w:p>
             <w:pPr>
               <w:pStyle w:val="Compact"/>
@@ -126,7 +147,14 @@
           </w:p>
         </w:tc>
         <w:tc>
-          <w:tcPr/>
+          <w:tcPr>
+            <w:tcBorders>
+              <w:top w:val="single" w:sz="4" w:space="0" w:color="000000"/>
+              <w:left w:val="single" w:sz="4" w:space="0" w:color="000000"/>
+              <w:bottom w:val="single" w:sz="4" w:space="0" w:color="000000"/>
+              <w:right w:val="single" w:sz="4" w:space="0" w:color="000000"/>
+            </w:tcBorders>
+          </w:tcPr>
           <w:p>
             <w:pPr>
               <w:pStyle w:val="Compact"/>
@@ -137,7 +165,14 @@
           </w:p>
         </w:tc>
         <w:tc>
-          <w:tcPr/>
+          <w:tcPr>
+            <w:tcBorders>
+              <w:top w:val="single" w:sz="4" w:space="0" w:color="000000"/>
+              <w:left w:val="single" w:sz="4" w:space="0" w:color="000000"/>
+              <w:bottom w:val="single" w:sz="4" w:space="0" w:color="000000"/>
+              <w:right w:val="single" w:sz="4" w:space="0" w:color="000000"/>
+            </w:tcBorders>
+          </w:tcPr>
           <w:p>
             <w:pPr>
               <w:pStyle w:val="Compact"/>
@@ -150,7 +185,14 @@
       </w:tr>
       <w:tr>
         <w:tc>
-          <w:tcPr/>
+          <w:tcPr>
+            <w:tcBorders>
+              <w:top w:val="single" w:sz="4" w:space="0" w:color="000000"/>
+              <w:left w:val="single" w:sz="4" w:space="0" w:color="000000"/>
+              <w:bottom w:val="single" w:sz="4" w:space="0" w:color="000000"/>
+              <w:right w:val="single" w:sz="4" w:space="0" w:color="000000"/>
+            </w:tcBorders>
+          </w:tcPr>
           <w:p>
             <w:pPr>
               <w:pStyle w:val="Compact"/>
@@ -161,7 +203,14 @@
           </w:p>
         </w:tc>
         <w:tc>
-          <w:tcPr/>
+          <w:tcPr>
+            <w:tcBorders>
+              <w:top w:val="single" w:sz="4" w:space="0" w:color="000000"/>
+              <w:left w:val="single" w:sz="4" w:space="0" w:color="000000"/>
+              <w:bottom w:val="single" w:sz="4" w:space="0" w:color="000000"/>
+              <w:right w:val="single" w:sz="4" w:space="0" w:color="000000"/>
+            </w:tcBorders>
+          </w:tcPr>
           <w:p>
             <w:pPr>
               <w:pStyle w:val="Compact"/>
@@ -172,7 +221,14 @@
           </w:p>
         </w:tc>
         <w:tc>
-          <w:tcPr/>
+          <w:tcPr>
+            <w:tcBorders>
+              <w:top w:val="single" w:sz="4" w:space="0" w:color="000000"/>
+              <w:left w:val="single" w:sz="4" w:space="0" w:color="000000"/>
+              <w:bottom w:val="single" w:sz="4" w:space="0" w:color="000000"/>
+              <w:right w:val="single" w:sz="4" w:space="0" w:color="000000"/>
+            </w:tcBorders>
+          </w:tcPr>
           <w:p>
             <w:pPr>
               <w:pStyle w:val="Compact"/>
@@ -183,7 +239,14 @@
           </w:p>
         </w:tc>
         <w:tc>
-          <w:tcPr/>
+          <w:tcPr>
+            <w:tcBorders>
+              <w:top w:val="single" w:sz="4" w:space="0" w:color="000000"/>
+              <w:left w:val="single" w:sz="4" w:space="0" w:color="000000"/>
+              <w:bottom w:val="single" w:sz="4" w:space="0" w:color="000000"/>
+              <w:right w:val="single" w:sz="4" w:space="0" w:color="000000"/>
+            </w:tcBorders>
+          </w:tcPr>
           <w:p>
             <w:pPr>
               <w:pStyle w:val="Compact"/>
@@ -194,7 +257,14 @@
           </w:p>
         </w:tc>
         <w:tc>
-          <w:tcPr/>
+          <w:tcPr>
+            <w:tcBorders>
+              <w:top w:val="single" w:sz="4" w:space="0" w:color="000000"/>
+              <w:left w:val="single" w:sz="4" w:space="0" w:color="000000"/>
+              <w:bottom w:val="single" w:sz="4" w:space="0" w:color="000000"/>
+              <w:right w:val="single" w:sz="4" w:space="0" w:color="000000"/>
+            </w:tcBorders>
+          </w:tcPr>
           <w:p>
             <w:pPr>
               <w:pStyle w:val="Compact"/>
@@ -207,7 +277,14 @@
       </w:tr>
       <w:tr>
         <w:tc>
-          <w:tcPr/>
+          <w:tcPr>
+            <w:tcBorders>
+              <w:top w:val="single" w:sz="4" w:space="0" w:color="000000"/>
+              <w:left w:val="single" w:sz="4" w:space="0" w:color="000000"/>
+              <w:bottom w:val="single" w:sz="4" w:space="0" w:color="000000"/>
+              <w:right w:val="single" w:sz="4" w:space="0" w:color="000000"/>
+            </w:tcBorders>
+          </w:tcPr>
           <w:p>
             <w:pPr>
               <w:pStyle w:val="Compact"/>
@@ -218,7 +295,14 @@
           </w:p>
         </w:tc>
         <w:tc>
-          <w:tcPr/>
+          <w:tcPr>
+            <w:tcBorders>
+              <w:top w:val="single" w:sz="4" w:space="0" w:color="000000"/>
+              <w:left w:val="single" w:sz="4" w:space="0" w:color="000000"/>
+              <w:bottom w:val="single" w:sz="4" w:space="0" w:color="000000"/>
+              <w:right w:val="single" w:sz="4" w:space="0" w:color="000000"/>
+            </w:tcBorders>
+          </w:tcPr>
           <w:p>
             <w:pPr>
               <w:pStyle w:val="Compact"/>
@@ -229,7 +313,14 @@
           </w:p>
         </w:tc>
         <w:tc>
-          <w:tcPr/>
+          <w:tcPr>
+            <w:tcBorders>
+              <w:top w:val="single" w:sz="4" w:space="0" w:color="000000"/>
+              <w:left w:val="single" w:sz="4" w:space="0" w:color="000000"/>
+              <w:bottom w:val="single" w:sz="4" w:space="0" w:color="000000"/>
+              <w:right w:val="single" w:sz="4" w:space="0" w:color="000000"/>
+            </w:tcBorders>
+          </w:tcPr>
           <w:p>
             <w:pPr>
               <w:pStyle w:val="Compact"/>
@@ -240,7 +331,14 @@
           </w:p>
         </w:tc>
         <w:tc>
-          <w:tcPr/>
+          <w:tcPr>
+            <w:tcBorders>
+              <w:top w:val="single" w:sz="4" w:space="0" w:color="000000"/>
+              <w:left w:val="single" w:sz="4" w:space="0" w:color="000000"/>
+              <w:bottom w:val="single" w:sz="4" w:space="0" w:color="000000"/>
+              <w:right w:val="single" w:sz="4" w:space="0" w:color="000000"/>
+            </w:tcBorders>
+          </w:tcPr>
           <w:p>
             <w:pPr>
               <w:pStyle w:val="Compact"/>
@@ -251,7 +349,14 @@
           </w:p>
         </w:tc>
         <w:tc>
-          <w:tcPr/>
+          <w:tcPr>
+            <w:tcBorders>
+              <w:top w:val="single" w:sz="4" w:space="0" w:color="000000"/>
+              <w:left w:val="single" w:sz="4" w:space="0" w:color="000000"/>
+              <w:bottom w:val="single" w:sz="4" w:space="0" w:color="000000"/>
+              <w:right w:val="single" w:sz="4" w:space="0" w:color="000000"/>
+            </w:tcBorders>
+          </w:tcPr>
           <w:p>
             <w:pPr>
               <w:pStyle w:val="Compact"/>
@@ -264,7 +369,14 @@
       </w:tr>
       <w:tr>
         <w:tc>
-          <w:tcPr/>
+          <w:tcPr>
+            <w:tcBorders>
+              <w:top w:val="single" w:sz="4" w:space="0" w:color="000000"/>
+              <w:left w:val="single" w:sz="4" w:space="0" w:color="000000"/>
+              <w:bottom w:val="single" w:sz="4" w:space="0" w:color="000000"/>
+              <w:right w:val="single" w:sz="4" w:space="0" w:color="000000"/>
+            </w:tcBorders>
+          </w:tcPr>
           <w:p>
             <w:pPr>
               <w:pStyle w:val="Compact"/>
@@ -275,7 +387,14 @@
           </w:p>
         </w:tc>
         <w:tc>
-          <w:tcPr/>
+          <w:tcPr>
+            <w:tcBorders>
+              <w:top w:val="single" w:sz="4" w:space="0" w:color="000000"/>
+              <w:left w:val="single" w:sz="4" w:space="0" w:color="000000"/>
+              <w:bottom w:val="single" w:sz="4" w:space="0" w:color="000000"/>
+              <w:right w:val="single" w:sz="4" w:space="0" w:color="000000"/>
+            </w:tcBorders>
+          </w:tcPr>
           <w:p>
             <w:pPr>
               <w:pStyle w:val="Compact"/>
@@ -286,7 +405,14 @@
           </w:p>
         </w:tc>
         <w:tc>
-          <w:tcPr/>
+          <w:tcPr>
+            <w:tcBorders>
+              <w:top w:val="single" w:sz="4" w:space="0" w:color="000000"/>
+              <w:left w:val="single" w:sz="4" w:space="0" w:color="000000"/>
+              <w:bottom w:val="single" w:sz="4" w:space="0" w:color="000000"/>
+              <w:right w:val="single" w:sz="4" w:space="0" w:color="000000"/>
+            </w:tcBorders>
+          </w:tcPr>
           <w:p>
             <w:pPr>
               <w:pStyle w:val="Compact"/>
@@ -297,7 +423,14 @@
           </w:p>
         </w:tc>
         <w:tc>
-          <w:tcPr/>
+          <w:tcPr>
+            <w:tcBorders>
+              <w:top w:val="single" w:sz="4" w:space="0" w:color="000000"/>
+              <w:left w:val="single" w:sz="4" w:space="0" w:color="000000"/>
+              <w:bottom w:val="single" w:sz="4" w:space="0" w:color="000000"/>
+              <w:right w:val="single" w:sz="4" w:space="0" w:color="000000"/>
+            </w:tcBorders>
+          </w:tcPr>
           <w:p>
             <w:pPr>
               <w:pStyle w:val="Compact"/>
@@ -308,7 +441,14 @@
           </w:p>
         </w:tc>
         <w:tc>
-          <w:tcPr/>
+          <w:tcPr>
+            <w:tcBorders>
+              <w:top w:val="single" w:sz="4" w:space="0" w:color="000000"/>
+              <w:left w:val="single" w:sz="4" w:space="0" w:color="000000"/>
+              <w:bottom w:val="single" w:sz="4" w:space="0" w:color="000000"/>
+              <w:right w:val="single" w:sz="4" w:space="0" w:color="000000"/>
+            </w:tcBorders>
+          </w:tcPr>
           <w:p>
             <w:pPr>
               <w:pStyle w:val="Compact"/>
@@ -321,7 +461,14 @@
       </w:tr>
       <w:tr>
         <w:tc>
-          <w:tcPr/>
+          <w:tcPr>
+            <w:tcBorders>
+              <w:top w:val="single" w:sz="4" w:space="0" w:color="000000"/>
+              <w:left w:val="single" w:sz="4" w:space="0" w:color="000000"/>
+              <w:bottom w:val="single" w:sz="4" w:space="0" w:color="000000"/>
+              <w:right w:val="single" w:sz="4" w:space="0" w:color="000000"/>
+            </w:tcBorders>
+          </w:tcPr>
           <w:p>
             <w:pPr>
               <w:pStyle w:val="Compact"/>
@@ -332,7 +479,14 @@
           </w:p>
         </w:tc>
         <w:tc>
-          <w:tcPr/>
+          <w:tcPr>
+            <w:tcBorders>
+              <w:top w:val="single" w:sz="4" w:space="0" w:color="000000"/>
+              <w:left w:val="single" w:sz="4" w:space="0" w:color="000000"/>
+              <w:bottom w:val="single" w:sz="4" w:space="0" w:color="000000"/>
+              <w:right w:val="single" w:sz="4" w:space="0" w:color="000000"/>
+            </w:tcBorders>
+          </w:tcPr>
           <w:p>
             <w:pPr>
               <w:pStyle w:val="Compact"/>
@@ -343,7 +497,14 @@
           </w:p>
         </w:tc>
         <w:tc>
-          <w:tcPr/>
+          <w:tcPr>
+            <w:tcBorders>
+              <w:top w:val="single" w:sz="4" w:space="0" w:color="000000"/>
+              <w:left w:val="single" w:sz="4" w:space="0" w:color="000000"/>
+              <w:bottom w:val="single" w:sz="4" w:space="0" w:color="000000"/>
+              <w:right w:val="single" w:sz="4" w:space="0" w:color="000000"/>
+            </w:tcBorders>
+          </w:tcPr>
           <w:p>
             <w:pPr>
               <w:pStyle w:val="Compact"/>
@@ -354,7 +515,14 @@
           </w:p>
         </w:tc>
         <w:tc>
-          <w:tcPr/>
+          <w:tcPr>
+            <w:tcBorders>
+              <w:top w:val="single" w:sz="4" w:space="0" w:color="000000"/>
+              <w:left w:val="single" w:sz="4" w:space="0" w:color="000000"/>
+              <w:bottom w:val="single" w:sz="4" w:space="0" w:color="000000"/>
+              <w:right w:val="single" w:sz="4" w:space="0" w:color="000000"/>
+            </w:tcBorders>
+          </w:tcPr>
           <w:p>
             <w:pPr>
               <w:pStyle w:val="Compact"/>
@@ -365,7 +533,14 @@
           </w:p>
         </w:tc>
         <w:tc>
-          <w:tcPr/>
+          <w:tcPr>
+            <w:tcBorders>
+              <w:top w:val="single" w:sz="4" w:space="0" w:color="000000"/>
+              <w:left w:val="single" w:sz="4" w:space="0" w:color="000000"/>
+              <w:bottom w:val="single" w:sz="4" w:space="0" w:color="000000"/>
+              <w:right w:val="single" w:sz="4" w:space="0" w:color="000000"/>
+            </w:tcBorders>
+          </w:tcPr>
           <w:p>
             <w:pPr>
               <w:pStyle w:val="Compact"/>
@@ -408,7 +583,14 @@
           <w:tblHeader w:val="on"/>
         </w:trPr>
         <w:tc>
-          <w:tcPr/>
+          <w:tcPr>
+            <w:tcBorders>
+              <w:top w:val="single" w:sz="4" w:space="0" w:color="000000"/>
+              <w:left w:val="single" w:sz="4" w:space="0" w:color="000000"/>
+              <w:bottom w:val="single" w:sz="4" w:space="0" w:color="000000"/>
+              <w:right w:val="single" w:sz="4" w:space="0" w:color="000000"/>
+            </w:tcBorders>
+          </w:tcPr>
           <w:p>
             <w:pPr>
               <w:pStyle w:val="Compact"/>
@@ -419,7 +601,14 @@
           </w:p>
         </w:tc>
         <w:tc>
-          <w:tcPr/>
+          <w:tcPr>
+            <w:tcBorders>
+              <w:top w:val="single" w:sz="4" w:space="0" w:color="000000"/>
+              <w:left w:val="single" w:sz="4" w:space="0" w:color="000000"/>
+              <w:bottom w:val="single" w:sz="4" w:space="0" w:color="000000"/>
+              <w:right w:val="single" w:sz="4" w:space="0" w:color="000000"/>
+            </w:tcBorders>
+          </w:tcPr>
           <w:p>
             <w:pPr>
               <w:pStyle w:val="Compact"/>
@@ -430,7 +619,14 @@
           </w:p>
         </w:tc>
         <w:tc>
-          <w:tcPr/>
+          <w:tcPr>
+            <w:tcBorders>
+              <w:top w:val="single" w:sz="4" w:space="0" w:color="000000"/>
+              <w:left w:val="single" w:sz="4" w:space="0" w:color="000000"/>
+              <w:bottom w:val="single" w:sz="4" w:space="0" w:color="000000"/>
+              <w:right w:val="single" w:sz="4" w:space="0" w:color="000000"/>
+            </w:tcBorders>
+          </w:tcPr>
           <w:p>
             <w:pPr>
               <w:pStyle w:val="Compact"/>
@@ -441,7 +637,14 @@
           </w:p>
         </w:tc>
         <w:tc>
-          <w:tcPr/>
+          <w:tcPr>
+            <w:tcBorders>
+              <w:top w:val="single" w:sz="4" w:space="0" w:color="000000"/>
+              <w:left w:val="single" w:sz="4" w:space="0" w:color="000000"/>
+              <w:bottom w:val="single" w:sz="4" w:space="0" w:color="000000"/>
+              <w:right w:val="single" w:sz="4" w:space="0" w:color="000000"/>
+            </w:tcBorders>
+          </w:tcPr>
           <w:p>
             <w:pPr>
               <w:pStyle w:val="Compact"/>
@@ -452,7 +655,14 @@
           </w:p>
         </w:tc>
         <w:tc>
-          <w:tcPr/>
+          <w:tcPr>
+            <w:tcBorders>
+              <w:top w:val="single" w:sz="4" w:space="0" w:color="000000"/>
+              <w:left w:val="single" w:sz="4" w:space="0" w:color="000000"/>
+              <w:bottom w:val="single" w:sz="4" w:space="0" w:color="000000"/>
+              <w:right w:val="single" w:sz="4" w:space="0" w:color="000000"/>
+            </w:tcBorders>
+          </w:tcPr>
           <w:p>
             <w:pPr>
               <w:pStyle w:val="Compact"/>
@@ -465,7 +675,14 @@
       </w:tr>
       <w:tr>
         <w:tc>
-          <w:tcPr/>
+          <w:tcPr>
+            <w:tcBorders>
+              <w:top w:val="single" w:sz="4" w:space="0" w:color="000000"/>
+              <w:left w:val="single" w:sz="4" w:space="0" w:color="000000"/>
+              <w:bottom w:val="single" w:sz="4" w:space="0" w:color="000000"/>
+              <w:right w:val="single" w:sz="4" w:space="0" w:color="000000"/>
+            </w:tcBorders>
+          </w:tcPr>
           <w:p>
             <w:pPr>
               <w:pStyle w:val="Compact"/>
@@ -476,7 +693,14 @@
           </w:p>
         </w:tc>
         <w:tc>
-          <w:tcPr/>
+          <w:tcPr>
+            <w:tcBorders>
+              <w:top w:val="single" w:sz="4" w:space="0" w:color="000000"/>
+              <w:left w:val="single" w:sz="4" w:space="0" w:color="000000"/>
+              <w:bottom w:val="single" w:sz="4" w:space="0" w:color="000000"/>
+              <w:right w:val="single" w:sz="4" w:space="0" w:color="000000"/>
+            </w:tcBorders>
+          </w:tcPr>
           <w:p>
             <w:pPr>
               <w:pStyle w:val="Compact"/>
@@ -487,7 +711,14 @@
           </w:p>
         </w:tc>
         <w:tc>
-          <w:tcPr/>
+          <w:tcPr>
+            <w:tcBorders>
+              <w:top w:val="single" w:sz="4" w:space="0" w:color="000000"/>
+              <w:left w:val="single" w:sz="4" w:space="0" w:color="000000"/>
+              <w:bottom w:val="single" w:sz="4" w:space="0" w:color="000000"/>
+              <w:right w:val="single" w:sz="4" w:space="0" w:color="000000"/>
+            </w:tcBorders>
+          </w:tcPr>
           <w:p>
             <w:pPr>
               <w:pStyle w:val="Compact"/>
@@ -498,7 +729,14 @@
           </w:p>
         </w:tc>
         <w:tc>
-          <w:tcPr/>
+          <w:tcPr>
+            <w:tcBorders>
+              <w:top w:val="single" w:sz="4" w:space="0" w:color="000000"/>
+              <w:left w:val="single" w:sz="4" w:space="0" w:color="000000"/>
+              <w:bottom w:val="single" w:sz="4" w:space="0" w:color="000000"/>
+              <w:right w:val="single" w:sz="4" w:space="0" w:color="000000"/>
+            </w:tcBorders>
+          </w:tcPr>
           <w:p>
             <w:pPr>
               <w:pStyle w:val="Compact"/>
@@ -509,7 +747,14 @@
           </w:p>
         </w:tc>
         <w:tc>
-          <w:tcPr/>
+          <w:tcPr>
+            <w:tcBorders>
+              <w:top w:val="single" w:sz="4" w:space="0" w:color="000000"/>
+              <w:left w:val="single" w:sz="4" w:space="0" w:color="000000"/>
+              <w:bottom w:val="single" w:sz="4" w:space="0" w:color="000000"/>
+              <w:right w:val="single" w:sz="4" w:space="0" w:color="000000"/>
+            </w:tcBorders>
+          </w:tcPr>
           <w:p>
             <w:pPr>
               <w:pStyle w:val="Compact"/>
@@ -522,7 +767,14 @@
       </w:tr>
       <w:tr>
         <w:tc>
-          <w:tcPr/>
+          <w:tcPr>
+            <w:tcBorders>
+              <w:top w:val="single" w:sz="4" w:space="0" w:color="000000"/>
+              <w:left w:val="single" w:sz="4" w:space="0" w:color="000000"/>
+              <w:bottom w:val="single" w:sz="4" w:space="0" w:color="000000"/>
+              <w:right w:val="single" w:sz="4" w:space="0" w:color="000000"/>
+            </w:tcBorders>
+          </w:tcPr>
           <w:p>
             <w:pPr>
               <w:pStyle w:val="Compact"/>
@@ -533,7 +785,14 @@
           </w:p>
         </w:tc>
         <w:tc>
-          <w:tcPr/>
+          <w:tcPr>
+            <w:tcBorders>
+              <w:top w:val="single" w:sz="4" w:space="0" w:color="000000"/>
+              <w:left w:val="single" w:sz="4" w:space="0" w:color="000000"/>
+              <w:bottom w:val="single" w:sz="4" w:space="0" w:color="000000"/>
+              <w:right w:val="single" w:sz="4" w:space="0" w:color="000000"/>
+            </w:tcBorders>
+          </w:tcPr>
           <w:p>
             <w:pPr>
               <w:pStyle w:val="Compact"/>
@@ -544,7 +803,14 @@
           </w:p>
         </w:tc>
         <w:tc>
-          <w:tcPr/>
+          <w:tcPr>
+            <w:tcBorders>
+              <w:top w:val="single" w:sz="4" w:space="0" w:color="000000"/>
+              <w:left w:val="single" w:sz="4" w:space="0" w:color="000000"/>
+              <w:bottom w:val="single" w:sz="4" w:space="0" w:color="000000"/>
+              <w:right w:val="single" w:sz="4" w:space="0" w:color="000000"/>
+            </w:tcBorders>
+          </w:tcPr>
           <w:p>
             <w:pPr>
               <w:pStyle w:val="Compact"/>
@@ -555,7 +821,14 @@
           </w:p>
         </w:tc>
         <w:tc>
-          <w:tcPr/>
+          <w:tcPr>
+            <w:tcBorders>
+              <w:top w:val="single" w:sz="4" w:space="0" w:color="000000"/>
+              <w:left w:val="single" w:sz="4" w:space="0" w:color="000000"/>
+              <w:bottom w:val="single" w:sz="4" w:space="0" w:color="000000"/>
+              <w:right w:val="single" w:sz="4" w:space="0" w:color="000000"/>
+            </w:tcBorders>
+          </w:tcPr>
           <w:p>
             <w:pPr>
               <w:pStyle w:val="Compact"/>
@@ -566,7 +839,14 @@
           </w:p>
         </w:tc>
         <w:tc>
-          <w:tcPr/>
+          <w:tcPr>
+            <w:tcBorders>
+              <w:top w:val="single" w:sz="4" w:space="0" w:color="000000"/>
+              <w:left w:val="single" w:sz="4" w:space="0" w:color="000000"/>
+              <w:bottom w:val="single" w:sz="4" w:space="0" w:color="000000"/>
+              <w:right w:val="single" w:sz="4" w:space="0" w:color="000000"/>
+            </w:tcBorders>
+          </w:tcPr>
           <w:p>
             <w:pPr>
               <w:pStyle w:val="Compact"/>
@@ -579,7 +859,14 @@
       </w:tr>
       <w:tr>
         <w:tc>
-          <w:tcPr/>
+          <w:tcPr>
+            <w:tcBorders>
+              <w:top w:val="single" w:sz="4" w:space="0" w:color="000000"/>
+              <w:left w:val="single" w:sz="4" w:space="0" w:color="000000"/>
+              <w:bottom w:val="single" w:sz="4" w:space="0" w:color="000000"/>
+              <w:right w:val="single" w:sz="4" w:space="0" w:color="000000"/>
+            </w:tcBorders>
+          </w:tcPr>
           <w:p>
             <w:pPr>
               <w:pStyle w:val="Compact"/>
@@ -590,7 +877,14 @@
           </w:p>
         </w:tc>
         <w:tc>
-          <w:tcPr/>
+          <w:tcPr>
+            <w:tcBorders>
+              <w:top w:val="single" w:sz="4" w:space="0" w:color="000000"/>
+              <w:left w:val="single" w:sz="4" w:space="0" w:color="000000"/>
+              <w:bottom w:val="single" w:sz="4" w:space="0" w:color="000000"/>
+              <w:right w:val="single" w:sz="4" w:space="0" w:color="000000"/>
+            </w:tcBorders>
+          </w:tcPr>
           <w:p>
             <w:pPr>
               <w:pStyle w:val="Compact"/>
@@ -601,7 +895,14 @@
           </w:p>
         </w:tc>
         <w:tc>
-          <w:tcPr/>
+          <w:tcPr>
+            <w:tcBorders>
+              <w:top w:val="single" w:sz="4" w:space="0" w:color="000000"/>
+              <w:left w:val="single" w:sz="4" w:space="0" w:color="000000"/>
+              <w:bottom w:val="single" w:sz="4" w:space="0" w:color="000000"/>
+              <w:right w:val="single" w:sz="4" w:space="0" w:color="000000"/>
+            </w:tcBorders>
+          </w:tcPr>
           <w:p>
             <w:pPr>
               <w:pStyle w:val="Compact"/>
@@ -612,7 +913,14 @@
           </w:p>
         </w:tc>
         <w:tc>
-          <w:tcPr/>
+          <w:tcPr>
+            <w:tcBorders>
+              <w:top w:val="single" w:sz="4" w:space="0" w:color="000000"/>
+              <w:left w:val="single" w:sz="4" w:space="0" w:color="000000"/>
+              <w:bottom w:val="single" w:sz="4" w:space="0" w:color="000000"/>
+              <w:right w:val="single" w:sz="4" w:space="0" w:color="000000"/>
+            </w:tcBorders>
+          </w:tcPr>
           <w:p>
             <w:pPr>
               <w:pStyle w:val="Compact"/>
@@ -623,7 +931,14 @@
           </w:p>
         </w:tc>
         <w:tc>
-          <w:tcPr/>
+          <w:tcPr>
+            <w:tcBorders>
+              <w:top w:val="single" w:sz="4" w:space="0" w:color="000000"/>
+              <w:left w:val="single" w:sz="4" w:space="0" w:color="000000"/>
+              <w:bottom w:val="single" w:sz="4" w:space="0" w:color="000000"/>
+              <w:right w:val="single" w:sz="4" w:space="0" w:color="000000"/>
+            </w:tcBorders>
+          </w:tcPr>
           <w:p>
             <w:pPr>
               <w:pStyle w:val="Compact"/>
@@ -636,7 +951,14 @@
       </w:tr>
       <w:tr>
         <w:tc>
-          <w:tcPr/>
+          <w:tcPr>
+            <w:tcBorders>
+              <w:top w:val="single" w:sz="4" w:space="0" w:color="000000"/>
+              <w:left w:val="single" w:sz="4" w:space="0" w:color="000000"/>
+              <w:bottom w:val="single" w:sz="4" w:space="0" w:color="000000"/>
+              <w:right w:val="single" w:sz="4" w:space="0" w:color="000000"/>
+            </w:tcBorders>
+          </w:tcPr>
           <w:p>
             <w:pPr>
               <w:pStyle w:val="Compact"/>
@@ -647,7 +969,14 @@
           </w:p>
         </w:tc>
         <w:tc>
-          <w:tcPr/>
+          <w:tcPr>
+            <w:tcBorders>
+              <w:top w:val="single" w:sz="4" w:space="0" w:color="000000"/>
+              <w:left w:val="single" w:sz="4" w:space="0" w:color="000000"/>
+              <w:bottom w:val="single" w:sz="4" w:space="0" w:color="000000"/>
+              <w:right w:val="single" w:sz="4" w:space="0" w:color="000000"/>
+            </w:tcBorders>
+          </w:tcPr>
           <w:p>
             <w:pPr>
               <w:pStyle w:val="Compact"/>
@@ -658,7 +987,14 @@
           </w:p>
         </w:tc>
         <w:tc>
-          <w:tcPr/>
+          <w:tcPr>
+            <w:tcBorders>
+              <w:top w:val="single" w:sz="4" w:space="0" w:color="000000"/>
+              <w:left w:val="single" w:sz="4" w:space="0" w:color="000000"/>
+              <w:bottom w:val="single" w:sz="4" w:space="0" w:color="000000"/>
+              <w:right w:val="single" w:sz="4" w:space="0" w:color="000000"/>
+            </w:tcBorders>
+          </w:tcPr>
           <w:p>
             <w:pPr>
               <w:pStyle w:val="Compact"/>
@@ -669,7 +1005,14 @@
           </w:p>
         </w:tc>
         <w:tc>
-          <w:tcPr/>
+          <w:tcPr>
+            <w:tcBorders>
+              <w:top w:val="single" w:sz="4" w:space="0" w:color="000000"/>
+              <w:left w:val="single" w:sz="4" w:space="0" w:color="000000"/>
+              <w:bottom w:val="single" w:sz="4" w:space="0" w:color="000000"/>
+              <w:right w:val="single" w:sz="4" w:space="0" w:color="000000"/>
+            </w:tcBorders>
+          </w:tcPr>
           <w:p>
             <w:pPr>
               <w:pStyle w:val="Compact"/>
@@ -680,7 +1023,14 @@
           </w:p>
         </w:tc>
         <w:tc>
-          <w:tcPr/>
+          <w:tcPr>
+            <w:tcBorders>
+              <w:top w:val="single" w:sz="4" w:space="0" w:color="000000"/>
+              <w:left w:val="single" w:sz="4" w:space="0" w:color="000000"/>
+              <w:bottom w:val="single" w:sz="4" w:space="0" w:color="000000"/>
+              <w:right w:val="single" w:sz="4" w:space="0" w:color="000000"/>
+            </w:tcBorders>
+          </w:tcPr>
           <w:p>
             <w:pPr>
               <w:pStyle w:val="Compact"/>
@@ -748,7 +1098,14 @@
           <w:tblHeader w:val="on"/>
         </w:trPr>
         <w:tc>
-          <w:tcPr/>
+          <w:tcPr>
+            <w:tcBorders>
+              <w:top w:val="single" w:sz="4" w:space="0" w:color="000000"/>
+              <w:left w:val="single" w:sz="4" w:space="0" w:color="000000"/>
+              <w:bottom w:val="single" w:sz="4" w:space="0" w:color="000000"/>
+              <w:right w:val="single" w:sz="4" w:space="0" w:color="000000"/>
+            </w:tcBorders>
+          </w:tcPr>
           <w:p>
             <w:pPr>
               <w:pStyle w:val="Compact"/>
@@ -759,7 +1116,14 @@
           </w:p>
         </w:tc>
         <w:tc>
-          <w:tcPr/>
+          <w:tcPr>
+            <w:tcBorders>
+              <w:top w:val="single" w:sz="4" w:space="0" w:color="000000"/>
+              <w:left w:val="single" w:sz="4" w:space="0" w:color="000000"/>
+              <w:bottom w:val="single" w:sz="4" w:space="0" w:color="000000"/>
+              <w:right w:val="single" w:sz="4" w:space="0" w:color="000000"/>
+            </w:tcBorders>
+          </w:tcPr>
           <w:p>
             <w:pPr>
               <w:pStyle w:val="Compact"/>
@@ -770,7 +1134,14 @@
           </w:p>
         </w:tc>
         <w:tc>
-          <w:tcPr/>
+          <w:tcPr>
+            <w:tcBorders>
+              <w:top w:val="single" w:sz="4" w:space="0" w:color="000000"/>
+              <w:left w:val="single" w:sz="4" w:space="0" w:color="000000"/>
+              <w:bottom w:val="single" w:sz="4" w:space="0" w:color="000000"/>
+              <w:right w:val="single" w:sz="4" w:space="0" w:color="000000"/>
+            </w:tcBorders>
+          </w:tcPr>
           <w:p>
             <w:pPr>
               <w:pStyle w:val="Compact"/>
@@ -781,7 +1152,14 @@
           </w:p>
         </w:tc>
         <w:tc>
-          <w:tcPr/>
+          <w:tcPr>
+            <w:tcBorders>
+              <w:top w:val="single" w:sz="4" w:space="0" w:color="000000"/>
+              <w:left w:val="single" w:sz="4" w:space="0" w:color="000000"/>
+              <w:bottom w:val="single" w:sz="4" w:space="0" w:color="000000"/>
+              <w:right w:val="single" w:sz="4" w:space="0" w:color="000000"/>
+            </w:tcBorders>
+          </w:tcPr>
           <w:p>
             <w:pPr>
               <w:pStyle w:val="Compact"/>
@@ -792,7 +1170,14 @@
           </w:p>
         </w:tc>
         <w:tc>
-          <w:tcPr/>
+          <w:tcPr>
+            <w:tcBorders>
+              <w:top w:val="single" w:sz="4" w:space="0" w:color="000000"/>
+              <w:left w:val="single" w:sz="4" w:space="0" w:color="000000"/>
+              <w:bottom w:val="single" w:sz="4" w:space="0" w:color="000000"/>
+              <w:right w:val="single" w:sz="4" w:space="0" w:color="000000"/>
+            </w:tcBorders>
+          </w:tcPr>
           <w:p>
             <w:pPr>
               <w:pStyle w:val="Compact"/>
@@ -803,7 +1188,14 @@
           </w:p>
         </w:tc>
         <w:tc>
-          <w:tcPr/>
+          <w:tcPr>
+            <w:tcBorders>
+              <w:top w:val="single" w:sz="4" w:space="0" w:color="000000"/>
+              <w:left w:val="single" w:sz="4" w:space="0" w:color="000000"/>
+              <w:bottom w:val="single" w:sz="4" w:space="0" w:color="000000"/>
+              <w:right w:val="single" w:sz="4" w:space="0" w:color="000000"/>
+            </w:tcBorders>
+          </w:tcPr>
           <w:p>
             <w:pPr>
               <w:pStyle w:val="Compact"/>
@@ -814,7 +1206,14 @@
           </w:p>
         </w:tc>
         <w:tc>
-          <w:tcPr/>
+          <w:tcPr>
+            <w:tcBorders>
+              <w:top w:val="single" w:sz="4" w:space="0" w:color="000000"/>
+              <w:left w:val="single" w:sz="4" w:space="0" w:color="000000"/>
+              <w:bottom w:val="single" w:sz="4" w:space="0" w:color="000000"/>
+              <w:right w:val="single" w:sz="4" w:space="0" w:color="000000"/>
+            </w:tcBorders>
+          </w:tcPr>
           <w:p>
             <w:pPr>
               <w:pStyle w:val="Compact"/>
@@ -825,7 +1224,14 @@
           </w:p>
         </w:tc>
         <w:tc>
-          <w:tcPr/>
+          <w:tcPr>
+            <w:tcBorders>
+              <w:top w:val="single" w:sz="4" w:space="0" w:color="000000"/>
+              <w:left w:val="single" w:sz="4" w:space="0" w:color="000000"/>
+              <w:bottom w:val="single" w:sz="4" w:space="0" w:color="000000"/>
+              <w:right w:val="single" w:sz="4" w:space="0" w:color="000000"/>
+            </w:tcBorders>
+          </w:tcPr>
           <w:p>
             <w:pPr>
               <w:pStyle w:val="Compact"/>
@@ -836,7 +1242,14 @@
           </w:p>
         </w:tc>
         <w:tc>
-          <w:tcPr/>
+          <w:tcPr>
+            <w:tcBorders>
+              <w:top w:val="single" w:sz="4" w:space="0" w:color="000000"/>
+              <w:left w:val="single" w:sz="4" w:space="0" w:color="000000"/>
+              <w:bottom w:val="single" w:sz="4" w:space="0" w:color="000000"/>
+              <w:right w:val="single" w:sz="4" w:space="0" w:color="000000"/>
+            </w:tcBorders>
+          </w:tcPr>
           <w:p>
             <w:pPr>
               <w:pStyle w:val="Compact"/>
@@ -849,7 +1262,14 @@
       </w:tr>
       <w:tr>
         <w:tc>
-          <w:tcPr/>
+          <w:tcPr>
+            <w:tcBorders>
+              <w:top w:val="single" w:sz="4" w:space="0" w:color="000000"/>
+              <w:left w:val="single" w:sz="4" w:space="0" w:color="000000"/>
+              <w:bottom w:val="single" w:sz="4" w:space="0" w:color="000000"/>
+              <w:right w:val="single" w:sz="4" w:space="0" w:color="000000"/>
+            </w:tcBorders>
+          </w:tcPr>
           <w:p>
             <w:pPr>
               <w:pStyle w:val="Compact"/>
@@ -860,7 +1280,14 @@
           </w:p>
         </w:tc>
         <w:tc>
-          <w:tcPr/>
+          <w:tcPr>
+            <w:tcBorders>
+              <w:top w:val="single" w:sz="4" w:space="0" w:color="000000"/>
+              <w:left w:val="single" w:sz="4" w:space="0" w:color="000000"/>
+              <w:bottom w:val="single" w:sz="4" w:space="0" w:color="000000"/>
+              <w:right w:val="single" w:sz="4" w:space="0" w:color="000000"/>
+            </w:tcBorders>
+          </w:tcPr>
           <w:p>
             <w:pPr>
               <w:pStyle w:val="Compact"/>
@@ -871,7 +1298,14 @@
           </w:p>
         </w:tc>
         <w:tc>
-          <w:tcPr/>
+          <w:tcPr>
+            <w:tcBorders>
+              <w:top w:val="single" w:sz="4" w:space="0" w:color="000000"/>
+              <w:left w:val="single" w:sz="4" w:space="0" w:color="000000"/>
+              <w:bottom w:val="single" w:sz="4" w:space="0" w:color="000000"/>
+              <w:right w:val="single" w:sz="4" w:space="0" w:color="000000"/>
+            </w:tcBorders>
+          </w:tcPr>
           <w:p>
             <w:pPr>
               <w:pStyle w:val="Compact"/>
@@ -882,7 +1316,14 @@
           </w:p>
         </w:tc>
         <w:tc>
-          <w:tcPr/>
+          <w:tcPr>
+            <w:tcBorders>
+              <w:top w:val="single" w:sz="4" w:space="0" w:color="000000"/>
+              <w:left w:val="single" w:sz="4" w:space="0" w:color="000000"/>
+              <w:bottom w:val="single" w:sz="4" w:space="0" w:color="000000"/>
+              <w:right w:val="single" w:sz="4" w:space="0" w:color="000000"/>
+            </w:tcBorders>
+          </w:tcPr>
           <w:p>
             <w:pPr>
               <w:pStyle w:val="Compact"/>
@@ -893,7 +1334,14 @@
           </w:p>
         </w:tc>
         <w:tc>
-          <w:tcPr/>
+          <w:tcPr>
+            <w:tcBorders>
+              <w:top w:val="single" w:sz="4" w:space="0" w:color="000000"/>
+              <w:left w:val="single" w:sz="4" w:space="0" w:color="000000"/>
+              <w:bottom w:val="single" w:sz="4" w:space="0" w:color="000000"/>
+              <w:right w:val="single" w:sz="4" w:space="0" w:color="000000"/>
+            </w:tcBorders>
+          </w:tcPr>
           <w:p>
             <w:pPr>
               <w:pStyle w:val="Compact"/>
@@ -904,7 +1352,14 @@
           </w:p>
         </w:tc>
         <w:tc>
-          <w:tcPr/>
+          <w:tcPr>
+            <w:tcBorders>
+              <w:top w:val="single" w:sz="4" w:space="0" w:color="000000"/>
+              <w:left w:val="single" w:sz="4" w:space="0" w:color="000000"/>
+              <w:bottom w:val="single" w:sz="4" w:space="0" w:color="000000"/>
+              <w:right w:val="single" w:sz="4" w:space="0" w:color="000000"/>
+            </w:tcBorders>
+          </w:tcPr>
           <w:p>
             <w:pPr>
               <w:pStyle w:val="Compact"/>
@@ -915,7 +1370,14 @@
           </w:p>
         </w:tc>
         <w:tc>
-          <w:tcPr/>
+          <w:tcPr>
+            <w:tcBorders>
+              <w:top w:val="single" w:sz="4" w:space="0" w:color="000000"/>
+              <w:left w:val="single" w:sz="4" w:space="0" w:color="000000"/>
+              <w:bottom w:val="single" w:sz="4" w:space="0" w:color="000000"/>
+              <w:right w:val="single" w:sz="4" w:space="0" w:color="000000"/>
+            </w:tcBorders>
+          </w:tcPr>
           <w:p>
             <w:pPr>
               <w:pStyle w:val="Compact"/>
@@ -926,7 +1388,14 @@
           </w:p>
         </w:tc>
         <w:tc>
-          <w:tcPr/>
+          <w:tcPr>
+            <w:tcBorders>
+              <w:top w:val="single" w:sz="4" w:space="0" w:color="000000"/>
+              <w:left w:val="single" w:sz="4" w:space="0" w:color="000000"/>
+              <w:bottom w:val="single" w:sz="4" w:space="0" w:color="000000"/>
+              <w:right w:val="single" w:sz="4" w:space="0" w:color="000000"/>
+            </w:tcBorders>
+          </w:tcPr>
           <w:p>
             <w:pPr>
               <w:pStyle w:val="Compact"/>
@@ -937,7 +1406,14 @@
           </w:p>
         </w:tc>
         <w:tc>
-          <w:tcPr/>
+          <w:tcPr>
+            <w:tcBorders>
+              <w:top w:val="single" w:sz="4" w:space="0" w:color="000000"/>
+              <w:left w:val="single" w:sz="4" w:space="0" w:color="000000"/>
+              <w:bottom w:val="single" w:sz="4" w:space="0" w:color="000000"/>
+              <w:right w:val="single" w:sz="4" w:space="0" w:color="000000"/>
+            </w:tcBorders>
+          </w:tcPr>
           <w:p>
             <w:pPr>
               <w:pStyle w:val="Compact"/>
@@ -950,7 +1426,14 @@
       </w:tr>
       <w:tr>
         <w:tc>
-          <w:tcPr/>
+          <w:tcPr>
+            <w:tcBorders>
+              <w:top w:val="single" w:sz="4" w:space="0" w:color="000000"/>
+              <w:left w:val="single" w:sz="4" w:space="0" w:color="000000"/>
+              <w:bottom w:val="single" w:sz="4" w:space="0" w:color="000000"/>
+              <w:right w:val="single" w:sz="4" w:space="0" w:color="000000"/>
+            </w:tcBorders>
+          </w:tcPr>
           <w:p>
             <w:pPr>
               <w:pStyle w:val="Compact"/>
@@ -961,7 +1444,14 @@
           </w:p>
         </w:tc>
         <w:tc>
-          <w:tcPr/>
+          <w:tcPr>
+            <w:tcBorders>
+              <w:top w:val="single" w:sz="4" w:space="0" w:color="000000"/>
+              <w:left w:val="single" w:sz="4" w:space="0" w:color="000000"/>
+              <w:bottom w:val="single" w:sz="4" w:space="0" w:color="000000"/>
+              <w:right w:val="single" w:sz="4" w:space="0" w:color="000000"/>
+            </w:tcBorders>
+          </w:tcPr>
           <w:p>
             <w:pPr>
               <w:pStyle w:val="Compact"/>
@@ -972,7 +1462,14 @@
           </w:p>
         </w:tc>
         <w:tc>
-          <w:tcPr/>
+          <w:tcPr>
+            <w:tcBorders>
+              <w:top w:val="single" w:sz="4" w:space="0" w:color="000000"/>
+              <w:left w:val="single" w:sz="4" w:space="0" w:color="000000"/>
+              <w:bottom w:val="single" w:sz="4" w:space="0" w:color="000000"/>
+              <w:right w:val="single" w:sz="4" w:space="0" w:color="000000"/>
+            </w:tcBorders>
+          </w:tcPr>
           <w:p>
             <w:pPr>
               <w:pStyle w:val="Compact"/>
@@ -983,7 +1480,14 @@
           </w:p>
         </w:tc>
         <w:tc>
-          <w:tcPr/>
+          <w:tcPr>
+            <w:tcBorders>
+              <w:top w:val="single" w:sz="4" w:space="0" w:color="000000"/>
+              <w:left w:val="single" w:sz="4" w:space="0" w:color="000000"/>
+              <w:bottom w:val="single" w:sz="4" w:space="0" w:color="000000"/>
+              <w:right w:val="single" w:sz="4" w:space="0" w:color="000000"/>
+            </w:tcBorders>
+          </w:tcPr>
           <w:p>
             <w:pPr>
               <w:pStyle w:val="Compact"/>
@@ -994,7 +1498,14 @@
           </w:p>
         </w:tc>
         <w:tc>
-          <w:tcPr/>
+          <w:tcPr>
+            <w:tcBorders>
+              <w:top w:val="single" w:sz="4" w:space="0" w:color="000000"/>
+              <w:left w:val="single" w:sz="4" w:space="0" w:color="000000"/>
+              <w:bottom w:val="single" w:sz="4" w:space="0" w:color="000000"/>
+              <w:right w:val="single" w:sz="4" w:space="0" w:color="000000"/>
+            </w:tcBorders>
+          </w:tcPr>
           <w:p>
             <w:pPr>
               <w:pStyle w:val="Compact"/>
@@ -1005,7 +1516,14 @@
           </w:p>
         </w:tc>
         <w:tc>
-          <w:tcPr/>
+          <w:tcPr>
+            <w:tcBorders>
+              <w:top w:val="single" w:sz="4" w:space="0" w:color="000000"/>
+              <w:left w:val="single" w:sz="4" w:space="0" w:color="000000"/>
+              <w:bottom w:val="single" w:sz="4" w:space="0" w:color="000000"/>
+              <w:right w:val="single" w:sz="4" w:space="0" w:color="000000"/>
+            </w:tcBorders>
+          </w:tcPr>
           <w:p>
             <w:pPr>
               <w:pStyle w:val="Compact"/>
@@ -1016,7 +1534,14 @@
           </w:p>
         </w:tc>
         <w:tc>
-          <w:tcPr/>
+          <w:tcPr>
+            <w:tcBorders>
+              <w:top w:val="single" w:sz="4" w:space="0" w:color="000000"/>
+              <w:left w:val="single" w:sz="4" w:space="0" w:color="000000"/>
+              <w:bottom w:val="single" w:sz="4" w:space="0" w:color="000000"/>
+              <w:right w:val="single" w:sz="4" w:space="0" w:color="000000"/>
+            </w:tcBorders>
+          </w:tcPr>
           <w:p>
             <w:pPr>
               <w:pStyle w:val="Compact"/>
@@ -1027,7 +1552,14 @@
           </w:p>
         </w:tc>
         <w:tc>
-          <w:tcPr/>
+          <w:tcPr>
+            <w:tcBorders>
+              <w:top w:val="single" w:sz="4" w:space="0" w:color="000000"/>
+              <w:left w:val="single" w:sz="4" w:space="0" w:color="000000"/>
+              <w:bottom w:val="single" w:sz="4" w:space="0" w:color="000000"/>
+              <w:right w:val="single" w:sz="4" w:space="0" w:color="000000"/>
+            </w:tcBorders>
+          </w:tcPr>
           <w:p>
             <w:pPr>
               <w:pStyle w:val="Compact"/>
@@ -1038,7 +1570,14 @@
           </w:p>
         </w:tc>
         <w:tc>
-          <w:tcPr/>
+          <w:tcPr>
+            <w:tcBorders>
+              <w:top w:val="single" w:sz="4" w:space="0" w:color="000000"/>
+              <w:left w:val="single" w:sz="4" w:space="0" w:color="000000"/>
+              <w:bottom w:val="single" w:sz="4" w:space="0" w:color="000000"/>
+              <w:right w:val="single" w:sz="4" w:space="0" w:color="000000"/>
+            </w:tcBorders>
+          </w:tcPr>
           <w:p>
             <w:pPr>
               <w:pStyle w:val="Compact"/>
@@ -1051,7 +1590,14 @@
       </w:tr>
       <w:tr>
         <w:tc>
-          <w:tcPr/>
+          <w:tcPr>
+            <w:tcBorders>
+              <w:top w:val="single" w:sz="4" w:space="0" w:color="000000"/>
+              <w:left w:val="single" w:sz="4" w:space="0" w:color="000000"/>
+              <w:bottom w:val="single" w:sz="4" w:space="0" w:color="000000"/>
+              <w:right w:val="single" w:sz="4" w:space="0" w:color="000000"/>
+            </w:tcBorders>
+          </w:tcPr>
           <w:p>
             <w:pPr>
               <w:pStyle w:val="Compact"/>
@@ -1062,7 +1608,14 @@
           </w:p>
         </w:tc>
         <w:tc>
-          <w:tcPr/>
+          <w:tcPr>
+            <w:tcBorders>
+              <w:top w:val="single" w:sz="4" w:space="0" w:color="000000"/>
+              <w:left w:val="single" w:sz="4" w:space="0" w:color="000000"/>
+              <w:bottom w:val="single" w:sz="4" w:space="0" w:color="000000"/>
+              <w:right w:val="single" w:sz="4" w:space="0" w:color="000000"/>
+            </w:tcBorders>
+          </w:tcPr>
           <w:p>
             <w:pPr>
               <w:pStyle w:val="Compact"/>
@@ -1073,7 +1626,14 @@
           </w:p>
         </w:tc>
         <w:tc>
-          <w:tcPr/>
+          <w:tcPr>
+            <w:tcBorders>
+              <w:top w:val="single" w:sz="4" w:space="0" w:color="000000"/>
+              <w:left w:val="single" w:sz="4" w:space="0" w:color="000000"/>
+              <w:bottom w:val="single" w:sz="4" w:space="0" w:color="000000"/>
+              <w:right w:val="single" w:sz="4" w:space="0" w:color="000000"/>
+            </w:tcBorders>
+          </w:tcPr>
           <w:p>
             <w:pPr>
               <w:pStyle w:val="Compact"/>
@@ -1084,7 +1644,14 @@
           </w:p>
         </w:tc>
         <w:tc>
-          <w:tcPr/>
+          <w:tcPr>
+            <w:tcBorders>
+              <w:top w:val="single" w:sz="4" w:space="0" w:color="000000"/>
+              <w:left w:val="single" w:sz="4" w:space="0" w:color="000000"/>
+              <w:bottom w:val="single" w:sz="4" w:space="0" w:color="000000"/>
+              <w:right w:val="single" w:sz="4" w:space="0" w:color="000000"/>
+            </w:tcBorders>
+          </w:tcPr>
           <w:p>
             <w:pPr>
               <w:pStyle w:val="Compact"/>
@@ -1095,7 +1662,14 @@
           </w:p>
         </w:tc>
         <w:tc>
-          <w:tcPr/>
+          <w:tcPr>
+            <w:tcBorders>
+              <w:top w:val="single" w:sz="4" w:space="0" w:color="000000"/>
+              <w:left w:val="single" w:sz="4" w:space="0" w:color="000000"/>
+              <w:bottom w:val="single" w:sz="4" w:space="0" w:color="000000"/>
+              <w:right w:val="single" w:sz="4" w:space="0" w:color="000000"/>
+            </w:tcBorders>
+          </w:tcPr>
           <w:p>
             <w:pPr>
               <w:pStyle w:val="Compact"/>
@@ -1106,7 +1680,14 @@
           </w:p>
         </w:tc>
         <w:tc>
-          <w:tcPr/>
+          <w:tcPr>
+            <w:tcBorders>
+              <w:top w:val="single" w:sz="4" w:space="0" w:color="000000"/>
+              <w:left w:val="single" w:sz="4" w:space="0" w:color="000000"/>
+              <w:bottom w:val="single" w:sz="4" w:space="0" w:color="000000"/>
+              <w:right w:val="single" w:sz="4" w:space="0" w:color="000000"/>
+            </w:tcBorders>
+          </w:tcPr>
           <w:p>
             <w:pPr>
               <w:pStyle w:val="Compact"/>
@@ -1117,7 +1698,14 @@
           </w:p>
         </w:tc>
         <w:tc>
-          <w:tcPr/>
+          <w:tcPr>
+            <w:tcBorders>
+              <w:top w:val="single" w:sz="4" w:space="0" w:color="000000"/>
+              <w:left w:val="single" w:sz="4" w:space="0" w:color="000000"/>
+              <w:bottom w:val="single" w:sz="4" w:space="0" w:color="000000"/>
+              <w:right w:val="single" w:sz="4" w:space="0" w:color="000000"/>
+            </w:tcBorders>
+          </w:tcPr>
           <w:p>
             <w:pPr>
               <w:pStyle w:val="Compact"/>
@@ -1128,7 +1716,14 @@
           </w:p>
         </w:tc>
         <w:tc>
-          <w:tcPr/>
+          <w:tcPr>
+            <w:tcBorders>
+              <w:top w:val="single" w:sz="4" w:space="0" w:color="000000"/>
+              <w:left w:val="single" w:sz="4" w:space="0" w:color="000000"/>
+              <w:bottom w:val="single" w:sz="4" w:space="0" w:color="000000"/>
+              <w:right w:val="single" w:sz="4" w:space="0" w:color="000000"/>
+            </w:tcBorders>
+          </w:tcPr>
           <w:p>
             <w:pPr>
               <w:pStyle w:val="Compact"/>
@@ -1139,7 +1734,14 @@
           </w:p>
         </w:tc>
         <w:tc>
-          <w:tcPr/>
+          <w:tcPr>
+            <w:tcBorders>
+              <w:top w:val="single" w:sz="4" w:space="0" w:color="000000"/>
+              <w:left w:val="single" w:sz="4" w:space="0" w:color="000000"/>
+              <w:bottom w:val="single" w:sz="4" w:space="0" w:color="000000"/>
+              <w:right w:val="single" w:sz="4" w:space="0" w:color="000000"/>
+            </w:tcBorders>
+          </w:tcPr>
           <w:p>
             <w:pPr>
               <w:pStyle w:val="Compact"/>
@@ -1152,7 +1754,14 @@
       </w:tr>
       <w:tr>
         <w:tc>
-          <w:tcPr/>
+          <w:tcPr>
+            <w:tcBorders>
+              <w:top w:val="single" w:sz="4" w:space="0" w:color="000000"/>
+              <w:left w:val="single" w:sz="4" w:space="0" w:color="000000"/>
+              <w:bottom w:val="single" w:sz="4" w:space="0" w:color="000000"/>
+              <w:right w:val="single" w:sz="4" w:space="0" w:color="000000"/>
+            </w:tcBorders>
+          </w:tcPr>
           <w:p>
             <w:pPr>
               <w:pStyle w:val="Compact"/>
@@ -1163,7 +1772,14 @@
           </w:p>
         </w:tc>
         <w:tc>
-          <w:tcPr/>
+          <w:tcPr>
+            <w:tcBorders>
+              <w:top w:val="single" w:sz="4" w:space="0" w:color="000000"/>
+              <w:left w:val="single" w:sz="4" w:space="0" w:color="000000"/>
+              <w:bottom w:val="single" w:sz="4" w:space="0" w:color="000000"/>
+              <w:right w:val="single" w:sz="4" w:space="0" w:color="000000"/>
+            </w:tcBorders>
+          </w:tcPr>
           <w:p>
             <w:pPr>
               <w:pStyle w:val="Compact"/>
@@ -1174,7 +1790,14 @@
           </w:p>
         </w:tc>
         <w:tc>
-          <w:tcPr/>
+          <w:tcPr>
+            <w:tcBorders>
+              <w:top w:val="single" w:sz="4" w:space="0" w:color="000000"/>
+              <w:left w:val="single" w:sz="4" w:space="0" w:color="000000"/>
+              <w:bottom w:val="single" w:sz="4" w:space="0" w:color="000000"/>
+              <w:right w:val="single" w:sz="4" w:space="0" w:color="000000"/>
+            </w:tcBorders>
+          </w:tcPr>
           <w:p>
             <w:pPr>
               <w:pStyle w:val="Compact"/>
@@ -1185,7 +1808,14 @@
           </w:p>
         </w:tc>
         <w:tc>
-          <w:tcPr/>
+          <w:tcPr>
+            <w:tcBorders>
+              <w:top w:val="single" w:sz="4" w:space="0" w:color="000000"/>
+              <w:left w:val="single" w:sz="4" w:space="0" w:color="000000"/>
+              <w:bottom w:val="single" w:sz="4" w:space="0" w:color="000000"/>
+              <w:right w:val="single" w:sz="4" w:space="0" w:color="000000"/>
+            </w:tcBorders>
+          </w:tcPr>
           <w:p>
             <w:pPr>
               <w:pStyle w:val="Compact"/>
@@ -1196,7 +1826,14 @@
           </w:p>
         </w:tc>
         <w:tc>
-          <w:tcPr/>
+          <w:tcPr>
+            <w:tcBorders>
+              <w:top w:val="single" w:sz="4" w:space="0" w:color="000000"/>
+              <w:left w:val="single" w:sz="4" w:space="0" w:color="000000"/>
+              <w:bottom w:val="single" w:sz="4" w:space="0" w:color="000000"/>
+              <w:right w:val="single" w:sz="4" w:space="0" w:color="000000"/>
+            </w:tcBorders>
+          </w:tcPr>
           <w:p>
             <w:pPr>
               <w:pStyle w:val="Compact"/>
@@ -1207,7 +1844,14 @@
           </w:p>
         </w:tc>
         <w:tc>
-          <w:tcPr/>
+          <w:tcPr>
+            <w:tcBorders>
+              <w:top w:val="single" w:sz="4" w:space="0" w:color="000000"/>
+              <w:left w:val="single" w:sz="4" w:space="0" w:color="000000"/>
+              <w:bottom w:val="single" w:sz="4" w:space="0" w:color="000000"/>
+              <w:right w:val="single" w:sz="4" w:space="0" w:color="000000"/>
+            </w:tcBorders>
+          </w:tcPr>
           <w:p>
             <w:pPr>
               <w:pStyle w:val="Compact"/>
@@ -1218,7 +1862,14 @@
           </w:p>
         </w:tc>
         <w:tc>
-          <w:tcPr/>
+          <w:tcPr>
+            <w:tcBorders>
+              <w:top w:val="single" w:sz="4" w:space="0" w:color="000000"/>
+              <w:left w:val="single" w:sz="4" w:space="0" w:color="000000"/>
+              <w:bottom w:val="single" w:sz="4" w:space="0" w:color="000000"/>
+              <w:right w:val="single" w:sz="4" w:space="0" w:color="000000"/>
+            </w:tcBorders>
+          </w:tcPr>
           <w:p>
             <w:pPr>
               <w:pStyle w:val="Compact"/>
@@ -1229,7 +1880,14 @@
           </w:p>
         </w:tc>
         <w:tc>
-          <w:tcPr/>
+          <w:tcPr>
+            <w:tcBorders>
+              <w:top w:val="single" w:sz="4" w:space="0" w:color="000000"/>
+              <w:left w:val="single" w:sz="4" w:space="0" w:color="000000"/>
+              <w:bottom w:val="single" w:sz="4" w:space="0" w:color="000000"/>
+              <w:right w:val="single" w:sz="4" w:space="0" w:color="000000"/>
+            </w:tcBorders>
+          </w:tcPr>
           <w:p>
             <w:pPr>
               <w:pStyle w:val="Compact"/>
@@ -1240,7 +1898,14 @@
           </w:p>
         </w:tc>
         <w:tc>
-          <w:tcPr/>
+          <w:tcPr>
+            <w:tcBorders>
+              <w:top w:val="single" w:sz="4" w:space="0" w:color="000000"/>
+              <w:left w:val="single" w:sz="4" w:space="0" w:color="000000"/>
+              <w:bottom w:val="single" w:sz="4" w:space="0" w:color="000000"/>
+              <w:right w:val="single" w:sz="4" w:space="0" w:color="000000"/>
+            </w:tcBorders>
+          </w:tcPr>
           <w:p>
             <w:pPr>
               <w:pStyle w:val="Compact"/>
@@ -1253,7 +1918,14 @@
       </w:tr>
       <w:tr>
         <w:tc>
-          <w:tcPr/>
+          <w:tcPr>
+            <w:tcBorders>
+              <w:top w:val="single" w:sz="4" w:space="0" w:color="000000"/>
+              <w:left w:val="single" w:sz="4" w:space="0" w:color="000000"/>
+              <w:bottom w:val="single" w:sz="4" w:space="0" w:color="000000"/>
+              <w:right w:val="single" w:sz="4" w:space="0" w:color="000000"/>
+            </w:tcBorders>
+          </w:tcPr>
           <w:p>
             <w:pPr>
               <w:pStyle w:val="Compact"/>
@@ -1264,7 +1936,14 @@
           </w:p>
         </w:tc>
         <w:tc>
-          <w:tcPr/>
+          <w:tcPr>
+            <w:tcBorders>
+              <w:top w:val="single" w:sz="4" w:space="0" w:color="000000"/>
+              <w:left w:val="single" w:sz="4" w:space="0" w:color="000000"/>
+              <w:bottom w:val="single" w:sz="4" w:space="0" w:color="000000"/>
+              <w:right w:val="single" w:sz="4" w:space="0" w:color="000000"/>
+            </w:tcBorders>
+          </w:tcPr>
           <w:p>
             <w:pPr>
               <w:pStyle w:val="Compact"/>
@@ -1275,7 +1954,14 @@
           </w:p>
         </w:tc>
         <w:tc>
-          <w:tcPr/>
+          <w:tcPr>
+            <w:tcBorders>
+              <w:top w:val="single" w:sz="4" w:space="0" w:color="000000"/>
+              <w:left w:val="single" w:sz="4" w:space="0" w:color="000000"/>
+              <w:bottom w:val="single" w:sz="4" w:space="0" w:color="000000"/>
+              <w:right w:val="single" w:sz="4" w:space="0" w:color="000000"/>
+            </w:tcBorders>
+          </w:tcPr>
           <w:p>
             <w:pPr>
               <w:pStyle w:val="Compact"/>
@@ -1286,7 +1972,14 @@
           </w:p>
         </w:tc>
         <w:tc>
-          <w:tcPr/>
+          <w:tcPr>
+            <w:tcBorders>
+              <w:top w:val="single" w:sz="4" w:space="0" w:color="000000"/>
+              <w:left w:val="single" w:sz="4" w:space="0" w:color="000000"/>
+              <w:bottom w:val="single" w:sz="4" w:space="0" w:color="000000"/>
+              <w:right w:val="single" w:sz="4" w:space="0" w:color="000000"/>
+            </w:tcBorders>
+          </w:tcPr>
           <w:p>
             <w:pPr>
               <w:pStyle w:val="Compact"/>
@@ -1297,7 +1990,14 @@
           </w:p>
         </w:tc>
         <w:tc>
-          <w:tcPr/>
+          <w:tcPr>
+            <w:tcBorders>
+              <w:top w:val="single" w:sz="4" w:space="0" w:color="000000"/>
+              <w:left w:val="single" w:sz="4" w:space="0" w:color="000000"/>
+              <w:bottom w:val="single" w:sz="4" w:space="0" w:color="000000"/>
+              <w:right w:val="single" w:sz="4" w:space="0" w:color="000000"/>
+            </w:tcBorders>
+          </w:tcPr>
           <w:p>
             <w:pPr>
               <w:pStyle w:val="Compact"/>
@@ -1308,7 +2008,14 @@
           </w:p>
         </w:tc>
         <w:tc>
-          <w:tcPr/>
+          <w:tcPr>
+            <w:tcBorders>
+              <w:top w:val="single" w:sz="4" w:space="0" w:color="000000"/>
+              <w:left w:val="single" w:sz="4" w:space="0" w:color="000000"/>
+              <w:bottom w:val="single" w:sz="4" w:space="0" w:color="000000"/>
+              <w:right w:val="single" w:sz="4" w:space="0" w:color="000000"/>
+            </w:tcBorders>
+          </w:tcPr>
           <w:p>
             <w:pPr>
               <w:pStyle w:val="Compact"/>
@@ -1319,7 +2026,14 @@
           </w:p>
         </w:tc>
         <w:tc>
-          <w:tcPr/>
+          <w:tcPr>
+            <w:tcBorders>
+              <w:top w:val="single" w:sz="4" w:space="0" w:color="000000"/>
+              <w:left w:val="single" w:sz="4" w:space="0" w:color="000000"/>
+              <w:bottom w:val="single" w:sz="4" w:space="0" w:color="000000"/>
+              <w:right w:val="single" w:sz="4" w:space="0" w:color="000000"/>
+            </w:tcBorders>
+          </w:tcPr>
           <w:p>
             <w:pPr>
               <w:pStyle w:val="Compact"/>
@@ -1330,7 +2044,14 @@
           </w:p>
         </w:tc>
         <w:tc>
-          <w:tcPr/>
+          <w:tcPr>
+            <w:tcBorders>
+              <w:top w:val="single" w:sz="4" w:space="0" w:color="000000"/>
+              <w:left w:val="single" w:sz="4" w:space="0" w:color="000000"/>
+              <w:bottom w:val="single" w:sz="4" w:space="0" w:color="000000"/>
+              <w:right w:val="single" w:sz="4" w:space="0" w:color="000000"/>
+            </w:tcBorders>
+          </w:tcPr>
           <w:p>
             <w:pPr>
               <w:pStyle w:val="Compact"/>
@@ -1341,7 +2062,14 @@
           </w:p>
         </w:tc>
         <w:tc>
-          <w:tcPr/>
+          <w:tcPr>
+            <w:tcBorders>
+              <w:top w:val="single" w:sz="4" w:space="0" w:color="000000"/>
+              <w:left w:val="single" w:sz="4" w:space="0" w:color="000000"/>
+              <w:bottom w:val="single" w:sz="4" w:space="0" w:color="000000"/>
+              <w:right w:val="single" w:sz="4" w:space="0" w:color="000000"/>
+            </w:tcBorders>
+          </w:tcPr>
           <w:p>
             <w:pPr>
               <w:pStyle w:val="Compact"/>
@@ -1354,7 +2082,14 @@
       </w:tr>
       <w:tr>
         <w:tc>
-          <w:tcPr/>
+          <w:tcPr>
+            <w:tcBorders>
+              <w:top w:val="single" w:sz="4" w:space="0" w:color="000000"/>
+              <w:left w:val="single" w:sz="4" w:space="0" w:color="000000"/>
+              <w:bottom w:val="single" w:sz="4" w:space="0" w:color="000000"/>
+              <w:right w:val="single" w:sz="4" w:space="0" w:color="000000"/>
+            </w:tcBorders>
+          </w:tcPr>
           <w:p>
             <w:pPr>
               <w:pStyle w:val="Compact"/>
@@ -1369,23 +2104,44 @@
           </w:p>
         </w:tc>
         <w:tc>
-          <w:tcPr/>
-          <w:p>
-            <w:pPr>
-              <w:pStyle w:val="Compact"/>
-            </w:pPr>
-          </w:p>
-        </w:tc>
-        <w:tc>
-          <w:tcPr/>
-          <w:p>
-            <w:pPr>
-              <w:pStyle w:val="Compact"/>
-            </w:pPr>
-          </w:p>
-        </w:tc>
-        <w:tc>
-          <w:tcPr/>
+          <w:tcPr>
+            <w:tcBorders>
+              <w:top w:val="single" w:sz="4" w:space="0" w:color="000000"/>
+              <w:left w:val="single" w:sz="4" w:space="0" w:color="000000"/>
+              <w:bottom w:val="single" w:sz="4" w:space="0" w:color="000000"/>
+              <w:right w:val="single" w:sz="4" w:space="0" w:color="000000"/>
+            </w:tcBorders>
+          </w:tcPr>
+          <w:p>
+            <w:pPr>
+              <w:pStyle w:val="Compact"/>
+            </w:pPr>
+          </w:p>
+        </w:tc>
+        <w:tc>
+          <w:tcPr>
+            <w:tcBorders>
+              <w:top w:val="single" w:sz="4" w:space="0" w:color="000000"/>
+              <w:left w:val="single" w:sz="4" w:space="0" w:color="000000"/>
+              <w:bottom w:val="single" w:sz="4" w:space="0" w:color="000000"/>
+              <w:right w:val="single" w:sz="4" w:space="0" w:color="000000"/>
+            </w:tcBorders>
+          </w:tcPr>
+          <w:p>
+            <w:pPr>
+              <w:pStyle w:val="Compact"/>
+            </w:pPr>
+          </w:p>
+        </w:tc>
+        <w:tc>
+          <w:tcPr>
+            <w:tcBorders>
+              <w:top w:val="single" w:sz="4" w:space="0" w:color="000000"/>
+              <w:left w:val="single" w:sz="4" w:space="0" w:color="000000"/>
+              <w:bottom w:val="single" w:sz="4" w:space="0" w:color="000000"/>
+              <w:right w:val="single" w:sz="4" w:space="0" w:color="000000"/>
+            </w:tcBorders>
+          </w:tcPr>
           <w:p>
             <w:pPr>
               <w:pStyle w:val="Compact"/>
@@ -1400,7 +2156,14 @@
           </w:p>
         </w:tc>
         <w:tc>
-          <w:tcPr/>
+          <w:tcPr>
+            <w:tcBorders>
+              <w:top w:val="single" w:sz="4" w:space="0" w:color="000000"/>
+              <w:left w:val="single" w:sz="4" w:space="0" w:color="000000"/>
+              <w:bottom w:val="single" w:sz="4" w:space="0" w:color="000000"/>
+              <w:right w:val="single" w:sz="4" w:space="0" w:color="000000"/>
+            </w:tcBorders>
+          </w:tcPr>
           <w:p>
             <w:pPr>
               <w:pStyle w:val="Compact"/>
@@ -1415,7 +2178,14 @@
           </w:p>
         </w:tc>
         <w:tc>
-          <w:tcPr/>
+          <w:tcPr>
+            <w:tcBorders>
+              <w:top w:val="single" w:sz="4" w:space="0" w:color="000000"/>
+              <w:left w:val="single" w:sz="4" w:space="0" w:color="000000"/>
+              <w:bottom w:val="single" w:sz="4" w:space="0" w:color="000000"/>
+              <w:right w:val="single" w:sz="4" w:space="0" w:color="000000"/>
+            </w:tcBorders>
+          </w:tcPr>
           <w:p>
             <w:pPr>
               <w:pStyle w:val="Compact"/>
@@ -1430,7 +2200,14 @@
           </w:p>
         </w:tc>
         <w:tc>
-          <w:tcPr/>
+          <w:tcPr>
+            <w:tcBorders>
+              <w:top w:val="single" w:sz="4" w:space="0" w:color="000000"/>
+              <w:left w:val="single" w:sz="4" w:space="0" w:color="000000"/>
+              <w:bottom w:val="single" w:sz="4" w:space="0" w:color="000000"/>
+              <w:right w:val="single" w:sz="4" w:space="0" w:color="000000"/>
+            </w:tcBorders>
+          </w:tcPr>
           <w:p>
             <w:pPr>
               <w:pStyle w:val="Compact"/>
@@ -1445,15 +2222,29 @@
           </w:p>
         </w:tc>
         <w:tc>
-          <w:tcPr/>
-          <w:p>
-            <w:pPr>
-              <w:pStyle w:val="Compact"/>
-            </w:pPr>
-          </w:p>
-        </w:tc>
-        <w:tc>
-          <w:tcPr/>
+          <w:tcPr>
+            <w:tcBorders>
+              <w:top w:val="single" w:sz="4" w:space="0" w:color="000000"/>
+              <w:left w:val="single" w:sz="4" w:space="0" w:color="000000"/>
+              <w:bottom w:val="single" w:sz="4" w:space="0" w:color="000000"/>
+              <w:right w:val="single" w:sz="4" w:space="0" w:color="000000"/>
+            </w:tcBorders>
+          </w:tcPr>
+          <w:p>
+            <w:pPr>
+              <w:pStyle w:val="Compact"/>
+            </w:pPr>
+          </w:p>
+        </w:tc>
+        <w:tc>
+          <w:tcPr>
+            <w:tcBorders>
+              <w:top w:val="single" w:sz="4" w:space="0" w:color="000000"/>
+              <w:left w:val="single" w:sz="4" w:space="0" w:color="000000"/>
+              <w:bottom w:val="single" w:sz="4" w:space="0" w:color="000000"/>
+              <w:right w:val="single" w:sz="4" w:space="0" w:color="000000"/>
+            </w:tcBorders>
+          </w:tcPr>
           <w:p>
             <w:pPr>
               <w:pStyle w:val="Compact"/>
@@ -1538,7 +2329,14 @@
           <w:tblHeader w:val="on"/>
         </w:trPr>
         <w:tc>
-          <w:tcPr/>
+          <w:tcPr>
+            <w:tcBorders>
+              <w:top w:val="single" w:sz="4" w:space="0" w:color="000000"/>
+              <w:left w:val="single" w:sz="4" w:space="0" w:color="000000"/>
+              <w:bottom w:val="single" w:sz="4" w:space="0" w:color="000000"/>
+              <w:right w:val="single" w:sz="4" w:space="0" w:color="000000"/>
+            </w:tcBorders>
+          </w:tcPr>
           <w:p>
             <w:pPr>
               <w:pStyle w:val="Compact"/>
@@ -1549,7 +2347,14 @@
           </w:p>
         </w:tc>
         <w:tc>
-          <w:tcPr/>
+          <w:tcPr>
+            <w:tcBorders>
+              <w:top w:val="single" w:sz="4" w:space="0" w:color="000000"/>
+              <w:left w:val="single" w:sz="4" w:space="0" w:color="000000"/>
+              <w:bottom w:val="single" w:sz="4" w:space="0" w:color="000000"/>
+              <w:right w:val="single" w:sz="4" w:space="0" w:color="000000"/>
+            </w:tcBorders>
+          </w:tcPr>
           <w:p>
             <w:pPr>
               <w:pStyle w:val="Compact"/>
@@ -1560,7 +2365,14 @@
           </w:p>
         </w:tc>
         <w:tc>
-          <w:tcPr/>
+          <w:tcPr>
+            <w:tcBorders>
+              <w:top w:val="single" w:sz="4" w:space="0" w:color="000000"/>
+              <w:left w:val="single" w:sz="4" w:space="0" w:color="000000"/>
+              <w:bottom w:val="single" w:sz="4" w:space="0" w:color="000000"/>
+              <w:right w:val="single" w:sz="4" w:space="0" w:color="000000"/>
+            </w:tcBorders>
+          </w:tcPr>
           <w:p>
             <w:pPr>
               <w:pStyle w:val="Compact"/>
@@ -1571,7 +2383,14 @@
           </w:p>
         </w:tc>
         <w:tc>
-          <w:tcPr/>
+          <w:tcPr>
+            <w:tcBorders>
+              <w:top w:val="single" w:sz="4" w:space="0" w:color="000000"/>
+              <w:left w:val="single" w:sz="4" w:space="0" w:color="000000"/>
+              <w:bottom w:val="single" w:sz="4" w:space="0" w:color="000000"/>
+              <w:right w:val="single" w:sz="4" w:space="0" w:color="000000"/>
+            </w:tcBorders>
+          </w:tcPr>
           <w:p>
             <w:pPr>
               <w:pStyle w:val="Compact"/>
@@ -1582,7 +2401,14 @@
           </w:p>
         </w:tc>
         <w:tc>
-          <w:tcPr/>
+          <w:tcPr>
+            <w:tcBorders>
+              <w:top w:val="single" w:sz="4" w:space="0" w:color="000000"/>
+              <w:left w:val="single" w:sz="4" w:space="0" w:color="000000"/>
+              <w:bottom w:val="single" w:sz="4" w:space="0" w:color="000000"/>
+              <w:right w:val="single" w:sz="4" w:space="0" w:color="000000"/>
+            </w:tcBorders>
+          </w:tcPr>
           <w:p>
             <w:pPr>
               <w:pStyle w:val="Compact"/>
@@ -1593,7 +2419,14 @@
           </w:p>
         </w:tc>
         <w:tc>
-          <w:tcPr/>
+          <w:tcPr>
+            <w:tcBorders>
+              <w:top w:val="single" w:sz="4" w:space="0" w:color="000000"/>
+              <w:left w:val="single" w:sz="4" w:space="0" w:color="000000"/>
+              <w:bottom w:val="single" w:sz="4" w:space="0" w:color="000000"/>
+              <w:right w:val="single" w:sz="4" w:space="0" w:color="000000"/>
+            </w:tcBorders>
+          </w:tcPr>
           <w:p>
             <w:pPr>
               <w:pStyle w:val="Compact"/>
@@ -1606,7 +2439,14 @@
       </w:tr>
       <w:tr>
         <w:tc>
-          <w:tcPr/>
+          <w:tcPr>
+            <w:tcBorders>
+              <w:top w:val="single" w:sz="4" w:space="0" w:color="000000"/>
+              <w:left w:val="single" w:sz="4" w:space="0" w:color="000000"/>
+              <w:bottom w:val="single" w:sz="4" w:space="0" w:color="000000"/>
+              <w:right w:val="single" w:sz="4" w:space="0" w:color="000000"/>
+            </w:tcBorders>
+          </w:tcPr>
           <w:p>
             <w:pPr>
               <w:pStyle w:val="Compact"/>
@@ -1617,7 +2457,14 @@
           </w:p>
         </w:tc>
         <w:tc>
-          <w:tcPr/>
+          <w:tcPr>
+            <w:tcBorders>
+              <w:top w:val="single" w:sz="4" w:space="0" w:color="000000"/>
+              <w:left w:val="single" w:sz="4" w:space="0" w:color="000000"/>
+              <w:bottom w:val="single" w:sz="4" w:space="0" w:color="000000"/>
+              <w:right w:val="single" w:sz="4" w:space="0" w:color="000000"/>
+            </w:tcBorders>
+          </w:tcPr>
           <w:p>
             <w:pPr>
               <w:pStyle w:val="Compact"/>
@@ -1628,7 +2475,14 @@
           </w:p>
         </w:tc>
         <w:tc>
-          <w:tcPr/>
+          <w:tcPr>
+            <w:tcBorders>
+              <w:top w:val="single" w:sz="4" w:space="0" w:color="000000"/>
+              <w:left w:val="single" w:sz="4" w:space="0" w:color="000000"/>
+              <w:bottom w:val="single" w:sz="4" w:space="0" w:color="000000"/>
+              <w:right w:val="single" w:sz="4" w:space="0" w:color="000000"/>
+            </w:tcBorders>
+          </w:tcPr>
           <w:p>
             <w:pPr>
               <w:pStyle w:val="Compact"/>
@@ -1639,7 +2493,14 @@
           </w:p>
         </w:tc>
         <w:tc>
-          <w:tcPr/>
+          <w:tcPr>
+            <w:tcBorders>
+              <w:top w:val="single" w:sz="4" w:space="0" w:color="000000"/>
+              <w:left w:val="single" w:sz="4" w:space="0" w:color="000000"/>
+              <w:bottom w:val="single" w:sz="4" w:space="0" w:color="000000"/>
+              <w:right w:val="single" w:sz="4" w:space="0" w:color="000000"/>
+            </w:tcBorders>
+          </w:tcPr>
           <w:p>
             <w:pPr>
               <w:pStyle w:val="Compact"/>
@@ -1650,7 +2511,14 @@
           </w:p>
         </w:tc>
         <w:tc>
-          <w:tcPr/>
+          <w:tcPr>
+            <w:tcBorders>
+              <w:top w:val="single" w:sz="4" w:space="0" w:color="000000"/>
+              <w:left w:val="single" w:sz="4" w:space="0" w:color="000000"/>
+              <w:bottom w:val="single" w:sz="4" w:space="0" w:color="000000"/>
+              <w:right w:val="single" w:sz="4" w:space="0" w:color="000000"/>
+            </w:tcBorders>
+          </w:tcPr>
           <w:p>
             <w:pPr>
               <w:pStyle w:val="Compact"/>
@@ -1661,7 +2529,14 @@
           </w:p>
         </w:tc>
         <w:tc>
-          <w:tcPr/>
+          <w:tcPr>
+            <w:tcBorders>
+              <w:top w:val="single" w:sz="4" w:space="0" w:color="000000"/>
+              <w:left w:val="single" w:sz="4" w:space="0" w:color="000000"/>
+              <w:bottom w:val="single" w:sz="4" w:space="0" w:color="000000"/>
+              <w:right w:val="single" w:sz="4" w:space="0" w:color="000000"/>
+            </w:tcBorders>
+          </w:tcPr>
           <w:p>
             <w:pPr>
               <w:pStyle w:val="Compact"/>
@@ -1674,7 +2549,14 @@
       </w:tr>
       <w:tr>
         <w:tc>
-          <w:tcPr/>
+          <w:tcPr>
+            <w:tcBorders>
+              <w:top w:val="single" w:sz="4" w:space="0" w:color="000000"/>
+              <w:left w:val="single" w:sz="4" w:space="0" w:color="000000"/>
+              <w:bottom w:val="single" w:sz="4" w:space="0" w:color="000000"/>
+              <w:right w:val="single" w:sz="4" w:space="0" w:color="000000"/>
+            </w:tcBorders>
+          </w:tcPr>
           <w:p>
             <w:pPr>
               <w:pStyle w:val="Compact"/>
@@ -1685,7 +2567,14 @@
           </w:p>
         </w:tc>
         <w:tc>
-          <w:tcPr/>
+          <w:tcPr>
+            <w:tcBorders>
+              <w:top w:val="single" w:sz="4" w:space="0" w:color="000000"/>
+              <w:left w:val="single" w:sz="4" w:space="0" w:color="000000"/>
+              <w:bottom w:val="single" w:sz="4" w:space="0" w:color="000000"/>
+              <w:right w:val="single" w:sz="4" w:space="0" w:color="000000"/>
+            </w:tcBorders>
+          </w:tcPr>
           <w:p>
             <w:pPr>
               <w:pStyle w:val="Compact"/>
@@ -1696,7 +2585,14 @@
           </w:p>
         </w:tc>
         <w:tc>
-          <w:tcPr/>
+          <w:tcPr>
+            <w:tcBorders>
+              <w:top w:val="single" w:sz="4" w:space="0" w:color="000000"/>
+              <w:left w:val="single" w:sz="4" w:space="0" w:color="000000"/>
+              <w:bottom w:val="single" w:sz="4" w:space="0" w:color="000000"/>
+              <w:right w:val="single" w:sz="4" w:space="0" w:color="000000"/>
+            </w:tcBorders>
+          </w:tcPr>
           <w:p>
             <w:pPr>
               <w:pStyle w:val="Compact"/>
@@ -1707,7 +2603,14 @@
           </w:p>
         </w:tc>
         <w:tc>
-          <w:tcPr/>
+          <w:tcPr>
+            <w:tcBorders>
+              <w:top w:val="single" w:sz="4" w:space="0" w:color="000000"/>
+              <w:left w:val="single" w:sz="4" w:space="0" w:color="000000"/>
+              <w:bottom w:val="single" w:sz="4" w:space="0" w:color="000000"/>
+              <w:right w:val="single" w:sz="4" w:space="0" w:color="000000"/>
+            </w:tcBorders>
+          </w:tcPr>
           <w:p>
             <w:pPr>
               <w:pStyle w:val="Compact"/>
@@ -1718,7 +2621,14 @@
           </w:p>
         </w:tc>
         <w:tc>
-          <w:tcPr/>
+          <w:tcPr>
+            <w:tcBorders>
+              <w:top w:val="single" w:sz="4" w:space="0" w:color="000000"/>
+              <w:left w:val="single" w:sz="4" w:space="0" w:color="000000"/>
+              <w:bottom w:val="single" w:sz="4" w:space="0" w:color="000000"/>
+              <w:right w:val="single" w:sz="4" w:space="0" w:color="000000"/>
+            </w:tcBorders>
+          </w:tcPr>
           <w:p>
             <w:pPr>
               <w:pStyle w:val="Compact"/>
@@ -1729,7 +2639,14 @@
           </w:p>
         </w:tc>
         <w:tc>
-          <w:tcPr/>
+          <w:tcPr>
+            <w:tcBorders>
+              <w:top w:val="single" w:sz="4" w:space="0" w:color="000000"/>
+              <w:left w:val="single" w:sz="4" w:space="0" w:color="000000"/>
+              <w:bottom w:val="single" w:sz="4" w:space="0" w:color="000000"/>
+              <w:right w:val="single" w:sz="4" w:space="0" w:color="000000"/>
+            </w:tcBorders>
+          </w:tcPr>
           <w:p>
             <w:pPr>
               <w:pStyle w:val="Compact"/>
@@ -1772,7 +2689,14 @@
           <w:tblHeader w:val="on"/>
         </w:trPr>
         <w:tc>
-          <w:tcPr/>
+          <w:tcPr>
+            <w:tcBorders>
+              <w:top w:val="single" w:sz="4" w:space="0" w:color="000000"/>
+              <w:left w:val="single" w:sz="4" w:space="0" w:color="000000"/>
+              <w:bottom w:val="single" w:sz="4" w:space="0" w:color="000000"/>
+              <w:right w:val="single" w:sz="4" w:space="0" w:color="000000"/>
+            </w:tcBorders>
+          </w:tcPr>
           <w:p>
             <w:pPr>
               <w:pStyle w:val="Compact"/>
@@ -1783,7 +2707,14 @@
           </w:p>
         </w:tc>
         <w:tc>
-          <w:tcPr/>
+          <w:tcPr>
+            <w:tcBorders>
+              <w:top w:val="single" w:sz="4" w:space="0" w:color="000000"/>
+              <w:left w:val="single" w:sz="4" w:space="0" w:color="000000"/>
+              <w:bottom w:val="single" w:sz="4" w:space="0" w:color="000000"/>
+              <w:right w:val="single" w:sz="4" w:space="0" w:color="000000"/>
+            </w:tcBorders>
+          </w:tcPr>
           <w:p>
             <w:pPr>
               <w:pStyle w:val="Compact"/>
@@ -1794,7 +2725,14 @@
           </w:p>
         </w:tc>
         <w:tc>
-          <w:tcPr/>
+          <w:tcPr>
+            <w:tcBorders>
+              <w:top w:val="single" w:sz="4" w:space="0" w:color="000000"/>
+              <w:left w:val="single" w:sz="4" w:space="0" w:color="000000"/>
+              <w:bottom w:val="single" w:sz="4" w:space="0" w:color="000000"/>
+              <w:right w:val="single" w:sz="4" w:space="0" w:color="000000"/>
+            </w:tcBorders>
+          </w:tcPr>
           <w:p>
             <w:pPr>
               <w:pStyle w:val="Compact"/>
@@ -1805,7 +2743,14 @@
           </w:p>
         </w:tc>
         <w:tc>
-          <w:tcPr/>
+          <w:tcPr>
+            <w:tcBorders>
+              <w:top w:val="single" w:sz="4" w:space="0" w:color="000000"/>
+              <w:left w:val="single" w:sz="4" w:space="0" w:color="000000"/>
+              <w:bottom w:val="single" w:sz="4" w:space="0" w:color="000000"/>
+              <w:right w:val="single" w:sz="4" w:space="0" w:color="000000"/>
+            </w:tcBorders>
+          </w:tcPr>
           <w:p>
             <w:pPr>
               <w:pStyle w:val="Compact"/>
@@ -1816,7 +2761,14 @@
           </w:p>
         </w:tc>
         <w:tc>
-          <w:tcPr/>
+          <w:tcPr>
+            <w:tcBorders>
+              <w:top w:val="single" w:sz="4" w:space="0" w:color="000000"/>
+              <w:left w:val="single" w:sz="4" w:space="0" w:color="000000"/>
+              <w:bottom w:val="single" w:sz="4" w:space="0" w:color="000000"/>
+              <w:right w:val="single" w:sz="4" w:space="0" w:color="000000"/>
+            </w:tcBorders>
+          </w:tcPr>
           <w:p>
             <w:pPr>
               <w:pStyle w:val="Compact"/>
@@ -1827,7 +2779,14 @@
           </w:p>
         </w:tc>
         <w:tc>
-          <w:tcPr/>
+          <w:tcPr>
+            <w:tcBorders>
+              <w:top w:val="single" w:sz="4" w:space="0" w:color="000000"/>
+              <w:left w:val="single" w:sz="4" w:space="0" w:color="000000"/>
+              <w:bottom w:val="single" w:sz="4" w:space="0" w:color="000000"/>
+              <w:right w:val="single" w:sz="4" w:space="0" w:color="000000"/>
+            </w:tcBorders>
+          </w:tcPr>
           <w:p>
             <w:pPr>
               <w:pStyle w:val="Compact"/>
@@ -1840,7 +2799,14 @@
       </w:tr>
       <w:tr>
         <w:tc>
-          <w:tcPr/>
+          <w:tcPr>
+            <w:tcBorders>
+              <w:top w:val="single" w:sz="4" w:space="0" w:color="000000"/>
+              <w:left w:val="single" w:sz="4" w:space="0" w:color="000000"/>
+              <w:bottom w:val="single" w:sz="4" w:space="0" w:color="000000"/>
+              <w:right w:val="single" w:sz="4" w:space="0" w:color="000000"/>
+            </w:tcBorders>
+          </w:tcPr>
           <w:p>
             <w:pPr>
               <w:pStyle w:val="Compact"/>
@@ -1851,7 +2817,14 @@
           </w:p>
         </w:tc>
         <w:tc>
-          <w:tcPr/>
+          <w:tcPr>
+            <w:tcBorders>
+              <w:top w:val="single" w:sz="4" w:space="0" w:color="000000"/>
+              <w:left w:val="single" w:sz="4" w:space="0" w:color="000000"/>
+              <w:bottom w:val="single" w:sz="4" w:space="0" w:color="000000"/>
+              <w:right w:val="single" w:sz="4" w:space="0" w:color="000000"/>
+            </w:tcBorders>
+          </w:tcPr>
           <w:p>
             <w:pPr>
               <w:pStyle w:val="Compact"/>
@@ -1862,7 +2835,14 @@
           </w:p>
         </w:tc>
         <w:tc>
-          <w:tcPr/>
+          <w:tcPr>
+            <w:tcBorders>
+              <w:top w:val="single" w:sz="4" w:space="0" w:color="000000"/>
+              <w:left w:val="single" w:sz="4" w:space="0" w:color="000000"/>
+              <w:bottom w:val="single" w:sz="4" w:space="0" w:color="000000"/>
+              <w:right w:val="single" w:sz="4" w:space="0" w:color="000000"/>
+            </w:tcBorders>
+          </w:tcPr>
           <w:p>
             <w:pPr>
               <w:pStyle w:val="Compact"/>
@@ -1873,7 +2853,14 @@
           </w:p>
         </w:tc>
         <w:tc>
-          <w:tcPr/>
+          <w:tcPr>
+            <w:tcBorders>
+              <w:top w:val="single" w:sz="4" w:space="0" w:color="000000"/>
+              <w:left w:val="single" w:sz="4" w:space="0" w:color="000000"/>
+              <w:bottom w:val="single" w:sz="4" w:space="0" w:color="000000"/>
+              <w:right w:val="single" w:sz="4" w:space="0" w:color="000000"/>
+            </w:tcBorders>
+          </w:tcPr>
           <w:p>
             <w:pPr>
               <w:pStyle w:val="Compact"/>
@@ -1884,7 +2871,14 @@
           </w:p>
         </w:tc>
         <w:tc>
-          <w:tcPr/>
+          <w:tcPr>
+            <w:tcBorders>
+              <w:top w:val="single" w:sz="4" w:space="0" w:color="000000"/>
+              <w:left w:val="single" w:sz="4" w:space="0" w:color="000000"/>
+              <w:bottom w:val="single" w:sz="4" w:space="0" w:color="000000"/>
+              <w:right w:val="single" w:sz="4" w:space="0" w:color="000000"/>
+            </w:tcBorders>
+          </w:tcPr>
           <w:p>
             <w:pPr>
               <w:pStyle w:val="Compact"/>
@@ -1895,7 +2889,14 @@
           </w:p>
         </w:tc>
         <w:tc>
-          <w:tcPr/>
+          <w:tcPr>
+            <w:tcBorders>
+              <w:top w:val="single" w:sz="4" w:space="0" w:color="000000"/>
+              <w:left w:val="single" w:sz="4" w:space="0" w:color="000000"/>
+              <w:bottom w:val="single" w:sz="4" w:space="0" w:color="000000"/>
+              <w:right w:val="single" w:sz="4" w:space="0" w:color="000000"/>
+            </w:tcBorders>
+          </w:tcPr>
           <w:p>
             <w:pPr>
               <w:pStyle w:val="Compact"/>
@@ -1908,7 +2909,14 @@
       </w:tr>
       <w:tr>
         <w:tc>
-          <w:tcPr/>
+          <w:tcPr>
+            <w:tcBorders>
+              <w:top w:val="single" w:sz="4" w:space="0" w:color="000000"/>
+              <w:left w:val="single" w:sz="4" w:space="0" w:color="000000"/>
+              <w:bottom w:val="single" w:sz="4" w:space="0" w:color="000000"/>
+              <w:right w:val="single" w:sz="4" w:space="0" w:color="000000"/>
+            </w:tcBorders>
+          </w:tcPr>
           <w:p>
             <w:pPr>
               <w:pStyle w:val="Compact"/>
@@ -1919,7 +2927,14 @@
           </w:p>
         </w:tc>
         <w:tc>
-          <w:tcPr/>
+          <w:tcPr>
+            <w:tcBorders>
+              <w:top w:val="single" w:sz="4" w:space="0" w:color="000000"/>
+              <w:left w:val="single" w:sz="4" w:space="0" w:color="000000"/>
+              <w:bottom w:val="single" w:sz="4" w:space="0" w:color="000000"/>
+              <w:right w:val="single" w:sz="4" w:space="0" w:color="000000"/>
+            </w:tcBorders>
+          </w:tcPr>
           <w:p>
             <w:pPr>
               <w:pStyle w:val="Compact"/>
@@ -1930,7 +2945,14 @@
           </w:p>
         </w:tc>
         <w:tc>
-          <w:tcPr/>
+          <w:tcPr>
+            <w:tcBorders>
+              <w:top w:val="single" w:sz="4" w:space="0" w:color="000000"/>
+              <w:left w:val="single" w:sz="4" w:space="0" w:color="000000"/>
+              <w:bottom w:val="single" w:sz="4" w:space="0" w:color="000000"/>
+              <w:right w:val="single" w:sz="4" w:space="0" w:color="000000"/>
+            </w:tcBorders>
+          </w:tcPr>
           <w:p>
             <w:pPr>
               <w:pStyle w:val="Compact"/>
@@ -1941,7 +2963,14 @@
           </w:p>
         </w:tc>
         <w:tc>
-          <w:tcPr/>
+          <w:tcPr>
+            <w:tcBorders>
+              <w:top w:val="single" w:sz="4" w:space="0" w:color="000000"/>
+              <w:left w:val="single" w:sz="4" w:space="0" w:color="000000"/>
+              <w:bottom w:val="single" w:sz="4" w:space="0" w:color="000000"/>
+              <w:right w:val="single" w:sz="4" w:space="0" w:color="000000"/>
+            </w:tcBorders>
+          </w:tcPr>
           <w:p>
             <w:pPr>
               <w:pStyle w:val="Compact"/>
@@ -1952,7 +2981,14 @@
           </w:p>
         </w:tc>
         <w:tc>
-          <w:tcPr/>
+          <w:tcPr>
+            <w:tcBorders>
+              <w:top w:val="single" w:sz="4" w:space="0" w:color="000000"/>
+              <w:left w:val="single" w:sz="4" w:space="0" w:color="000000"/>
+              <w:bottom w:val="single" w:sz="4" w:space="0" w:color="000000"/>
+              <w:right w:val="single" w:sz="4" w:space="0" w:color="000000"/>
+            </w:tcBorders>
+          </w:tcPr>
           <w:p>
             <w:pPr>
               <w:pStyle w:val="Compact"/>
@@ -1963,7 +2999,14 @@
           </w:p>
         </w:tc>
         <w:tc>
-          <w:tcPr/>
+          <w:tcPr>
+            <w:tcBorders>
+              <w:top w:val="single" w:sz="4" w:space="0" w:color="000000"/>
+              <w:left w:val="single" w:sz="4" w:space="0" w:color="000000"/>
+              <w:bottom w:val="single" w:sz="4" w:space="0" w:color="000000"/>
+              <w:right w:val="single" w:sz="4" w:space="0" w:color="000000"/>
+            </w:tcBorders>
+          </w:tcPr>
           <w:p>
             <w:pPr>
               <w:pStyle w:val="Compact"/>
@@ -2006,7 +3049,14 @@
           <w:tblHeader w:val="on"/>
         </w:trPr>
         <w:tc>
-          <w:tcPr/>
+          <w:tcPr>
+            <w:tcBorders>
+              <w:top w:val="single" w:sz="4" w:space="0" w:color="000000"/>
+              <w:left w:val="single" w:sz="4" w:space="0" w:color="000000"/>
+              <w:bottom w:val="single" w:sz="4" w:space="0" w:color="000000"/>
+              <w:right w:val="single" w:sz="4" w:space="0" w:color="000000"/>
+            </w:tcBorders>
+          </w:tcPr>
           <w:p>
             <w:pPr>
               <w:pStyle w:val="Compact"/>
@@ -2017,7 +3067,14 @@
           </w:p>
         </w:tc>
         <w:tc>
-          <w:tcPr/>
+          <w:tcPr>
+            <w:tcBorders>
+              <w:top w:val="single" w:sz="4" w:space="0" w:color="000000"/>
+              <w:left w:val="single" w:sz="4" w:space="0" w:color="000000"/>
+              <w:bottom w:val="single" w:sz="4" w:space="0" w:color="000000"/>
+              <w:right w:val="single" w:sz="4" w:space="0" w:color="000000"/>
+            </w:tcBorders>
+          </w:tcPr>
           <w:p>
             <w:pPr>
               <w:pStyle w:val="Compact"/>
@@ -2028,7 +3085,14 @@
           </w:p>
         </w:tc>
         <w:tc>
-          <w:tcPr/>
+          <w:tcPr>
+            <w:tcBorders>
+              <w:top w:val="single" w:sz="4" w:space="0" w:color="000000"/>
+              <w:left w:val="single" w:sz="4" w:space="0" w:color="000000"/>
+              <w:bottom w:val="single" w:sz="4" w:space="0" w:color="000000"/>
+              <w:right w:val="single" w:sz="4" w:space="0" w:color="000000"/>
+            </w:tcBorders>
+          </w:tcPr>
           <w:p>
             <w:pPr>
               <w:pStyle w:val="Compact"/>
@@ -2039,7 +3103,14 @@
           </w:p>
         </w:tc>
         <w:tc>
-          <w:tcPr/>
+          <w:tcPr>
+            <w:tcBorders>
+              <w:top w:val="single" w:sz="4" w:space="0" w:color="000000"/>
+              <w:left w:val="single" w:sz="4" w:space="0" w:color="000000"/>
+              <w:bottom w:val="single" w:sz="4" w:space="0" w:color="000000"/>
+              <w:right w:val="single" w:sz="4" w:space="0" w:color="000000"/>
+            </w:tcBorders>
+          </w:tcPr>
           <w:p>
             <w:pPr>
               <w:pStyle w:val="Compact"/>
@@ -2050,7 +3121,14 @@
           </w:p>
         </w:tc>
         <w:tc>
-          <w:tcPr/>
+          <w:tcPr>
+            <w:tcBorders>
+              <w:top w:val="single" w:sz="4" w:space="0" w:color="000000"/>
+              <w:left w:val="single" w:sz="4" w:space="0" w:color="000000"/>
+              <w:bottom w:val="single" w:sz="4" w:space="0" w:color="000000"/>
+              <w:right w:val="single" w:sz="4" w:space="0" w:color="000000"/>
+            </w:tcBorders>
+          </w:tcPr>
           <w:p>
             <w:pPr>
               <w:pStyle w:val="Compact"/>
@@ -2061,7 +3139,14 @@
           </w:p>
         </w:tc>
         <w:tc>
-          <w:tcPr/>
+          <w:tcPr>
+            <w:tcBorders>
+              <w:top w:val="single" w:sz="4" w:space="0" w:color="000000"/>
+              <w:left w:val="single" w:sz="4" w:space="0" w:color="000000"/>
+              <w:bottom w:val="single" w:sz="4" w:space="0" w:color="000000"/>
+              <w:right w:val="single" w:sz="4" w:space="0" w:color="000000"/>
+            </w:tcBorders>
+          </w:tcPr>
           <w:p>
             <w:pPr>
               <w:pStyle w:val="Compact"/>
@@ -2074,7 +3159,14 @@
       </w:tr>
       <w:tr>
         <w:tc>
-          <w:tcPr/>
+          <w:tcPr>
+            <w:tcBorders>
+              <w:top w:val="single" w:sz="4" w:space="0" w:color="000000"/>
+              <w:left w:val="single" w:sz="4" w:space="0" w:color="000000"/>
+              <w:bottom w:val="single" w:sz="4" w:space="0" w:color="000000"/>
+              <w:right w:val="single" w:sz="4" w:space="0" w:color="000000"/>
+            </w:tcBorders>
+          </w:tcPr>
           <w:p>
             <w:pPr>
               <w:pStyle w:val="Compact"/>
@@ -2085,7 +3177,14 @@
           </w:p>
         </w:tc>
         <w:tc>
-          <w:tcPr/>
+          <w:tcPr>
+            <w:tcBorders>
+              <w:top w:val="single" w:sz="4" w:space="0" w:color="000000"/>
+              <w:left w:val="single" w:sz="4" w:space="0" w:color="000000"/>
+              <w:bottom w:val="single" w:sz="4" w:space="0" w:color="000000"/>
+              <w:right w:val="single" w:sz="4" w:space="0" w:color="000000"/>
+            </w:tcBorders>
+          </w:tcPr>
           <w:p>
             <w:pPr>
               <w:pStyle w:val="Compact"/>
@@ -2096,7 +3195,14 @@
           </w:p>
         </w:tc>
         <w:tc>
-          <w:tcPr/>
+          <w:tcPr>
+            <w:tcBorders>
+              <w:top w:val="single" w:sz="4" w:space="0" w:color="000000"/>
+              <w:left w:val="single" w:sz="4" w:space="0" w:color="000000"/>
+              <w:bottom w:val="single" w:sz="4" w:space="0" w:color="000000"/>
+              <w:right w:val="single" w:sz="4" w:space="0" w:color="000000"/>
+            </w:tcBorders>
+          </w:tcPr>
           <w:p>
             <w:pPr>
               <w:pStyle w:val="Compact"/>
@@ -2107,7 +3213,14 @@
           </w:p>
         </w:tc>
         <w:tc>
-          <w:tcPr/>
+          <w:tcPr>
+            <w:tcBorders>
+              <w:top w:val="single" w:sz="4" w:space="0" w:color="000000"/>
+              <w:left w:val="single" w:sz="4" w:space="0" w:color="000000"/>
+              <w:bottom w:val="single" w:sz="4" w:space="0" w:color="000000"/>
+              <w:right w:val="single" w:sz="4" w:space="0" w:color="000000"/>
+            </w:tcBorders>
+          </w:tcPr>
           <w:p>
             <w:pPr>
               <w:pStyle w:val="Compact"/>
@@ -2118,7 +3231,14 @@
           </w:p>
         </w:tc>
         <w:tc>
-          <w:tcPr/>
+          <w:tcPr>
+            <w:tcBorders>
+              <w:top w:val="single" w:sz="4" w:space="0" w:color="000000"/>
+              <w:left w:val="single" w:sz="4" w:space="0" w:color="000000"/>
+              <w:bottom w:val="single" w:sz="4" w:space="0" w:color="000000"/>
+              <w:right w:val="single" w:sz="4" w:space="0" w:color="000000"/>
+            </w:tcBorders>
+          </w:tcPr>
           <w:p>
             <w:pPr>
               <w:pStyle w:val="Compact"/>
@@ -2129,7 +3249,14 @@
           </w:p>
         </w:tc>
         <w:tc>
-          <w:tcPr/>
+          <w:tcPr>
+            <w:tcBorders>
+              <w:top w:val="single" w:sz="4" w:space="0" w:color="000000"/>
+              <w:left w:val="single" w:sz="4" w:space="0" w:color="000000"/>
+              <w:bottom w:val="single" w:sz="4" w:space="0" w:color="000000"/>
+              <w:right w:val="single" w:sz="4" w:space="0" w:color="000000"/>
+            </w:tcBorders>
+          </w:tcPr>
           <w:p>
             <w:pPr>
               <w:pStyle w:val="Compact"/>
@@ -2142,7 +3269,14 @@
       </w:tr>
       <w:tr>
         <w:tc>
-          <w:tcPr/>
+          <w:tcPr>
+            <w:tcBorders>
+              <w:top w:val="single" w:sz="4" w:space="0" w:color="000000"/>
+              <w:left w:val="single" w:sz="4" w:space="0" w:color="000000"/>
+              <w:bottom w:val="single" w:sz="4" w:space="0" w:color="000000"/>
+              <w:right w:val="single" w:sz="4" w:space="0" w:color="000000"/>
+            </w:tcBorders>
+          </w:tcPr>
           <w:p>
             <w:pPr>
               <w:pStyle w:val="Compact"/>
@@ -2153,7 +3287,14 @@
           </w:p>
         </w:tc>
         <w:tc>
-          <w:tcPr/>
+          <w:tcPr>
+            <w:tcBorders>
+              <w:top w:val="single" w:sz="4" w:space="0" w:color="000000"/>
+              <w:left w:val="single" w:sz="4" w:space="0" w:color="000000"/>
+              <w:bottom w:val="single" w:sz="4" w:space="0" w:color="000000"/>
+              <w:right w:val="single" w:sz="4" w:space="0" w:color="000000"/>
+            </w:tcBorders>
+          </w:tcPr>
           <w:p>
             <w:pPr>
               <w:pStyle w:val="Compact"/>
@@ -2164,7 +3305,14 @@
           </w:p>
         </w:tc>
         <w:tc>
-          <w:tcPr/>
+          <w:tcPr>
+            <w:tcBorders>
+              <w:top w:val="single" w:sz="4" w:space="0" w:color="000000"/>
+              <w:left w:val="single" w:sz="4" w:space="0" w:color="000000"/>
+              <w:bottom w:val="single" w:sz="4" w:space="0" w:color="000000"/>
+              <w:right w:val="single" w:sz="4" w:space="0" w:color="000000"/>
+            </w:tcBorders>
+          </w:tcPr>
           <w:p>
             <w:pPr>
               <w:pStyle w:val="Compact"/>
@@ -2175,7 +3323,14 @@
           </w:p>
         </w:tc>
         <w:tc>
-          <w:tcPr/>
+          <w:tcPr>
+            <w:tcBorders>
+              <w:top w:val="single" w:sz="4" w:space="0" w:color="000000"/>
+              <w:left w:val="single" w:sz="4" w:space="0" w:color="000000"/>
+              <w:bottom w:val="single" w:sz="4" w:space="0" w:color="000000"/>
+              <w:right w:val="single" w:sz="4" w:space="0" w:color="000000"/>
+            </w:tcBorders>
+          </w:tcPr>
           <w:p>
             <w:pPr>
               <w:pStyle w:val="Compact"/>
@@ -2186,7 +3341,14 @@
           </w:p>
         </w:tc>
         <w:tc>
-          <w:tcPr/>
+          <w:tcPr>
+            <w:tcBorders>
+              <w:top w:val="single" w:sz="4" w:space="0" w:color="000000"/>
+              <w:left w:val="single" w:sz="4" w:space="0" w:color="000000"/>
+              <w:bottom w:val="single" w:sz="4" w:space="0" w:color="000000"/>
+              <w:right w:val="single" w:sz="4" w:space="0" w:color="000000"/>
+            </w:tcBorders>
+          </w:tcPr>
           <w:p>
             <w:pPr>
               <w:pStyle w:val="Compact"/>
@@ -2197,7 +3359,14 @@
           </w:p>
         </w:tc>
         <w:tc>
-          <w:tcPr/>
+          <w:tcPr>
+            <w:tcBorders>
+              <w:top w:val="single" w:sz="4" w:space="0" w:color="000000"/>
+              <w:left w:val="single" w:sz="4" w:space="0" w:color="000000"/>
+              <w:bottom w:val="single" w:sz="4" w:space="0" w:color="000000"/>
+              <w:right w:val="single" w:sz="4" w:space="0" w:color="000000"/>
+            </w:tcBorders>
+          </w:tcPr>
           <w:p>
             <w:pPr>
               <w:pStyle w:val="Compact"/>
@@ -2248,7 +3417,14 @@
           <w:tblHeader w:val="on"/>
         </w:trPr>
         <w:tc>
-          <w:tcPr/>
+          <w:tcPr>
+            <w:tcBorders>
+              <w:top w:val="single" w:sz="4" w:space="0" w:color="000000"/>
+              <w:left w:val="single" w:sz="4" w:space="0" w:color="000000"/>
+              <w:bottom w:val="single" w:sz="4" w:space="0" w:color="000000"/>
+              <w:right w:val="single" w:sz="4" w:space="0" w:color="000000"/>
+            </w:tcBorders>
+          </w:tcPr>
           <w:p>
             <w:pPr>
               <w:pStyle w:val="Compact"/>
@@ -2259,7 +3435,14 @@
           </w:p>
         </w:tc>
         <w:tc>
-          <w:tcPr/>
+          <w:tcPr>
+            <w:tcBorders>
+              <w:top w:val="single" w:sz="4" w:space="0" w:color="000000"/>
+              <w:left w:val="single" w:sz="4" w:space="0" w:color="000000"/>
+              <w:bottom w:val="single" w:sz="4" w:space="0" w:color="000000"/>
+              <w:right w:val="single" w:sz="4" w:space="0" w:color="000000"/>
+            </w:tcBorders>
+          </w:tcPr>
           <w:p>
             <w:pPr>
               <w:pStyle w:val="Compact"/>
@@ -2270,7 +3453,14 @@
           </w:p>
         </w:tc>
         <w:tc>
-          <w:tcPr/>
+          <w:tcPr>
+            <w:tcBorders>
+              <w:top w:val="single" w:sz="4" w:space="0" w:color="000000"/>
+              <w:left w:val="single" w:sz="4" w:space="0" w:color="000000"/>
+              <w:bottom w:val="single" w:sz="4" w:space="0" w:color="000000"/>
+              <w:right w:val="single" w:sz="4" w:space="0" w:color="000000"/>
+            </w:tcBorders>
+          </w:tcPr>
           <w:p>
             <w:pPr>
               <w:pStyle w:val="Compact"/>
@@ -2281,7 +3471,14 @@
           </w:p>
         </w:tc>
         <w:tc>
-          <w:tcPr/>
+          <w:tcPr>
+            <w:tcBorders>
+              <w:top w:val="single" w:sz="4" w:space="0" w:color="000000"/>
+              <w:left w:val="single" w:sz="4" w:space="0" w:color="000000"/>
+              <w:bottom w:val="single" w:sz="4" w:space="0" w:color="000000"/>
+              <w:right w:val="single" w:sz="4" w:space="0" w:color="000000"/>
+            </w:tcBorders>
+          </w:tcPr>
           <w:p>
             <w:pPr>
               <w:pStyle w:val="Compact"/>
@@ -2292,7 +3489,14 @@
           </w:p>
         </w:tc>
         <w:tc>
-          <w:tcPr/>
+          <w:tcPr>
+            <w:tcBorders>
+              <w:top w:val="single" w:sz="4" w:space="0" w:color="000000"/>
+              <w:left w:val="single" w:sz="4" w:space="0" w:color="000000"/>
+              <w:bottom w:val="single" w:sz="4" w:space="0" w:color="000000"/>
+              <w:right w:val="single" w:sz="4" w:space="0" w:color="000000"/>
+            </w:tcBorders>
+          </w:tcPr>
           <w:p>
             <w:pPr>
               <w:pStyle w:val="Compact"/>
@@ -2303,7 +3507,14 @@
           </w:p>
         </w:tc>
         <w:tc>
-          <w:tcPr/>
+          <w:tcPr>
+            <w:tcBorders>
+              <w:top w:val="single" w:sz="4" w:space="0" w:color="000000"/>
+              <w:left w:val="single" w:sz="4" w:space="0" w:color="000000"/>
+              <w:bottom w:val="single" w:sz="4" w:space="0" w:color="000000"/>
+              <w:right w:val="single" w:sz="4" w:space="0" w:color="000000"/>
+            </w:tcBorders>
+          </w:tcPr>
           <w:p>
             <w:pPr>
               <w:pStyle w:val="Compact"/>
@@ -2316,7 +3527,14 @@
       </w:tr>
       <w:tr>
         <w:tc>
-          <w:tcPr/>
+          <w:tcPr>
+            <w:tcBorders>
+              <w:top w:val="single" w:sz="4" w:space="0" w:color="000000"/>
+              <w:left w:val="single" w:sz="4" w:space="0" w:color="000000"/>
+              <w:bottom w:val="single" w:sz="4" w:space="0" w:color="000000"/>
+              <w:right w:val="single" w:sz="4" w:space="0" w:color="000000"/>
+            </w:tcBorders>
+          </w:tcPr>
           <w:p>
             <w:pPr>
               <w:pStyle w:val="Compact"/>
@@ -2327,7 +3545,14 @@
           </w:p>
         </w:tc>
         <w:tc>
-          <w:tcPr/>
+          <w:tcPr>
+            <w:tcBorders>
+              <w:top w:val="single" w:sz="4" w:space="0" w:color="000000"/>
+              <w:left w:val="single" w:sz="4" w:space="0" w:color="000000"/>
+              <w:bottom w:val="single" w:sz="4" w:space="0" w:color="000000"/>
+              <w:right w:val="single" w:sz="4" w:space="0" w:color="000000"/>
+            </w:tcBorders>
+          </w:tcPr>
           <w:p>
             <w:pPr>
               <w:pStyle w:val="Compact"/>
@@ -2338,7 +3563,14 @@
           </w:p>
         </w:tc>
         <w:tc>
-          <w:tcPr/>
+          <w:tcPr>
+            <w:tcBorders>
+              <w:top w:val="single" w:sz="4" w:space="0" w:color="000000"/>
+              <w:left w:val="single" w:sz="4" w:space="0" w:color="000000"/>
+              <w:bottom w:val="single" w:sz="4" w:space="0" w:color="000000"/>
+              <w:right w:val="single" w:sz="4" w:space="0" w:color="000000"/>
+            </w:tcBorders>
+          </w:tcPr>
           <w:p>
             <w:pPr>
               <w:pStyle w:val="Compact"/>
@@ -2349,7 +3581,14 @@
           </w:p>
         </w:tc>
         <w:tc>
-          <w:tcPr/>
+          <w:tcPr>
+            <w:tcBorders>
+              <w:top w:val="single" w:sz="4" w:space="0" w:color="000000"/>
+              <w:left w:val="single" w:sz="4" w:space="0" w:color="000000"/>
+              <w:bottom w:val="single" w:sz="4" w:space="0" w:color="000000"/>
+              <w:right w:val="single" w:sz="4" w:space="0" w:color="000000"/>
+            </w:tcBorders>
+          </w:tcPr>
           <w:p>
             <w:pPr>
               <w:pStyle w:val="Compact"/>
@@ -2360,7 +3599,14 @@
           </w:p>
         </w:tc>
         <w:tc>
-          <w:tcPr/>
+          <w:tcPr>
+            <w:tcBorders>
+              <w:top w:val="single" w:sz="4" w:space="0" w:color="000000"/>
+              <w:left w:val="single" w:sz="4" w:space="0" w:color="000000"/>
+              <w:bottom w:val="single" w:sz="4" w:space="0" w:color="000000"/>
+              <w:right w:val="single" w:sz="4" w:space="0" w:color="000000"/>
+            </w:tcBorders>
+          </w:tcPr>
           <w:p>
             <w:pPr>
               <w:pStyle w:val="Compact"/>
@@ -2371,7 +3617,14 @@
           </w:p>
         </w:tc>
         <w:tc>
-          <w:tcPr/>
+          <w:tcPr>
+            <w:tcBorders>
+              <w:top w:val="single" w:sz="4" w:space="0" w:color="000000"/>
+              <w:left w:val="single" w:sz="4" w:space="0" w:color="000000"/>
+              <w:bottom w:val="single" w:sz="4" w:space="0" w:color="000000"/>
+              <w:right w:val="single" w:sz="4" w:space="0" w:color="000000"/>
+            </w:tcBorders>
+          </w:tcPr>
           <w:p>
             <w:pPr>
               <w:pStyle w:val="Compact"/>
@@ -2384,7 +3637,14 @@
       </w:tr>
       <w:tr>
         <w:tc>
-          <w:tcPr/>
+          <w:tcPr>
+            <w:tcBorders>
+              <w:top w:val="single" w:sz="4" w:space="0" w:color="000000"/>
+              <w:left w:val="single" w:sz="4" w:space="0" w:color="000000"/>
+              <w:bottom w:val="single" w:sz="4" w:space="0" w:color="000000"/>
+              <w:right w:val="single" w:sz="4" w:space="0" w:color="000000"/>
+            </w:tcBorders>
+          </w:tcPr>
           <w:p>
             <w:pPr>
               <w:pStyle w:val="Compact"/>
@@ -2395,7 +3655,14 @@
           </w:p>
         </w:tc>
         <w:tc>
-          <w:tcPr/>
+          <w:tcPr>
+            <w:tcBorders>
+              <w:top w:val="single" w:sz="4" w:space="0" w:color="000000"/>
+              <w:left w:val="single" w:sz="4" w:space="0" w:color="000000"/>
+              <w:bottom w:val="single" w:sz="4" w:space="0" w:color="000000"/>
+              <w:right w:val="single" w:sz="4" w:space="0" w:color="000000"/>
+            </w:tcBorders>
+          </w:tcPr>
           <w:p>
             <w:pPr>
               <w:pStyle w:val="Compact"/>
@@ -2406,7 +3673,14 @@
           </w:p>
         </w:tc>
         <w:tc>
-          <w:tcPr/>
+          <w:tcPr>
+            <w:tcBorders>
+              <w:top w:val="single" w:sz="4" w:space="0" w:color="000000"/>
+              <w:left w:val="single" w:sz="4" w:space="0" w:color="000000"/>
+              <w:bottom w:val="single" w:sz="4" w:space="0" w:color="000000"/>
+              <w:right w:val="single" w:sz="4" w:space="0" w:color="000000"/>
+            </w:tcBorders>
+          </w:tcPr>
           <w:p>
             <w:pPr>
               <w:pStyle w:val="Compact"/>
@@ -2417,7 +3691,14 @@
           </w:p>
         </w:tc>
         <w:tc>
-          <w:tcPr/>
+          <w:tcPr>
+            <w:tcBorders>
+              <w:top w:val="single" w:sz="4" w:space="0" w:color="000000"/>
+              <w:left w:val="single" w:sz="4" w:space="0" w:color="000000"/>
+              <w:bottom w:val="single" w:sz="4" w:space="0" w:color="000000"/>
+              <w:right w:val="single" w:sz="4" w:space="0" w:color="000000"/>
+            </w:tcBorders>
+          </w:tcPr>
           <w:p>
             <w:pPr>
               <w:pStyle w:val="Compact"/>
@@ -2428,7 +3709,14 @@
           </w:p>
         </w:tc>
         <w:tc>
-          <w:tcPr/>
+          <w:tcPr>
+            <w:tcBorders>
+              <w:top w:val="single" w:sz="4" w:space="0" w:color="000000"/>
+              <w:left w:val="single" w:sz="4" w:space="0" w:color="000000"/>
+              <w:bottom w:val="single" w:sz="4" w:space="0" w:color="000000"/>
+              <w:right w:val="single" w:sz="4" w:space="0" w:color="000000"/>
+            </w:tcBorders>
+          </w:tcPr>
           <w:p>
             <w:pPr>
               <w:pStyle w:val="Compact"/>
@@ -2439,7 +3727,14 @@
           </w:p>
         </w:tc>
         <w:tc>
-          <w:tcPr/>
+          <w:tcPr>
+            <w:tcBorders>
+              <w:top w:val="single" w:sz="4" w:space="0" w:color="000000"/>
+              <w:left w:val="single" w:sz="4" w:space="0" w:color="000000"/>
+              <w:bottom w:val="single" w:sz="4" w:space="0" w:color="000000"/>
+              <w:right w:val="single" w:sz="4" w:space="0" w:color="000000"/>
+            </w:tcBorders>
+          </w:tcPr>
           <w:p>
             <w:pPr>
               <w:pStyle w:val="Compact"/>
@@ -2452,7 +3747,14 @@
       </w:tr>
       <w:tr>
         <w:tc>
-          <w:tcPr/>
+          <w:tcPr>
+            <w:tcBorders>
+              <w:top w:val="single" w:sz="4" w:space="0" w:color="000000"/>
+              <w:left w:val="single" w:sz="4" w:space="0" w:color="000000"/>
+              <w:bottom w:val="single" w:sz="4" w:space="0" w:color="000000"/>
+              <w:right w:val="single" w:sz="4" w:space="0" w:color="000000"/>
+            </w:tcBorders>
+          </w:tcPr>
           <w:p>
             <w:pPr>
               <w:pStyle w:val="Compact"/>
@@ -2463,7 +3765,14 @@
           </w:p>
         </w:tc>
         <w:tc>
-          <w:tcPr/>
+          <w:tcPr>
+            <w:tcBorders>
+              <w:top w:val="single" w:sz="4" w:space="0" w:color="000000"/>
+              <w:left w:val="single" w:sz="4" w:space="0" w:color="000000"/>
+              <w:bottom w:val="single" w:sz="4" w:space="0" w:color="000000"/>
+              <w:right w:val="single" w:sz="4" w:space="0" w:color="000000"/>
+            </w:tcBorders>
+          </w:tcPr>
           <w:p>
             <w:pPr>
               <w:pStyle w:val="Compact"/>
@@ -2474,7 +3783,14 @@
           </w:p>
         </w:tc>
         <w:tc>
-          <w:tcPr/>
+          <w:tcPr>
+            <w:tcBorders>
+              <w:top w:val="single" w:sz="4" w:space="0" w:color="000000"/>
+              <w:left w:val="single" w:sz="4" w:space="0" w:color="000000"/>
+              <w:bottom w:val="single" w:sz="4" w:space="0" w:color="000000"/>
+              <w:right w:val="single" w:sz="4" w:space="0" w:color="000000"/>
+            </w:tcBorders>
+          </w:tcPr>
           <w:p>
             <w:pPr>
               <w:pStyle w:val="Compact"/>
@@ -2485,7 +3801,14 @@
           </w:p>
         </w:tc>
         <w:tc>
-          <w:tcPr/>
+          <w:tcPr>
+            <w:tcBorders>
+              <w:top w:val="single" w:sz="4" w:space="0" w:color="000000"/>
+              <w:left w:val="single" w:sz="4" w:space="0" w:color="000000"/>
+              <w:bottom w:val="single" w:sz="4" w:space="0" w:color="000000"/>
+              <w:right w:val="single" w:sz="4" w:space="0" w:color="000000"/>
+            </w:tcBorders>
+          </w:tcPr>
           <w:p>
             <w:pPr>
               <w:pStyle w:val="Compact"/>
@@ -2496,7 +3819,14 @@
           </w:p>
         </w:tc>
         <w:tc>
-          <w:tcPr/>
+          <w:tcPr>
+            <w:tcBorders>
+              <w:top w:val="single" w:sz="4" w:space="0" w:color="000000"/>
+              <w:left w:val="single" w:sz="4" w:space="0" w:color="000000"/>
+              <w:bottom w:val="single" w:sz="4" w:space="0" w:color="000000"/>
+              <w:right w:val="single" w:sz="4" w:space="0" w:color="000000"/>
+            </w:tcBorders>
+          </w:tcPr>
           <w:p>
             <w:pPr>
               <w:pStyle w:val="Compact"/>
@@ -2507,7 +3837,14 @@
           </w:p>
         </w:tc>
         <w:tc>
-          <w:tcPr/>
+          <w:tcPr>
+            <w:tcBorders>
+              <w:top w:val="single" w:sz="4" w:space="0" w:color="000000"/>
+              <w:left w:val="single" w:sz="4" w:space="0" w:color="000000"/>
+              <w:bottom w:val="single" w:sz="4" w:space="0" w:color="000000"/>
+              <w:right w:val="single" w:sz="4" w:space="0" w:color="000000"/>
+            </w:tcBorders>
+          </w:tcPr>
           <w:p>
             <w:pPr>
               <w:pStyle w:val="Compact"/>
@@ -2520,7 +3857,14 @@
       </w:tr>
       <w:tr>
         <w:tc>
-          <w:tcPr/>
+          <w:tcPr>
+            <w:tcBorders>
+              <w:top w:val="single" w:sz="4" w:space="0" w:color="000000"/>
+              <w:left w:val="single" w:sz="4" w:space="0" w:color="000000"/>
+              <w:bottom w:val="single" w:sz="4" w:space="0" w:color="000000"/>
+              <w:right w:val="single" w:sz="4" w:space="0" w:color="000000"/>
+            </w:tcBorders>
+          </w:tcPr>
           <w:p>
             <w:pPr>
               <w:pStyle w:val="Compact"/>
@@ -2531,7 +3875,14 @@
           </w:p>
         </w:tc>
         <w:tc>
-          <w:tcPr/>
+          <w:tcPr>
+            <w:tcBorders>
+              <w:top w:val="single" w:sz="4" w:space="0" w:color="000000"/>
+              <w:left w:val="single" w:sz="4" w:space="0" w:color="000000"/>
+              <w:bottom w:val="single" w:sz="4" w:space="0" w:color="000000"/>
+              <w:right w:val="single" w:sz="4" w:space="0" w:color="000000"/>
+            </w:tcBorders>
+          </w:tcPr>
           <w:p>
             <w:pPr>
               <w:pStyle w:val="Compact"/>
@@ -2542,7 +3893,14 @@
           </w:p>
         </w:tc>
         <w:tc>
-          <w:tcPr/>
+          <w:tcPr>
+            <w:tcBorders>
+              <w:top w:val="single" w:sz="4" w:space="0" w:color="000000"/>
+              <w:left w:val="single" w:sz="4" w:space="0" w:color="000000"/>
+              <w:bottom w:val="single" w:sz="4" w:space="0" w:color="000000"/>
+              <w:right w:val="single" w:sz="4" w:space="0" w:color="000000"/>
+            </w:tcBorders>
+          </w:tcPr>
           <w:p>
             <w:pPr>
               <w:pStyle w:val="Compact"/>
@@ -2553,7 +3911,14 @@
           </w:p>
         </w:tc>
         <w:tc>
-          <w:tcPr/>
+          <w:tcPr>
+            <w:tcBorders>
+              <w:top w:val="single" w:sz="4" w:space="0" w:color="000000"/>
+              <w:left w:val="single" w:sz="4" w:space="0" w:color="000000"/>
+              <w:bottom w:val="single" w:sz="4" w:space="0" w:color="000000"/>
+              <w:right w:val="single" w:sz="4" w:space="0" w:color="000000"/>
+            </w:tcBorders>
+          </w:tcPr>
           <w:p>
             <w:pPr>
               <w:pStyle w:val="Compact"/>
@@ -2564,7 +3929,14 @@
           </w:p>
         </w:tc>
         <w:tc>
-          <w:tcPr/>
+          <w:tcPr>
+            <w:tcBorders>
+              <w:top w:val="single" w:sz="4" w:space="0" w:color="000000"/>
+              <w:left w:val="single" w:sz="4" w:space="0" w:color="000000"/>
+              <w:bottom w:val="single" w:sz="4" w:space="0" w:color="000000"/>
+              <w:right w:val="single" w:sz="4" w:space="0" w:color="000000"/>
+            </w:tcBorders>
+          </w:tcPr>
           <w:p>
             <w:pPr>
               <w:pStyle w:val="Compact"/>
@@ -2575,7 +3947,14 @@
           </w:p>
         </w:tc>
         <w:tc>
-          <w:tcPr/>
+          <w:tcPr>
+            <w:tcBorders>
+              <w:top w:val="single" w:sz="4" w:space="0" w:color="000000"/>
+              <w:left w:val="single" w:sz="4" w:space="0" w:color="000000"/>
+              <w:bottom w:val="single" w:sz="4" w:space="0" w:color="000000"/>
+              <w:right w:val="single" w:sz="4" w:space="0" w:color="000000"/>
+            </w:tcBorders>
+          </w:tcPr>
           <w:p>
             <w:pPr>
               <w:pStyle w:val="Compact"/>
@@ -2623,7 +4002,14 @@
           <w:tblHeader w:val="on"/>
         </w:trPr>
         <w:tc>
-          <w:tcPr/>
+          <w:tcPr>
+            <w:tcBorders>
+              <w:top w:val="single" w:sz="4" w:space="0" w:color="000000"/>
+              <w:left w:val="single" w:sz="4" w:space="0" w:color="000000"/>
+              <w:bottom w:val="single" w:sz="4" w:space="0" w:color="000000"/>
+              <w:right w:val="single" w:sz="4" w:space="0" w:color="000000"/>
+            </w:tcBorders>
+          </w:tcPr>
           <w:p>
             <w:pPr>
               <w:pStyle w:val="Compact"/>
@@ -2634,7 +4020,14 @@
           </w:p>
         </w:tc>
         <w:tc>
-          <w:tcPr/>
+          <w:tcPr>
+            <w:tcBorders>
+              <w:top w:val="single" w:sz="4" w:space="0" w:color="000000"/>
+              <w:left w:val="single" w:sz="4" w:space="0" w:color="000000"/>
+              <w:bottom w:val="single" w:sz="4" w:space="0" w:color="000000"/>
+              <w:right w:val="single" w:sz="4" w:space="0" w:color="000000"/>
+            </w:tcBorders>
+          </w:tcPr>
           <w:p>
             <w:pPr>
               <w:pStyle w:val="Compact"/>
@@ -2647,7 +4040,14 @@
       </w:tr>
       <w:tr>
         <w:tc>
-          <w:tcPr/>
+          <w:tcPr>
+            <w:tcBorders>
+              <w:top w:val="single" w:sz="4" w:space="0" w:color="000000"/>
+              <w:left w:val="single" w:sz="4" w:space="0" w:color="000000"/>
+              <w:bottom w:val="single" w:sz="4" w:space="0" w:color="000000"/>
+              <w:right w:val="single" w:sz="4" w:space="0" w:color="000000"/>
+            </w:tcBorders>
+          </w:tcPr>
           <w:p>
             <w:pPr>
               <w:pStyle w:val="Compact"/>
@@ -2658,7 +4058,14 @@
           </w:p>
         </w:tc>
         <w:tc>
-          <w:tcPr/>
+          <w:tcPr>
+            <w:tcBorders>
+              <w:top w:val="single" w:sz="4" w:space="0" w:color="000000"/>
+              <w:left w:val="single" w:sz="4" w:space="0" w:color="000000"/>
+              <w:bottom w:val="single" w:sz="4" w:space="0" w:color="000000"/>
+              <w:right w:val="single" w:sz="4" w:space="0" w:color="000000"/>
+            </w:tcBorders>
+          </w:tcPr>
           <w:p>
             <w:pPr>
               <w:pStyle w:val="Compact"/>
@@ -2671,7 +4078,14 @@
       </w:tr>
       <w:tr>
         <w:tc>
-          <w:tcPr/>
+          <w:tcPr>
+            <w:tcBorders>
+              <w:top w:val="single" w:sz="4" w:space="0" w:color="000000"/>
+              <w:left w:val="single" w:sz="4" w:space="0" w:color="000000"/>
+              <w:bottom w:val="single" w:sz="4" w:space="0" w:color="000000"/>
+              <w:right w:val="single" w:sz="4" w:space="0" w:color="000000"/>
+            </w:tcBorders>
+          </w:tcPr>
           <w:p>
             <w:pPr>
               <w:pStyle w:val="Compact"/>
@@ -2682,7 +4096,14 @@
           </w:p>
         </w:tc>
         <w:tc>
-          <w:tcPr/>
+          <w:tcPr>
+            <w:tcBorders>
+              <w:top w:val="single" w:sz="4" w:space="0" w:color="000000"/>
+              <w:left w:val="single" w:sz="4" w:space="0" w:color="000000"/>
+              <w:bottom w:val="single" w:sz="4" w:space="0" w:color="000000"/>
+              <w:right w:val="single" w:sz="4" w:space="0" w:color="000000"/>
+            </w:tcBorders>
+          </w:tcPr>
           <w:p>
             <w:pPr>
               <w:pStyle w:val="Compact"/>
@@ -2695,7 +4116,14 @@
       </w:tr>
       <w:tr>
         <w:tc>
-          <w:tcPr/>
+          <w:tcPr>
+            <w:tcBorders>
+              <w:top w:val="single" w:sz="4" w:space="0" w:color="000000"/>
+              <w:left w:val="single" w:sz="4" w:space="0" w:color="000000"/>
+              <w:bottom w:val="single" w:sz="4" w:space="0" w:color="000000"/>
+              <w:right w:val="single" w:sz="4" w:space="0" w:color="000000"/>
+            </w:tcBorders>
+          </w:tcPr>
           <w:p>
             <w:pPr>
               <w:pStyle w:val="Compact"/>
@@ -2706,7 +4134,14 @@
           </w:p>
         </w:tc>
         <w:tc>
-          <w:tcPr/>
+          <w:tcPr>
+            <w:tcBorders>
+              <w:top w:val="single" w:sz="4" w:space="0" w:color="000000"/>
+              <w:left w:val="single" w:sz="4" w:space="0" w:color="000000"/>
+              <w:bottom w:val="single" w:sz="4" w:space="0" w:color="000000"/>
+              <w:right w:val="single" w:sz="4" w:space="0" w:color="000000"/>
+            </w:tcBorders>
+          </w:tcPr>
           <w:p>
             <w:pPr>
               <w:pStyle w:val="Compact"/>
@@ -2719,7 +4154,14 @@
       </w:tr>
       <w:tr>
         <w:tc>
-          <w:tcPr/>
+          <w:tcPr>
+            <w:tcBorders>
+              <w:top w:val="single" w:sz="4" w:space="0" w:color="000000"/>
+              <w:left w:val="single" w:sz="4" w:space="0" w:color="000000"/>
+              <w:bottom w:val="single" w:sz="4" w:space="0" w:color="000000"/>
+              <w:right w:val="single" w:sz="4" w:space="0" w:color="000000"/>
+            </w:tcBorders>
+          </w:tcPr>
           <w:p>
             <w:pPr>
               <w:pStyle w:val="Compact"/>
@@ -2730,7 +4172,14 @@
           </w:p>
         </w:tc>
         <w:tc>
-          <w:tcPr/>
+          <w:tcPr>
+            <w:tcBorders>
+              <w:top w:val="single" w:sz="4" w:space="0" w:color="000000"/>
+              <w:left w:val="single" w:sz="4" w:space="0" w:color="000000"/>
+              <w:bottom w:val="single" w:sz="4" w:space="0" w:color="000000"/>
+              <w:right w:val="single" w:sz="4" w:space="0" w:color="000000"/>
+            </w:tcBorders>
+          </w:tcPr>
           <w:p>
             <w:pPr>
               <w:pStyle w:val="Compact"/>
@@ -2743,7 +4192,14 @@
       </w:tr>
       <w:tr>
         <w:tc>
-          <w:tcPr/>
+          <w:tcPr>
+            <w:tcBorders>
+              <w:top w:val="single" w:sz="4" w:space="0" w:color="000000"/>
+              <w:left w:val="single" w:sz="4" w:space="0" w:color="000000"/>
+              <w:bottom w:val="single" w:sz="4" w:space="0" w:color="000000"/>
+              <w:right w:val="single" w:sz="4" w:space="0" w:color="000000"/>
+            </w:tcBorders>
+          </w:tcPr>
           <w:p>
             <w:pPr>
               <w:pStyle w:val="Compact"/>
@@ -2754,7 +4210,14 @@
           </w:p>
         </w:tc>
         <w:tc>
-          <w:tcPr/>
+          <w:tcPr>
+            <w:tcBorders>
+              <w:top w:val="single" w:sz="4" w:space="0" w:color="000000"/>
+              <w:left w:val="single" w:sz="4" w:space="0" w:color="000000"/>
+              <w:bottom w:val="single" w:sz="4" w:space="0" w:color="000000"/>
+              <w:right w:val="single" w:sz="4" w:space="0" w:color="000000"/>
+            </w:tcBorders>
+          </w:tcPr>
           <w:p>
             <w:pPr>
               <w:pStyle w:val="Compact"/>
@@ -2774,23 +4237,13 @@
       </w:r>
     </w:p>
     <w:bookmarkEnd w:id="11"/>
-    <w:bookmarkEnd w:id="12"/>
-    <w:bookmarkStart w:id="18" w:name="supplementary-figures"/>
-    <w:p>
-      <w:pPr>
-        <w:pStyle w:val="Heading2"/>
-      </w:pPr>
-      <w:r>
-        <w:t xml:space="preserve">Supplementary Figures</w:t>
-      </w:r>
-    </w:p>
-    <w:bookmarkStart w:id="13" w:name="Xa8f402e2b6d4b37ecfbe0e3fe1af4eed207c1c5"/>
+    <w:bookmarkStart w:id="12" w:name="X3df9a05fece4a667747e9c15d0d885542b356b5"/>
     <w:p>
       <w:pPr>
         <w:pStyle w:val="Heading3"/>
       </w:pPr>
       <w:r>
-        <w:t xml:space="preserve">Figure S1. Zhu 2022: Fecal-Only Within-Cohort AUC</w:t>
+        <w:t xml:space="preserve">Table S4. Training-Only Feature-Selection Sensitivity (Round 2)</w:t>
       </w:r>
     </w:p>
     <w:p>
@@ -2798,6 +4251,4974 @@
         <w:pStyle w:val="FirstParagraph"/>
       </w:pPr>
       <w:r>
+        <w:t xml:space="preserve">Genus retention (≥20% prevalence) re-derived independently within every split, using only that split’s training-side samples (Section 2.5.1), compared against the main analysis’s global (all-five-cohort) feature selection.</w:t>
+      </w:r>
+    </w:p>
+    <w:p>
+      <w:pPr>
+        <w:pStyle w:val="BodyText"/>
+      </w:pPr>
+      <w:r>
+        <w:rPr>
+          <w:b/>
+          <w:bCs/>
+        </w:rPr>
+        <w:t xml:space="preserve">LOCO</w:t>
+      </w:r>
+    </w:p>
+    <w:tbl>
+      <w:tblPr>
+        <w:tblStyle w:val="Table"/>
+        <w:tblW w:type="pct" w:w="5000"/>
+        <w:tblLayout w:type="fixed"/>
+        <w:tblLook w:firstRow="1" w:lastRow="0" w:firstColumn="0" w:lastColumn="0" w:noHBand="0" w:noVBand="0" w:val="0020"/>
+      </w:tblPr>
+      <w:tblGrid>
+        <w:gridCol w:w="1320"/>
+        <w:gridCol w:w="1320"/>
+        <w:gridCol w:w="1320"/>
+        <w:gridCol w:w="1320"/>
+        <w:gridCol w:w="1320"/>
+        <w:gridCol w:w="1320"/>
+      </w:tblGrid>
+      <w:tr>
+        <w:trPr>
+          <w:tblHeader w:val="on"/>
+        </w:trPr>
+        <w:tc>
+          <w:tcPr>
+            <w:tcBorders>
+              <w:top w:val="single" w:sz="4" w:space="0" w:color="000000"/>
+              <w:left w:val="single" w:sz="4" w:space="0" w:color="000000"/>
+              <w:bottom w:val="single" w:sz="4" w:space="0" w:color="000000"/>
+              <w:right w:val="single" w:sz="4" w:space="0" w:color="000000"/>
+            </w:tcBorders>
+          </w:tcPr>
+          <w:p>
+            <w:pPr>
+              <w:pStyle w:val="Compact"/>
+            </w:pPr>
+            <w:r>
+              <w:t xml:space="preserve">Test Cohort</w:t>
+            </w:r>
+          </w:p>
+        </w:tc>
+        <w:tc>
+          <w:tcPr>
+            <w:tcBorders>
+              <w:top w:val="single" w:sz="4" w:space="0" w:color="000000"/>
+              <w:left w:val="single" w:sz="4" w:space="0" w:color="000000"/>
+              <w:bottom w:val="single" w:sz="4" w:space="0" w:color="000000"/>
+              <w:right w:val="single" w:sz="4" w:space="0" w:color="000000"/>
+            </w:tcBorders>
+          </w:tcPr>
+          <w:p>
+            <w:pPr>
+              <w:pStyle w:val="Compact"/>
+            </w:pPr>
+            <w:r>
+              <w:t xml:space="preserve">Model</w:t>
+            </w:r>
+          </w:p>
+        </w:tc>
+        <w:tc>
+          <w:tcPr>
+            <w:tcBorders>
+              <w:top w:val="single" w:sz="4" w:space="0" w:color="000000"/>
+              <w:left w:val="single" w:sz="4" w:space="0" w:color="000000"/>
+              <w:bottom w:val="single" w:sz="4" w:space="0" w:color="000000"/>
+              <w:right w:val="single" w:sz="4" w:space="0" w:color="000000"/>
+            </w:tcBorders>
+          </w:tcPr>
+          <w:p>
+            <w:pPr>
+              <w:pStyle w:val="Compact"/>
+            </w:pPr>
+            <w:r>
+              <w:t xml:space="preserve">Original (Global-Feature) LOCO AUC</w:t>
+            </w:r>
+          </w:p>
+        </w:tc>
+        <w:tc>
+          <w:tcPr>
+            <w:tcBorders>
+              <w:top w:val="single" w:sz="4" w:space="0" w:color="000000"/>
+              <w:left w:val="single" w:sz="4" w:space="0" w:color="000000"/>
+              <w:bottom w:val="single" w:sz="4" w:space="0" w:color="000000"/>
+              <w:right w:val="single" w:sz="4" w:space="0" w:color="000000"/>
+            </w:tcBorders>
+          </w:tcPr>
+          <w:p>
+            <w:pPr>
+              <w:pStyle w:val="Compact"/>
+            </w:pPr>
+            <w:r>
+              <w:t xml:space="preserve">Training-Only LOCO AUC</w:t>
+            </w:r>
+          </w:p>
+        </w:tc>
+        <w:tc>
+          <w:tcPr>
+            <w:tcBorders>
+              <w:top w:val="single" w:sz="4" w:space="0" w:color="000000"/>
+              <w:left w:val="single" w:sz="4" w:space="0" w:color="000000"/>
+              <w:bottom w:val="single" w:sz="4" w:space="0" w:color="000000"/>
+              <w:right w:val="single" w:sz="4" w:space="0" w:color="000000"/>
+            </w:tcBorders>
+          </w:tcPr>
+          <w:p>
+            <w:pPr>
+              <w:pStyle w:val="Compact"/>
+            </w:pPr>
+            <w:r>
+              <w:t xml:space="preserve">Δ</w:t>
+            </w:r>
+          </w:p>
+        </w:tc>
+        <w:tc>
+          <w:tcPr>
+            <w:tcBorders>
+              <w:top w:val="single" w:sz="4" w:space="0" w:color="000000"/>
+              <w:left w:val="single" w:sz="4" w:space="0" w:color="000000"/>
+              <w:bottom w:val="single" w:sz="4" w:space="0" w:color="000000"/>
+              <w:right w:val="single" w:sz="4" w:space="0" w:color="000000"/>
+            </w:tcBorders>
+          </w:tcPr>
+          <w:p>
+            <w:pPr>
+              <w:pStyle w:val="Compact"/>
+            </w:pPr>
+            <w:r>
+              <w:t xml:space="preserve">N Retained Genera (Training-Only)</w:t>
+            </w:r>
+          </w:p>
+        </w:tc>
+      </w:tr>
+      <w:tr>
+        <w:tc>
+          <w:tcPr>
+            <w:tcBorders>
+              <w:top w:val="single" w:sz="4" w:space="0" w:color="000000"/>
+              <w:left w:val="single" w:sz="4" w:space="0" w:color="000000"/>
+              <w:bottom w:val="single" w:sz="4" w:space="0" w:color="000000"/>
+              <w:right w:val="single" w:sz="4" w:space="0" w:color="000000"/>
+            </w:tcBorders>
+          </w:tcPr>
+          <w:p>
+            <w:pPr>
+              <w:pStyle w:val="Compact"/>
+            </w:pPr>
+            <w:r>
+              <w:t xml:space="preserve">Zhuang 2018</w:t>
+            </w:r>
+          </w:p>
+        </w:tc>
+        <w:tc>
+          <w:tcPr>
+            <w:tcBorders>
+              <w:top w:val="single" w:sz="4" w:space="0" w:color="000000"/>
+              <w:left w:val="single" w:sz="4" w:space="0" w:color="000000"/>
+              <w:bottom w:val="single" w:sz="4" w:space="0" w:color="000000"/>
+              <w:right w:val="single" w:sz="4" w:space="0" w:color="000000"/>
+            </w:tcBorders>
+          </w:tcPr>
+          <w:p>
+            <w:pPr>
+              <w:pStyle w:val="Compact"/>
+            </w:pPr>
+            <w:r>
+              <w:t xml:space="preserve">LogReg</w:t>
+            </w:r>
+          </w:p>
+        </w:tc>
+        <w:tc>
+          <w:tcPr>
+            <w:tcBorders>
+              <w:top w:val="single" w:sz="4" w:space="0" w:color="000000"/>
+              <w:left w:val="single" w:sz="4" w:space="0" w:color="000000"/>
+              <w:bottom w:val="single" w:sz="4" w:space="0" w:color="000000"/>
+              <w:right w:val="single" w:sz="4" w:space="0" w:color="000000"/>
+            </w:tcBorders>
+          </w:tcPr>
+          <w:p>
+            <w:pPr>
+              <w:pStyle w:val="Compact"/>
+            </w:pPr>
+            <w:r>
+              <w:t xml:space="preserve">0.5041</w:t>
+            </w:r>
+          </w:p>
+        </w:tc>
+        <w:tc>
+          <w:tcPr>
+            <w:tcBorders>
+              <w:top w:val="single" w:sz="4" w:space="0" w:color="000000"/>
+              <w:left w:val="single" w:sz="4" w:space="0" w:color="000000"/>
+              <w:bottom w:val="single" w:sz="4" w:space="0" w:color="000000"/>
+              <w:right w:val="single" w:sz="4" w:space="0" w:color="000000"/>
+            </w:tcBorders>
+          </w:tcPr>
+          <w:p>
+            <w:pPr>
+              <w:pStyle w:val="Compact"/>
+            </w:pPr>
+            <w:r>
+              <w:t xml:space="preserve">0.5057</w:t>
+            </w:r>
+          </w:p>
+        </w:tc>
+        <w:tc>
+          <w:tcPr>
+            <w:tcBorders>
+              <w:top w:val="single" w:sz="4" w:space="0" w:color="000000"/>
+              <w:left w:val="single" w:sz="4" w:space="0" w:color="000000"/>
+              <w:bottom w:val="single" w:sz="4" w:space="0" w:color="000000"/>
+              <w:right w:val="single" w:sz="4" w:space="0" w:color="000000"/>
+            </w:tcBorders>
+          </w:tcPr>
+          <w:p>
+            <w:pPr>
+              <w:pStyle w:val="Compact"/>
+            </w:pPr>
+            <w:r>
+              <w:t xml:space="preserve">+0.0016</w:t>
+            </w:r>
+          </w:p>
+        </w:tc>
+        <w:tc>
+          <w:tcPr>
+            <w:tcBorders>
+              <w:top w:val="single" w:sz="4" w:space="0" w:color="000000"/>
+              <w:left w:val="single" w:sz="4" w:space="0" w:color="000000"/>
+              <w:bottom w:val="single" w:sz="4" w:space="0" w:color="000000"/>
+              <w:right w:val="single" w:sz="4" w:space="0" w:color="000000"/>
+            </w:tcBorders>
+          </w:tcPr>
+          <w:p>
+            <w:pPr>
+              <w:pStyle w:val="Compact"/>
+            </w:pPr>
+            <w:r>
+              <w:t xml:space="preserve">370</w:t>
+            </w:r>
+          </w:p>
+        </w:tc>
+      </w:tr>
+      <w:tr>
+        <w:tc>
+          <w:tcPr>
+            <w:tcBorders>
+              <w:top w:val="single" w:sz="4" w:space="0" w:color="000000"/>
+              <w:left w:val="single" w:sz="4" w:space="0" w:color="000000"/>
+              <w:bottom w:val="single" w:sz="4" w:space="0" w:color="000000"/>
+              <w:right w:val="single" w:sz="4" w:space="0" w:color="000000"/>
+            </w:tcBorders>
+          </w:tcPr>
+          <w:p>
+            <w:pPr>
+              <w:pStyle w:val="Compact"/>
+            </w:pPr>
+            <w:r>
+              <w:t xml:space="preserve">Zhuang 2018</w:t>
+            </w:r>
+          </w:p>
+        </w:tc>
+        <w:tc>
+          <w:tcPr>
+            <w:tcBorders>
+              <w:top w:val="single" w:sz="4" w:space="0" w:color="000000"/>
+              <w:left w:val="single" w:sz="4" w:space="0" w:color="000000"/>
+              <w:bottom w:val="single" w:sz="4" w:space="0" w:color="000000"/>
+              <w:right w:val="single" w:sz="4" w:space="0" w:color="000000"/>
+            </w:tcBorders>
+          </w:tcPr>
+          <w:p>
+            <w:pPr>
+              <w:pStyle w:val="Compact"/>
+            </w:pPr>
+            <w:r>
+              <w:t xml:space="preserve">LGBM</w:t>
+            </w:r>
+          </w:p>
+        </w:tc>
+        <w:tc>
+          <w:tcPr>
+            <w:tcBorders>
+              <w:top w:val="single" w:sz="4" w:space="0" w:color="000000"/>
+              <w:left w:val="single" w:sz="4" w:space="0" w:color="000000"/>
+              <w:bottom w:val="single" w:sz="4" w:space="0" w:color="000000"/>
+              <w:right w:val="single" w:sz="4" w:space="0" w:color="000000"/>
+            </w:tcBorders>
+          </w:tcPr>
+          <w:p>
+            <w:pPr>
+              <w:pStyle w:val="Compact"/>
+            </w:pPr>
+            <w:r>
+              <w:t xml:space="preserve">0.5646</w:t>
+            </w:r>
+          </w:p>
+        </w:tc>
+        <w:tc>
+          <w:tcPr>
+            <w:tcBorders>
+              <w:top w:val="single" w:sz="4" w:space="0" w:color="000000"/>
+              <w:left w:val="single" w:sz="4" w:space="0" w:color="000000"/>
+              <w:bottom w:val="single" w:sz="4" w:space="0" w:color="000000"/>
+              <w:right w:val="single" w:sz="4" w:space="0" w:color="000000"/>
+            </w:tcBorders>
+          </w:tcPr>
+          <w:p>
+            <w:pPr>
+              <w:pStyle w:val="Compact"/>
+            </w:pPr>
+            <w:r>
+              <w:t xml:space="preserve">0.5960</w:t>
+            </w:r>
+          </w:p>
+        </w:tc>
+        <w:tc>
+          <w:tcPr>
+            <w:tcBorders>
+              <w:top w:val="single" w:sz="4" w:space="0" w:color="000000"/>
+              <w:left w:val="single" w:sz="4" w:space="0" w:color="000000"/>
+              <w:bottom w:val="single" w:sz="4" w:space="0" w:color="000000"/>
+              <w:right w:val="single" w:sz="4" w:space="0" w:color="000000"/>
+            </w:tcBorders>
+          </w:tcPr>
+          <w:p>
+            <w:pPr>
+              <w:pStyle w:val="Compact"/>
+            </w:pPr>
+            <w:r>
+              <w:t xml:space="preserve">+0.0314</w:t>
+            </w:r>
+          </w:p>
+        </w:tc>
+        <w:tc>
+          <w:tcPr>
+            <w:tcBorders>
+              <w:top w:val="single" w:sz="4" w:space="0" w:color="000000"/>
+              <w:left w:val="single" w:sz="4" w:space="0" w:color="000000"/>
+              <w:bottom w:val="single" w:sz="4" w:space="0" w:color="000000"/>
+              <w:right w:val="single" w:sz="4" w:space="0" w:color="000000"/>
+            </w:tcBorders>
+          </w:tcPr>
+          <w:p>
+            <w:pPr>
+              <w:pStyle w:val="Compact"/>
+            </w:pPr>
+            <w:r>
+              <w:t xml:space="preserve">370</w:t>
+            </w:r>
+          </w:p>
+        </w:tc>
+      </w:tr>
+      <w:tr>
+        <w:tc>
+          <w:tcPr>
+            <w:tcBorders>
+              <w:top w:val="single" w:sz="4" w:space="0" w:color="000000"/>
+              <w:left w:val="single" w:sz="4" w:space="0" w:color="000000"/>
+              <w:bottom w:val="single" w:sz="4" w:space="0" w:color="000000"/>
+              <w:right w:val="single" w:sz="4" w:space="0" w:color="000000"/>
+            </w:tcBorders>
+          </w:tcPr>
+          <w:p>
+            <w:pPr>
+              <w:pStyle w:val="Compact"/>
+            </w:pPr>
+            <w:r>
+              <w:t xml:space="preserve">Ling 2020</w:t>
+            </w:r>
+          </w:p>
+        </w:tc>
+        <w:tc>
+          <w:tcPr>
+            <w:tcBorders>
+              <w:top w:val="single" w:sz="4" w:space="0" w:color="000000"/>
+              <w:left w:val="single" w:sz="4" w:space="0" w:color="000000"/>
+              <w:bottom w:val="single" w:sz="4" w:space="0" w:color="000000"/>
+              <w:right w:val="single" w:sz="4" w:space="0" w:color="000000"/>
+            </w:tcBorders>
+          </w:tcPr>
+          <w:p>
+            <w:pPr>
+              <w:pStyle w:val="Compact"/>
+            </w:pPr>
+            <w:r>
+              <w:t xml:space="preserve">LogReg</w:t>
+            </w:r>
+          </w:p>
+        </w:tc>
+        <w:tc>
+          <w:tcPr>
+            <w:tcBorders>
+              <w:top w:val="single" w:sz="4" w:space="0" w:color="000000"/>
+              <w:left w:val="single" w:sz="4" w:space="0" w:color="000000"/>
+              <w:bottom w:val="single" w:sz="4" w:space="0" w:color="000000"/>
+              <w:right w:val="single" w:sz="4" w:space="0" w:color="000000"/>
+            </w:tcBorders>
+          </w:tcPr>
+          <w:p>
+            <w:pPr>
+              <w:pStyle w:val="Compact"/>
+            </w:pPr>
+            <w:r>
+              <w:t xml:space="preserve">0.6775</w:t>
+            </w:r>
+          </w:p>
+        </w:tc>
+        <w:tc>
+          <w:tcPr>
+            <w:tcBorders>
+              <w:top w:val="single" w:sz="4" w:space="0" w:color="000000"/>
+              <w:left w:val="single" w:sz="4" w:space="0" w:color="000000"/>
+              <w:bottom w:val="single" w:sz="4" w:space="0" w:color="000000"/>
+              <w:right w:val="single" w:sz="4" w:space="0" w:color="000000"/>
+            </w:tcBorders>
+          </w:tcPr>
+          <w:p>
+            <w:pPr>
+              <w:pStyle w:val="Compact"/>
+            </w:pPr>
+            <w:r>
+              <w:t xml:space="preserve">0.6794</w:t>
+            </w:r>
+          </w:p>
+        </w:tc>
+        <w:tc>
+          <w:tcPr>
+            <w:tcBorders>
+              <w:top w:val="single" w:sz="4" w:space="0" w:color="000000"/>
+              <w:left w:val="single" w:sz="4" w:space="0" w:color="000000"/>
+              <w:bottom w:val="single" w:sz="4" w:space="0" w:color="000000"/>
+              <w:right w:val="single" w:sz="4" w:space="0" w:color="000000"/>
+            </w:tcBorders>
+          </w:tcPr>
+          <w:p>
+            <w:pPr>
+              <w:pStyle w:val="Compact"/>
+            </w:pPr>
+            <w:r>
+              <w:t xml:space="preserve">+0.0019</w:t>
+            </w:r>
+          </w:p>
+        </w:tc>
+        <w:tc>
+          <w:tcPr>
+            <w:tcBorders>
+              <w:top w:val="single" w:sz="4" w:space="0" w:color="000000"/>
+              <w:left w:val="single" w:sz="4" w:space="0" w:color="000000"/>
+              <w:bottom w:val="single" w:sz="4" w:space="0" w:color="000000"/>
+              <w:right w:val="single" w:sz="4" w:space="0" w:color="000000"/>
+            </w:tcBorders>
+          </w:tcPr>
+          <w:p>
+            <w:pPr>
+              <w:pStyle w:val="Compact"/>
+            </w:pPr>
+            <w:r>
+              <w:t xml:space="preserve">370</w:t>
+            </w:r>
+          </w:p>
+        </w:tc>
+      </w:tr>
+      <w:tr>
+        <w:tc>
+          <w:tcPr>
+            <w:tcBorders>
+              <w:top w:val="single" w:sz="4" w:space="0" w:color="000000"/>
+              <w:left w:val="single" w:sz="4" w:space="0" w:color="000000"/>
+              <w:bottom w:val="single" w:sz="4" w:space="0" w:color="000000"/>
+              <w:right w:val="single" w:sz="4" w:space="0" w:color="000000"/>
+            </w:tcBorders>
+          </w:tcPr>
+          <w:p>
+            <w:pPr>
+              <w:pStyle w:val="Compact"/>
+            </w:pPr>
+            <w:r>
+              <w:t xml:space="preserve">Ling 2020</w:t>
+            </w:r>
+          </w:p>
+        </w:tc>
+        <w:tc>
+          <w:tcPr>
+            <w:tcBorders>
+              <w:top w:val="single" w:sz="4" w:space="0" w:color="000000"/>
+              <w:left w:val="single" w:sz="4" w:space="0" w:color="000000"/>
+              <w:bottom w:val="single" w:sz="4" w:space="0" w:color="000000"/>
+              <w:right w:val="single" w:sz="4" w:space="0" w:color="000000"/>
+            </w:tcBorders>
+          </w:tcPr>
+          <w:p>
+            <w:pPr>
+              <w:pStyle w:val="Compact"/>
+            </w:pPr>
+            <w:r>
+              <w:t xml:space="preserve">LGBM</w:t>
+            </w:r>
+          </w:p>
+        </w:tc>
+        <w:tc>
+          <w:tcPr>
+            <w:tcBorders>
+              <w:top w:val="single" w:sz="4" w:space="0" w:color="000000"/>
+              <w:left w:val="single" w:sz="4" w:space="0" w:color="000000"/>
+              <w:bottom w:val="single" w:sz="4" w:space="0" w:color="000000"/>
+              <w:right w:val="single" w:sz="4" w:space="0" w:color="000000"/>
+            </w:tcBorders>
+          </w:tcPr>
+          <w:p>
+            <w:pPr>
+              <w:pStyle w:val="Compact"/>
+            </w:pPr>
+            <w:r>
+              <w:t xml:space="preserve">0.6735</w:t>
+            </w:r>
+          </w:p>
+        </w:tc>
+        <w:tc>
+          <w:tcPr>
+            <w:tcBorders>
+              <w:top w:val="single" w:sz="4" w:space="0" w:color="000000"/>
+              <w:left w:val="single" w:sz="4" w:space="0" w:color="000000"/>
+              <w:bottom w:val="single" w:sz="4" w:space="0" w:color="000000"/>
+              <w:right w:val="single" w:sz="4" w:space="0" w:color="000000"/>
+            </w:tcBorders>
+          </w:tcPr>
+          <w:p>
+            <w:pPr>
+              <w:pStyle w:val="Compact"/>
+            </w:pPr>
+            <w:r>
+              <w:t xml:space="preserve">0.6534</w:t>
+            </w:r>
+          </w:p>
+        </w:tc>
+        <w:tc>
+          <w:tcPr>
+            <w:tcBorders>
+              <w:top w:val="single" w:sz="4" w:space="0" w:color="000000"/>
+              <w:left w:val="single" w:sz="4" w:space="0" w:color="000000"/>
+              <w:bottom w:val="single" w:sz="4" w:space="0" w:color="000000"/>
+              <w:right w:val="single" w:sz="4" w:space="0" w:color="000000"/>
+            </w:tcBorders>
+          </w:tcPr>
+          <w:p>
+            <w:pPr>
+              <w:pStyle w:val="Compact"/>
+            </w:pPr>
+            <w:r>
+              <w:t xml:space="preserve">−0.0201</w:t>
+            </w:r>
+          </w:p>
+        </w:tc>
+        <w:tc>
+          <w:tcPr>
+            <w:tcBorders>
+              <w:top w:val="single" w:sz="4" w:space="0" w:color="000000"/>
+              <w:left w:val="single" w:sz="4" w:space="0" w:color="000000"/>
+              <w:bottom w:val="single" w:sz="4" w:space="0" w:color="000000"/>
+              <w:right w:val="single" w:sz="4" w:space="0" w:color="000000"/>
+            </w:tcBorders>
+          </w:tcPr>
+          <w:p>
+            <w:pPr>
+              <w:pStyle w:val="Compact"/>
+            </w:pPr>
+            <w:r>
+              <w:t xml:space="preserve">370</w:t>
+            </w:r>
+          </w:p>
+        </w:tc>
+      </w:tr>
+      <w:tr>
+        <w:tc>
+          <w:tcPr>
+            <w:tcBorders>
+              <w:top w:val="single" w:sz="4" w:space="0" w:color="000000"/>
+              <w:left w:val="single" w:sz="4" w:space="0" w:color="000000"/>
+              <w:bottom w:val="single" w:sz="4" w:space="0" w:color="000000"/>
+              <w:right w:val="single" w:sz="4" w:space="0" w:color="000000"/>
+            </w:tcBorders>
+          </w:tcPr>
+          <w:p>
+            <w:pPr>
+              <w:pStyle w:val="Compact"/>
+            </w:pPr>
+            <w:r>
+              <w:t xml:space="preserve">Zhu 2022</w:t>
+            </w:r>
+          </w:p>
+        </w:tc>
+        <w:tc>
+          <w:tcPr>
+            <w:tcBorders>
+              <w:top w:val="single" w:sz="4" w:space="0" w:color="000000"/>
+              <w:left w:val="single" w:sz="4" w:space="0" w:color="000000"/>
+              <w:bottom w:val="single" w:sz="4" w:space="0" w:color="000000"/>
+              <w:right w:val="single" w:sz="4" w:space="0" w:color="000000"/>
+            </w:tcBorders>
+          </w:tcPr>
+          <w:p>
+            <w:pPr>
+              <w:pStyle w:val="Compact"/>
+            </w:pPr>
+            <w:r>
+              <w:t xml:space="preserve">LogReg</w:t>
+            </w:r>
+          </w:p>
+        </w:tc>
+        <w:tc>
+          <w:tcPr>
+            <w:tcBorders>
+              <w:top w:val="single" w:sz="4" w:space="0" w:color="000000"/>
+              <w:left w:val="single" w:sz="4" w:space="0" w:color="000000"/>
+              <w:bottom w:val="single" w:sz="4" w:space="0" w:color="000000"/>
+              <w:right w:val="single" w:sz="4" w:space="0" w:color="000000"/>
+            </w:tcBorders>
+          </w:tcPr>
+          <w:p>
+            <w:pPr>
+              <w:pStyle w:val="Compact"/>
+            </w:pPr>
+            <w:r>
+              <w:t xml:space="preserve">0.8133</w:t>
+            </w:r>
+          </w:p>
+        </w:tc>
+        <w:tc>
+          <w:tcPr>
+            <w:tcBorders>
+              <w:top w:val="single" w:sz="4" w:space="0" w:color="000000"/>
+              <w:left w:val="single" w:sz="4" w:space="0" w:color="000000"/>
+              <w:bottom w:val="single" w:sz="4" w:space="0" w:color="000000"/>
+              <w:right w:val="single" w:sz="4" w:space="0" w:color="000000"/>
+            </w:tcBorders>
+          </w:tcPr>
+          <w:p>
+            <w:pPr>
+              <w:pStyle w:val="Compact"/>
+            </w:pPr>
+            <w:r>
+              <w:t xml:space="preserve">0.8122</w:t>
+            </w:r>
+          </w:p>
+        </w:tc>
+        <w:tc>
+          <w:tcPr>
+            <w:tcBorders>
+              <w:top w:val="single" w:sz="4" w:space="0" w:color="000000"/>
+              <w:left w:val="single" w:sz="4" w:space="0" w:color="000000"/>
+              <w:bottom w:val="single" w:sz="4" w:space="0" w:color="000000"/>
+              <w:right w:val="single" w:sz="4" w:space="0" w:color="000000"/>
+            </w:tcBorders>
+          </w:tcPr>
+          <w:p>
+            <w:pPr>
+              <w:pStyle w:val="Compact"/>
+            </w:pPr>
+            <w:r>
+              <w:t xml:space="preserve">−0.0011</w:t>
+            </w:r>
+          </w:p>
+        </w:tc>
+        <w:tc>
+          <w:tcPr>
+            <w:tcBorders>
+              <w:top w:val="single" w:sz="4" w:space="0" w:color="000000"/>
+              <w:left w:val="single" w:sz="4" w:space="0" w:color="000000"/>
+              <w:bottom w:val="single" w:sz="4" w:space="0" w:color="000000"/>
+              <w:right w:val="single" w:sz="4" w:space="0" w:color="000000"/>
+            </w:tcBorders>
+          </w:tcPr>
+          <w:p>
+            <w:pPr>
+              <w:pStyle w:val="Compact"/>
+            </w:pPr>
+            <w:r>
+              <w:t xml:space="preserve">373</w:t>
+            </w:r>
+          </w:p>
+        </w:tc>
+      </w:tr>
+      <w:tr>
+        <w:tc>
+          <w:tcPr>
+            <w:tcBorders>
+              <w:top w:val="single" w:sz="4" w:space="0" w:color="000000"/>
+              <w:left w:val="single" w:sz="4" w:space="0" w:color="000000"/>
+              <w:bottom w:val="single" w:sz="4" w:space="0" w:color="000000"/>
+              <w:right w:val="single" w:sz="4" w:space="0" w:color="000000"/>
+            </w:tcBorders>
+          </w:tcPr>
+          <w:p>
+            <w:pPr>
+              <w:pStyle w:val="Compact"/>
+            </w:pPr>
+            <w:r>
+              <w:t xml:space="preserve">Zhu 2022</w:t>
+            </w:r>
+          </w:p>
+        </w:tc>
+        <w:tc>
+          <w:tcPr>
+            <w:tcBorders>
+              <w:top w:val="single" w:sz="4" w:space="0" w:color="000000"/>
+              <w:left w:val="single" w:sz="4" w:space="0" w:color="000000"/>
+              <w:bottom w:val="single" w:sz="4" w:space="0" w:color="000000"/>
+              <w:right w:val="single" w:sz="4" w:space="0" w:color="000000"/>
+            </w:tcBorders>
+          </w:tcPr>
+          <w:p>
+            <w:pPr>
+              <w:pStyle w:val="Compact"/>
+            </w:pPr>
+            <w:r>
+              <w:t xml:space="preserve">LGBM</w:t>
+            </w:r>
+          </w:p>
+        </w:tc>
+        <w:tc>
+          <w:tcPr>
+            <w:tcBorders>
+              <w:top w:val="single" w:sz="4" w:space="0" w:color="000000"/>
+              <w:left w:val="single" w:sz="4" w:space="0" w:color="000000"/>
+              <w:bottom w:val="single" w:sz="4" w:space="0" w:color="000000"/>
+              <w:right w:val="single" w:sz="4" w:space="0" w:color="000000"/>
+            </w:tcBorders>
+          </w:tcPr>
+          <w:p>
+            <w:pPr>
+              <w:pStyle w:val="Compact"/>
+            </w:pPr>
+            <w:r>
+              <w:t xml:space="preserve">0.7578</w:t>
+            </w:r>
+          </w:p>
+        </w:tc>
+        <w:tc>
+          <w:tcPr>
+            <w:tcBorders>
+              <w:top w:val="single" w:sz="4" w:space="0" w:color="000000"/>
+              <w:left w:val="single" w:sz="4" w:space="0" w:color="000000"/>
+              <w:bottom w:val="single" w:sz="4" w:space="0" w:color="000000"/>
+              <w:right w:val="single" w:sz="4" w:space="0" w:color="000000"/>
+            </w:tcBorders>
+          </w:tcPr>
+          <w:p>
+            <w:pPr>
+              <w:pStyle w:val="Compact"/>
+            </w:pPr>
+            <w:r>
+              <w:t xml:space="preserve">0.7878</w:t>
+            </w:r>
+          </w:p>
+        </w:tc>
+        <w:tc>
+          <w:tcPr>
+            <w:tcBorders>
+              <w:top w:val="single" w:sz="4" w:space="0" w:color="000000"/>
+              <w:left w:val="single" w:sz="4" w:space="0" w:color="000000"/>
+              <w:bottom w:val="single" w:sz="4" w:space="0" w:color="000000"/>
+              <w:right w:val="single" w:sz="4" w:space="0" w:color="000000"/>
+            </w:tcBorders>
+          </w:tcPr>
+          <w:p>
+            <w:pPr>
+              <w:pStyle w:val="Compact"/>
+            </w:pPr>
+            <w:r>
+              <w:t xml:space="preserve">+0.0300</w:t>
+            </w:r>
+          </w:p>
+        </w:tc>
+        <w:tc>
+          <w:tcPr>
+            <w:tcBorders>
+              <w:top w:val="single" w:sz="4" w:space="0" w:color="000000"/>
+              <w:left w:val="single" w:sz="4" w:space="0" w:color="000000"/>
+              <w:bottom w:val="single" w:sz="4" w:space="0" w:color="000000"/>
+              <w:right w:val="single" w:sz="4" w:space="0" w:color="000000"/>
+            </w:tcBorders>
+          </w:tcPr>
+          <w:p>
+            <w:pPr>
+              <w:pStyle w:val="Compact"/>
+            </w:pPr>
+            <w:r>
+              <w:t xml:space="preserve">373</w:t>
+            </w:r>
+          </w:p>
+        </w:tc>
+      </w:tr>
+      <w:tr>
+        <w:tc>
+          <w:tcPr>
+            <w:tcBorders>
+              <w:top w:val="single" w:sz="4" w:space="0" w:color="000000"/>
+              <w:left w:val="single" w:sz="4" w:space="0" w:color="000000"/>
+              <w:bottom w:val="single" w:sz="4" w:space="0" w:color="000000"/>
+              <w:right w:val="single" w:sz="4" w:space="0" w:color="000000"/>
+            </w:tcBorders>
+          </w:tcPr>
+          <w:p>
+            <w:pPr>
+              <w:pStyle w:val="Compact"/>
+            </w:pPr>
+            <w:r>
+              <w:t xml:space="preserve">Kazakhstan</w:t>
+            </w:r>
+          </w:p>
+        </w:tc>
+        <w:tc>
+          <w:tcPr>
+            <w:tcBorders>
+              <w:top w:val="single" w:sz="4" w:space="0" w:color="000000"/>
+              <w:left w:val="single" w:sz="4" w:space="0" w:color="000000"/>
+              <w:bottom w:val="single" w:sz="4" w:space="0" w:color="000000"/>
+              <w:right w:val="single" w:sz="4" w:space="0" w:color="000000"/>
+            </w:tcBorders>
+          </w:tcPr>
+          <w:p>
+            <w:pPr>
+              <w:pStyle w:val="Compact"/>
+            </w:pPr>
+            <w:r>
+              <w:t xml:space="preserve">LogReg</w:t>
+            </w:r>
+          </w:p>
+        </w:tc>
+        <w:tc>
+          <w:tcPr>
+            <w:tcBorders>
+              <w:top w:val="single" w:sz="4" w:space="0" w:color="000000"/>
+              <w:left w:val="single" w:sz="4" w:space="0" w:color="000000"/>
+              <w:bottom w:val="single" w:sz="4" w:space="0" w:color="000000"/>
+              <w:right w:val="single" w:sz="4" w:space="0" w:color="000000"/>
+            </w:tcBorders>
+          </w:tcPr>
+          <w:p>
+            <w:pPr>
+              <w:pStyle w:val="Compact"/>
+            </w:pPr>
+            <w:r>
+              <w:t xml:space="preserve">0.5644</w:t>
+            </w:r>
+          </w:p>
+        </w:tc>
+        <w:tc>
+          <w:tcPr>
+            <w:tcBorders>
+              <w:top w:val="single" w:sz="4" w:space="0" w:color="000000"/>
+              <w:left w:val="single" w:sz="4" w:space="0" w:color="000000"/>
+              <w:bottom w:val="single" w:sz="4" w:space="0" w:color="000000"/>
+              <w:right w:val="single" w:sz="4" w:space="0" w:color="000000"/>
+            </w:tcBorders>
+          </w:tcPr>
+          <w:p>
+            <w:pPr>
+              <w:pStyle w:val="Compact"/>
+            </w:pPr>
+            <w:r>
+              <w:t xml:space="preserve">0.6092</w:t>
+            </w:r>
+          </w:p>
+        </w:tc>
+        <w:tc>
+          <w:tcPr>
+            <w:tcBorders>
+              <w:top w:val="single" w:sz="4" w:space="0" w:color="000000"/>
+              <w:left w:val="single" w:sz="4" w:space="0" w:color="000000"/>
+              <w:bottom w:val="single" w:sz="4" w:space="0" w:color="000000"/>
+              <w:right w:val="single" w:sz="4" w:space="0" w:color="000000"/>
+            </w:tcBorders>
+          </w:tcPr>
+          <w:p>
+            <w:pPr>
+              <w:pStyle w:val="Compact"/>
+            </w:pPr>
+            <w:r>
+              <w:t xml:space="preserve">+0.0448</w:t>
+            </w:r>
+          </w:p>
+        </w:tc>
+        <w:tc>
+          <w:tcPr>
+            <w:tcBorders>
+              <w:top w:val="single" w:sz="4" w:space="0" w:color="000000"/>
+              <w:left w:val="single" w:sz="4" w:space="0" w:color="000000"/>
+              <w:bottom w:val="single" w:sz="4" w:space="0" w:color="000000"/>
+              <w:right w:val="single" w:sz="4" w:space="0" w:color="000000"/>
+            </w:tcBorders>
+          </w:tcPr>
+          <w:p>
+            <w:pPr>
+              <w:pStyle w:val="Compact"/>
+            </w:pPr>
+            <w:r>
+              <w:t xml:space="preserve">150</w:t>
+            </w:r>
+          </w:p>
+        </w:tc>
+      </w:tr>
+      <w:tr>
+        <w:tc>
+          <w:tcPr>
+            <w:tcBorders>
+              <w:top w:val="single" w:sz="4" w:space="0" w:color="000000"/>
+              <w:left w:val="single" w:sz="4" w:space="0" w:color="000000"/>
+              <w:bottom w:val="single" w:sz="4" w:space="0" w:color="000000"/>
+              <w:right w:val="single" w:sz="4" w:space="0" w:color="000000"/>
+            </w:tcBorders>
+          </w:tcPr>
+          <w:p>
+            <w:pPr>
+              <w:pStyle w:val="Compact"/>
+            </w:pPr>
+            <w:r>
+              <w:t xml:space="preserve">Kazakhstan</w:t>
+            </w:r>
+          </w:p>
+        </w:tc>
+        <w:tc>
+          <w:tcPr>
+            <w:tcBorders>
+              <w:top w:val="single" w:sz="4" w:space="0" w:color="000000"/>
+              <w:left w:val="single" w:sz="4" w:space="0" w:color="000000"/>
+              <w:bottom w:val="single" w:sz="4" w:space="0" w:color="000000"/>
+              <w:right w:val="single" w:sz="4" w:space="0" w:color="000000"/>
+            </w:tcBorders>
+          </w:tcPr>
+          <w:p>
+            <w:pPr>
+              <w:pStyle w:val="Compact"/>
+            </w:pPr>
+            <w:r>
+              <w:t xml:space="preserve">LGBM</w:t>
+            </w:r>
+          </w:p>
+        </w:tc>
+        <w:tc>
+          <w:tcPr>
+            <w:tcBorders>
+              <w:top w:val="single" w:sz="4" w:space="0" w:color="000000"/>
+              <w:left w:val="single" w:sz="4" w:space="0" w:color="000000"/>
+              <w:bottom w:val="single" w:sz="4" w:space="0" w:color="000000"/>
+              <w:right w:val="single" w:sz="4" w:space="0" w:color="000000"/>
+            </w:tcBorders>
+          </w:tcPr>
+          <w:p>
+            <w:pPr>
+              <w:pStyle w:val="Compact"/>
+            </w:pPr>
+            <w:r>
+              <w:t xml:space="preserve">0.5905</w:t>
+            </w:r>
+          </w:p>
+        </w:tc>
+        <w:tc>
+          <w:tcPr>
+            <w:tcBorders>
+              <w:top w:val="single" w:sz="4" w:space="0" w:color="000000"/>
+              <w:left w:val="single" w:sz="4" w:space="0" w:color="000000"/>
+              <w:bottom w:val="single" w:sz="4" w:space="0" w:color="000000"/>
+              <w:right w:val="single" w:sz="4" w:space="0" w:color="000000"/>
+            </w:tcBorders>
+          </w:tcPr>
+          <w:p>
+            <w:pPr>
+              <w:pStyle w:val="Compact"/>
+            </w:pPr>
+            <w:r>
+              <w:t xml:space="preserve">0.5247</w:t>
+            </w:r>
+          </w:p>
+        </w:tc>
+        <w:tc>
+          <w:tcPr>
+            <w:tcBorders>
+              <w:top w:val="single" w:sz="4" w:space="0" w:color="000000"/>
+              <w:left w:val="single" w:sz="4" w:space="0" w:color="000000"/>
+              <w:bottom w:val="single" w:sz="4" w:space="0" w:color="000000"/>
+              <w:right w:val="single" w:sz="4" w:space="0" w:color="000000"/>
+            </w:tcBorders>
+          </w:tcPr>
+          <w:p>
+            <w:pPr>
+              <w:pStyle w:val="Compact"/>
+            </w:pPr>
+            <w:r>
+              <w:t xml:space="preserve">−0.0658</w:t>
+            </w:r>
+          </w:p>
+        </w:tc>
+        <w:tc>
+          <w:tcPr>
+            <w:tcBorders>
+              <w:top w:val="single" w:sz="4" w:space="0" w:color="000000"/>
+              <w:left w:val="single" w:sz="4" w:space="0" w:color="000000"/>
+              <w:bottom w:val="single" w:sz="4" w:space="0" w:color="000000"/>
+              <w:right w:val="single" w:sz="4" w:space="0" w:color="000000"/>
+            </w:tcBorders>
+          </w:tcPr>
+          <w:p>
+            <w:pPr>
+              <w:pStyle w:val="Compact"/>
+            </w:pPr>
+            <w:r>
+              <w:t xml:space="preserve">150</w:t>
+            </w:r>
+          </w:p>
+        </w:tc>
+      </w:tr>
+    </w:tbl>
+    <w:p>
+      <w:pPr>
+        <w:pStyle w:val="BodyText"/>
+      </w:pPr>
+      <w:r>
+        <w:rPr>
+          <w:b/>
+          <w:bCs/>
+        </w:rPr>
+        <w:t xml:space="preserve">Within-cohort nested CV</w:t>
+      </w:r>
+    </w:p>
+    <w:tbl>
+      <w:tblPr>
+        <w:tblStyle w:val="Table"/>
+        <w:tblW w:type="pct" w:w="5000"/>
+        <w:tblLayout w:type="fixed"/>
+        <w:tblLook w:firstRow="1" w:lastRow="0" w:firstColumn="0" w:lastColumn="0" w:noHBand="0" w:noVBand="0" w:val="0020"/>
+      </w:tblPr>
+      <w:tblGrid>
+        <w:gridCol w:w="1584"/>
+        <w:gridCol w:w="1584"/>
+        <w:gridCol w:w="1584"/>
+        <w:gridCol w:w="1584"/>
+        <w:gridCol w:w="1584"/>
+      </w:tblGrid>
+      <w:tr>
+        <w:trPr>
+          <w:tblHeader w:val="on"/>
+        </w:trPr>
+        <w:tc>
+          <w:tcPr>
+            <w:tcBorders>
+              <w:top w:val="single" w:sz="4" w:space="0" w:color="000000"/>
+              <w:left w:val="single" w:sz="4" w:space="0" w:color="000000"/>
+              <w:bottom w:val="single" w:sz="4" w:space="0" w:color="000000"/>
+              <w:right w:val="single" w:sz="4" w:space="0" w:color="000000"/>
+            </w:tcBorders>
+          </w:tcPr>
+          <w:p>
+            <w:pPr>
+              <w:pStyle w:val="Compact"/>
+            </w:pPr>
+            <w:r>
+              <w:t xml:space="preserve">Cohort</w:t>
+            </w:r>
+          </w:p>
+        </w:tc>
+        <w:tc>
+          <w:tcPr>
+            <w:tcBorders>
+              <w:top w:val="single" w:sz="4" w:space="0" w:color="000000"/>
+              <w:left w:val="single" w:sz="4" w:space="0" w:color="000000"/>
+              <w:bottom w:val="single" w:sz="4" w:space="0" w:color="000000"/>
+              <w:right w:val="single" w:sz="4" w:space="0" w:color="000000"/>
+            </w:tcBorders>
+          </w:tcPr>
+          <w:p>
+            <w:pPr>
+              <w:pStyle w:val="Compact"/>
+            </w:pPr>
+            <w:r>
+              <w:t xml:space="preserve">Model</w:t>
+            </w:r>
+          </w:p>
+        </w:tc>
+        <w:tc>
+          <w:tcPr>
+            <w:tcBorders>
+              <w:top w:val="single" w:sz="4" w:space="0" w:color="000000"/>
+              <w:left w:val="single" w:sz="4" w:space="0" w:color="000000"/>
+              <w:bottom w:val="single" w:sz="4" w:space="0" w:color="000000"/>
+              <w:right w:val="single" w:sz="4" w:space="0" w:color="000000"/>
+            </w:tcBorders>
+          </w:tcPr>
+          <w:p>
+            <w:pPr>
+              <w:pStyle w:val="Compact"/>
+            </w:pPr>
+            <w:r>
+              <w:t xml:space="preserve">Original (Global-Feature) AUC</w:t>
+            </w:r>
+          </w:p>
+        </w:tc>
+        <w:tc>
+          <w:tcPr>
+            <w:tcBorders>
+              <w:top w:val="single" w:sz="4" w:space="0" w:color="000000"/>
+              <w:left w:val="single" w:sz="4" w:space="0" w:color="000000"/>
+              <w:bottom w:val="single" w:sz="4" w:space="0" w:color="000000"/>
+              <w:right w:val="single" w:sz="4" w:space="0" w:color="000000"/>
+            </w:tcBorders>
+          </w:tcPr>
+          <w:p>
+            <w:pPr>
+              <w:pStyle w:val="Compact"/>
+            </w:pPr>
+            <w:r>
+              <w:t xml:space="preserve">Training-Only AUC</w:t>
+            </w:r>
+          </w:p>
+        </w:tc>
+        <w:tc>
+          <w:tcPr>
+            <w:tcBorders>
+              <w:top w:val="single" w:sz="4" w:space="0" w:color="000000"/>
+              <w:left w:val="single" w:sz="4" w:space="0" w:color="000000"/>
+              <w:bottom w:val="single" w:sz="4" w:space="0" w:color="000000"/>
+              <w:right w:val="single" w:sz="4" w:space="0" w:color="000000"/>
+            </w:tcBorders>
+          </w:tcPr>
+          <w:p>
+            <w:pPr>
+              <w:pStyle w:val="Compact"/>
+            </w:pPr>
+            <w:r>
+              <w:t xml:space="preserve">Δ</w:t>
+            </w:r>
+          </w:p>
+        </w:tc>
+      </w:tr>
+      <w:tr>
+        <w:tc>
+          <w:tcPr>
+            <w:tcBorders>
+              <w:top w:val="single" w:sz="4" w:space="0" w:color="000000"/>
+              <w:left w:val="single" w:sz="4" w:space="0" w:color="000000"/>
+              <w:bottom w:val="single" w:sz="4" w:space="0" w:color="000000"/>
+              <w:right w:val="single" w:sz="4" w:space="0" w:color="000000"/>
+            </w:tcBorders>
+          </w:tcPr>
+          <w:p>
+            <w:pPr>
+              <w:pStyle w:val="Compact"/>
+            </w:pPr>
+            <w:r>
+              <w:t xml:space="preserve">Zhuang 2018</w:t>
+            </w:r>
+          </w:p>
+        </w:tc>
+        <w:tc>
+          <w:tcPr>
+            <w:tcBorders>
+              <w:top w:val="single" w:sz="4" w:space="0" w:color="000000"/>
+              <w:left w:val="single" w:sz="4" w:space="0" w:color="000000"/>
+              <w:bottom w:val="single" w:sz="4" w:space="0" w:color="000000"/>
+              <w:right w:val="single" w:sz="4" w:space="0" w:color="000000"/>
+            </w:tcBorders>
+          </w:tcPr>
+          <w:p>
+            <w:pPr>
+              <w:pStyle w:val="Compact"/>
+            </w:pPr>
+            <w:r>
+              <w:t xml:space="preserve">LogReg</w:t>
+            </w:r>
+          </w:p>
+        </w:tc>
+        <w:tc>
+          <w:tcPr>
+            <w:tcBorders>
+              <w:top w:val="single" w:sz="4" w:space="0" w:color="000000"/>
+              <w:left w:val="single" w:sz="4" w:space="0" w:color="000000"/>
+              <w:bottom w:val="single" w:sz="4" w:space="0" w:color="000000"/>
+              <w:right w:val="single" w:sz="4" w:space="0" w:color="000000"/>
+            </w:tcBorders>
+          </w:tcPr>
+          <w:p>
+            <w:pPr>
+              <w:pStyle w:val="Compact"/>
+            </w:pPr>
+            <w:r>
+              <w:t xml:space="preserve">0.6333</w:t>
+            </w:r>
+          </w:p>
+        </w:tc>
+        <w:tc>
+          <w:tcPr>
+            <w:tcBorders>
+              <w:top w:val="single" w:sz="4" w:space="0" w:color="000000"/>
+              <w:left w:val="single" w:sz="4" w:space="0" w:color="000000"/>
+              <w:bottom w:val="single" w:sz="4" w:space="0" w:color="000000"/>
+              <w:right w:val="single" w:sz="4" w:space="0" w:color="000000"/>
+            </w:tcBorders>
+          </w:tcPr>
+          <w:p>
+            <w:pPr>
+              <w:pStyle w:val="Compact"/>
+            </w:pPr>
+            <w:r>
+              <w:t xml:space="preserve">0.6647</w:t>
+            </w:r>
+          </w:p>
+        </w:tc>
+        <w:tc>
+          <w:tcPr>
+            <w:tcBorders>
+              <w:top w:val="single" w:sz="4" w:space="0" w:color="000000"/>
+              <w:left w:val="single" w:sz="4" w:space="0" w:color="000000"/>
+              <w:bottom w:val="single" w:sz="4" w:space="0" w:color="000000"/>
+              <w:right w:val="single" w:sz="4" w:space="0" w:color="000000"/>
+            </w:tcBorders>
+          </w:tcPr>
+          <w:p>
+            <w:pPr>
+              <w:pStyle w:val="Compact"/>
+            </w:pPr>
+            <w:r>
+              <w:t xml:space="preserve">+0.0314</w:t>
+            </w:r>
+          </w:p>
+        </w:tc>
+      </w:tr>
+      <w:tr>
+        <w:tc>
+          <w:tcPr>
+            <w:tcBorders>
+              <w:top w:val="single" w:sz="4" w:space="0" w:color="000000"/>
+              <w:left w:val="single" w:sz="4" w:space="0" w:color="000000"/>
+              <w:bottom w:val="single" w:sz="4" w:space="0" w:color="000000"/>
+              <w:right w:val="single" w:sz="4" w:space="0" w:color="000000"/>
+            </w:tcBorders>
+          </w:tcPr>
+          <w:p>
+            <w:pPr>
+              <w:pStyle w:val="Compact"/>
+            </w:pPr>
+            <w:r>
+              <w:t xml:space="preserve">Zhuang 2018</w:t>
+            </w:r>
+          </w:p>
+        </w:tc>
+        <w:tc>
+          <w:tcPr>
+            <w:tcBorders>
+              <w:top w:val="single" w:sz="4" w:space="0" w:color="000000"/>
+              <w:left w:val="single" w:sz="4" w:space="0" w:color="000000"/>
+              <w:bottom w:val="single" w:sz="4" w:space="0" w:color="000000"/>
+              <w:right w:val="single" w:sz="4" w:space="0" w:color="000000"/>
+            </w:tcBorders>
+          </w:tcPr>
+          <w:p>
+            <w:pPr>
+              <w:pStyle w:val="Compact"/>
+            </w:pPr>
+            <w:r>
+              <w:t xml:space="preserve">LGBM</w:t>
+            </w:r>
+          </w:p>
+        </w:tc>
+        <w:tc>
+          <w:tcPr>
+            <w:tcBorders>
+              <w:top w:val="single" w:sz="4" w:space="0" w:color="000000"/>
+              <w:left w:val="single" w:sz="4" w:space="0" w:color="000000"/>
+              <w:bottom w:val="single" w:sz="4" w:space="0" w:color="000000"/>
+              <w:right w:val="single" w:sz="4" w:space="0" w:color="000000"/>
+            </w:tcBorders>
+          </w:tcPr>
+          <w:p>
+            <w:pPr>
+              <w:pStyle w:val="Compact"/>
+            </w:pPr>
+            <w:r>
+              <w:t xml:space="preserve">0.6349</w:t>
+            </w:r>
+          </w:p>
+        </w:tc>
+        <w:tc>
+          <w:tcPr>
+            <w:tcBorders>
+              <w:top w:val="single" w:sz="4" w:space="0" w:color="000000"/>
+              <w:left w:val="single" w:sz="4" w:space="0" w:color="000000"/>
+              <w:bottom w:val="single" w:sz="4" w:space="0" w:color="000000"/>
+              <w:right w:val="single" w:sz="4" w:space="0" w:color="000000"/>
+            </w:tcBorders>
+          </w:tcPr>
+          <w:p>
+            <w:pPr>
+              <w:pStyle w:val="Compact"/>
+            </w:pPr>
+            <w:r>
+              <w:t xml:space="preserve">0.6733</w:t>
+            </w:r>
+          </w:p>
+        </w:tc>
+        <w:tc>
+          <w:tcPr>
+            <w:tcBorders>
+              <w:top w:val="single" w:sz="4" w:space="0" w:color="000000"/>
+              <w:left w:val="single" w:sz="4" w:space="0" w:color="000000"/>
+              <w:bottom w:val="single" w:sz="4" w:space="0" w:color="000000"/>
+              <w:right w:val="single" w:sz="4" w:space="0" w:color="000000"/>
+            </w:tcBorders>
+          </w:tcPr>
+          <w:p>
+            <w:pPr>
+              <w:pStyle w:val="Compact"/>
+            </w:pPr>
+            <w:r>
+              <w:t xml:space="preserve">+0.0384</w:t>
+            </w:r>
+          </w:p>
+        </w:tc>
+      </w:tr>
+      <w:tr>
+        <w:tc>
+          <w:tcPr>
+            <w:tcBorders>
+              <w:top w:val="single" w:sz="4" w:space="0" w:color="000000"/>
+              <w:left w:val="single" w:sz="4" w:space="0" w:color="000000"/>
+              <w:bottom w:val="single" w:sz="4" w:space="0" w:color="000000"/>
+              <w:right w:val="single" w:sz="4" w:space="0" w:color="000000"/>
+            </w:tcBorders>
+          </w:tcPr>
+          <w:p>
+            <w:pPr>
+              <w:pStyle w:val="Compact"/>
+            </w:pPr>
+            <w:r>
+              <w:t xml:space="preserve">Ling 2020</w:t>
+            </w:r>
+          </w:p>
+        </w:tc>
+        <w:tc>
+          <w:tcPr>
+            <w:tcBorders>
+              <w:top w:val="single" w:sz="4" w:space="0" w:color="000000"/>
+              <w:left w:val="single" w:sz="4" w:space="0" w:color="000000"/>
+              <w:bottom w:val="single" w:sz="4" w:space="0" w:color="000000"/>
+              <w:right w:val="single" w:sz="4" w:space="0" w:color="000000"/>
+            </w:tcBorders>
+          </w:tcPr>
+          <w:p>
+            <w:pPr>
+              <w:pStyle w:val="Compact"/>
+            </w:pPr>
+            <w:r>
+              <w:t xml:space="preserve">LogReg</w:t>
+            </w:r>
+          </w:p>
+        </w:tc>
+        <w:tc>
+          <w:tcPr>
+            <w:tcBorders>
+              <w:top w:val="single" w:sz="4" w:space="0" w:color="000000"/>
+              <w:left w:val="single" w:sz="4" w:space="0" w:color="000000"/>
+              <w:bottom w:val="single" w:sz="4" w:space="0" w:color="000000"/>
+              <w:right w:val="single" w:sz="4" w:space="0" w:color="000000"/>
+            </w:tcBorders>
+          </w:tcPr>
+          <w:p>
+            <w:pPr>
+              <w:pStyle w:val="Compact"/>
+            </w:pPr>
+            <w:r>
+              <w:t xml:space="preserve">0.8648</w:t>
+            </w:r>
+          </w:p>
+        </w:tc>
+        <w:tc>
+          <w:tcPr>
+            <w:tcBorders>
+              <w:top w:val="single" w:sz="4" w:space="0" w:color="000000"/>
+              <w:left w:val="single" w:sz="4" w:space="0" w:color="000000"/>
+              <w:bottom w:val="single" w:sz="4" w:space="0" w:color="000000"/>
+              <w:right w:val="single" w:sz="4" w:space="0" w:color="000000"/>
+            </w:tcBorders>
+          </w:tcPr>
+          <w:p>
+            <w:pPr>
+              <w:pStyle w:val="Compact"/>
+            </w:pPr>
+            <w:r>
+              <w:t xml:space="preserve">0.8896</w:t>
+            </w:r>
+          </w:p>
+        </w:tc>
+        <w:tc>
+          <w:tcPr>
+            <w:tcBorders>
+              <w:top w:val="single" w:sz="4" w:space="0" w:color="000000"/>
+              <w:left w:val="single" w:sz="4" w:space="0" w:color="000000"/>
+              <w:bottom w:val="single" w:sz="4" w:space="0" w:color="000000"/>
+              <w:right w:val="single" w:sz="4" w:space="0" w:color="000000"/>
+            </w:tcBorders>
+          </w:tcPr>
+          <w:p>
+            <w:pPr>
+              <w:pStyle w:val="Compact"/>
+            </w:pPr>
+            <w:r>
+              <w:t xml:space="preserve">+0.0248</w:t>
+            </w:r>
+          </w:p>
+        </w:tc>
+      </w:tr>
+      <w:tr>
+        <w:tc>
+          <w:tcPr>
+            <w:tcBorders>
+              <w:top w:val="single" w:sz="4" w:space="0" w:color="000000"/>
+              <w:left w:val="single" w:sz="4" w:space="0" w:color="000000"/>
+              <w:bottom w:val="single" w:sz="4" w:space="0" w:color="000000"/>
+              <w:right w:val="single" w:sz="4" w:space="0" w:color="000000"/>
+            </w:tcBorders>
+          </w:tcPr>
+          <w:p>
+            <w:pPr>
+              <w:pStyle w:val="Compact"/>
+            </w:pPr>
+            <w:r>
+              <w:t xml:space="preserve">Ling 2020</w:t>
+            </w:r>
+          </w:p>
+        </w:tc>
+        <w:tc>
+          <w:tcPr>
+            <w:tcBorders>
+              <w:top w:val="single" w:sz="4" w:space="0" w:color="000000"/>
+              <w:left w:val="single" w:sz="4" w:space="0" w:color="000000"/>
+              <w:bottom w:val="single" w:sz="4" w:space="0" w:color="000000"/>
+              <w:right w:val="single" w:sz="4" w:space="0" w:color="000000"/>
+            </w:tcBorders>
+          </w:tcPr>
+          <w:p>
+            <w:pPr>
+              <w:pStyle w:val="Compact"/>
+            </w:pPr>
+            <w:r>
+              <w:t xml:space="preserve">LGBM</w:t>
+            </w:r>
+          </w:p>
+        </w:tc>
+        <w:tc>
+          <w:tcPr>
+            <w:tcBorders>
+              <w:top w:val="single" w:sz="4" w:space="0" w:color="000000"/>
+              <w:left w:val="single" w:sz="4" w:space="0" w:color="000000"/>
+              <w:bottom w:val="single" w:sz="4" w:space="0" w:color="000000"/>
+              <w:right w:val="single" w:sz="4" w:space="0" w:color="000000"/>
+            </w:tcBorders>
+          </w:tcPr>
+          <w:p>
+            <w:pPr>
+              <w:pStyle w:val="Compact"/>
+            </w:pPr>
+            <w:r>
+              <w:t xml:space="preserve">0.8618</w:t>
+            </w:r>
+          </w:p>
+        </w:tc>
+        <w:tc>
+          <w:tcPr>
+            <w:tcBorders>
+              <w:top w:val="single" w:sz="4" w:space="0" w:color="000000"/>
+              <w:left w:val="single" w:sz="4" w:space="0" w:color="000000"/>
+              <w:bottom w:val="single" w:sz="4" w:space="0" w:color="000000"/>
+              <w:right w:val="single" w:sz="4" w:space="0" w:color="000000"/>
+            </w:tcBorders>
+          </w:tcPr>
+          <w:p>
+            <w:pPr>
+              <w:pStyle w:val="Compact"/>
+            </w:pPr>
+            <w:r>
+              <w:t xml:space="preserve">0.8415</w:t>
+            </w:r>
+          </w:p>
+        </w:tc>
+        <w:tc>
+          <w:tcPr>
+            <w:tcBorders>
+              <w:top w:val="single" w:sz="4" w:space="0" w:color="000000"/>
+              <w:left w:val="single" w:sz="4" w:space="0" w:color="000000"/>
+              <w:bottom w:val="single" w:sz="4" w:space="0" w:color="000000"/>
+              <w:right w:val="single" w:sz="4" w:space="0" w:color="000000"/>
+            </w:tcBorders>
+          </w:tcPr>
+          <w:p>
+            <w:pPr>
+              <w:pStyle w:val="Compact"/>
+            </w:pPr>
+            <w:r>
+              <w:t xml:space="preserve">−0.0203</w:t>
+            </w:r>
+          </w:p>
+        </w:tc>
+      </w:tr>
+      <w:tr>
+        <w:tc>
+          <w:tcPr>
+            <w:tcBorders>
+              <w:top w:val="single" w:sz="4" w:space="0" w:color="000000"/>
+              <w:left w:val="single" w:sz="4" w:space="0" w:color="000000"/>
+              <w:bottom w:val="single" w:sz="4" w:space="0" w:color="000000"/>
+              <w:right w:val="single" w:sz="4" w:space="0" w:color="000000"/>
+            </w:tcBorders>
+          </w:tcPr>
+          <w:p>
+            <w:pPr>
+              <w:pStyle w:val="Compact"/>
+            </w:pPr>
+            <w:r>
+              <w:t xml:space="preserve">Zhu 2022</w:t>
+            </w:r>
+          </w:p>
+        </w:tc>
+        <w:tc>
+          <w:tcPr>
+            <w:tcBorders>
+              <w:top w:val="single" w:sz="4" w:space="0" w:color="000000"/>
+              <w:left w:val="single" w:sz="4" w:space="0" w:color="000000"/>
+              <w:bottom w:val="single" w:sz="4" w:space="0" w:color="000000"/>
+              <w:right w:val="single" w:sz="4" w:space="0" w:color="000000"/>
+            </w:tcBorders>
+          </w:tcPr>
+          <w:p>
+            <w:pPr>
+              <w:pStyle w:val="Compact"/>
+            </w:pPr>
+            <w:r>
+              <w:t xml:space="preserve">LogReg</w:t>
+            </w:r>
+          </w:p>
+        </w:tc>
+        <w:tc>
+          <w:tcPr>
+            <w:tcBorders>
+              <w:top w:val="single" w:sz="4" w:space="0" w:color="000000"/>
+              <w:left w:val="single" w:sz="4" w:space="0" w:color="000000"/>
+              <w:bottom w:val="single" w:sz="4" w:space="0" w:color="000000"/>
+              <w:right w:val="single" w:sz="4" w:space="0" w:color="000000"/>
+            </w:tcBorders>
+          </w:tcPr>
+          <w:p>
+            <w:pPr>
+              <w:pStyle w:val="Compact"/>
+            </w:pPr>
+            <w:r>
+              <w:t xml:space="preserve">0.9978</w:t>
+            </w:r>
+          </w:p>
+        </w:tc>
+        <w:tc>
+          <w:tcPr>
+            <w:tcBorders>
+              <w:top w:val="single" w:sz="4" w:space="0" w:color="000000"/>
+              <w:left w:val="single" w:sz="4" w:space="0" w:color="000000"/>
+              <w:bottom w:val="single" w:sz="4" w:space="0" w:color="000000"/>
+              <w:right w:val="single" w:sz="4" w:space="0" w:color="000000"/>
+            </w:tcBorders>
+          </w:tcPr>
+          <w:p>
+            <w:pPr>
+              <w:pStyle w:val="Compact"/>
+            </w:pPr>
+            <w:r>
+              <w:t xml:space="preserve">0.9956</w:t>
+            </w:r>
+          </w:p>
+        </w:tc>
+        <w:tc>
+          <w:tcPr>
+            <w:tcBorders>
+              <w:top w:val="single" w:sz="4" w:space="0" w:color="000000"/>
+              <w:left w:val="single" w:sz="4" w:space="0" w:color="000000"/>
+              <w:bottom w:val="single" w:sz="4" w:space="0" w:color="000000"/>
+              <w:right w:val="single" w:sz="4" w:space="0" w:color="000000"/>
+            </w:tcBorders>
+          </w:tcPr>
+          <w:p>
+            <w:pPr>
+              <w:pStyle w:val="Compact"/>
+            </w:pPr>
+            <w:r>
+              <w:t xml:space="preserve">−0.0022</w:t>
+            </w:r>
+          </w:p>
+        </w:tc>
+      </w:tr>
+      <w:tr>
+        <w:tc>
+          <w:tcPr>
+            <w:tcBorders>
+              <w:top w:val="single" w:sz="4" w:space="0" w:color="000000"/>
+              <w:left w:val="single" w:sz="4" w:space="0" w:color="000000"/>
+              <w:bottom w:val="single" w:sz="4" w:space="0" w:color="000000"/>
+              <w:right w:val="single" w:sz="4" w:space="0" w:color="000000"/>
+            </w:tcBorders>
+          </w:tcPr>
+          <w:p>
+            <w:pPr>
+              <w:pStyle w:val="Compact"/>
+            </w:pPr>
+            <w:r>
+              <w:t xml:space="preserve">Zhu 2022</w:t>
+            </w:r>
+          </w:p>
+        </w:tc>
+        <w:tc>
+          <w:tcPr>
+            <w:tcBorders>
+              <w:top w:val="single" w:sz="4" w:space="0" w:color="000000"/>
+              <w:left w:val="single" w:sz="4" w:space="0" w:color="000000"/>
+              <w:bottom w:val="single" w:sz="4" w:space="0" w:color="000000"/>
+              <w:right w:val="single" w:sz="4" w:space="0" w:color="000000"/>
+            </w:tcBorders>
+          </w:tcPr>
+          <w:p>
+            <w:pPr>
+              <w:pStyle w:val="Compact"/>
+            </w:pPr>
+            <w:r>
+              <w:t xml:space="preserve">LGBM</w:t>
+            </w:r>
+          </w:p>
+        </w:tc>
+        <w:tc>
+          <w:tcPr>
+            <w:tcBorders>
+              <w:top w:val="single" w:sz="4" w:space="0" w:color="000000"/>
+              <w:left w:val="single" w:sz="4" w:space="0" w:color="000000"/>
+              <w:bottom w:val="single" w:sz="4" w:space="0" w:color="000000"/>
+              <w:right w:val="single" w:sz="4" w:space="0" w:color="000000"/>
+            </w:tcBorders>
+          </w:tcPr>
+          <w:p>
+            <w:pPr>
+              <w:pStyle w:val="Compact"/>
+            </w:pPr>
+            <w:r>
+              <w:t xml:space="preserve">0.9789</w:t>
+            </w:r>
+          </w:p>
+        </w:tc>
+        <w:tc>
+          <w:tcPr>
+            <w:tcBorders>
+              <w:top w:val="single" w:sz="4" w:space="0" w:color="000000"/>
+              <w:left w:val="single" w:sz="4" w:space="0" w:color="000000"/>
+              <w:bottom w:val="single" w:sz="4" w:space="0" w:color="000000"/>
+              <w:right w:val="single" w:sz="4" w:space="0" w:color="000000"/>
+            </w:tcBorders>
+          </w:tcPr>
+          <w:p>
+            <w:pPr>
+              <w:pStyle w:val="Compact"/>
+            </w:pPr>
+            <w:r>
+              <w:t xml:space="preserve">0.9700</w:t>
+            </w:r>
+          </w:p>
+        </w:tc>
+        <w:tc>
+          <w:tcPr>
+            <w:tcBorders>
+              <w:top w:val="single" w:sz="4" w:space="0" w:color="000000"/>
+              <w:left w:val="single" w:sz="4" w:space="0" w:color="000000"/>
+              <w:bottom w:val="single" w:sz="4" w:space="0" w:color="000000"/>
+              <w:right w:val="single" w:sz="4" w:space="0" w:color="000000"/>
+            </w:tcBorders>
+          </w:tcPr>
+          <w:p>
+            <w:pPr>
+              <w:pStyle w:val="Compact"/>
+            </w:pPr>
+            <w:r>
+              <w:t xml:space="preserve">−0.0089</w:t>
+            </w:r>
+          </w:p>
+        </w:tc>
+      </w:tr>
+      <w:tr>
+        <w:tc>
+          <w:tcPr>
+            <w:tcBorders>
+              <w:top w:val="single" w:sz="4" w:space="0" w:color="000000"/>
+              <w:left w:val="single" w:sz="4" w:space="0" w:color="000000"/>
+              <w:bottom w:val="single" w:sz="4" w:space="0" w:color="000000"/>
+              <w:right w:val="single" w:sz="4" w:space="0" w:color="000000"/>
+            </w:tcBorders>
+          </w:tcPr>
+          <w:p>
+            <w:pPr>
+              <w:pStyle w:val="Compact"/>
+            </w:pPr>
+            <w:r>
+              <w:t xml:space="preserve">Kazakhstan</w:t>
+            </w:r>
+          </w:p>
+        </w:tc>
+        <w:tc>
+          <w:tcPr>
+            <w:tcBorders>
+              <w:top w:val="single" w:sz="4" w:space="0" w:color="000000"/>
+              <w:left w:val="single" w:sz="4" w:space="0" w:color="000000"/>
+              <w:bottom w:val="single" w:sz="4" w:space="0" w:color="000000"/>
+              <w:right w:val="single" w:sz="4" w:space="0" w:color="000000"/>
+            </w:tcBorders>
+          </w:tcPr>
+          <w:p>
+            <w:pPr>
+              <w:pStyle w:val="Compact"/>
+            </w:pPr>
+            <w:r>
+              <w:t xml:space="preserve">LogReg</w:t>
+            </w:r>
+          </w:p>
+        </w:tc>
+        <w:tc>
+          <w:tcPr>
+            <w:tcBorders>
+              <w:top w:val="single" w:sz="4" w:space="0" w:color="000000"/>
+              <w:left w:val="single" w:sz="4" w:space="0" w:color="000000"/>
+              <w:bottom w:val="single" w:sz="4" w:space="0" w:color="000000"/>
+              <w:right w:val="single" w:sz="4" w:space="0" w:color="000000"/>
+            </w:tcBorders>
+          </w:tcPr>
+          <w:p>
+            <w:pPr>
+              <w:pStyle w:val="Compact"/>
+            </w:pPr>
+            <w:r>
+              <w:t xml:space="preserve">0.7657</w:t>
+            </w:r>
+          </w:p>
+        </w:tc>
+        <w:tc>
+          <w:tcPr>
+            <w:tcBorders>
+              <w:top w:val="single" w:sz="4" w:space="0" w:color="000000"/>
+              <w:left w:val="single" w:sz="4" w:space="0" w:color="000000"/>
+              <w:bottom w:val="single" w:sz="4" w:space="0" w:color="000000"/>
+              <w:right w:val="single" w:sz="4" w:space="0" w:color="000000"/>
+            </w:tcBorders>
+          </w:tcPr>
+          <w:p>
+            <w:pPr>
+              <w:pStyle w:val="Compact"/>
+            </w:pPr>
+            <w:r>
+              <w:t xml:space="preserve">0.7368</w:t>
+            </w:r>
+          </w:p>
+        </w:tc>
+        <w:tc>
+          <w:tcPr>
+            <w:tcBorders>
+              <w:top w:val="single" w:sz="4" w:space="0" w:color="000000"/>
+              <w:left w:val="single" w:sz="4" w:space="0" w:color="000000"/>
+              <w:bottom w:val="single" w:sz="4" w:space="0" w:color="000000"/>
+              <w:right w:val="single" w:sz="4" w:space="0" w:color="000000"/>
+            </w:tcBorders>
+          </w:tcPr>
+          <w:p>
+            <w:pPr>
+              <w:pStyle w:val="Compact"/>
+            </w:pPr>
+            <w:r>
+              <w:t xml:space="preserve">−0.0289</w:t>
+            </w:r>
+          </w:p>
+        </w:tc>
+      </w:tr>
+      <w:tr>
+        <w:tc>
+          <w:tcPr>
+            <w:tcBorders>
+              <w:top w:val="single" w:sz="4" w:space="0" w:color="000000"/>
+              <w:left w:val="single" w:sz="4" w:space="0" w:color="000000"/>
+              <w:bottom w:val="single" w:sz="4" w:space="0" w:color="000000"/>
+              <w:right w:val="single" w:sz="4" w:space="0" w:color="000000"/>
+            </w:tcBorders>
+          </w:tcPr>
+          <w:p>
+            <w:pPr>
+              <w:pStyle w:val="Compact"/>
+            </w:pPr>
+            <w:r>
+              <w:t xml:space="preserve">Kazakhstan</w:t>
+            </w:r>
+          </w:p>
+        </w:tc>
+        <w:tc>
+          <w:tcPr>
+            <w:tcBorders>
+              <w:top w:val="single" w:sz="4" w:space="0" w:color="000000"/>
+              <w:left w:val="single" w:sz="4" w:space="0" w:color="000000"/>
+              <w:bottom w:val="single" w:sz="4" w:space="0" w:color="000000"/>
+              <w:right w:val="single" w:sz="4" w:space="0" w:color="000000"/>
+            </w:tcBorders>
+          </w:tcPr>
+          <w:p>
+            <w:pPr>
+              <w:pStyle w:val="Compact"/>
+            </w:pPr>
+            <w:r>
+              <w:t xml:space="preserve">LGBM</w:t>
+            </w:r>
+          </w:p>
+        </w:tc>
+        <w:tc>
+          <w:tcPr>
+            <w:tcBorders>
+              <w:top w:val="single" w:sz="4" w:space="0" w:color="000000"/>
+              <w:left w:val="single" w:sz="4" w:space="0" w:color="000000"/>
+              <w:bottom w:val="single" w:sz="4" w:space="0" w:color="000000"/>
+              <w:right w:val="single" w:sz="4" w:space="0" w:color="000000"/>
+            </w:tcBorders>
+          </w:tcPr>
+          <w:p>
+            <w:pPr>
+              <w:pStyle w:val="Compact"/>
+            </w:pPr>
+            <w:r>
+              <w:t xml:space="preserve">0.6943</w:t>
+            </w:r>
+          </w:p>
+        </w:tc>
+        <w:tc>
+          <w:tcPr>
+            <w:tcBorders>
+              <w:top w:val="single" w:sz="4" w:space="0" w:color="000000"/>
+              <w:left w:val="single" w:sz="4" w:space="0" w:color="000000"/>
+              <w:bottom w:val="single" w:sz="4" w:space="0" w:color="000000"/>
+              <w:right w:val="single" w:sz="4" w:space="0" w:color="000000"/>
+            </w:tcBorders>
+          </w:tcPr>
+          <w:p>
+            <w:pPr>
+              <w:pStyle w:val="Compact"/>
+            </w:pPr>
+            <w:r>
+              <w:t xml:space="preserve">0.6109</w:t>
+            </w:r>
+          </w:p>
+        </w:tc>
+        <w:tc>
+          <w:tcPr>
+            <w:tcBorders>
+              <w:top w:val="single" w:sz="4" w:space="0" w:color="000000"/>
+              <w:left w:val="single" w:sz="4" w:space="0" w:color="000000"/>
+              <w:bottom w:val="single" w:sz="4" w:space="0" w:color="000000"/>
+              <w:right w:val="single" w:sz="4" w:space="0" w:color="000000"/>
+            </w:tcBorders>
+          </w:tcPr>
+          <w:p>
+            <w:pPr>
+              <w:pStyle w:val="Compact"/>
+            </w:pPr>
+            <w:r>
+              <w:t xml:space="preserve">−0.0834</w:t>
+            </w:r>
+          </w:p>
+        </w:tc>
+      </w:tr>
+    </w:tbl>
+    <w:p>
+      <w:pPr>
+        <w:pStyle w:val="BodyText"/>
+      </w:pPr>
+      <w:r>
+        <w:t xml:space="preserve">The retained genus count for LOCO training-only selection is lower when Kazakhstan is excluded from feature selection (150 genera) than when it is included in the training pool (370–373 genera), reflecting that Kazakhstan alone passes the 20%-prevalence threshold for many genera the Chinese/Korean-pipeline cohorts do not. No cohort–model combination changes qualitative classification (near-chance, intermediate, robust) between the global and training-only designs.</w:t>
+      </w:r>
+    </w:p>
+    <w:p>
+      <w:pPr>
+        <w:pStyle w:val="BodyText"/>
+      </w:pPr>
+      <w:r>
+        <w:rPr>
+          <w:i/>
+          <w:iCs/>
+        </w:rPr>
+        <w:t xml:space="preserve">Source data:</w:t>
+      </w:r>
+      <w:r>
+        <w:t xml:space="preserve"> </w:t>
+      </w:r>
+      <w:r>
+        <w:rPr>
+          <w:rStyle w:val="VerbatimChar"/>
+        </w:rPr>
+        <w:t xml:space="preserve">results/tables/within_cohort_auc_training_only.csv</w:t>
+      </w:r>
+      <w:r>
+        <w:t xml:space="preserve">,</w:t>
+      </w:r>
+      <w:r>
+        <w:t xml:space="preserve"> </w:t>
+      </w:r>
+      <w:r>
+        <w:rPr>
+          <w:rStyle w:val="VerbatimChar"/>
+        </w:rPr>
+        <w:t xml:space="preserve">results/tables/loco_auc_training_only.csv</w:t>
+      </w:r>
+      <w:r>
+        <w:t xml:space="preserve">,</w:t>
+      </w:r>
+      <w:r>
+        <w:t xml:space="preserve"> </w:t>
+      </w:r>
+      <w:r>
+        <w:rPr>
+          <w:rStyle w:val="VerbatimChar"/>
+        </w:rPr>
+        <w:t xml:space="preserve">results/tables/pairwise_auc_training_only.csv</w:t>
+      </w:r>
+      <w:r>
+        <w:t xml:space="preserve">,</w:t>
+      </w:r>
+      <w:r>
+        <w:t xml:space="preserve"> </w:t>
+      </w:r>
+      <w:r>
+        <w:rPr>
+          <w:rStyle w:val="VerbatimChar"/>
+        </w:rPr>
+        <w:t xml:space="preserve">results/tables/training_only_feature_sensitivity_summary.csv</w:t>
+      </w:r>
+      <w:r>
+        <w:t xml:space="preserve">,</w:t>
+      </w:r>
+      <w:r>
+        <w:t xml:space="preserve"> </w:t>
+      </w:r>
+      <w:r>
+        <w:rPr>
+          <w:rStyle w:val="VerbatimChar"/>
+        </w:rPr>
+        <w:t xml:space="preserve">results/tables/training_only_feature_counts.csv</w:t>
+      </w:r>
+      <w:r>
+        <w:t xml:space="preserve">,</w:t>
+      </w:r>
+      <w:r>
+        <w:t xml:space="preserve"> </w:t>
+      </w:r>
+      <w:r>
+        <w:rPr>
+          <w:rStyle w:val="VerbatimChar"/>
+        </w:rPr>
+        <w:t xml:space="preserve">results/tables/training_only_feature_lists.csv</w:t>
+      </w:r>
+      <w:r>
+        <w:t xml:space="preserve"> </w:t>
+      </w:r>
+      <w:r>
+        <w:t xml:space="preserve">(full per-split retained-genus lists).</w:t>
+      </w:r>
+    </w:p>
+    <w:p>
+      <w:r>
+        <w:pict>
+          <v:rect style="width:0;height:1.5pt" o:hralign="center" o:hrstd="t" o:hr="t"/>
+        </w:pict>
+      </w:r>
+    </w:p>
+    <w:bookmarkEnd w:id="12"/>
+    <w:bookmarkStart w:id="13" w:name="Xfb5d611d316be94ea485cd35c00af154605658f"/>
+    <w:p>
+      <w:pPr>
+        <w:pStyle w:val="Heading3"/>
+      </w:pPr>
+      <w:r>
+        <w:t xml:space="preserve">Table S5. Within-Cohort AUC on Batch-Corrected Data: Label-Blind vs. Label-Informed (Round 2)</w:t>
+      </w:r>
+    </w:p>
+    <w:p>
+      <w:pPr>
+        <w:pStyle w:val="FirstParagraph"/>
+      </w:pPr>
+      <w:r>
+        <w:t xml:space="preserve">Within-cohort nested-CV AUC (Section 2.4 procedure) computed on batch-corrected features, under both correction designs (Section 2.7). The label-blind comparison is unconfounded by label use during correction; the label-informed comparison is confounded (Section 3.5) and is shown only for completeness/continuity with the original analysis.</w:t>
+      </w:r>
+    </w:p>
+    <w:tbl>
+      <w:tblPr>
+        <w:tblStyle w:val="Table"/>
+        <w:tblW w:type="pct" w:w="5000"/>
+        <w:tblLayout w:type="fixed"/>
+        <w:tblLook w:firstRow="1" w:lastRow="0" w:firstColumn="0" w:lastColumn="0" w:noHBand="0" w:noVBand="0" w:val="0020"/>
+      </w:tblPr>
+      <w:tblGrid>
+        <w:gridCol w:w="1131"/>
+        <w:gridCol w:w="1131"/>
+        <w:gridCol w:w="1131"/>
+        <w:gridCol w:w="1131"/>
+        <w:gridCol w:w="1131"/>
+        <w:gridCol w:w="1131"/>
+        <w:gridCol w:w="1131"/>
+      </w:tblGrid>
+      <w:tr>
+        <w:trPr>
+          <w:tblHeader w:val="on"/>
+        </w:trPr>
+        <w:tc>
+          <w:tcPr>
+            <w:tcBorders>
+              <w:top w:val="single" w:sz="4" w:space="0" w:color="000000"/>
+              <w:left w:val="single" w:sz="4" w:space="0" w:color="000000"/>
+              <w:bottom w:val="single" w:sz="4" w:space="0" w:color="000000"/>
+              <w:right w:val="single" w:sz="4" w:space="0" w:color="000000"/>
+            </w:tcBorders>
+          </w:tcPr>
+          <w:p>
+            <w:pPr>
+              <w:pStyle w:val="Compact"/>
+            </w:pPr>
+            <w:r>
+              <w:t xml:space="preserve">Cohort</w:t>
+            </w:r>
+          </w:p>
+        </w:tc>
+        <w:tc>
+          <w:tcPr>
+            <w:tcBorders>
+              <w:top w:val="single" w:sz="4" w:space="0" w:color="000000"/>
+              <w:left w:val="single" w:sz="4" w:space="0" w:color="000000"/>
+              <w:bottom w:val="single" w:sz="4" w:space="0" w:color="000000"/>
+              <w:right w:val="single" w:sz="4" w:space="0" w:color="000000"/>
+            </w:tcBorders>
+          </w:tcPr>
+          <w:p>
+            <w:pPr>
+              <w:pStyle w:val="Compact"/>
+            </w:pPr>
+            <w:r>
+              <w:t xml:space="preserve">Model</w:t>
+            </w:r>
+          </w:p>
+        </w:tc>
+        <w:tc>
+          <w:tcPr>
+            <w:tcBorders>
+              <w:top w:val="single" w:sz="4" w:space="0" w:color="000000"/>
+              <w:left w:val="single" w:sz="4" w:space="0" w:color="000000"/>
+              <w:bottom w:val="single" w:sz="4" w:space="0" w:color="000000"/>
+              <w:right w:val="single" w:sz="4" w:space="0" w:color="000000"/>
+            </w:tcBorders>
+          </w:tcPr>
+          <w:p>
+            <w:pPr>
+              <w:pStyle w:val="Compact"/>
+            </w:pPr>
+            <w:r>
+              <w:t xml:space="preserve">Uncorrected</w:t>
+            </w:r>
+          </w:p>
+        </w:tc>
+        <w:tc>
+          <w:tcPr>
+            <w:tcBorders>
+              <w:top w:val="single" w:sz="4" w:space="0" w:color="000000"/>
+              <w:left w:val="single" w:sz="4" w:space="0" w:color="000000"/>
+              <w:bottom w:val="single" w:sz="4" w:space="0" w:color="000000"/>
+              <w:right w:val="single" w:sz="4" w:space="0" w:color="000000"/>
+            </w:tcBorders>
+          </w:tcPr>
+          <w:p>
+            <w:pPr>
+              <w:pStyle w:val="Compact"/>
+            </w:pPr>
+            <w:r>
+              <w:t xml:space="preserve">ComBat-seq (label-blind)</w:t>
+            </w:r>
+          </w:p>
+        </w:tc>
+        <w:tc>
+          <w:tcPr>
+            <w:tcBorders>
+              <w:top w:val="single" w:sz="4" w:space="0" w:color="000000"/>
+              <w:left w:val="single" w:sz="4" w:space="0" w:color="000000"/>
+              <w:bottom w:val="single" w:sz="4" w:space="0" w:color="000000"/>
+              <w:right w:val="single" w:sz="4" w:space="0" w:color="000000"/>
+            </w:tcBorders>
+          </w:tcPr>
+          <w:p>
+            <w:pPr>
+              <w:pStyle w:val="Compact"/>
+            </w:pPr>
+            <w:r>
+              <w:t xml:space="preserve">MMUPHin (label-blind)</w:t>
+            </w:r>
+          </w:p>
+        </w:tc>
+        <w:tc>
+          <w:tcPr>
+            <w:tcBorders>
+              <w:top w:val="single" w:sz="4" w:space="0" w:color="000000"/>
+              <w:left w:val="single" w:sz="4" w:space="0" w:color="000000"/>
+              <w:bottom w:val="single" w:sz="4" w:space="0" w:color="000000"/>
+              <w:right w:val="single" w:sz="4" w:space="0" w:color="000000"/>
+            </w:tcBorders>
+          </w:tcPr>
+          <w:p>
+            <w:pPr>
+              <w:pStyle w:val="Compact"/>
+            </w:pPr>
+            <w:r>
+              <w:t xml:space="preserve">ComBat-seq (label-informed, exploratory)</w:t>
+            </w:r>
+          </w:p>
+        </w:tc>
+        <w:tc>
+          <w:tcPr>
+            <w:tcBorders>
+              <w:top w:val="single" w:sz="4" w:space="0" w:color="000000"/>
+              <w:left w:val="single" w:sz="4" w:space="0" w:color="000000"/>
+              <w:bottom w:val="single" w:sz="4" w:space="0" w:color="000000"/>
+              <w:right w:val="single" w:sz="4" w:space="0" w:color="000000"/>
+            </w:tcBorders>
+          </w:tcPr>
+          <w:p>
+            <w:pPr>
+              <w:pStyle w:val="Compact"/>
+            </w:pPr>
+            <w:r>
+              <w:t xml:space="preserve">MMUPHin (label-informed, exploratory)</w:t>
+            </w:r>
+          </w:p>
+        </w:tc>
+      </w:tr>
+      <w:tr>
+        <w:tc>
+          <w:tcPr>
+            <w:tcBorders>
+              <w:top w:val="single" w:sz="4" w:space="0" w:color="000000"/>
+              <w:left w:val="single" w:sz="4" w:space="0" w:color="000000"/>
+              <w:bottom w:val="single" w:sz="4" w:space="0" w:color="000000"/>
+              <w:right w:val="single" w:sz="4" w:space="0" w:color="000000"/>
+            </w:tcBorders>
+          </w:tcPr>
+          <w:p>
+            <w:pPr>
+              <w:pStyle w:val="Compact"/>
+            </w:pPr>
+            <w:r>
+              <w:t xml:space="preserve">Zhuang 2018</w:t>
+            </w:r>
+          </w:p>
+        </w:tc>
+        <w:tc>
+          <w:tcPr>
+            <w:tcBorders>
+              <w:top w:val="single" w:sz="4" w:space="0" w:color="000000"/>
+              <w:left w:val="single" w:sz="4" w:space="0" w:color="000000"/>
+              <w:bottom w:val="single" w:sz="4" w:space="0" w:color="000000"/>
+              <w:right w:val="single" w:sz="4" w:space="0" w:color="000000"/>
+            </w:tcBorders>
+          </w:tcPr>
+          <w:p>
+            <w:pPr>
+              <w:pStyle w:val="Compact"/>
+            </w:pPr>
+            <w:r>
+              <w:t xml:space="preserve">LogReg</w:t>
+            </w:r>
+          </w:p>
+        </w:tc>
+        <w:tc>
+          <w:tcPr>
+            <w:tcBorders>
+              <w:top w:val="single" w:sz="4" w:space="0" w:color="000000"/>
+              <w:left w:val="single" w:sz="4" w:space="0" w:color="000000"/>
+              <w:bottom w:val="single" w:sz="4" w:space="0" w:color="000000"/>
+              <w:right w:val="single" w:sz="4" w:space="0" w:color="000000"/>
+            </w:tcBorders>
+          </w:tcPr>
+          <w:p>
+            <w:pPr>
+              <w:pStyle w:val="Compact"/>
+            </w:pPr>
+            <w:r>
+              <w:t xml:space="preserve">0.6333</w:t>
+            </w:r>
+          </w:p>
+        </w:tc>
+        <w:tc>
+          <w:tcPr>
+            <w:tcBorders>
+              <w:top w:val="single" w:sz="4" w:space="0" w:color="000000"/>
+              <w:left w:val="single" w:sz="4" w:space="0" w:color="000000"/>
+              <w:bottom w:val="single" w:sz="4" w:space="0" w:color="000000"/>
+              <w:right w:val="single" w:sz="4" w:space="0" w:color="000000"/>
+            </w:tcBorders>
+          </w:tcPr>
+          <w:p>
+            <w:pPr>
+              <w:pStyle w:val="Compact"/>
+            </w:pPr>
+            <w:r>
+              <w:t xml:space="preserve">0.6604</w:t>
+            </w:r>
+          </w:p>
+        </w:tc>
+        <w:tc>
+          <w:tcPr>
+            <w:tcBorders>
+              <w:top w:val="single" w:sz="4" w:space="0" w:color="000000"/>
+              <w:left w:val="single" w:sz="4" w:space="0" w:color="000000"/>
+              <w:bottom w:val="single" w:sz="4" w:space="0" w:color="000000"/>
+              <w:right w:val="single" w:sz="4" w:space="0" w:color="000000"/>
+            </w:tcBorders>
+          </w:tcPr>
+          <w:p>
+            <w:pPr>
+              <w:pStyle w:val="Compact"/>
+            </w:pPr>
+            <w:r>
+              <w:t xml:space="preserve">0.6171</w:t>
+            </w:r>
+          </w:p>
+        </w:tc>
+        <w:tc>
+          <w:tcPr>
+            <w:tcBorders>
+              <w:top w:val="single" w:sz="4" w:space="0" w:color="000000"/>
+              <w:left w:val="single" w:sz="4" w:space="0" w:color="000000"/>
+              <w:bottom w:val="single" w:sz="4" w:space="0" w:color="000000"/>
+              <w:right w:val="single" w:sz="4" w:space="0" w:color="000000"/>
+            </w:tcBorders>
+          </w:tcPr>
+          <w:p>
+            <w:pPr>
+              <w:pStyle w:val="Compact"/>
+            </w:pPr>
+            <w:r>
+              <w:t xml:space="preserve">0.6647</w:t>
+            </w:r>
+          </w:p>
+        </w:tc>
+        <w:tc>
+          <w:tcPr>
+            <w:tcBorders>
+              <w:top w:val="single" w:sz="4" w:space="0" w:color="000000"/>
+              <w:left w:val="single" w:sz="4" w:space="0" w:color="000000"/>
+              <w:bottom w:val="single" w:sz="4" w:space="0" w:color="000000"/>
+              <w:right w:val="single" w:sz="4" w:space="0" w:color="000000"/>
+            </w:tcBorders>
+          </w:tcPr>
+          <w:p>
+            <w:pPr>
+              <w:pStyle w:val="Compact"/>
+            </w:pPr>
+            <w:r>
+              <w:t xml:space="preserve">0.6393</w:t>
+            </w:r>
+          </w:p>
+        </w:tc>
+      </w:tr>
+      <w:tr>
+        <w:tc>
+          <w:tcPr>
+            <w:tcBorders>
+              <w:top w:val="single" w:sz="4" w:space="0" w:color="000000"/>
+              <w:left w:val="single" w:sz="4" w:space="0" w:color="000000"/>
+              <w:bottom w:val="single" w:sz="4" w:space="0" w:color="000000"/>
+              <w:right w:val="single" w:sz="4" w:space="0" w:color="000000"/>
+            </w:tcBorders>
+          </w:tcPr>
+          <w:p>
+            <w:pPr>
+              <w:pStyle w:val="Compact"/>
+            </w:pPr>
+            <w:r>
+              <w:t xml:space="preserve">Zhuang 2018</w:t>
+            </w:r>
+          </w:p>
+        </w:tc>
+        <w:tc>
+          <w:tcPr>
+            <w:tcBorders>
+              <w:top w:val="single" w:sz="4" w:space="0" w:color="000000"/>
+              <w:left w:val="single" w:sz="4" w:space="0" w:color="000000"/>
+              <w:bottom w:val="single" w:sz="4" w:space="0" w:color="000000"/>
+              <w:right w:val="single" w:sz="4" w:space="0" w:color="000000"/>
+            </w:tcBorders>
+          </w:tcPr>
+          <w:p>
+            <w:pPr>
+              <w:pStyle w:val="Compact"/>
+            </w:pPr>
+            <w:r>
+              <w:t xml:space="preserve">LGBM</w:t>
+            </w:r>
+          </w:p>
+        </w:tc>
+        <w:tc>
+          <w:tcPr>
+            <w:tcBorders>
+              <w:top w:val="single" w:sz="4" w:space="0" w:color="000000"/>
+              <w:left w:val="single" w:sz="4" w:space="0" w:color="000000"/>
+              <w:bottom w:val="single" w:sz="4" w:space="0" w:color="000000"/>
+              <w:right w:val="single" w:sz="4" w:space="0" w:color="000000"/>
+            </w:tcBorders>
+          </w:tcPr>
+          <w:p>
+            <w:pPr>
+              <w:pStyle w:val="Compact"/>
+            </w:pPr>
+            <w:r>
+              <w:t xml:space="preserve">0.6349</w:t>
+            </w:r>
+          </w:p>
+        </w:tc>
+        <w:tc>
+          <w:tcPr>
+            <w:tcBorders>
+              <w:top w:val="single" w:sz="4" w:space="0" w:color="000000"/>
+              <w:left w:val="single" w:sz="4" w:space="0" w:color="000000"/>
+              <w:bottom w:val="single" w:sz="4" w:space="0" w:color="000000"/>
+              <w:right w:val="single" w:sz="4" w:space="0" w:color="000000"/>
+            </w:tcBorders>
+          </w:tcPr>
+          <w:p>
+            <w:pPr>
+              <w:pStyle w:val="Compact"/>
+            </w:pPr>
+            <w:r>
+              <w:t xml:space="preserve">0.6479</w:t>
+            </w:r>
+          </w:p>
+        </w:tc>
+        <w:tc>
+          <w:tcPr>
+            <w:tcBorders>
+              <w:top w:val="single" w:sz="4" w:space="0" w:color="000000"/>
+              <w:left w:val="single" w:sz="4" w:space="0" w:color="000000"/>
+              <w:bottom w:val="single" w:sz="4" w:space="0" w:color="000000"/>
+              <w:right w:val="single" w:sz="4" w:space="0" w:color="000000"/>
+            </w:tcBorders>
+          </w:tcPr>
+          <w:p>
+            <w:pPr>
+              <w:pStyle w:val="Compact"/>
+            </w:pPr>
+            <w:r>
+              <w:t xml:space="preserve">0.6247</w:t>
+            </w:r>
+          </w:p>
+        </w:tc>
+        <w:tc>
+          <w:tcPr>
+            <w:tcBorders>
+              <w:top w:val="single" w:sz="4" w:space="0" w:color="000000"/>
+              <w:left w:val="single" w:sz="4" w:space="0" w:color="000000"/>
+              <w:bottom w:val="single" w:sz="4" w:space="0" w:color="000000"/>
+              <w:right w:val="single" w:sz="4" w:space="0" w:color="000000"/>
+            </w:tcBorders>
+          </w:tcPr>
+          <w:p>
+            <w:pPr>
+              <w:pStyle w:val="Compact"/>
+            </w:pPr>
+            <w:r>
+              <w:t xml:space="preserve">0.6544</w:t>
+            </w:r>
+          </w:p>
+        </w:tc>
+        <w:tc>
+          <w:tcPr>
+            <w:tcBorders>
+              <w:top w:val="single" w:sz="4" w:space="0" w:color="000000"/>
+              <w:left w:val="single" w:sz="4" w:space="0" w:color="000000"/>
+              <w:bottom w:val="single" w:sz="4" w:space="0" w:color="000000"/>
+              <w:right w:val="single" w:sz="4" w:space="0" w:color="000000"/>
+            </w:tcBorders>
+          </w:tcPr>
+          <w:p>
+            <w:pPr>
+              <w:pStyle w:val="Compact"/>
+            </w:pPr>
+            <w:r>
+              <w:t xml:space="preserve">0.5765</w:t>
+            </w:r>
+          </w:p>
+        </w:tc>
+      </w:tr>
+      <w:tr>
+        <w:tc>
+          <w:tcPr>
+            <w:tcBorders>
+              <w:top w:val="single" w:sz="4" w:space="0" w:color="000000"/>
+              <w:left w:val="single" w:sz="4" w:space="0" w:color="000000"/>
+              <w:bottom w:val="single" w:sz="4" w:space="0" w:color="000000"/>
+              <w:right w:val="single" w:sz="4" w:space="0" w:color="000000"/>
+            </w:tcBorders>
+          </w:tcPr>
+          <w:p>
+            <w:pPr>
+              <w:pStyle w:val="Compact"/>
+            </w:pPr>
+            <w:r>
+              <w:t xml:space="preserve">Ling 2020</w:t>
+            </w:r>
+          </w:p>
+        </w:tc>
+        <w:tc>
+          <w:tcPr>
+            <w:tcBorders>
+              <w:top w:val="single" w:sz="4" w:space="0" w:color="000000"/>
+              <w:left w:val="single" w:sz="4" w:space="0" w:color="000000"/>
+              <w:bottom w:val="single" w:sz="4" w:space="0" w:color="000000"/>
+              <w:right w:val="single" w:sz="4" w:space="0" w:color="000000"/>
+            </w:tcBorders>
+          </w:tcPr>
+          <w:p>
+            <w:pPr>
+              <w:pStyle w:val="Compact"/>
+            </w:pPr>
+            <w:r>
+              <w:t xml:space="preserve">LogReg</w:t>
+            </w:r>
+          </w:p>
+        </w:tc>
+        <w:tc>
+          <w:tcPr>
+            <w:tcBorders>
+              <w:top w:val="single" w:sz="4" w:space="0" w:color="000000"/>
+              <w:left w:val="single" w:sz="4" w:space="0" w:color="000000"/>
+              <w:bottom w:val="single" w:sz="4" w:space="0" w:color="000000"/>
+              <w:right w:val="single" w:sz="4" w:space="0" w:color="000000"/>
+            </w:tcBorders>
+          </w:tcPr>
+          <w:p>
+            <w:pPr>
+              <w:pStyle w:val="Compact"/>
+            </w:pPr>
+            <w:r>
+              <w:t xml:space="preserve">0.8648</w:t>
+            </w:r>
+          </w:p>
+        </w:tc>
+        <w:tc>
+          <w:tcPr>
+            <w:tcBorders>
+              <w:top w:val="single" w:sz="4" w:space="0" w:color="000000"/>
+              <w:left w:val="single" w:sz="4" w:space="0" w:color="000000"/>
+              <w:bottom w:val="single" w:sz="4" w:space="0" w:color="000000"/>
+              <w:right w:val="single" w:sz="4" w:space="0" w:color="000000"/>
+            </w:tcBorders>
+          </w:tcPr>
+          <w:p>
+            <w:pPr>
+              <w:pStyle w:val="Compact"/>
+            </w:pPr>
+            <w:r>
+              <w:t xml:space="preserve">0.8701</w:t>
+            </w:r>
+          </w:p>
+        </w:tc>
+        <w:tc>
+          <w:tcPr>
+            <w:tcBorders>
+              <w:top w:val="single" w:sz="4" w:space="0" w:color="000000"/>
+              <w:left w:val="single" w:sz="4" w:space="0" w:color="000000"/>
+              <w:bottom w:val="single" w:sz="4" w:space="0" w:color="000000"/>
+              <w:right w:val="single" w:sz="4" w:space="0" w:color="000000"/>
+            </w:tcBorders>
+          </w:tcPr>
+          <w:p>
+            <w:pPr>
+              <w:pStyle w:val="Compact"/>
+            </w:pPr>
+            <w:r>
+              <w:t xml:space="preserve">0.8690</w:t>
+            </w:r>
+          </w:p>
+        </w:tc>
+        <w:tc>
+          <w:tcPr>
+            <w:tcBorders>
+              <w:top w:val="single" w:sz="4" w:space="0" w:color="000000"/>
+              <w:left w:val="single" w:sz="4" w:space="0" w:color="000000"/>
+              <w:bottom w:val="single" w:sz="4" w:space="0" w:color="000000"/>
+              <w:right w:val="single" w:sz="4" w:space="0" w:color="000000"/>
+            </w:tcBorders>
+          </w:tcPr>
+          <w:p>
+            <w:pPr>
+              <w:pStyle w:val="Compact"/>
+            </w:pPr>
+            <w:r>
+              <w:t xml:space="preserve">0.8754</w:t>
+            </w:r>
+          </w:p>
+        </w:tc>
+        <w:tc>
+          <w:tcPr>
+            <w:tcBorders>
+              <w:top w:val="single" w:sz="4" w:space="0" w:color="000000"/>
+              <w:left w:val="single" w:sz="4" w:space="0" w:color="000000"/>
+              <w:bottom w:val="single" w:sz="4" w:space="0" w:color="000000"/>
+              <w:right w:val="single" w:sz="4" w:space="0" w:color="000000"/>
+            </w:tcBorders>
+          </w:tcPr>
+          <w:p>
+            <w:pPr>
+              <w:pStyle w:val="Compact"/>
+            </w:pPr>
+            <w:r>
+              <w:t xml:space="preserve">0.8863</w:t>
+            </w:r>
+          </w:p>
+        </w:tc>
+      </w:tr>
+      <w:tr>
+        <w:tc>
+          <w:tcPr>
+            <w:tcBorders>
+              <w:top w:val="single" w:sz="4" w:space="0" w:color="000000"/>
+              <w:left w:val="single" w:sz="4" w:space="0" w:color="000000"/>
+              <w:bottom w:val="single" w:sz="4" w:space="0" w:color="000000"/>
+              <w:right w:val="single" w:sz="4" w:space="0" w:color="000000"/>
+            </w:tcBorders>
+          </w:tcPr>
+          <w:p>
+            <w:pPr>
+              <w:pStyle w:val="Compact"/>
+            </w:pPr>
+            <w:r>
+              <w:t xml:space="preserve">Ling 2020</w:t>
+            </w:r>
+          </w:p>
+        </w:tc>
+        <w:tc>
+          <w:tcPr>
+            <w:tcBorders>
+              <w:top w:val="single" w:sz="4" w:space="0" w:color="000000"/>
+              <w:left w:val="single" w:sz="4" w:space="0" w:color="000000"/>
+              <w:bottom w:val="single" w:sz="4" w:space="0" w:color="000000"/>
+              <w:right w:val="single" w:sz="4" w:space="0" w:color="000000"/>
+            </w:tcBorders>
+          </w:tcPr>
+          <w:p>
+            <w:pPr>
+              <w:pStyle w:val="Compact"/>
+            </w:pPr>
+            <w:r>
+              <w:t xml:space="preserve">LGBM</w:t>
+            </w:r>
+          </w:p>
+        </w:tc>
+        <w:tc>
+          <w:tcPr>
+            <w:tcBorders>
+              <w:top w:val="single" w:sz="4" w:space="0" w:color="000000"/>
+              <w:left w:val="single" w:sz="4" w:space="0" w:color="000000"/>
+              <w:bottom w:val="single" w:sz="4" w:space="0" w:color="000000"/>
+              <w:right w:val="single" w:sz="4" w:space="0" w:color="000000"/>
+            </w:tcBorders>
+          </w:tcPr>
+          <w:p>
+            <w:pPr>
+              <w:pStyle w:val="Compact"/>
+            </w:pPr>
+            <w:r>
+              <w:t xml:space="preserve">0.8618</w:t>
+            </w:r>
+          </w:p>
+        </w:tc>
+        <w:tc>
+          <w:tcPr>
+            <w:tcBorders>
+              <w:top w:val="single" w:sz="4" w:space="0" w:color="000000"/>
+              <w:left w:val="single" w:sz="4" w:space="0" w:color="000000"/>
+              <w:bottom w:val="single" w:sz="4" w:space="0" w:color="000000"/>
+              <w:right w:val="single" w:sz="4" w:space="0" w:color="000000"/>
+            </w:tcBorders>
+          </w:tcPr>
+          <w:p>
+            <w:pPr>
+              <w:pStyle w:val="Compact"/>
+            </w:pPr>
+            <w:r>
+              <w:t xml:space="preserve">0.8255</w:t>
+            </w:r>
+          </w:p>
+        </w:tc>
+        <w:tc>
+          <w:tcPr>
+            <w:tcBorders>
+              <w:top w:val="single" w:sz="4" w:space="0" w:color="000000"/>
+              <w:left w:val="single" w:sz="4" w:space="0" w:color="000000"/>
+              <w:bottom w:val="single" w:sz="4" w:space="0" w:color="000000"/>
+              <w:right w:val="single" w:sz="4" w:space="0" w:color="000000"/>
+            </w:tcBorders>
+          </w:tcPr>
+          <w:p>
+            <w:pPr>
+              <w:pStyle w:val="Compact"/>
+            </w:pPr>
+            <w:r>
+              <w:t xml:space="preserve">0.8689</w:t>
+            </w:r>
+          </w:p>
+        </w:tc>
+        <w:tc>
+          <w:tcPr>
+            <w:tcBorders>
+              <w:top w:val="single" w:sz="4" w:space="0" w:color="000000"/>
+              <w:left w:val="single" w:sz="4" w:space="0" w:color="000000"/>
+              <w:bottom w:val="single" w:sz="4" w:space="0" w:color="000000"/>
+              <w:right w:val="single" w:sz="4" w:space="0" w:color="000000"/>
+            </w:tcBorders>
+          </w:tcPr>
+          <w:p>
+            <w:pPr>
+              <w:pStyle w:val="Compact"/>
+            </w:pPr>
+            <w:r>
+              <w:t xml:space="preserve">0.8659</w:t>
+            </w:r>
+          </w:p>
+        </w:tc>
+        <w:tc>
+          <w:tcPr>
+            <w:tcBorders>
+              <w:top w:val="single" w:sz="4" w:space="0" w:color="000000"/>
+              <w:left w:val="single" w:sz="4" w:space="0" w:color="000000"/>
+              <w:bottom w:val="single" w:sz="4" w:space="0" w:color="000000"/>
+              <w:right w:val="single" w:sz="4" w:space="0" w:color="000000"/>
+            </w:tcBorders>
+          </w:tcPr>
+          <w:p>
+            <w:pPr>
+              <w:pStyle w:val="Compact"/>
+            </w:pPr>
+            <w:r>
+              <w:t xml:space="preserve">0.8844</w:t>
+            </w:r>
+          </w:p>
+        </w:tc>
+      </w:tr>
+      <w:tr>
+        <w:tc>
+          <w:tcPr>
+            <w:tcBorders>
+              <w:top w:val="single" w:sz="4" w:space="0" w:color="000000"/>
+              <w:left w:val="single" w:sz="4" w:space="0" w:color="000000"/>
+              <w:bottom w:val="single" w:sz="4" w:space="0" w:color="000000"/>
+              <w:right w:val="single" w:sz="4" w:space="0" w:color="000000"/>
+            </w:tcBorders>
+          </w:tcPr>
+          <w:p>
+            <w:pPr>
+              <w:pStyle w:val="Compact"/>
+            </w:pPr>
+            <w:r>
+              <w:t xml:space="preserve">Zhu 2022</w:t>
+            </w:r>
+          </w:p>
+        </w:tc>
+        <w:tc>
+          <w:tcPr>
+            <w:tcBorders>
+              <w:top w:val="single" w:sz="4" w:space="0" w:color="000000"/>
+              <w:left w:val="single" w:sz="4" w:space="0" w:color="000000"/>
+              <w:bottom w:val="single" w:sz="4" w:space="0" w:color="000000"/>
+              <w:right w:val="single" w:sz="4" w:space="0" w:color="000000"/>
+            </w:tcBorders>
+          </w:tcPr>
+          <w:p>
+            <w:pPr>
+              <w:pStyle w:val="Compact"/>
+            </w:pPr>
+            <w:r>
+              <w:t xml:space="preserve">LogReg</w:t>
+            </w:r>
+          </w:p>
+        </w:tc>
+        <w:tc>
+          <w:tcPr>
+            <w:tcBorders>
+              <w:top w:val="single" w:sz="4" w:space="0" w:color="000000"/>
+              <w:left w:val="single" w:sz="4" w:space="0" w:color="000000"/>
+              <w:bottom w:val="single" w:sz="4" w:space="0" w:color="000000"/>
+              <w:right w:val="single" w:sz="4" w:space="0" w:color="000000"/>
+            </w:tcBorders>
+          </w:tcPr>
+          <w:p>
+            <w:pPr>
+              <w:pStyle w:val="Compact"/>
+            </w:pPr>
+            <w:r>
+              <w:t xml:space="preserve">0.9978</w:t>
+            </w:r>
+          </w:p>
+        </w:tc>
+        <w:tc>
+          <w:tcPr>
+            <w:tcBorders>
+              <w:top w:val="single" w:sz="4" w:space="0" w:color="000000"/>
+              <w:left w:val="single" w:sz="4" w:space="0" w:color="000000"/>
+              <w:bottom w:val="single" w:sz="4" w:space="0" w:color="000000"/>
+              <w:right w:val="single" w:sz="4" w:space="0" w:color="000000"/>
+            </w:tcBorders>
+          </w:tcPr>
+          <w:p>
+            <w:pPr>
+              <w:pStyle w:val="Compact"/>
+            </w:pPr>
+            <w:r>
+              <w:t xml:space="preserve">0.9878</w:t>
+            </w:r>
+          </w:p>
+        </w:tc>
+        <w:tc>
+          <w:tcPr>
+            <w:tcBorders>
+              <w:top w:val="single" w:sz="4" w:space="0" w:color="000000"/>
+              <w:left w:val="single" w:sz="4" w:space="0" w:color="000000"/>
+              <w:bottom w:val="single" w:sz="4" w:space="0" w:color="000000"/>
+              <w:right w:val="single" w:sz="4" w:space="0" w:color="000000"/>
+            </w:tcBorders>
+          </w:tcPr>
+          <w:p>
+            <w:pPr>
+              <w:pStyle w:val="Compact"/>
+            </w:pPr>
+            <w:r>
+              <w:t xml:space="preserve">0.9900</w:t>
+            </w:r>
+          </w:p>
+        </w:tc>
+        <w:tc>
+          <w:tcPr>
+            <w:tcBorders>
+              <w:top w:val="single" w:sz="4" w:space="0" w:color="000000"/>
+              <w:left w:val="single" w:sz="4" w:space="0" w:color="000000"/>
+              <w:bottom w:val="single" w:sz="4" w:space="0" w:color="000000"/>
+              <w:right w:val="single" w:sz="4" w:space="0" w:color="000000"/>
+            </w:tcBorders>
+          </w:tcPr>
+          <w:p>
+            <w:pPr>
+              <w:pStyle w:val="Compact"/>
+            </w:pPr>
+            <w:r>
+              <w:t xml:space="preserve">0.9956</w:t>
+            </w:r>
+          </w:p>
+        </w:tc>
+        <w:tc>
+          <w:tcPr>
+            <w:tcBorders>
+              <w:top w:val="single" w:sz="4" w:space="0" w:color="000000"/>
+              <w:left w:val="single" w:sz="4" w:space="0" w:color="000000"/>
+              <w:bottom w:val="single" w:sz="4" w:space="0" w:color="000000"/>
+              <w:right w:val="single" w:sz="4" w:space="0" w:color="000000"/>
+            </w:tcBorders>
+          </w:tcPr>
+          <w:p>
+            <w:pPr>
+              <w:pStyle w:val="Compact"/>
+            </w:pPr>
+            <w:r>
+              <w:t xml:space="preserve">0.9933</w:t>
+            </w:r>
+          </w:p>
+        </w:tc>
+      </w:tr>
+      <w:tr>
+        <w:tc>
+          <w:tcPr>
+            <w:tcBorders>
+              <w:top w:val="single" w:sz="4" w:space="0" w:color="000000"/>
+              <w:left w:val="single" w:sz="4" w:space="0" w:color="000000"/>
+              <w:bottom w:val="single" w:sz="4" w:space="0" w:color="000000"/>
+              <w:right w:val="single" w:sz="4" w:space="0" w:color="000000"/>
+            </w:tcBorders>
+          </w:tcPr>
+          <w:p>
+            <w:pPr>
+              <w:pStyle w:val="Compact"/>
+            </w:pPr>
+            <w:r>
+              <w:t xml:space="preserve">Zhu 2022</w:t>
+            </w:r>
+          </w:p>
+        </w:tc>
+        <w:tc>
+          <w:tcPr>
+            <w:tcBorders>
+              <w:top w:val="single" w:sz="4" w:space="0" w:color="000000"/>
+              <w:left w:val="single" w:sz="4" w:space="0" w:color="000000"/>
+              <w:bottom w:val="single" w:sz="4" w:space="0" w:color="000000"/>
+              <w:right w:val="single" w:sz="4" w:space="0" w:color="000000"/>
+            </w:tcBorders>
+          </w:tcPr>
+          <w:p>
+            <w:pPr>
+              <w:pStyle w:val="Compact"/>
+            </w:pPr>
+            <w:r>
+              <w:t xml:space="preserve">LGBM</w:t>
+            </w:r>
+          </w:p>
+        </w:tc>
+        <w:tc>
+          <w:tcPr>
+            <w:tcBorders>
+              <w:top w:val="single" w:sz="4" w:space="0" w:color="000000"/>
+              <w:left w:val="single" w:sz="4" w:space="0" w:color="000000"/>
+              <w:bottom w:val="single" w:sz="4" w:space="0" w:color="000000"/>
+              <w:right w:val="single" w:sz="4" w:space="0" w:color="000000"/>
+            </w:tcBorders>
+          </w:tcPr>
+          <w:p>
+            <w:pPr>
+              <w:pStyle w:val="Compact"/>
+            </w:pPr>
+            <w:r>
+              <w:t xml:space="preserve">0.9789</w:t>
+            </w:r>
+          </w:p>
+        </w:tc>
+        <w:tc>
+          <w:tcPr>
+            <w:tcBorders>
+              <w:top w:val="single" w:sz="4" w:space="0" w:color="000000"/>
+              <w:left w:val="single" w:sz="4" w:space="0" w:color="000000"/>
+              <w:bottom w:val="single" w:sz="4" w:space="0" w:color="000000"/>
+              <w:right w:val="single" w:sz="4" w:space="0" w:color="000000"/>
+            </w:tcBorders>
+          </w:tcPr>
+          <w:p>
+            <w:pPr>
+              <w:pStyle w:val="Compact"/>
+            </w:pPr>
+            <w:r>
+              <w:t xml:space="preserve">0.9533</w:t>
+            </w:r>
+          </w:p>
+        </w:tc>
+        <w:tc>
+          <w:tcPr>
+            <w:tcBorders>
+              <w:top w:val="single" w:sz="4" w:space="0" w:color="000000"/>
+              <w:left w:val="single" w:sz="4" w:space="0" w:color="000000"/>
+              <w:bottom w:val="single" w:sz="4" w:space="0" w:color="000000"/>
+              <w:right w:val="single" w:sz="4" w:space="0" w:color="000000"/>
+            </w:tcBorders>
+          </w:tcPr>
+          <w:p>
+            <w:pPr>
+              <w:pStyle w:val="Compact"/>
+            </w:pPr>
+            <w:r>
+              <w:t xml:space="preserve">0.9600</w:t>
+            </w:r>
+          </w:p>
+        </w:tc>
+        <w:tc>
+          <w:tcPr>
+            <w:tcBorders>
+              <w:top w:val="single" w:sz="4" w:space="0" w:color="000000"/>
+              <w:left w:val="single" w:sz="4" w:space="0" w:color="000000"/>
+              <w:bottom w:val="single" w:sz="4" w:space="0" w:color="000000"/>
+              <w:right w:val="single" w:sz="4" w:space="0" w:color="000000"/>
+            </w:tcBorders>
+          </w:tcPr>
+          <w:p>
+            <w:pPr>
+              <w:pStyle w:val="Compact"/>
+            </w:pPr>
+            <w:r>
+              <w:t xml:space="preserve">0.9622</w:t>
+            </w:r>
+          </w:p>
+        </w:tc>
+        <w:tc>
+          <w:tcPr>
+            <w:tcBorders>
+              <w:top w:val="single" w:sz="4" w:space="0" w:color="000000"/>
+              <w:left w:val="single" w:sz="4" w:space="0" w:color="000000"/>
+              <w:bottom w:val="single" w:sz="4" w:space="0" w:color="000000"/>
+              <w:right w:val="single" w:sz="4" w:space="0" w:color="000000"/>
+            </w:tcBorders>
+          </w:tcPr>
+          <w:p>
+            <w:pPr>
+              <w:pStyle w:val="Compact"/>
+            </w:pPr>
+            <w:r>
+              <w:t xml:space="preserve">0.9650</w:t>
+            </w:r>
+          </w:p>
+        </w:tc>
+      </w:tr>
+      <w:tr>
+        <w:tc>
+          <w:tcPr>
+            <w:tcBorders>
+              <w:top w:val="single" w:sz="4" w:space="0" w:color="000000"/>
+              <w:left w:val="single" w:sz="4" w:space="0" w:color="000000"/>
+              <w:bottom w:val="single" w:sz="4" w:space="0" w:color="000000"/>
+              <w:right w:val="single" w:sz="4" w:space="0" w:color="000000"/>
+            </w:tcBorders>
+          </w:tcPr>
+          <w:p>
+            <w:pPr>
+              <w:pStyle w:val="Compact"/>
+            </w:pPr>
+            <w:r>
+              <w:t xml:space="preserve">Kazakhstan</w:t>
+            </w:r>
+          </w:p>
+        </w:tc>
+        <w:tc>
+          <w:tcPr>
+            <w:tcBorders>
+              <w:top w:val="single" w:sz="4" w:space="0" w:color="000000"/>
+              <w:left w:val="single" w:sz="4" w:space="0" w:color="000000"/>
+              <w:bottom w:val="single" w:sz="4" w:space="0" w:color="000000"/>
+              <w:right w:val="single" w:sz="4" w:space="0" w:color="000000"/>
+            </w:tcBorders>
+          </w:tcPr>
+          <w:p>
+            <w:pPr>
+              <w:pStyle w:val="Compact"/>
+            </w:pPr>
+            <w:r>
+              <w:t xml:space="preserve">LogReg</w:t>
+            </w:r>
+          </w:p>
+        </w:tc>
+        <w:tc>
+          <w:tcPr>
+            <w:tcBorders>
+              <w:top w:val="single" w:sz="4" w:space="0" w:color="000000"/>
+              <w:left w:val="single" w:sz="4" w:space="0" w:color="000000"/>
+              <w:bottom w:val="single" w:sz="4" w:space="0" w:color="000000"/>
+              <w:right w:val="single" w:sz="4" w:space="0" w:color="000000"/>
+            </w:tcBorders>
+          </w:tcPr>
+          <w:p>
+            <w:pPr>
+              <w:pStyle w:val="Compact"/>
+            </w:pPr>
+            <w:r>
+              <w:t xml:space="preserve">0.7657</w:t>
+            </w:r>
+          </w:p>
+        </w:tc>
+        <w:tc>
+          <w:tcPr>
+            <w:tcBorders>
+              <w:top w:val="single" w:sz="4" w:space="0" w:color="000000"/>
+              <w:left w:val="single" w:sz="4" w:space="0" w:color="000000"/>
+              <w:bottom w:val="single" w:sz="4" w:space="0" w:color="000000"/>
+              <w:right w:val="single" w:sz="4" w:space="0" w:color="000000"/>
+            </w:tcBorders>
+          </w:tcPr>
+          <w:p>
+            <w:pPr>
+              <w:pStyle w:val="Compact"/>
+            </w:pPr>
+            <w:r>
+              <w:t xml:space="preserve">0.6926</w:t>
+            </w:r>
+          </w:p>
+        </w:tc>
+        <w:tc>
+          <w:tcPr>
+            <w:tcBorders>
+              <w:top w:val="single" w:sz="4" w:space="0" w:color="000000"/>
+              <w:left w:val="single" w:sz="4" w:space="0" w:color="000000"/>
+              <w:bottom w:val="single" w:sz="4" w:space="0" w:color="000000"/>
+              <w:right w:val="single" w:sz="4" w:space="0" w:color="000000"/>
+            </w:tcBorders>
+          </w:tcPr>
+          <w:p>
+            <w:pPr>
+              <w:pStyle w:val="Compact"/>
+            </w:pPr>
+            <w:r>
+              <w:t xml:space="preserve">0.7663</w:t>
+            </w:r>
+          </w:p>
+        </w:tc>
+        <w:tc>
+          <w:tcPr>
+            <w:tcBorders>
+              <w:top w:val="single" w:sz="4" w:space="0" w:color="000000"/>
+              <w:left w:val="single" w:sz="4" w:space="0" w:color="000000"/>
+              <w:bottom w:val="single" w:sz="4" w:space="0" w:color="000000"/>
+              <w:right w:val="single" w:sz="4" w:space="0" w:color="000000"/>
+            </w:tcBorders>
+          </w:tcPr>
+          <w:p>
+            <w:pPr>
+              <w:pStyle w:val="Compact"/>
+            </w:pPr>
+            <w:r>
+              <w:t xml:space="preserve">0.7839</w:t>
+            </w:r>
+          </w:p>
+        </w:tc>
+        <w:tc>
+          <w:tcPr>
+            <w:tcBorders>
+              <w:top w:val="single" w:sz="4" w:space="0" w:color="000000"/>
+              <w:left w:val="single" w:sz="4" w:space="0" w:color="000000"/>
+              <w:bottom w:val="single" w:sz="4" w:space="0" w:color="000000"/>
+              <w:right w:val="single" w:sz="4" w:space="0" w:color="000000"/>
+            </w:tcBorders>
+          </w:tcPr>
+          <w:p>
+            <w:pPr>
+              <w:pStyle w:val="Compact"/>
+            </w:pPr>
+            <w:r>
+              <w:t xml:space="preserve">0.7879</w:t>
+            </w:r>
+          </w:p>
+        </w:tc>
+      </w:tr>
+      <w:tr>
+        <w:tc>
+          <w:tcPr>
+            <w:tcBorders>
+              <w:top w:val="single" w:sz="4" w:space="0" w:color="000000"/>
+              <w:left w:val="single" w:sz="4" w:space="0" w:color="000000"/>
+              <w:bottom w:val="single" w:sz="4" w:space="0" w:color="000000"/>
+              <w:right w:val="single" w:sz="4" w:space="0" w:color="000000"/>
+            </w:tcBorders>
+          </w:tcPr>
+          <w:p>
+            <w:pPr>
+              <w:pStyle w:val="Compact"/>
+            </w:pPr>
+            <w:r>
+              <w:t xml:space="preserve">Kazakhstan</w:t>
+            </w:r>
+          </w:p>
+        </w:tc>
+        <w:tc>
+          <w:tcPr>
+            <w:tcBorders>
+              <w:top w:val="single" w:sz="4" w:space="0" w:color="000000"/>
+              <w:left w:val="single" w:sz="4" w:space="0" w:color="000000"/>
+              <w:bottom w:val="single" w:sz="4" w:space="0" w:color="000000"/>
+              <w:right w:val="single" w:sz="4" w:space="0" w:color="000000"/>
+            </w:tcBorders>
+          </w:tcPr>
+          <w:p>
+            <w:pPr>
+              <w:pStyle w:val="Compact"/>
+            </w:pPr>
+            <w:r>
+              <w:t xml:space="preserve">LGBM</w:t>
+            </w:r>
+          </w:p>
+        </w:tc>
+        <w:tc>
+          <w:tcPr>
+            <w:tcBorders>
+              <w:top w:val="single" w:sz="4" w:space="0" w:color="000000"/>
+              <w:left w:val="single" w:sz="4" w:space="0" w:color="000000"/>
+              <w:bottom w:val="single" w:sz="4" w:space="0" w:color="000000"/>
+              <w:right w:val="single" w:sz="4" w:space="0" w:color="000000"/>
+            </w:tcBorders>
+          </w:tcPr>
+          <w:p>
+            <w:pPr>
+              <w:pStyle w:val="Compact"/>
+            </w:pPr>
+            <w:r>
+              <w:t xml:space="preserve">0.6943</w:t>
+            </w:r>
+          </w:p>
+        </w:tc>
+        <w:tc>
+          <w:tcPr>
+            <w:tcBorders>
+              <w:top w:val="single" w:sz="4" w:space="0" w:color="000000"/>
+              <w:left w:val="single" w:sz="4" w:space="0" w:color="000000"/>
+              <w:bottom w:val="single" w:sz="4" w:space="0" w:color="000000"/>
+              <w:right w:val="single" w:sz="4" w:space="0" w:color="000000"/>
+            </w:tcBorders>
+          </w:tcPr>
+          <w:p>
+            <w:pPr>
+              <w:pStyle w:val="Compact"/>
+            </w:pPr>
+            <w:r>
+              <w:t xml:space="preserve">0.6829</w:t>
+            </w:r>
+          </w:p>
+        </w:tc>
+        <w:tc>
+          <w:tcPr>
+            <w:tcBorders>
+              <w:top w:val="single" w:sz="4" w:space="0" w:color="000000"/>
+              <w:left w:val="single" w:sz="4" w:space="0" w:color="000000"/>
+              <w:bottom w:val="single" w:sz="4" w:space="0" w:color="000000"/>
+              <w:right w:val="single" w:sz="4" w:space="0" w:color="000000"/>
+            </w:tcBorders>
+          </w:tcPr>
+          <w:p>
+            <w:pPr>
+              <w:pStyle w:val="Compact"/>
+            </w:pPr>
+            <w:r>
+              <w:t xml:space="preserve">0.5621</w:t>
+            </w:r>
+          </w:p>
+        </w:tc>
+        <w:tc>
+          <w:tcPr>
+            <w:tcBorders>
+              <w:top w:val="single" w:sz="4" w:space="0" w:color="000000"/>
+              <w:left w:val="single" w:sz="4" w:space="0" w:color="000000"/>
+              <w:bottom w:val="single" w:sz="4" w:space="0" w:color="000000"/>
+              <w:right w:val="single" w:sz="4" w:space="0" w:color="000000"/>
+            </w:tcBorders>
+          </w:tcPr>
+          <w:p>
+            <w:pPr>
+              <w:pStyle w:val="Compact"/>
+            </w:pPr>
+            <w:r>
+              <w:t xml:space="preserve">0.7351</w:t>
+            </w:r>
+          </w:p>
+        </w:tc>
+        <w:tc>
+          <w:tcPr>
+            <w:tcBorders>
+              <w:top w:val="single" w:sz="4" w:space="0" w:color="000000"/>
+              <w:left w:val="single" w:sz="4" w:space="0" w:color="000000"/>
+              <w:bottom w:val="single" w:sz="4" w:space="0" w:color="000000"/>
+              <w:right w:val="single" w:sz="4" w:space="0" w:color="000000"/>
+            </w:tcBorders>
+          </w:tcPr>
+          <w:p>
+            <w:pPr>
+              <w:pStyle w:val="Compact"/>
+            </w:pPr>
+            <w:r>
+              <w:t xml:space="preserve">0.6858</w:t>
+            </w:r>
+          </w:p>
+        </w:tc>
+      </w:tr>
+    </w:tbl>
+    <w:p>
+      <w:pPr>
+        <w:pStyle w:val="BodyText"/>
+      </w:pPr>
+      <w:r>
+        <w:rPr>
+          <w:i/>
+          <w:iCs/>
+        </w:rPr>
+        <w:t xml:space="preserve">Source data:</w:t>
+      </w:r>
+      <w:r>
+        <w:t xml:space="preserve"> </w:t>
+      </w:r>
+      <w:r>
+        <w:rPr>
+          <w:rStyle w:val="VerbatimChar"/>
+        </w:rPr>
+        <w:t xml:space="preserve">results/tables/within_cohort_auc_corrected_labelblind.csv</w:t>
+      </w:r>
+      <w:r>
+        <w:t xml:space="preserve">,</w:t>
+      </w:r>
+      <w:r>
+        <w:t xml:space="preserve"> </w:t>
+      </w:r>
+      <w:r>
+        <w:rPr>
+          <w:rStyle w:val="VerbatimChar"/>
+        </w:rPr>
+        <w:t xml:space="preserve">results/tables/within_cohort_auc_corrected.csv</w:t>
+      </w:r>
+      <w:r>
+        <w:t xml:space="preserve">,</w:t>
+      </w:r>
+      <w:r>
+        <w:t xml:space="preserve"> </w:t>
+      </w:r>
+      <w:r>
+        <w:rPr>
+          <w:rStyle w:val="VerbatimChar"/>
+        </w:rPr>
+        <w:t xml:space="preserve">results/tables/within_cohort_auc.csv</w:t>
+      </w:r>
+      <w:r>
+        <w:t xml:space="preserve">.</w:t>
+      </w:r>
+    </w:p>
+    <w:p>
+      <w:r>
+        <w:pict>
+          <v:rect style="width:0;height:1.5pt" o:hralign="center" o:hrstd="t" o:hr="t"/>
+        </w:pict>
+      </w:r>
+    </w:p>
+    <w:bookmarkEnd w:id="13"/>
+    <w:bookmarkStart w:id="14" w:name="X93db17c6590ad91d25a3c11e78f7452fae1bfdc"/>
+    <w:p>
+      <w:pPr>
+        <w:pStyle w:val="Heading3"/>
+      </w:pPr>
+      <w:r>
+        <w:t xml:space="preserve">Table S6. Logistic-Regression Coefficient Sign Stability, Directional-Flip Candidates and</w:t>
+      </w:r>
+      <w:r>
+        <w:t xml:space="preserve"> </w:t>
+      </w:r>
+      <w:r>
+        <w:rPr>
+          <w:i/>
+          <w:iCs/>
+        </w:rPr>
+        <w:t xml:space="preserve">Akkermansia</w:t>
+      </w:r>
+      <w:r>
+        <w:t xml:space="preserve"> </w:t>
+      </w:r>
+      <w:r>
+        <w:t xml:space="preserve">(Round 2)</w:t>
+      </w:r>
+    </w:p>
+    <w:p>
+      <w:pPr>
+        <w:pStyle w:val="FirstParagraph"/>
+      </w:pPr>
+      <w:r>
+        <w:t xml:space="preserve">Per (cohort, genus), counts of positive/negative/zero fitted coefficients across the 10 outer OOF folds (Section 2.8).</w:t>
+      </w:r>
+      <w:r>
+        <w:t xml:space="preserve"> </w:t>
+      </w:r>
+      <w:r>
+        <w:rPr>
+          <w:rStyle w:val="VerbatimChar"/>
+        </w:rPr>
+        <w:t xml:space="preserve">sign_stability</w:t>
+      </w:r>
+      <w:r>
+        <w:t xml:space="preserve"> </w:t>
+      </w:r>
+      <w:r>
+        <w:t xml:space="preserve">uses the pre-specified ≥8/10-fold threshold. Full table (1,584 cohort×genus rows) in</w:t>
+      </w:r>
+      <w:r>
+        <w:t xml:space="preserve"> </w:t>
+      </w:r>
+      <w:r>
+        <w:rPr>
+          <w:rStyle w:val="VerbatimChar"/>
+        </w:rPr>
+        <w:t xml:space="preserve">results/tables/logreg_coefficient_stability.csv</w:t>
+      </w:r>
+      <w:r>
+        <w:t xml:space="preserve">; below, the eight confirmed stable-flip taxa (Section 3.6) plus</w:t>
+      </w:r>
+      <w:r>
+        <w:t xml:space="preserve"> </w:t>
+      </w:r>
+      <w:r>
+        <w:rPr>
+          <w:i/>
+          <w:iCs/>
+        </w:rPr>
+        <w:t xml:space="preserve">Akkermansia</w:t>
+      </w:r>
+      <w:r>
+        <w:t xml:space="preserve"> </w:t>
+      </w:r>
+      <w:r>
+        <w:t xml:space="preserve">as a negative-control illustration (Section 3.6, Section 4.4).</w:t>
+      </w:r>
+    </w:p>
+    <w:tbl>
+      <w:tblPr>
+        <w:tblStyle w:val="Table"/>
+        <w:tblW w:type="pct" w:w="5000"/>
+        <w:tblLayout w:type="fixed"/>
+        <w:tblLook w:firstRow="1" w:lastRow="0" w:firstColumn="0" w:lastColumn="0" w:noHBand="0" w:noVBand="0" w:val="0020"/>
+      </w:tblPr>
+      <w:tblGrid>
+        <w:gridCol w:w="1320"/>
+        <w:gridCol w:w="1320"/>
+        <w:gridCol w:w="1320"/>
+        <w:gridCol w:w="1320"/>
+        <w:gridCol w:w="1320"/>
+        <w:gridCol w:w="1320"/>
+      </w:tblGrid>
+      <w:tr>
+        <w:trPr>
+          <w:tblHeader w:val="on"/>
+        </w:trPr>
+        <w:tc>
+          <w:tcPr>
+            <w:tcBorders>
+              <w:top w:val="single" w:sz="4" w:space="0" w:color="000000"/>
+              <w:left w:val="single" w:sz="4" w:space="0" w:color="000000"/>
+              <w:bottom w:val="single" w:sz="4" w:space="0" w:color="000000"/>
+              <w:right w:val="single" w:sz="4" w:space="0" w:color="000000"/>
+            </w:tcBorders>
+          </w:tcPr>
+          <w:p>
+            <w:pPr>
+              <w:pStyle w:val="Compact"/>
+            </w:pPr>
+            <w:r>
+              <w:t xml:space="preserve">Cohort</w:t>
+            </w:r>
+          </w:p>
+        </w:tc>
+        <w:tc>
+          <w:tcPr>
+            <w:tcBorders>
+              <w:top w:val="single" w:sz="4" w:space="0" w:color="000000"/>
+              <w:left w:val="single" w:sz="4" w:space="0" w:color="000000"/>
+              <w:bottom w:val="single" w:sz="4" w:space="0" w:color="000000"/>
+              <w:right w:val="single" w:sz="4" w:space="0" w:color="000000"/>
+            </w:tcBorders>
+          </w:tcPr>
+          <w:p>
+            <w:pPr>
+              <w:pStyle w:val="Compact"/>
+            </w:pPr>
+            <w:r>
+              <w:t xml:space="preserve">Taxon</w:t>
+            </w:r>
+          </w:p>
+        </w:tc>
+        <w:tc>
+          <w:tcPr>
+            <w:tcBorders>
+              <w:top w:val="single" w:sz="4" w:space="0" w:color="000000"/>
+              <w:left w:val="single" w:sz="4" w:space="0" w:color="000000"/>
+              <w:bottom w:val="single" w:sz="4" w:space="0" w:color="000000"/>
+              <w:right w:val="single" w:sz="4" w:space="0" w:color="000000"/>
+            </w:tcBorders>
+          </w:tcPr>
+          <w:p>
+            <w:pPr>
+              <w:pStyle w:val="Compact"/>
+            </w:pPr>
+            <w:r>
+              <w:t xml:space="preserve">n_positive/10</w:t>
+            </w:r>
+          </w:p>
+        </w:tc>
+        <w:tc>
+          <w:tcPr>
+            <w:tcBorders>
+              <w:top w:val="single" w:sz="4" w:space="0" w:color="000000"/>
+              <w:left w:val="single" w:sz="4" w:space="0" w:color="000000"/>
+              <w:bottom w:val="single" w:sz="4" w:space="0" w:color="000000"/>
+              <w:right w:val="single" w:sz="4" w:space="0" w:color="000000"/>
+            </w:tcBorders>
+          </w:tcPr>
+          <w:p>
+            <w:pPr>
+              <w:pStyle w:val="Compact"/>
+            </w:pPr>
+            <w:r>
+              <w:t xml:space="preserve">n_negative/10</w:t>
+            </w:r>
+          </w:p>
+        </w:tc>
+        <w:tc>
+          <w:tcPr>
+            <w:tcBorders>
+              <w:top w:val="single" w:sz="4" w:space="0" w:color="000000"/>
+              <w:left w:val="single" w:sz="4" w:space="0" w:color="000000"/>
+              <w:bottom w:val="single" w:sz="4" w:space="0" w:color="000000"/>
+              <w:right w:val="single" w:sz="4" w:space="0" w:color="000000"/>
+            </w:tcBorders>
+          </w:tcPr>
+          <w:p>
+            <w:pPr>
+              <w:pStyle w:val="Compact"/>
+            </w:pPr>
+            <w:r>
+              <w:t xml:space="preserve">Median Coefficient</w:t>
+            </w:r>
+          </w:p>
+        </w:tc>
+        <w:tc>
+          <w:tcPr>
+            <w:tcBorders>
+              <w:top w:val="single" w:sz="4" w:space="0" w:color="000000"/>
+              <w:left w:val="single" w:sz="4" w:space="0" w:color="000000"/>
+              <w:bottom w:val="single" w:sz="4" w:space="0" w:color="000000"/>
+              <w:right w:val="single" w:sz="4" w:space="0" w:color="000000"/>
+            </w:tcBorders>
+          </w:tcPr>
+          <w:p>
+            <w:pPr>
+              <w:pStyle w:val="Compact"/>
+            </w:pPr>
+            <w:r>
+              <w:t xml:space="preserve">Sign Stability</w:t>
+            </w:r>
+          </w:p>
+        </w:tc>
+      </w:tr>
+      <w:tr>
+        <w:tc>
+          <w:tcPr>
+            <w:tcBorders>
+              <w:top w:val="single" w:sz="4" w:space="0" w:color="000000"/>
+              <w:left w:val="single" w:sz="4" w:space="0" w:color="000000"/>
+              <w:bottom w:val="single" w:sz="4" w:space="0" w:color="000000"/>
+              <w:right w:val="single" w:sz="4" w:space="0" w:color="000000"/>
+            </w:tcBorders>
+          </w:tcPr>
+          <w:p>
+            <w:pPr>
+              <w:pStyle w:val="Compact"/>
+            </w:pPr>
+            <w:r>
+              <w:t xml:space="preserve">Zhuang 2018</w:t>
+            </w:r>
+          </w:p>
+        </w:tc>
+        <w:tc>
+          <w:tcPr>
+            <w:tcBorders>
+              <w:top w:val="single" w:sz="4" w:space="0" w:color="000000"/>
+              <w:left w:val="single" w:sz="4" w:space="0" w:color="000000"/>
+              <w:bottom w:val="single" w:sz="4" w:space="0" w:color="000000"/>
+              <w:right w:val="single" w:sz="4" w:space="0" w:color="000000"/>
+            </w:tcBorders>
+          </w:tcPr>
+          <w:p>
+            <w:pPr>
+              <w:pStyle w:val="Compact"/>
+            </w:pPr>
+            <w:r>
+              <w:t xml:space="preserve">Akkermansia</w:t>
+            </w:r>
+          </w:p>
+        </w:tc>
+        <w:tc>
+          <w:tcPr>
+            <w:tcBorders>
+              <w:top w:val="single" w:sz="4" w:space="0" w:color="000000"/>
+              <w:left w:val="single" w:sz="4" w:space="0" w:color="000000"/>
+              <w:bottom w:val="single" w:sz="4" w:space="0" w:color="000000"/>
+              <w:right w:val="single" w:sz="4" w:space="0" w:color="000000"/>
+            </w:tcBorders>
+          </w:tcPr>
+          <w:p>
+            <w:pPr>
+              <w:pStyle w:val="Compact"/>
+            </w:pPr>
+            <w:r>
+              <w:t xml:space="preserve">10</w:t>
+            </w:r>
+          </w:p>
+        </w:tc>
+        <w:tc>
+          <w:tcPr>
+            <w:tcBorders>
+              <w:top w:val="single" w:sz="4" w:space="0" w:color="000000"/>
+              <w:left w:val="single" w:sz="4" w:space="0" w:color="000000"/>
+              <w:bottom w:val="single" w:sz="4" w:space="0" w:color="000000"/>
+              <w:right w:val="single" w:sz="4" w:space="0" w:color="000000"/>
+            </w:tcBorders>
+          </w:tcPr>
+          <w:p>
+            <w:pPr>
+              <w:pStyle w:val="Compact"/>
+            </w:pPr>
+            <w:r>
+              <w:t xml:space="preserve">0</w:t>
+            </w:r>
+          </w:p>
+        </w:tc>
+        <w:tc>
+          <w:tcPr>
+            <w:tcBorders>
+              <w:top w:val="single" w:sz="4" w:space="0" w:color="000000"/>
+              <w:left w:val="single" w:sz="4" w:space="0" w:color="000000"/>
+              <w:bottom w:val="single" w:sz="4" w:space="0" w:color="000000"/>
+              <w:right w:val="single" w:sz="4" w:space="0" w:color="000000"/>
+            </w:tcBorders>
+          </w:tcPr>
+          <w:p>
+            <w:pPr>
+              <w:pStyle w:val="Compact"/>
+            </w:pPr>
+            <w:r>
+              <w:t xml:space="preserve">0.0124</w:t>
+            </w:r>
+          </w:p>
+        </w:tc>
+        <w:tc>
+          <w:tcPr>
+            <w:tcBorders>
+              <w:top w:val="single" w:sz="4" w:space="0" w:color="000000"/>
+              <w:left w:val="single" w:sz="4" w:space="0" w:color="000000"/>
+              <w:bottom w:val="single" w:sz="4" w:space="0" w:color="000000"/>
+              <w:right w:val="single" w:sz="4" w:space="0" w:color="000000"/>
+            </w:tcBorders>
+          </w:tcPr>
+          <w:p>
+            <w:pPr>
+              <w:pStyle w:val="Compact"/>
+            </w:pPr>
+            <w:r>
+              <w:t xml:space="preserve">stable_positive</w:t>
+            </w:r>
+          </w:p>
+        </w:tc>
+      </w:tr>
+      <w:tr>
+        <w:tc>
+          <w:tcPr>
+            <w:tcBorders>
+              <w:top w:val="single" w:sz="4" w:space="0" w:color="000000"/>
+              <w:left w:val="single" w:sz="4" w:space="0" w:color="000000"/>
+              <w:bottom w:val="single" w:sz="4" w:space="0" w:color="000000"/>
+              <w:right w:val="single" w:sz="4" w:space="0" w:color="000000"/>
+            </w:tcBorders>
+          </w:tcPr>
+          <w:p>
+            <w:pPr>
+              <w:pStyle w:val="Compact"/>
+            </w:pPr>
+            <w:r>
+              <w:t xml:space="preserve">Ling 2020</w:t>
+            </w:r>
+          </w:p>
+        </w:tc>
+        <w:tc>
+          <w:tcPr>
+            <w:tcBorders>
+              <w:top w:val="single" w:sz="4" w:space="0" w:color="000000"/>
+              <w:left w:val="single" w:sz="4" w:space="0" w:color="000000"/>
+              <w:bottom w:val="single" w:sz="4" w:space="0" w:color="000000"/>
+              <w:right w:val="single" w:sz="4" w:space="0" w:color="000000"/>
+            </w:tcBorders>
+          </w:tcPr>
+          <w:p>
+            <w:pPr>
+              <w:pStyle w:val="Compact"/>
+            </w:pPr>
+            <w:r>
+              <w:t xml:space="preserve">Akkermansia</w:t>
+            </w:r>
+          </w:p>
+        </w:tc>
+        <w:tc>
+          <w:tcPr>
+            <w:tcBorders>
+              <w:top w:val="single" w:sz="4" w:space="0" w:color="000000"/>
+              <w:left w:val="single" w:sz="4" w:space="0" w:color="000000"/>
+              <w:bottom w:val="single" w:sz="4" w:space="0" w:color="000000"/>
+              <w:right w:val="single" w:sz="4" w:space="0" w:color="000000"/>
+            </w:tcBorders>
+          </w:tcPr>
+          <w:p>
+            <w:pPr>
+              <w:pStyle w:val="Compact"/>
+            </w:pPr>
+            <w:r>
+              <w:t xml:space="preserve">10</w:t>
+            </w:r>
+          </w:p>
+        </w:tc>
+        <w:tc>
+          <w:tcPr>
+            <w:tcBorders>
+              <w:top w:val="single" w:sz="4" w:space="0" w:color="000000"/>
+              <w:left w:val="single" w:sz="4" w:space="0" w:color="000000"/>
+              <w:bottom w:val="single" w:sz="4" w:space="0" w:color="000000"/>
+              <w:right w:val="single" w:sz="4" w:space="0" w:color="000000"/>
+            </w:tcBorders>
+          </w:tcPr>
+          <w:p>
+            <w:pPr>
+              <w:pStyle w:val="Compact"/>
+            </w:pPr>
+            <w:r>
+              <w:t xml:space="preserve">0</w:t>
+            </w:r>
+          </w:p>
+        </w:tc>
+        <w:tc>
+          <w:tcPr>
+            <w:tcBorders>
+              <w:top w:val="single" w:sz="4" w:space="0" w:color="000000"/>
+              <w:left w:val="single" w:sz="4" w:space="0" w:color="000000"/>
+              <w:bottom w:val="single" w:sz="4" w:space="0" w:color="000000"/>
+              <w:right w:val="single" w:sz="4" w:space="0" w:color="000000"/>
+            </w:tcBorders>
+          </w:tcPr>
+          <w:p>
+            <w:pPr>
+              <w:pStyle w:val="Compact"/>
+            </w:pPr>
+            <w:r>
+              <w:t xml:space="preserve">0.1181</w:t>
+            </w:r>
+          </w:p>
+        </w:tc>
+        <w:tc>
+          <w:tcPr>
+            <w:tcBorders>
+              <w:top w:val="single" w:sz="4" w:space="0" w:color="000000"/>
+              <w:left w:val="single" w:sz="4" w:space="0" w:color="000000"/>
+              <w:bottom w:val="single" w:sz="4" w:space="0" w:color="000000"/>
+              <w:right w:val="single" w:sz="4" w:space="0" w:color="000000"/>
+            </w:tcBorders>
+          </w:tcPr>
+          <w:p>
+            <w:pPr>
+              <w:pStyle w:val="Compact"/>
+            </w:pPr>
+            <w:r>
+              <w:t xml:space="preserve">stable_positive</w:t>
+            </w:r>
+          </w:p>
+        </w:tc>
+      </w:tr>
+      <w:tr>
+        <w:tc>
+          <w:tcPr>
+            <w:tcBorders>
+              <w:top w:val="single" w:sz="4" w:space="0" w:color="000000"/>
+              <w:left w:val="single" w:sz="4" w:space="0" w:color="000000"/>
+              <w:bottom w:val="single" w:sz="4" w:space="0" w:color="000000"/>
+              <w:right w:val="single" w:sz="4" w:space="0" w:color="000000"/>
+            </w:tcBorders>
+          </w:tcPr>
+          <w:p>
+            <w:pPr>
+              <w:pStyle w:val="Compact"/>
+            </w:pPr>
+            <w:r>
+              <w:t xml:space="preserve">Zhu 2022</w:t>
+            </w:r>
+          </w:p>
+        </w:tc>
+        <w:tc>
+          <w:tcPr>
+            <w:tcBorders>
+              <w:top w:val="single" w:sz="4" w:space="0" w:color="000000"/>
+              <w:left w:val="single" w:sz="4" w:space="0" w:color="000000"/>
+              <w:bottom w:val="single" w:sz="4" w:space="0" w:color="000000"/>
+              <w:right w:val="single" w:sz="4" w:space="0" w:color="000000"/>
+            </w:tcBorders>
+          </w:tcPr>
+          <w:p>
+            <w:pPr>
+              <w:pStyle w:val="Compact"/>
+            </w:pPr>
+            <w:r>
+              <w:t xml:space="preserve">Akkermansia</w:t>
+            </w:r>
+          </w:p>
+        </w:tc>
+        <w:tc>
+          <w:tcPr>
+            <w:tcBorders>
+              <w:top w:val="single" w:sz="4" w:space="0" w:color="000000"/>
+              <w:left w:val="single" w:sz="4" w:space="0" w:color="000000"/>
+              <w:bottom w:val="single" w:sz="4" w:space="0" w:color="000000"/>
+              <w:right w:val="single" w:sz="4" w:space="0" w:color="000000"/>
+            </w:tcBorders>
+          </w:tcPr>
+          <w:p>
+            <w:pPr>
+              <w:pStyle w:val="Compact"/>
+            </w:pPr>
+            <w:r>
+              <w:t xml:space="preserve">10</w:t>
+            </w:r>
+          </w:p>
+        </w:tc>
+        <w:tc>
+          <w:tcPr>
+            <w:tcBorders>
+              <w:top w:val="single" w:sz="4" w:space="0" w:color="000000"/>
+              <w:left w:val="single" w:sz="4" w:space="0" w:color="000000"/>
+              <w:bottom w:val="single" w:sz="4" w:space="0" w:color="000000"/>
+              <w:right w:val="single" w:sz="4" w:space="0" w:color="000000"/>
+            </w:tcBorders>
+          </w:tcPr>
+          <w:p>
+            <w:pPr>
+              <w:pStyle w:val="Compact"/>
+            </w:pPr>
+            <w:r>
+              <w:t xml:space="preserve">0</w:t>
+            </w:r>
+          </w:p>
+        </w:tc>
+        <w:tc>
+          <w:tcPr>
+            <w:tcBorders>
+              <w:top w:val="single" w:sz="4" w:space="0" w:color="000000"/>
+              <w:left w:val="single" w:sz="4" w:space="0" w:color="000000"/>
+              <w:bottom w:val="single" w:sz="4" w:space="0" w:color="000000"/>
+              <w:right w:val="single" w:sz="4" w:space="0" w:color="000000"/>
+            </w:tcBorders>
+          </w:tcPr>
+          <w:p>
+            <w:pPr>
+              <w:pStyle w:val="Compact"/>
+            </w:pPr>
+            <w:r>
+              <w:t xml:space="preserve">0.0709</w:t>
+            </w:r>
+          </w:p>
+        </w:tc>
+        <w:tc>
+          <w:tcPr>
+            <w:tcBorders>
+              <w:top w:val="single" w:sz="4" w:space="0" w:color="000000"/>
+              <w:left w:val="single" w:sz="4" w:space="0" w:color="000000"/>
+              <w:bottom w:val="single" w:sz="4" w:space="0" w:color="000000"/>
+              <w:right w:val="single" w:sz="4" w:space="0" w:color="000000"/>
+            </w:tcBorders>
+          </w:tcPr>
+          <w:p>
+            <w:pPr>
+              <w:pStyle w:val="Compact"/>
+            </w:pPr>
+            <w:r>
+              <w:t xml:space="preserve">stable_positive</w:t>
+            </w:r>
+          </w:p>
+        </w:tc>
+      </w:tr>
+      <w:tr>
+        <w:tc>
+          <w:tcPr>
+            <w:tcBorders>
+              <w:top w:val="single" w:sz="4" w:space="0" w:color="000000"/>
+              <w:left w:val="single" w:sz="4" w:space="0" w:color="000000"/>
+              <w:bottom w:val="single" w:sz="4" w:space="0" w:color="000000"/>
+              <w:right w:val="single" w:sz="4" w:space="0" w:color="000000"/>
+            </w:tcBorders>
+          </w:tcPr>
+          <w:p>
+            <w:pPr>
+              <w:pStyle w:val="Compact"/>
+            </w:pPr>
+            <w:r>
+              <w:t xml:space="preserve">Kazakhstan</w:t>
+            </w:r>
+          </w:p>
+        </w:tc>
+        <w:tc>
+          <w:tcPr>
+            <w:tcBorders>
+              <w:top w:val="single" w:sz="4" w:space="0" w:color="000000"/>
+              <w:left w:val="single" w:sz="4" w:space="0" w:color="000000"/>
+              <w:bottom w:val="single" w:sz="4" w:space="0" w:color="000000"/>
+              <w:right w:val="single" w:sz="4" w:space="0" w:color="000000"/>
+            </w:tcBorders>
+          </w:tcPr>
+          <w:p>
+            <w:pPr>
+              <w:pStyle w:val="Compact"/>
+            </w:pPr>
+            <w:r>
+              <w:t xml:space="preserve">Akkermansia</w:t>
+            </w:r>
+          </w:p>
+        </w:tc>
+        <w:tc>
+          <w:tcPr>
+            <w:tcBorders>
+              <w:top w:val="single" w:sz="4" w:space="0" w:color="000000"/>
+              <w:left w:val="single" w:sz="4" w:space="0" w:color="000000"/>
+              <w:bottom w:val="single" w:sz="4" w:space="0" w:color="000000"/>
+              <w:right w:val="single" w:sz="4" w:space="0" w:color="000000"/>
+            </w:tcBorders>
+          </w:tcPr>
+          <w:p>
+            <w:pPr>
+              <w:pStyle w:val="Compact"/>
+            </w:pPr>
+            <w:r>
+              <w:t xml:space="preserve">10</w:t>
+            </w:r>
+          </w:p>
+        </w:tc>
+        <w:tc>
+          <w:tcPr>
+            <w:tcBorders>
+              <w:top w:val="single" w:sz="4" w:space="0" w:color="000000"/>
+              <w:left w:val="single" w:sz="4" w:space="0" w:color="000000"/>
+              <w:bottom w:val="single" w:sz="4" w:space="0" w:color="000000"/>
+              <w:right w:val="single" w:sz="4" w:space="0" w:color="000000"/>
+            </w:tcBorders>
+          </w:tcPr>
+          <w:p>
+            <w:pPr>
+              <w:pStyle w:val="Compact"/>
+            </w:pPr>
+            <w:r>
+              <w:t xml:space="preserve">0</w:t>
+            </w:r>
+          </w:p>
+        </w:tc>
+        <w:tc>
+          <w:tcPr>
+            <w:tcBorders>
+              <w:top w:val="single" w:sz="4" w:space="0" w:color="000000"/>
+              <w:left w:val="single" w:sz="4" w:space="0" w:color="000000"/>
+              <w:bottom w:val="single" w:sz="4" w:space="0" w:color="000000"/>
+              <w:right w:val="single" w:sz="4" w:space="0" w:color="000000"/>
+            </w:tcBorders>
+          </w:tcPr>
+          <w:p>
+            <w:pPr>
+              <w:pStyle w:val="Compact"/>
+            </w:pPr>
+            <w:r>
+              <w:t xml:space="preserve">0.0682</w:t>
+            </w:r>
+          </w:p>
+        </w:tc>
+        <w:tc>
+          <w:tcPr>
+            <w:tcBorders>
+              <w:top w:val="single" w:sz="4" w:space="0" w:color="000000"/>
+              <w:left w:val="single" w:sz="4" w:space="0" w:color="000000"/>
+              <w:bottom w:val="single" w:sz="4" w:space="0" w:color="000000"/>
+              <w:right w:val="single" w:sz="4" w:space="0" w:color="000000"/>
+            </w:tcBorders>
+          </w:tcPr>
+          <w:p>
+            <w:pPr>
+              <w:pStyle w:val="Compact"/>
+            </w:pPr>
+            <w:r>
+              <w:t xml:space="preserve">stable_positive</w:t>
+            </w:r>
+          </w:p>
+        </w:tc>
+      </w:tr>
+    </w:tbl>
+    <w:p>
+      <w:pPr>
+        <w:pStyle w:val="BodyText"/>
+      </w:pPr>
+      <w:r>
+        <w:rPr>
+          <w:i/>
+          <w:iCs/>
+        </w:rPr>
+        <w:t xml:space="preserve">Akkermansia</w:t>
+      </w:r>
+      <w:r>
+        <w:t xml:space="preserve">’s coefficient is stable and positive in all four cohorts — it is not a stable directional flip despite its pooled mean SHAP value appearing to reverse sign (Section 3.6); see the full CSV for the corresponding rows for each of the eight confirmed flip taxa (</w:t>
+      </w:r>
+      <w:r>
+        <w:rPr>
+          <w:i/>
+          <w:iCs/>
+        </w:rPr>
+        <w:t xml:space="preserve">Agathobacter</w:t>
+      </w:r>
+      <w:r>
+        <w:t xml:space="preserve">,</w:t>
+      </w:r>
+      <w:r>
+        <w:t xml:space="preserve"> </w:t>
+      </w:r>
+      <w:r>
+        <w:rPr>
+          <w:i/>
+          <w:iCs/>
+        </w:rPr>
+        <w:t xml:space="preserve">Bifidobacterium</w:t>
+      </w:r>
+      <w:r>
+        <w:t xml:space="preserve">,</w:t>
+      </w:r>
+      <w:r>
+        <w:t xml:space="preserve"> </w:t>
+      </w:r>
+      <w:r>
+        <w:rPr>
+          <w:i/>
+          <w:iCs/>
+        </w:rPr>
+        <w:t xml:space="preserve">Coprococcus</w:t>
+      </w:r>
+      <w:r>
+        <w:t xml:space="preserve">,</w:t>
+      </w:r>
+      <w:r>
+        <w:t xml:space="preserve"> </w:t>
+      </w:r>
+      <w:r>
+        <w:rPr>
+          <w:i/>
+          <w:iCs/>
+        </w:rPr>
+        <w:t xml:space="preserve">Dorea</w:t>
+      </w:r>
+      <w:r>
+        <w:t xml:space="preserve">,</w:t>
+      </w:r>
+      <w:r>
+        <w:t xml:space="preserve"> </w:t>
+      </w:r>
+      <w:r>
+        <w:rPr>
+          <w:i/>
+          <w:iCs/>
+        </w:rPr>
+        <w:t xml:space="preserve">Lactobacillus</w:t>
+      </w:r>
+      <w:r>
+        <w:t xml:space="preserve">,</w:t>
+      </w:r>
+      <w:r>
+        <w:t xml:space="preserve"> </w:t>
+      </w:r>
+      <w:r>
+        <w:rPr>
+          <w:i/>
+          <w:iCs/>
+        </w:rPr>
+        <w:t xml:space="preserve">NK4A214 group</w:t>
+      </w:r>
+      <w:r>
+        <w:t xml:space="preserve">,</w:t>
+      </w:r>
+      <w:r>
+        <w:t xml:space="preserve"> </w:t>
+      </w:r>
+      <w:r>
+        <w:rPr>
+          <w:i/>
+          <w:iCs/>
+        </w:rPr>
+        <w:t xml:space="preserve">Romboutsia</w:t>
+      </w:r>
+      <w:r>
+        <w:t xml:space="preserve">,</w:t>
+      </w:r>
+      <w:r>
+        <w:t xml:space="preserve"> </w:t>
+      </w:r>
+      <w:r>
+        <w:rPr>
+          <w:i/>
+          <w:iCs/>
+        </w:rPr>
+        <w:t xml:space="preserve">Ruminococcus gnavus group</w:t>
+      </w:r>
+      <w:r>
+        <w:t xml:space="preserve">) and for</w:t>
+      </w:r>
+      <w:r>
+        <w:t xml:space="preserve"> </w:t>
+      </w:r>
+      <w:r>
+        <w:rPr>
+          <w:rStyle w:val="VerbatimChar"/>
+        </w:rPr>
+        <w:t xml:space="preserve">logreg_directional_flips_stable.csv</w:t>
+      </w:r>
+      <w:r>
+        <w:t xml:space="preserve">, which lists, per candidate taxon, which cohorts carried a stable positive vs. stable negative coefficient.</w:t>
+      </w:r>
+    </w:p>
+    <w:p>
+      <w:pPr>
+        <w:pStyle w:val="BodyText"/>
+      </w:pPr>
+      <w:r>
+        <w:rPr>
+          <w:i/>
+          <w:iCs/>
+        </w:rPr>
+        <w:t xml:space="preserve">Source data:</w:t>
+      </w:r>
+      <w:r>
+        <w:t xml:space="preserve"> </w:t>
+      </w:r>
+      <w:r>
+        <w:rPr>
+          <w:rStyle w:val="VerbatimChar"/>
+        </w:rPr>
+        <w:t xml:space="preserve">results/tables/logreg_coefficient_stability.csv</w:t>
+      </w:r>
+      <w:r>
+        <w:t xml:space="preserve">,</w:t>
+      </w:r>
+      <w:r>
+        <w:t xml:space="preserve"> </w:t>
+      </w:r>
+      <w:r>
+        <w:rPr>
+          <w:rStyle w:val="VerbatimChar"/>
+        </w:rPr>
+        <w:t xml:space="preserve">results/tables/logreg_directional_flips_stable.csv</w:t>
+      </w:r>
+      <w:r>
+        <w:t xml:space="preserve">.</w:t>
+      </w:r>
+    </w:p>
+    <w:p>
+      <w:r>
+        <w:pict>
+          <v:rect style="width:0;height:1.5pt" o:hralign="center" o:hrstd="t" o:hr="t"/>
+        </w:pict>
+      </w:r>
+    </w:p>
+    <w:bookmarkEnd w:id="14"/>
+    <w:bookmarkStart w:id="15" w:name="Xb59be8dd0007f28c699703b001334dffd84e22a"/>
+    <w:p>
+      <w:pPr>
+        <w:pStyle w:val="Heading3"/>
+      </w:pPr>
+      <w:r>
+        <w:t xml:space="preserve">Table S7. Matched-Null Jaccard Overlap Across Top-N Thresholds (Round 2)</w:t>
+      </w:r>
+    </w:p>
+    <w:p>
+      <w:pPr>
+        <w:pStyle w:val="FirstParagraph"/>
+      </w:pPr>
+      <w:r>
+        <w:t xml:space="preserve">Observed statistic = mean of the six unique pairwise Jaccard similarities among the four labeled cohorts’ top-N SHAP taxa sets. Null = 100,000 replicates, each drawing four independent random top-N gene sets from the 396-genus pool and averaging the same six pairwise Jaccards among them (Section 2.8). Empirical one-sided p = (1 + #{null ≥ observed}) / (n_perm + 1).</w:t>
+      </w:r>
+    </w:p>
+    <w:tbl>
+      <w:tblPr>
+        <w:tblStyle w:val="Table"/>
+        <w:tblW w:type="pct" w:w="5000"/>
+        <w:tblLayout w:type="fixed"/>
+        <w:tblLook w:firstRow="1" w:lastRow="0" w:firstColumn="0" w:lastColumn="0" w:noHBand="0" w:noVBand="0" w:val="0020"/>
+      </w:tblPr>
+      <w:tblGrid>
+        <w:gridCol w:w="1320"/>
+        <w:gridCol w:w="1320"/>
+        <w:gridCol w:w="1320"/>
+        <w:gridCol w:w="1320"/>
+        <w:gridCol w:w="1320"/>
+        <w:gridCol w:w="1320"/>
+      </w:tblGrid>
+      <w:tr>
+        <w:trPr>
+          <w:tblHeader w:val="on"/>
+        </w:trPr>
+        <w:tc>
+          <w:tcPr>
+            <w:tcBorders>
+              <w:top w:val="single" w:sz="4" w:space="0" w:color="000000"/>
+              <w:left w:val="single" w:sz="4" w:space="0" w:color="000000"/>
+              <w:bottom w:val="single" w:sz="4" w:space="0" w:color="000000"/>
+              <w:right w:val="single" w:sz="4" w:space="0" w:color="000000"/>
+            </w:tcBorders>
+          </w:tcPr>
+          <w:p>
+            <w:pPr>
+              <w:pStyle w:val="Compact"/>
+            </w:pPr>
+            <w:r>
+              <w:t xml:space="preserve">Model</w:t>
+            </w:r>
+          </w:p>
+        </w:tc>
+        <w:tc>
+          <w:tcPr>
+            <w:tcBorders>
+              <w:top w:val="single" w:sz="4" w:space="0" w:color="000000"/>
+              <w:left w:val="single" w:sz="4" w:space="0" w:color="000000"/>
+              <w:bottom w:val="single" w:sz="4" w:space="0" w:color="000000"/>
+              <w:right w:val="single" w:sz="4" w:space="0" w:color="000000"/>
+            </w:tcBorders>
+          </w:tcPr>
+          <w:p>
+            <w:pPr>
+              <w:pStyle w:val="Compact"/>
+            </w:pPr>
+            <w:r>
+              <w:t xml:space="preserve">Top-N</w:t>
+            </w:r>
+          </w:p>
+        </w:tc>
+        <w:tc>
+          <w:tcPr>
+            <w:tcBorders>
+              <w:top w:val="single" w:sz="4" w:space="0" w:color="000000"/>
+              <w:left w:val="single" w:sz="4" w:space="0" w:color="000000"/>
+              <w:bottom w:val="single" w:sz="4" w:space="0" w:color="000000"/>
+              <w:right w:val="single" w:sz="4" w:space="0" w:color="000000"/>
+            </w:tcBorders>
+          </w:tcPr>
+          <w:p>
+            <w:pPr>
+              <w:pStyle w:val="Compact"/>
+            </w:pPr>
+            <w:r>
+              <w:t xml:space="preserve">Observed Mean (6 pairs)</w:t>
+            </w:r>
+          </w:p>
+        </w:tc>
+        <w:tc>
+          <w:tcPr>
+            <w:tcBorders>
+              <w:top w:val="single" w:sz="4" w:space="0" w:color="000000"/>
+              <w:left w:val="single" w:sz="4" w:space="0" w:color="000000"/>
+              <w:bottom w:val="single" w:sz="4" w:space="0" w:color="000000"/>
+              <w:right w:val="single" w:sz="4" w:space="0" w:color="000000"/>
+            </w:tcBorders>
+          </w:tcPr>
+          <w:p>
+            <w:pPr>
+              <w:pStyle w:val="Compact"/>
+            </w:pPr>
+            <w:r>
+              <w:t xml:space="preserve">Null Mean</w:t>
+            </w:r>
+          </w:p>
+        </w:tc>
+        <w:tc>
+          <w:tcPr>
+            <w:tcBorders>
+              <w:top w:val="single" w:sz="4" w:space="0" w:color="000000"/>
+              <w:left w:val="single" w:sz="4" w:space="0" w:color="000000"/>
+              <w:bottom w:val="single" w:sz="4" w:space="0" w:color="000000"/>
+              <w:right w:val="single" w:sz="4" w:space="0" w:color="000000"/>
+            </w:tcBorders>
+          </w:tcPr>
+          <w:p>
+            <w:pPr>
+              <w:pStyle w:val="Compact"/>
+            </w:pPr>
+            <w:r>
+              <w:t xml:space="preserve">Null 95% CI</w:t>
+            </w:r>
+          </w:p>
+        </w:tc>
+        <w:tc>
+          <w:tcPr>
+            <w:tcBorders>
+              <w:top w:val="single" w:sz="4" w:space="0" w:color="000000"/>
+              <w:left w:val="single" w:sz="4" w:space="0" w:color="000000"/>
+              <w:bottom w:val="single" w:sz="4" w:space="0" w:color="000000"/>
+              <w:right w:val="single" w:sz="4" w:space="0" w:color="000000"/>
+            </w:tcBorders>
+          </w:tcPr>
+          <w:p>
+            <w:pPr>
+              <w:pStyle w:val="Compact"/>
+            </w:pPr>
+            <w:r>
+              <w:t xml:space="preserve">Empirical p</w:t>
+            </w:r>
+          </w:p>
+        </w:tc>
+      </w:tr>
+      <w:tr>
+        <w:tc>
+          <w:tcPr>
+            <w:tcBorders>
+              <w:top w:val="single" w:sz="4" w:space="0" w:color="000000"/>
+              <w:left w:val="single" w:sz="4" w:space="0" w:color="000000"/>
+              <w:bottom w:val="single" w:sz="4" w:space="0" w:color="000000"/>
+              <w:right w:val="single" w:sz="4" w:space="0" w:color="000000"/>
+            </w:tcBorders>
+          </w:tcPr>
+          <w:p>
+            <w:pPr>
+              <w:pStyle w:val="Compact"/>
+            </w:pPr>
+            <w:r>
+              <w:t xml:space="preserve">LogReg</w:t>
+            </w:r>
+          </w:p>
+        </w:tc>
+        <w:tc>
+          <w:tcPr>
+            <w:tcBorders>
+              <w:top w:val="single" w:sz="4" w:space="0" w:color="000000"/>
+              <w:left w:val="single" w:sz="4" w:space="0" w:color="000000"/>
+              <w:bottom w:val="single" w:sz="4" w:space="0" w:color="000000"/>
+              <w:right w:val="single" w:sz="4" w:space="0" w:color="000000"/>
+            </w:tcBorders>
+          </w:tcPr>
+          <w:p>
+            <w:pPr>
+              <w:pStyle w:val="Compact"/>
+            </w:pPr>
+            <w:r>
+              <w:t xml:space="preserve">10</w:t>
+            </w:r>
+          </w:p>
+        </w:tc>
+        <w:tc>
+          <w:tcPr>
+            <w:tcBorders>
+              <w:top w:val="single" w:sz="4" w:space="0" w:color="000000"/>
+              <w:left w:val="single" w:sz="4" w:space="0" w:color="000000"/>
+              <w:bottom w:val="single" w:sz="4" w:space="0" w:color="000000"/>
+              <w:right w:val="single" w:sz="4" w:space="0" w:color="000000"/>
+            </w:tcBorders>
+          </w:tcPr>
+          <w:p>
+            <w:pPr>
+              <w:pStyle w:val="Compact"/>
+            </w:pPr>
+            <w:r>
+              <w:t xml:space="preserve">0.0850</w:t>
+            </w:r>
+          </w:p>
+        </w:tc>
+        <w:tc>
+          <w:tcPr>
+            <w:tcBorders>
+              <w:top w:val="single" w:sz="4" w:space="0" w:color="000000"/>
+              <w:left w:val="single" w:sz="4" w:space="0" w:color="000000"/>
+              <w:bottom w:val="single" w:sz="4" w:space="0" w:color="000000"/>
+              <w:right w:val="single" w:sz="4" w:space="0" w:color="000000"/>
+            </w:tcBorders>
+          </w:tcPr>
+          <w:p>
+            <w:pPr>
+              <w:pStyle w:val="Compact"/>
+            </w:pPr>
+            <w:r>
+              <w:t xml:space="preserve">0.0134</w:t>
+            </w:r>
+          </w:p>
+        </w:tc>
+        <w:tc>
+          <w:tcPr>
+            <w:tcBorders>
+              <w:top w:val="single" w:sz="4" w:space="0" w:color="000000"/>
+              <w:left w:val="single" w:sz="4" w:space="0" w:color="000000"/>
+              <w:bottom w:val="single" w:sz="4" w:space="0" w:color="000000"/>
+              <w:right w:val="single" w:sz="4" w:space="0" w:color="000000"/>
+            </w:tcBorders>
+          </w:tcPr>
+          <w:p>
+            <w:pPr>
+              <w:pStyle w:val="Compact"/>
+            </w:pPr>
+            <w:r>
+              <w:t xml:space="preserve">[0.0000, 0.0361]</w:t>
+            </w:r>
+          </w:p>
+        </w:tc>
+        <w:tc>
+          <w:tcPr>
+            <w:tcBorders>
+              <w:top w:val="single" w:sz="4" w:space="0" w:color="000000"/>
+              <w:left w:val="single" w:sz="4" w:space="0" w:color="000000"/>
+              <w:bottom w:val="single" w:sz="4" w:space="0" w:color="000000"/>
+              <w:right w:val="single" w:sz="4" w:space="0" w:color="000000"/>
+            </w:tcBorders>
+          </w:tcPr>
+          <w:p>
+            <w:pPr>
+              <w:pStyle w:val="Compact"/>
+            </w:pPr>
+            <w:r>
+              <w:t xml:space="preserve">&lt;0.0001</w:t>
+            </w:r>
+          </w:p>
+        </w:tc>
+      </w:tr>
+      <w:tr>
+        <w:tc>
+          <w:tcPr>
+            <w:tcBorders>
+              <w:top w:val="single" w:sz="4" w:space="0" w:color="000000"/>
+              <w:left w:val="single" w:sz="4" w:space="0" w:color="000000"/>
+              <w:bottom w:val="single" w:sz="4" w:space="0" w:color="000000"/>
+              <w:right w:val="single" w:sz="4" w:space="0" w:color="000000"/>
+            </w:tcBorders>
+          </w:tcPr>
+          <w:p>
+            <w:pPr>
+              <w:pStyle w:val="Compact"/>
+            </w:pPr>
+            <w:r>
+              <w:t xml:space="preserve">LogReg</w:t>
+            </w:r>
+          </w:p>
+        </w:tc>
+        <w:tc>
+          <w:tcPr>
+            <w:tcBorders>
+              <w:top w:val="single" w:sz="4" w:space="0" w:color="000000"/>
+              <w:left w:val="single" w:sz="4" w:space="0" w:color="000000"/>
+              <w:bottom w:val="single" w:sz="4" w:space="0" w:color="000000"/>
+              <w:right w:val="single" w:sz="4" w:space="0" w:color="000000"/>
+            </w:tcBorders>
+          </w:tcPr>
+          <w:p>
+            <w:pPr>
+              <w:pStyle w:val="Compact"/>
+            </w:pPr>
+            <w:r>
+              <w:rPr>
+                <w:b/>
+                <w:bCs/>
+              </w:rPr>
+              <w:t xml:space="preserve">20 (primary)</w:t>
+            </w:r>
+          </w:p>
+        </w:tc>
+        <w:tc>
+          <w:tcPr>
+            <w:tcBorders>
+              <w:top w:val="single" w:sz="4" w:space="0" w:color="000000"/>
+              <w:left w:val="single" w:sz="4" w:space="0" w:color="000000"/>
+              <w:bottom w:val="single" w:sz="4" w:space="0" w:color="000000"/>
+              <w:right w:val="single" w:sz="4" w:space="0" w:color="000000"/>
+            </w:tcBorders>
+          </w:tcPr>
+          <w:p>
+            <w:pPr>
+              <w:pStyle w:val="Compact"/>
+            </w:pPr>
+            <w:r>
+              <w:rPr>
+                <w:b/>
+                <w:bCs/>
+              </w:rPr>
+              <w:t xml:space="preserve">0.1350</w:t>
+            </w:r>
+          </w:p>
+        </w:tc>
+        <w:tc>
+          <w:tcPr>
+            <w:tcBorders>
+              <w:top w:val="single" w:sz="4" w:space="0" w:color="000000"/>
+              <w:left w:val="single" w:sz="4" w:space="0" w:color="000000"/>
+              <w:bottom w:val="single" w:sz="4" w:space="0" w:color="000000"/>
+              <w:right w:val="single" w:sz="4" w:space="0" w:color="000000"/>
+            </w:tcBorders>
+          </w:tcPr>
+          <w:p>
+            <w:pPr>
+              <w:pStyle w:val="Compact"/>
+            </w:pPr>
+            <w:r>
+              <w:t xml:space="preserve">0.0265</w:t>
+            </w:r>
+          </w:p>
+        </w:tc>
+        <w:tc>
+          <w:tcPr>
+            <w:tcBorders>
+              <w:top w:val="single" w:sz="4" w:space="0" w:color="000000"/>
+              <w:left w:val="single" w:sz="4" w:space="0" w:color="000000"/>
+              <w:bottom w:val="single" w:sz="4" w:space="0" w:color="000000"/>
+              <w:right w:val="single" w:sz="4" w:space="0" w:color="000000"/>
+            </w:tcBorders>
+          </w:tcPr>
+          <w:p>
+            <w:pPr>
+              <w:pStyle w:val="Compact"/>
+            </w:pPr>
+            <w:r>
+              <w:t xml:space="preserve">[0.0085, 0.0491]</w:t>
+            </w:r>
+          </w:p>
+        </w:tc>
+        <w:tc>
+          <w:tcPr>
+            <w:tcBorders>
+              <w:top w:val="single" w:sz="4" w:space="0" w:color="000000"/>
+              <w:left w:val="single" w:sz="4" w:space="0" w:color="000000"/>
+              <w:bottom w:val="single" w:sz="4" w:space="0" w:color="000000"/>
+              <w:right w:val="single" w:sz="4" w:space="0" w:color="000000"/>
+            </w:tcBorders>
+          </w:tcPr>
+          <w:p>
+            <w:pPr>
+              <w:pStyle w:val="Compact"/>
+            </w:pPr>
+            <w:r>
+              <w:rPr>
+                <w:b/>
+                <w:bCs/>
+              </w:rPr>
+              <w:t xml:space="preserve">&lt;0.0001</w:t>
+            </w:r>
+          </w:p>
+        </w:tc>
+      </w:tr>
+      <w:tr>
+        <w:tc>
+          <w:tcPr>
+            <w:tcBorders>
+              <w:top w:val="single" w:sz="4" w:space="0" w:color="000000"/>
+              <w:left w:val="single" w:sz="4" w:space="0" w:color="000000"/>
+              <w:bottom w:val="single" w:sz="4" w:space="0" w:color="000000"/>
+              <w:right w:val="single" w:sz="4" w:space="0" w:color="000000"/>
+            </w:tcBorders>
+          </w:tcPr>
+          <w:p>
+            <w:pPr>
+              <w:pStyle w:val="Compact"/>
+            </w:pPr>
+            <w:r>
+              <w:t xml:space="preserve">LogReg</w:t>
+            </w:r>
+          </w:p>
+        </w:tc>
+        <w:tc>
+          <w:tcPr>
+            <w:tcBorders>
+              <w:top w:val="single" w:sz="4" w:space="0" w:color="000000"/>
+              <w:left w:val="single" w:sz="4" w:space="0" w:color="000000"/>
+              <w:bottom w:val="single" w:sz="4" w:space="0" w:color="000000"/>
+              <w:right w:val="single" w:sz="4" w:space="0" w:color="000000"/>
+            </w:tcBorders>
+          </w:tcPr>
+          <w:p>
+            <w:pPr>
+              <w:pStyle w:val="Compact"/>
+            </w:pPr>
+            <w:r>
+              <w:t xml:space="preserve">50</w:t>
+            </w:r>
+          </w:p>
+        </w:tc>
+        <w:tc>
+          <w:tcPr>
+            <w:tcBorders>
+              <w:top w:val="single" w:sz="4" w:space="0" w:color="000000"/>
+              <w:left w:val="single" w:sz="4" w:space="0" w:color="000000"/>
+              <w:bottom w:val="single" w:sz="4" w:space="0" w:color="000000"/>
+              <w:right w:val="single" w:sz="4" w:space="0" w:color="000000"/>
+            </w:tcBorders>
+          </w:tcPr>
+          <w:p>
+            <w:pPr>
+              <w:pStyle w:val="Compact"/>
+            </w:pPr>
+            <w:r>
+              <w:t xml:space="preserve">0.2296</w:t>
+            </w:r>
+          </w:p>
+        </w:tc>
+        <w:tc>
+          <w:tcPr>
+            <w:tcBorders>
+              <w:top w:val="single" w:sz="4" w:space="0" w:color="000000"/>
+              <w:left w:val="single" w:sz="4" w:space="0" w:color="000000"/>
+              <w:bottom w:val="single" w:sz="4" w:space="0" w:color="000000"/>
+              <w:right w:val="single" w:sz="4" w:space="0" w:color="000000"/>
+            </w:tcBorders>
+          </w:tcPr>
+          <w:p>
+            <w:pPr>
+              <w:pStyle w:val="Compact"/>
+            </w:pPr>
+            <w:r>
+              <w:t xml:space="preserve">0.0680</w:t>
+            </w:r>
+          </w:p>
+        </w:tc>
+        <w:tc>
+          <w:tcPr>
+            <w:tcBorders>
+              <w:top w:val="single" w:sz="4" w:space="0" w:color="000000"/>
+              <w:left w:val="single" w:sz="4" w:space="0" w:color="000000"/>
+              <w:bottom w:val="single" w:sz="4" w:space="0" w:color="000000"/>
+              <w:right w:val="single" w:sz="4" w:space="0" w:color="000000"/>
+            </w:tcBorders>
+          </w:tcPr>
+          <w:p>
+            <w:pPr>
+              <w:pStyle w:val="Compact"/>
+            </w:pPr>
+            <w:r>
+              <w:t xml:space="preserve">[0.0491, 0.0895]</w:t>
+            </w:r>
+          </w:p>
+        </w:tc>
+        <w:tc>
+          <w:tcPr>
+            <w:tcBorders>
+              <w:top w:val="single" w:sz="4" w:space="0" w:color="000000"/>
+              <w:left w:val="single" w:sz="4" w:space="0" w:color="000000"/>
+              <w:bottom w:val="single" w:sz="4" w:space="0" w:color="000000"/>
+              <w:right w:val="single" w:sz="4" w:space="0" w:color="000000"/>
+            </w:tcBorders>
+          </w:tcPr>
+          <w:p>
+            <w:pPr>
+              <w:pStyle w:val="Compact"/>
+            </w:pPr>
+            <w:r>
+              <w:t xml:space="preserve">&lt;0.0001</w:t>
+            </w:r>
+          </w:p>
+        </w:tc>
+      </w:tr>
+      <w:tr>
+        <w:tc>
+          <w:tcPr>
+            <w:tcBorders>
+              <w:top w:val="single" w:sz="4" w:space="0" w:color="000000"/>
+              <w:left w:val="single" w:sz="4" w:space="0" w:color="000000"/>
+              <w:bottom w:val="single" w:sz="4" w:space="0" w:color="000000"/>
+              <w:right w:val="single" w:sz="4" w:space="0" w:color="000000"/>
+            </w:tcBorders>
+          </w:tcPr>
+          <w:p>
+            <w:pPr>
+              <w:pStyle w:val="Compact"/>
+            </w:pPr>
+            <w:r>
+              <w:t xml:space="preserve">LightGBM</w:t>
+            </w:r>
+          </w:p>
+        </w:tc>
+        <w:tc>
+          <w:tcPr>
+            <w:tcBorders>
+              <w:top w:val="single" w:sz="4" w:space="0" w:color="000000"/>
+              <w:left w:val="single" w:sz="4" w:space="0" w:color="000000"/>
+              <w:bottom w:val="single" w:sz="4" w:space="0" w:color="000000"/>
+              <w:right w:val="single" w:sz="4" w:space="0" w:color="000000"/>
+            </w:tcBorders>
+          </w:tcPr>
+          <w:p>
+            <w:pPr>
+              <w:pStyle w:val="Compact"/>
+            </w:pPr>
+            <w:r>
+              <w:t xml:space="preserve">10</w:t>
+            </w:r>
+          </w:p>
+        </w:tc>
+        <w:tc>
+          <w:tcPr>
+            <w:tcBorders>
+              <w:top w:val="single" w:sz="4" w:space="0" w:color="000000"/>
+              <w:left w:val="single" w:sz="4" w:space="0" w:color="000000"/>
+              <w:bottom w:val="single" w:sz="4" w:space="0" w:color="000000"/>
+              <w:right w:val="single" w:sz="4" w:space="0" w:color="000000"/>
+            </w:tcBorders>
+          </w:tcPr>
+          <w:p>
+            <w:pPr>
+              <w:pStyle w:val="Compact"/>
+            </w:pPr>
+            <w:r>
+              <w:t xml:space="preserve">0.0175</w:t>
+            </w:r>
+          </w:p>
+        </w:tc>
+        <w:tc>
+          <w:tcPr>
+            <w:tcBorders>
+              <w:top w:val="single" w:sz="4" w:space="0" w:color="000000"/>
+              <w:left w:val="single" w:sz="4" w:space="0" w:color="000000"/>
+              <w:bottom w:val="single" w:sz="4" w:space="0" w:color="000000"/>
+              <w:right w:val="single" w:sz="4" w:space="0" w:color="000000"/>
+            </w:tcBorders>
+          </w:tcPr>
+          <w:p>
+            <w:pPr>
+              <w:pStyle w:val="Compact"/>
+            </w:pPr>
+            <w:r>
+              <w:t xml:space="preserve">0.0135</w:t>
+            </w:r>
+          </w:p>
+        </w:tc>
+        <w:tc>
+          <w:tcPr>
+            <w:tcBorders>
+              <w:top w:val="single" w:sz="4" w:space="0" w:color="000000"/>
+              <w:left w:val="single" w:sz="4" w:space="0" w:color="000000"/>
+              <w:bottom w:val="single" w:sz="4" w:space="0" w:color="000000"/>
+              <w:right w:val="single" w:sz="4" w:space="0" w:color="000000"/>
+            </w:tcBorders>
+          </w:tcPr>
+          <w:p>
+            <w:pPr>
+              <w:pStyle w:val="Compact"/>
+            </w:pPr>
+            <w:r>
+              <w:t xml:space="preserve">[0.0000, 0.0361]</w:t>
+            </w:r>
+          </w:p>
+        </w:tc>
+        <w:tc>
+          <w:tcPr>
+            <w:tcBorders>
+              <w:top w:val="single" w:sz="4" w:space="0" w:color="000000"/>
+              <w:left w:val="single" w:sz="4" w:space="0" w:color="000000"/>
+              <w:bottom w:val="single" w:sz="4" w:space="0" w:color="000000"/>
+              <w:right w:val="single" w:sz="4" w:space="0" w:color="000000"/>
+            </w:tcBorders>
+          </w:tcPr>
+          <w:p>
+            <w:pPr>
+              <w:pStyle w:val="Compact"/>
+            </w:pPr>
+            <w:r>
+              <w:t xml:space="preserve">0.4494 (not significant)</w:t>
+            </w:r>
+          </w:p>
+        </w:tc>
+      </w:tr>
+      <w:tr>
+        <w:tc>
+          <w:tcPr>
+            <w:tcBorders>
+              <w:top w:val="single" w:sz="4" w:space="0" w:color="000000"/>
+              <w:left w:val="single" w:sz="4" w:space="0" w:color="000000"/>
+              <w:bottom w:val="single" w:sz="4" w:space="0" w:color="000000"/>
+              <w:right w:val="single" w:sz="4" w:space="0" w:color="000000"/>
+            </w:tcBorders>
+          </w:tcPr>
+          <w:p>
+            <w:pPr>
+              <w:pStyle w:val="Compact"/>
+            </w:pPr>
+            <w:r>
+              <w:t xml:space="preserve">LightGBM</w:t>
+            </w:r>
+          </w:p>
+        </w:tc>
+        <w:tc>
+          <w:tcPr>
+            <w:tcBorders>
+              <w:top w:val="single" w:sz="4" w:space="0" w:color="000000"/>
+              <w:left w:val="single" w:sz="4" w:space="0" w:color="000000"/>
+              <w:bottom w:val="single" w:sz="4" w:space="0" w:color="000000"/>
+              <w:right w:val="single" w:sz="4" w:space="0" w:color="000000"/>
+            </w:tcBorders>
+          </w:tcPr>
+          <w:p>
+            <w:pPr>
+              <w:pStyle w:val="Compact"/>
+            </w:pPr>
+            <w:r>
+              <w:rPr>
+                <w:b/>
+                <w:bCs/>
+              </w:rPr>
+              <w:t xml:space="preserve">20 (primary)</w:t>
+            </w:r>
+          </w:p>
+        </w:tc>
+        <w:tc>
+          <w:tcPr>
+            <w:tcBorders>
+              <w:top w:val="single" w:sz="4" w:space="0" w:color="000000"/>
+              <w:left w:val="single" w:sz="4" w:space="0" w:color="000000"/>
+              <w:bottom w:val="single" w:sz="4" w:space="0" w:color="000000"/>
+              <w:right w:val="single" w:sz="4" w:space="0" w:color="000000"/>
+            </w:tcBorders>
+          </w:tcPr>
+          <w:p>
+            <w:pPr>
+              <w:pStyle w:val="Compact"/>
+            </w:pPr>
+            <w:r>
+              <w:rPr>
+                <w:b/>
+                <w:bCs/>
+              </w:rPr>
+              <w:t xml:space="preserve">0.0584</w:t>
+            </w:r>
+          </w:p>
+        </w:tc>
+        <w:tc>
+          <w:tcPr>
+            <w:tcBorders>
+              <w:top w:val="single" w:sz="4" w:space="0" w:color="000000"/>
+              <w:left w:val="single" w:sz="4" w:space="0" w:color="000000"/>
+              <w:bottom w:val="single" w:sz="4" w:space="0" w:color="000000"/>
+              <w:right w:val="single" w:sz="4" w:space="0" w:color="000000"/>
+            </w:tcBorders>
+          </w:tcPr>
+          <w:p>
+            <w:pPr>
+              <w:pStyle w:val="Compact"/>
+            </w:pPr>
+            <w:r>
+              <w:t xml:space="preserve">0.0265</w:t>
+            </w:r>
+          </w:p>
+        </w:tc>
+        <w:tc>
+          <w:tcPr>
+            <w:tcBorders>
+              <w:top w:val="single" w:sz="4" w:space="0" w:color="000000"/>
+              <w:left w:val="single" w:sz="4" w:space="0" w:color="000000"/>
+              <w:bottom w:val="single" w:sz="4" w:space="0" w:color="000000"/>
+              <w:right w:val="single" w:sz="4" w:space="0" w:color="000000"/>
+            </w:tcBorders>
+          </w:tcPr>
+          <w:p>
+            <w:pPr>
+              <w:pStyle w:val="Compact"/>
+            </w:pPr>
+            <w:r>
+              <w:t xml:space="preserve">[0.0085, 0.0491]</w:t>
+            </w:r>
+          </w:p>
+        </w:tc>
+        <w:tc>
+          <w:tcPr>
+            <w:tcBorders>
+              <w:top w:val="single" w:sz="4" w:space="0" w:color="000000"/>
+              <w:left w:val="single" w:sz="4" w:space="0" w:color="000000"/>
+              <w:bottom w:val="single" w:sz="4" w:space="0" w:color="000000"/>
+              <w:right w:val="single" w:sz="4" w:space="0" w:color="000000"/>
+            </w:tcBorders>
+          </w:tcPr>
+          <w:p>
+            <w:pPr>
+              <w:pStyle w:val="Compact"/>
+            </w:pPr>
+            <w:r>
+              <w:rPr>
+                <w:b/>
+                <w:bCs/>
+              </w:rPr>
+              <w:t xml:space="preserve">0.0048</w:t>
+            </w:r>
+          </w:p>
+        </w:tc>
+      </w:tr>
+      <w:tr>
+        <w:tc>
+          <w:tcPr>
+            <w:tcBorders>
+              <w:top w:val="single" w:sz="4" w:space="0" w:color="000000"/>
+              <w:left w:val="single" w:sz="4" w:space="0" w:color="000000"/>
+              <w:bottom w:val="single" w:sz="4" w:space="0" w:color="000000"/>
+              <w:right w:val="single" w:sz="4" w:space="0" w:color="000000"/>
+            </w:tcBorders>
+          </w:tcPr>
+          <w:p>
+            <w:pPr>
+              <w:pStyle w:val="Compact"/>
+            </w:pPr>
+            <w:r>
+              <w:t xml:space="preserve">LightGBM</w:t>
+            </w:r>
+          </w:p>
+        </w:tc>
+        <w:tc>
+          <w:tcPr>
+            <w:tcBorders>
+              <w:top w:val="single" w:sz="4" w:space="0" w:color="000000"/>
+              <w:left w:val="single" w:sz="4" w:space="0" w:color="000000"/>
+              <w:bottom w:val="single" w:sz="4" w:space="0" w:color="000000"/>
+              <w:right w:val="single" w:sz="4" w:space="0" w:color="000000"/>
+            </w:tcBorders>
+          </w:tcPr>
+          <w:p>
+            <w:pPr>
+              <w:pStyle w:val="Compact"/>
+            </w:pPr>
+            <w:r>
+              <w:t xml:space="preserve">50</w:t>
+            </w:r>
+          </w:p>
+        </w:tc>
+        <w:tc>
+          <w:tcPr>
+            <w:tcBorders>
+              <w:top w:val="single" w:sz="4" w:space="0" w:color="000000"/>
+              <w:left w:val="single" w:sz="4" w:space="0" w:color="000000"/>
+              <w:bottom w:val="single" w:sz="4" w:space="0" w:color="000000"/>
+              <w:right w:val="single" w:sz="4" w:space="0" w:color="000000"/>
+            </w:tcBorders>
+          </w:tcPr>
+          <w:p>
+            <w:pPr>
+              <w:pStyle w:val="Compact"/>
+            </w:pPr>
+            <w:r>
+              <w:t xml:space="preserve">0.1430</w:t>
+            </w:r>
+          </w:p>
+        </w:tc>
+        <w:tc>
+          <w:tcPr>
+            <w:tcBorders>
+              <w:top w:val="single" w:sz="4" w:space="0" w:color="000000"/>
+              <w:left w:val="single" w:sz="4" w:space="0" w:color="000000"/>
+              <w:bottom w:val="single" w:sz="4" w:space="0" w:color="000000"/>
+              <w:right w:val="single" w:sz="4" w:space="0" w:color="000000"/>
+            </w:tcBorders>
+          </w:tcPr>
+          <w:p>
+            <w:pPr>
+              <w:pStyle w:val="Compact"/>
+            </w:pPr>
+            <w:r>
+              <w:t xml:space="preserve">0.0680</w:t>
+            </w:r>
+          </w:p>
+        </w:tc>
+        <w:tc>
+          <w:tcPr>
+            <w:tcBorders>
+              <w:top w:val="single" w:sz="4" w:space="0" w:color="000000"/>
+              <w:left w:val="single" w:sz="4" w:space="0" w:color="000000"/>
+              <w:bottom w:val="single" w:sz="4" w:space="0" w:color="000000"/>
+              <w:right w:val="single" w:sz="4" w:space="0" w:color="000000"/>
+            </w:tcBorders>
+          </w:tcPr>
+          <w:p>
+            <w:pPr>
+              <w:pStyle w:val="Compact"/>
+            </w:pPr>
+            <w:r>
+              <w:t xml:space="preserve">[0.0492, 0.0894]</w:t>
+            </w:r>
+          </w:p>
+        </w:tc>
+        <w:tc>
+          <w:tcPr>
+            <w:tcBorders>
+              <w:top w:val="single" w:sz="4" w:space="0" w:color="000000"/>
+              <w:left w:val="single" w:sz="4" w:space="0" w:color="000000"/>
+              <w:bottom w:val="single" w:sz="4" w:space="0" w:color="000000"/>
+              <w:right w:val="single" w:sz="4" w:space="0" w:color="000000"/>
+            </w:tcBorders>
+          </w:tcPr>
+          <w:p>
+            <w:pPr>
+              <w:pStyle w:val="Compact"/>
+            </w:pPr>
+            <w:r>
+              <w:t xml:space="preserve">&lt;0.0001</w:t>
+            </w:r>
+          </w:p>
+        </w:tc>
+      </w:tr>
+    </w:tbl>
+    <w:p>
+      <w:pPr>
+        <w:pStyle w:val="BodyText"/>
+      </w:pPr>
+      <w:r>
+        <w:t xml:space="preserve">LightGBM’s overlap is significant at N=20 and N=50 but not at N=10, indicating a real but small-magnitude and N-sensitive signal — smaller and less consistent than logistic regression’s overlap at every threshold tested. This supersedes an earlier, incorrectly-calibrated null (Section 2.8) that had reported LightGBM’s N=20 overlap as</w:t>
+      </w:r>
+      <w:r>
+        <w:t xml:space="preserve"> </w:t>
+      </w:r>
+      <w:r>
+        <w:t xml:space="preserve">“within the random baseline”</w:t>
+      </w:r>
+      <w:r>
+        <w:t xml:space="preserve"> </w:t>
+      </w:r>
+      <w:r>
+        <w:t xml:space="preserve">(p=0.068); that earlier null drew only two random sets per replicate rather than the four-set, six-pair statistic actually being tested.</w:t>
+      </w:r>
+    </w:p>
+    <w:p>
+      <w:pPr>
+        <w:pStyle w:val="BodyText"/>
+      </w:pPr>
+      <w:r>
+        <w:rPr>
+          <w:i/>
+          <w:iCs/>
+        </w:rPr>
+        <w:t xml:space="preserve">Source data:</w:t>
+      </w:r>
+      <w:r>
+        <w:t xml:space="preserve"> </w:t>
+      </w:r>
+      <w:r>
+        <w:rPr>
+          <w:rStyle w:val="VerbatimChar"/>
+        </w:rPr>
+        <w:t xml:space="preserve">results/tables/jaccard_null_corrected.csv</w:t>
+      </w:r>
+      <w:r>
+        <w:t xml:space="preserve">. The superseded</w:t>
+      </w:r>
+      <w:r>
+        <w:t xml:space="preserve"> </w:t>
+      </w:r>
+      <w:r>
+        <w:rPr>
+          <w:rStyle w:val="VerbatimChar"/>
+        </w:rPr>
+        <w:t xml:space="preserve">results/tables/jaccard_null.csv</w:t>
+      </w:r>
+      <w:r>
+        <w:t xml:space="preserve"> </w:t>
+      </w:r>
+      <w:r>
+        <w:t xml:space="preserve">is retained on disk for audit-trail provenance only and is not used by this manuscript.</w:t>
+      </w:r>
+    </w:p>
+    <w:p>
+      <w:r>
+        <w:pict>
+          <v:rect style="width:0;height:1.5pt" o:hralign="center" o:hrstd="t" o:hr="t"/>
+        </w:pict>
+      </w:r>
+    </w:p>
+    <w:bookmarkEnd w:id="15"/>
+    <w:bookmarkEnd w:id="16"/>
+    <w:bookmarkStart w:id="22" w:name="supplementary-figures"/>
+    <w:p>
+      <w:pPr>
+        <w:pStyle w:val="Heading2"/>
+      </w:pPr>
+      <w:r>
+        <w:t xml:space="preserve">Supplementary Figures</w:t>
+      </w:r>
+    </w:p>
+    <w:bookmarkStart w:id="17" w:name="Xa8f402e2b6d4b37ecfbe0e3fe1af4eed207c1c5"/>
+    <w:p>
+      <w:pPr>
+        <w:pStyle w:val="Heading3"/>
+      </w:pPr>
+      <w:r>
+        <w:t xml:space="preserve">Figure S1. Zhu 2022: Fecal-Only Within-Cohort AUC</w:t>
+      </w:r>
+    </w:p>
+    <w:p>
+      <w:pPr>
+        <w:pStyle w:val="FirstParagraph"/>
+      </w:pPr>
+      <w:r>
         <w:rPr>
           <w:b/>
           <w:bCs/>
@@ -2836,8 +9257,8 @@
         </w:pict>
       </w:r>
     </w:p>
-    <w:bookmarkEnd w:id="13"/>
-    <w:bookmarkStart w:id="14" w:name="X5a300ab727c16619eb908e32fef63071f9d261b"/>
+    <w:bookmarkEnd w:id="17"/>
+    <w:bookmarkStart w:id="18" w:name="X5a300ab727c16619eb908e32fef63071f9d261b"/>
     <w:p>
       <w:pPr>
         <w:pStyle w:val="Heading3"/>
@@ -2855,13 +9276,51 @@
           <w:b/>
           <w:bCs/>
         </w:rPr>
-        <w:t xml:space="preserve">Caption:</w:t>
+        <w:t xml:space="preserve">Caption (revised, Round 2):</w:t>
       </w:r>
       <w:r>
         <w:t xml:space="preserve"> </w:t>
       </w:r>
       <w:r>
-        <w:t xml:space="preserve">Horizontal bar charts showing mean |SHAP| value (CLR units) for the top-15 genera by importance in each of the four labeled cohorts under out-of-fold LightGBM evaluation. Red bars = AD-associated (positive mean signed SHAP); blue bars = CN-associated (negative mean signed SHAP). Top taxon per cohort: Lachnoclostridium (Zhuang 2018, CN-associated, |SHAP|=0.560), Akkermansia (Ling 2020, CN-associated, |SHAP|=0.947), Bacteroides (Zhu 2022, AD-associated, |SHAP|=1.243), Castellaniella (Kazakhstan, CN-associated, |SHAP|=0.614). Mean pairwise Jaccard similarity at top-20: 0.058, within the null 95% CI of a random-draw baseline (Section 2.8). LightGBM directional flips (top-20, 12 taxa): Agathobacter, Akkermansia, Bacteroides, Colidextribacter, Faecalibacterium, Incertae Sedis, Lachnospira, Lactobacillus, Oscillibacter, Romboutsia, Roseburia, [Eubacterium] siraeum group.</w:t>
+        <w:t xml:space="preserve">Horizontal bar charts showing mean |SHAP| value (CLR units) for the top-15 genera by importance in each of the four labeled cohorts under out-of-fold LightGBM evaluation. Bars are a single neutral color and show feature-importance magnitude only —</w:t>
+      </w:r>
+      <w:r>
+        <w:t xml:space="preserve"> </w:t>
+      </w:r>
+      <w:r>
+        <w:rPr>
+          <w:b/>
+          <w:bCs/>
+        </w:rPr>
+        <w:t xml:space="preserve">no AD/CN direction is assigned</w:t>
+      </w:r>
+      <w:r>
+        <w:t xml:space="preserve">, because a tree ensemble has no single coefficient-like global direction and LightGBM’s SHAP-feature relationships may be nonlinear or non-monotonic (Section 2.8). Top taxon per cohort (by |SHAP| magnitude only): Lachnoclostridium (Zhuang 2018, |SHAP|=0.560), Akkermansia (Ling 2020, |SHAP|=0.947), Bacteroides (Zhu 2022, |SHAP|=1.243), Castellaniella (Kazakhstan, |SHAP|=0.614). Mean pairwise Jaccard similarity at top-20: 0.058, significantly above a null distribution matched to this statistic’s construction (p=0.0048 at N=20; not significant at N=10, p=0.45; Supplementary Table S7).</w:t>
+      </w:r>
+      <w:r>
+        <w:t xml:space="preserve"> </w:t>
+      </w:r>
+      <w:r>
+        <w:rPr>
+          <w:b/>
+          <w:bCs/>
+        </w:rPr>
+        <w:t xml:space="preserve">No LightGBM directional-flip claim is made in this paper</w:t>
+      </w:r>
+      <w:r>
+        <w:t xml:space="preserve">; an earlier draft’s report of</w:t>
+      </w:r>
+      <w:r>
+        <w:t xml:space="preserve"> </w:t>
+      </w:r>
+      <w:r>
+        <w:t xml:space="preserve">“12 LightGBM directional flips”</w:t>
+      </w:r>
+      <w:r>
+        <w:t xml:space="preserve"> </w:t>
+      </w:r>
+      <w:r>
+        <w:t xml:space="preserve">(based on an invalid mean-signed-SHAP statistic) is superseded and should not be cited.</w:t>
       </w:r>
     </w:p>
     <w:p>
@@ -2900,7 +9359,7 @@
         <w:t xml:space="preserve">results/figures/working/shap_top15_per_cohort_lgbm.png</w:t>
       </w:r>
       <w:r>
-        <w:t xml:space="preserve">)</w:t>
+        <w:t xml:space="preserve">, regenerated Round 2 with neutral-color bars)</w:t>
       </w:r>
     </w:p>
     <w:p>
@@ -2910,14 +9369,14 @@
         </w:pict>
       </w:r>
     </w:p>
-    <w:bookmarkEnd w:id="14"/>
-    <w:bookmarkStart w:id="15" w:name="X5ae1b787fe659662284fc144d2c358c0628c584"/>
+    <w:bookmarkEnd w:id="18"/>
+    <w:bookmarkStart w:id="19" w:name="X12a1e2e2bf0652d83d32aaa4a361d97c5db641e"/>
     <w:p>
       <w:pPr>
         <w:pStyle w:val="Heading3"/>
       </w:pPr>
       <w:r>
-        <w:t xml:space="preserve">Figure S3a. LOCO SHAP Direction — Logistic Regression</w:t>
+        <w:t xml:space="preserve">Figure S3a/S3b. LOCO SHAP Direction — Removed in Round 2</w:t>
       </w:r>
     </w:p>
     <w:p>
@@ -2929,13 +9388,48 @@
           <w:b/>
           <w:bCs/>
         </w:rPr>
-        <w:t xml:space="preserve">Caption:</w:t>
-      </w:r>
-      <w:r>
+        <w:t xml:space="preserve">These two figures (originally: out-of-fold SHAP values for LOCO-trained classifiers, plotted with a signed x-position labeled</w:t>
+      </w:r>
+      <w:r>
+        <w:rPr>
+          <w:b/>
+          <w:bCs/>
+        </w:rPr>
         <w:t xml:space="preserve"> </w:t>
       </w:r>
       <w:r>
-        <w:t xml:space="preserve">Out-of-fold SHAP values computed for LOCO-trained logistic regression classifiers (trained on the pooled other three cohorts, with that training pool as the SHAP background distribution) and evaluated on each held-out test cohort. Points show the top genera by mean |SHAP| on the held-out test data; x-position gives the signed mean SHAP value on the held-out cohort (positive = AD-associated, negative = CN-associated).</w:t>
+        <w:rPr>
+          <w:b/>
+          <w:bCs/>
+        </w:rPr>
+        <w:t xml:space="preserve">“AD-associated”</w:t>
+      </w:r>
+      <w:r>
+        <w:rPr>
+          <w:b/>
+          <w:bCs/>
+        </w:rPr>
+        <w:t xml:space="preserve">/</w:t>
+      </w:r>
+      <w:r>
+        <w:rPr>
+          <w:b/>
+          <w:bCs/>
+        </w:rPr>
+        <w:t xml:space="preserve">“CN-associated”</w:t>
+      </w:r>
+      <w:r>
+        <w:rPr>
+          <w:b/>
+          <w:bCs/>
+        </w:rPr>
+        <w:t xml:space="preserve">) have been removed.</w:t>
+      </w:r>
+      <w:r>
+        <w:t xml:space="preserve"> </w:t>
+      </w:r>
+      <w:r>
+        <w:t xml:space="preserve">Reviewer 3, Round 2, concern #3 established that mean signed SHAP is not a valid direction statistic in general, and this is especially severe for LOCO SHAP specifically: the SHAP background (the three pooled training cohorts) and the evaluation set (the held-out cohort) are drawn from systematically different populations by construction, so the sign of a LOCO mean SHAP value is confounded with the raw cross-cohort compositional difference quantified by PERMANOVA (Section 3.4), independent of anything the model learned. No coefficient-based replacement direction is offered for LOCO SHAP either, because LOCO models are refit on pooled multi-cohort training data each time and a single stable-fold coefficient analysis analogous to Section 2.8’s within-cohort procedure was not part of this design.</w:t>
       </w:r>
     </w:p>
     <w:p>
@@ -2943,7 +9437,35 @@
         <w:pStyle w:val="BodyText"/>
       </w:pPr>
       <w:r>
-        <w:t xml:space="preserve">Top-1 LOCO SHAP taxon per held-out cohort (logistic regression): held-out Zhuang 2018 —</w:t>
+        <w:t xml:space="preserve">LOCO SHAP</w:t>
+      </w:r>
+      <w:r>
+        <w:t xml:space="preserve"> </w:t>
+      </w:r>
+      <w:r>
+        <w:rPr>
+          <w:b/>
+          <w:bCs/>
+        </w:rPr>
+        <w:t xml:space="preserve">feature importance</w:t>
+      </w:r>
+      <w:r>
+        <w:t xml:space="preserve"> </w:t>
+      </w:r>
+      <w:r>
+        <w:t xml:space="preserve">(mean |SHAP|, magnitude only, no direction) remains available and is unaffected by this issue: see</w:t>
+      </w:r>
+      <w:r>
+        <w:t xml:space="preserve"> </w:t>
+      </w:r>
+      <w:r>
+        <w:rPr>
+          <w:rStyle w:val="VerbatimChar"/>
+        </w:rPr>
+        <w:t xml:space="preserve">results/tables/shap_loco_importance.csv</w:t>
+      </w:r>
+      <w:r>
+        <w:t xml:space="preserve">. For reference, the previously reported top-importance genus per held-out cohort was: Zhuang 2018 —</w:t>
       </w:r>
       <w:r>
         <w:t xml:space="preserve"> </w:t>
@@ -2959,7 +9481,7 @@
         <w:t xml:space="preserve"> </w:t>
       </w:r>
       <w:r>
-        <w:t xml:space="preserve">(CN-associated, |SHAP|=0.470); held-out Ling 2020 —</w:t>
+        <w:t xml:space="preserve">(logistic regression |SHAP|=0.470); Ling 2020 —</w:t>
       </w:r>
       <w:r>
         <w:t xml:space="preserve"> </w:t>
@@ -2975,7 +9497,7 @@
         <w:t xml:space="preserve"> </w:t>
       </w:r>
       <w:r>
-        <w:t xml:space="preserve">(AD-associated, |SHAP|=0.269); held-out Zhu 2022 —</w:t>
+        <w:t xml:space="preserve">(|SHAP|=0.269); Zhu 2022 —</w:t>
       </w:r>
       <w:r>
         <w:t xml:space="preserve"> </w:t>
@@ -2991,7 +9513,7 @@
         <w:t xml:space="preserve"> </w:t>
       </w:r>
       <w:r>
-        <w:t xml:space="preserve">(CN-associated, |SHAP|=0.372); held-out Kazakhstan —</w:t>
+        <w:t xml:space="preserve">(|SHAP|=0.372); Kazakhstan —</w:t>
       </w:r>
       <w:r>
         <w:t xml:space="preserve"> </w:t>
@@ -3001,42 +9523,48 @@
           <w:i/>
           <w:iCs/>
         </w:rPr>
-        <w:t xml:space="preserve">Christensenellaceae</w:t>
+        <w:t xml:space="preserve">Christensenellaceae R-7 group</w:t>
       </w:r>
       <w:r>
         <w:t xml:space="preserve"> </w:t>
       </w:r>
       <w:r>
-        <w:t xml:space="preserve">R-7 group (AD-associated, |SHAP|=0.368).</w:t>
+        <w:t xml:space="preserve">(|SHAP|=0.368); no genus ranked first across all four held-out conditions for either model (Section 3.6).</w:t>
+      </w:r>
+    </w:p>
+    <w:p>
+      <w:r>
+        <w:pict>
+          <v:rect style="width:0;height:1.5pt" o:hralign="center" o:hrstd="t" o:hr="t"/>
+        </w:pict>
+      </w:r>
+    </w:p>
+    <w:bookmarkEnd w:id="19"/>
+    <w:bookmarkStart w:id="20" w:name="X303a2e65a922b1f1da95a19146ddf48e3d027d7"/>
+    <w:p>
+      <w:pPr>
+        <w:pStyle w:val="Heading3"/>
+      </w:pPr>
+      <w:r>
+        <w:t xml:space="preserve">Figure S4. Sensitivity Analysis: LOCO AUC Under Cohort Exclusion</w:t>
+      </w:r>
+    </w:p>
+    <w:p>
+      <w:pPr>
+        <w:pStyle w:val="FirstParagraph"/>
+      </w:pPr>
+      <w:r>
+        <w:rPr>
+          <w:b/>
+          <w:bCs/>
+        </w:rPr>
+        <w:t xml:space="preserve">Caption:</w:t>
       </w:r>
       <w:r>
         <w:t xml:space="preserve"> </w:t>
       </w:r>
       <w:r>
-        <w:rPr>
-          <w:i/>
-          <w:iCs/>
-        </w:rPr>
-        <w:t xml:space="preserve">Akkermansia</w:t>
-      </w:r>
-      <w:r>
-        <w:t xml:space="preserve"> </w:t>
-      </w:r>
-      <w:r>
-        <w:t xml:space="preserve">is the top LOCO predictor for two of the four held-out cohorts (Zhuang 2018, Zhu 2022), both CN-associated in the LOCO setting; no genus is top-ranked in all four conditions. This recurrence does not indicate a stable transferable signal —</w:t>
-      </w:r>
-      <w:r>
-        <w:t xml:space="preserve"> </w:t>
-      </w:r>
-      <w:r>
-        <w:rPr>
-          <w:i/>
-          <w:iCs/>
-        </w:rPr>
-        <w:t xml:space="preserve">Akkermansia</w:t>
-      </w:r>
-      <w:r>
-        <w:t xml:space="preserve">’s role is directionally inconsistent in the underlying within-cohort SHAP analysis (Figure 6; Section 3.6), where it is a directional-flip taxon with a 2/2 CN/AD split across the same four cohorts. The pattern is consistent with cross-cohort classifiers activating whichever genera most closely resemble their training-cohort signature rather than a disease marker that generalizes across populations.</w:t>
+        <w:t xml:space="preserve">Sensitivity analysis: LOCO AUC under three cohort exclusion configurations. Each panel shows the 3-cohort LOCO experiment with one cohort excluded from the full analysis. Left: excluding Kazakhstan (Zhuang+Ling+Zhu trained, each held out in turn). Center: excluding Zhuang 2018. Right: excluding Ling 2020. Error bars = 95% bootstrap CI. Generalization degradation persisted across all three prespecified cohort-exclusion configurations.</w:t>
       </w:r>
     </w:p>
     <w:p>
@@ -3048,7 +9576,7 @@
           <w:i/>
           <w:iCs/>
         </w:rPr>
-        <w:t xml:space="preserve">Source figure:</w:t>
+        <w:t xml:space="preserve">Source data:</w:t>
       </w:r>
       <w:r>
         <w:t xml:space="preserve"> </w:t>
@@ -3057,13 +9585,17 @@
         <w:rPr>
           <w:rStyle w:val="VerbatimChar"/>
         </w:rPr>
-        <w:t xml:space="preserve">results/figures/supp_fig_s3a.jpg</w:t>
+        <w:t xml:space="preserve">results/tables/sensitivity_loco.csv</w:t>
       </w:r>
       <w:r>
         <w:t xml:space="preserve"> </w:t>
       </w:r>
       <w:r>
-        <w:t xml:space="preserve">(built from</w:t>
+        <w:rPr>
+          <w:i/>
+          <w:iCs/>
+        </w:rPr>
+        <w:t xml:space="preserve">Source figure:</w:t>
       </w:r>
       <w:r>
         <w:t xml:space="preserve"> </w:t>
@@ -3072,10 +9604,7 @@
         <w:rPr>
           <w:rStyle w:val="VerbatimChar"/>
         </w:rPr>
-        <w:t xml:space="preserve">results/figures/working/shap_loco_direction_logreg.png</w:t>
-      </w:r>
-      <w:r>
-        <w:t xml:space="preserve">)</w:t>
+        <w:t xml:space="preserve">results/figures/supp_sensitivity_loco.png</w:t>
       </w:r>
     </w:p>
     <w:p>
@@ -3085,14 +9614,14 @@
         </w:pict>
       </w:r>
     </w:p>
-    <w:bookmarkEnd w:id="15"/>
-    <w:bookmarkStart w:id="16" w:name="figure-s3b.-loco-shap-direction-lightgbm"/>
+    <w:bookmarkEnd w:id="20"/>
+    <w:bookmarkStart w:id="21" w:name="Xb825ad5c64840089f6be17f937e1020fe56bd7b"/>
     <w:p>
       <w:pPr>
         <w:pStyle w:val="Heading3"/>
       </w:pPr>
       <w:r>
-        <w:t xml:space="preserve">Figure S3b. LOCO SHAP Direction — LightGBM</w:t>
+        <w:t xml:space="preserve">Figure S5. Batch Correction, Label-Informed Design (Exploratory Sensitivity, Round 2)</w:t>
       </w:r>
     </w:p>
     <w:p>
@@ -3110,7 +9639,56 @@
         <w:t xml:space="preserve"> </w:t>
       </w:r>
       <w:r>
-        <w:t xml:space="preserve">Out-of-fold SHAP values computed for LOCO-trained LightGBM classifiers, evaluated on each held-out test cohort, parallel to Figure S3a.</w:t>
+        <w:t xml:space="preserve">LOCO AUC-ROC under the label-informed transductive batch-correction design (ComBat-seq/MMUPHin fit using every sample’s own true diagnosis label; Section 2.7), shown for (</w:t>
+      </w:r>
+      <w:r>
+        <w:rPr>
+          <w:b/>
+          <w:bCs/>
+        </w:rPr>
+        <w:t xml:space="preserve">A</w:t>
+      </w:r>
+      <w:r>
+        <w:t xml:space="preserve">) logistic regression and (</w:t>
+      </w:r>
+      <w:r>
+        <w:rPr>
+          <w:b/>
+          <w:bCs/>
+        </w:rPr>
+        <w:t xml:space="preserve">B</w:t>
+      </w:r>
+      <w:r>
+        <w:t xml:space="preserve">) LightGBM. This is the same comparison previously presented as the paper’s primary batch-correction result; it is retained here as an</w:t>
+      </w:r>
+      <w:r>
+        <w:t xml:space="preserve"> </w:t>
+      </w:r>
+      <w:r>
+        <w:rPr>
+          <w:b/>
+          <w:bCs/>
+        </w:rPr>
+        <w:t xml:space="preserve">explicitly-labeled exploratory/oracle-style sensitivity only</w:t>
+      </w:r>
+      <w:r>
+        <w:t xml:space="preserve">, because a correction step that has already seen each sample’s true label cannot estimate prospective external-validation performance, and because the resulting within-cohort AUC on corrected data cannot be used as evidence that genuine, correction-independent biological signal survived (Section 3.5). The main-text Figure 5 shows the label-blind design (no diagnosis information used during correction), which we now treat as the primary batch-correction result. Note the severe, cohort-specific degradation visible here (e.g., Kazakhstan logistic regression LOCO AUC=0.308) that is</w:t>
+      </w:r>
+      <w:r>
+        <w:t xml:space="preserve"> </w:t>
+      </w:r>
+      <w:r>
+        <w:rPr>
+          <w:b/>
+          <w:bCs/>
+        </w:rPr>
+        <w:t xml:space="preserve">not</w:t>
+      </w:r>
+      <w:r>
+        <w:t xml:space="preserve"> </w:t>
+      </w:r>
+      <w:r>
+        <w:t xml:space="preserve">reproduced under the label-blind design (Kazakhstan label-blind LOCO AUC=0.560, closely matching the uncorrected value of 0.564) — indicating this degradation was driven substantially by the label-informed design itself.</w:t>
       </w:r>
     </w:p>
     <w:p>
@@ -3118,109 +9696,36 @@
         <w:pStyle w:val="BodyText"/>
       </w:pPr>
       <w:r>
-        <w:t xml:space="preserve">Top-1 LOCO SHAP taxon per held-out cohort (LightGBM): held-out Zhuang 2018 —</w:t>
-      </w:r>
-      <w:r>
-        <w:t xml:space="preserve"> </w:t>
-      </w:r>
-      <w:r>
         <w:rPr>
           <w:i/>
           <w:iCs/>
         </w:rPr>
-        <w:t xml:space="preserve">Akkermansia</w:t>
+        <w:t xml:space="preserve">Source data:</w:t>
       </w:r>
       <w:r>
         <w:t xml:space="preserve"> </w:t>
       </w:r>
       <w:r>
-        <w:t xml:space="preserve">(CN-associated, |SHAP|=0.844); held-out Ling 2020 —</w:t>
+        <w:rPr>
+          <w:rStyle w:val="VerbatimChar"/>
+        </w:rPr>
+        <w:t xml:space="preserve">results/tables/auc_comparison_table.csv</w:t>
+      </w:r>
+      <w:r>
+        <w:t xml:space="preserve">,</w:t>
       </w:r>
       <w:r>
         <w:t xml:space="preserve"> </w:t>
       </w:r>
       <w:r>
         <w:rPr>
-          <w:i/>
-          <w:iCs/>
+          <w:rStyle w:val="VerbatimChar"/>
         </w:rPr>
-        <w:t xml:space="preserve">[Eubacterium] xylanophilum</w:t>
+        <w:t xml:space="preserve">results/tables/loco_auc_corrected.csv</w:t>
       </w:r>
       <w:r>
         <w:t xml:space="preserve"> </w:t>
       </w:r>
-      <w:r>
-        <w:t xml:space="preserve">group (AD-associated, |SHAP|=0.518); held-out Zhu 2022 —</w:t>
-      </w:r>
-      <w:r>
-        <w:t xml:space="preserve"> </w:t>
-      </w:r>
-      <w:r>
-        <w:rPr>
-          <w:i/>
-          <w:iCs/>
-        </w:rPr>
-        <w:t xml:space="preserve">Akkermansia</w:t>
-      </w:r>
-      <w:r>
-        <w:t xml:space="preserve"> </w:t>
-      </w:r>
-      <w:r>
-        <w:t xml:space="preserve">(CN-associated, |SHAP|=0.789); held-out Kazakhstan —</w:t>
-      </w:r>
-      <w:r>
-        <w:t xml:space="preserve"> </w:t>
-      </w:r>
-      <w:r>
-        <w:rPr>
-          <w:i/>
-          <w:iCs/>
-        </w:rPr>
-        <w:t xml:space="preserve">[Eubacterium] xylanophilum</w:t>
-      </w:r>
-      <w:r>
-        <w:t xml:space="preserve"> </w:t>
-      </w:r>
-      <w:r>
-        <w:t xml:space="preserve">group (CN-associated, |SHAP|=0.521). As with logistic regression,</w:t>
-      </w:r>
-      <w:r>
-        <w:t xml:space="preserve"> </w:t>
-      </w:r>
-      <w:r>
-        <w:rPr>
-          <w:i/>
-          <w:iCs/>
-        </w:rPr>
-        <w:t xml:space="preserve">Akkermansia</w:t>
-      </w:r>
-      <w:r>
-        <w:t xml:space="preserve"> </w:t>
-      </w:r>
-      <w:r>
-        <w:t xml:space="preserve">recurs as the top predictor for two of four held-out cohorts (both CN-associated) while</w:t>
-      </w:r>
-      <w:r>
-        <w:t xml:space="preserve"> </w:t>
-      </w:r>
-      <w:r>
-        <w:rPr>
-          <w:i/>
-          <w:iCs/>
-        </w:rPr>
-        <w:t xml:space="preserve">[Eubacterium] xylanophilum</w:t>
-      </w:r>
-      <w:r>
-        <w:t xml:space="preserve"> </w:t>
-      </w:r>
-      <w:r>
-        <w:t xml:space="preserve">group tops the other two with opposite directions between them (AD for Ling 2020, CN for Kazakhstan) — no single genus is both top-ranked and directionally consistent across all four held-out conditions for either model.</w:t>
-      </w:r>
-    </w:p>
-    <w:p>
-      <w:pPr>
-        <w:pStyle w:val="BodyText"/>
-      </w:pPr>
       <w:r>
         <w:rPr>
           <w:i/>
@@ -3235,25 +9740,7 @@
         <w:rPr>
           <w:rStyle w:val="VerbatimChar"/>
         </w:rPr>
-        <w:t xml:space="preserve">results/figures/supp_fig_s3b.jpg</w:t>
-      </w:r>
-      <w:r>
-        <w:t xml:space="preserve"> </w:t>
-      </w:r>
-      <w:r>
-        <w:t xml:space="preserve">(built from</w:t>
-      </w:r>
-      <w:r>
-        <w:t xml:space="preserve"> </w:t>
-      </w:r>
-      <w:r>
-        <w:rPr>
-          <w:rStyle w:val="VerbatimChar"/>
-        </w:rPr>
-        <w:t xml:space="preserve">results/figures/working/shap_loco_direction_lgbm.png</w:t>
-      </w:r>
-      <w:r>
-        <w:t xml:space="preserve">)</w:t>
+        <w:t xml:space="preserve">results/figures/supp_fig_s5.jpg</w:t>
       </w:r>
     </w:p>
     <w:p>
@@ -3263,84 +9750,9 @@
         </w:pict>
       </w:r>
     </w:p>
-    <w:bookmarkEnd w:id="16"/>
-    <w:bookmarkStart w:id="17" w:name="X303a2e65a922b1f1da95a19146ddf48e3d027d7"/>
-    <w:p>
-      <w:pPr>
-        <w:pStyle w:val="Heading3"/>
-      </w:pPr>
-      <w:r>
-        <w:t xml:space="preserve">Figure S4. Sensitivity Analysis: LOCO AUC Under Cohort Exclusion</w:t>
-      </w:r>
-    </w:p>
-    <w:p>
-      <w:pPr>
-        <w:pStyle w:val="FirstParagraph"/>
-      </w:pPr>
-      <w:r>
-        <w:rPr>
-          <w:b/>
-          <w:bCs/>
-        </w:rPr>
-        <w:t xml:space="preserve">Caption:</w:t>
-      </w:r>
-      <w:r>
-        <w:t xml:space="preserve"> </w:t>
-      </w:r>
-      <w:r>
-        <w:t xml:space="preserve">Sensitivity analysis: LOCO AUC under three cohort exclusion configurations. Each panel shows the 3-cohort LOCO experiment with one cohort excluded from the full analysis. Left: excluding Kazakhstan (Zhuang+Ling+Zhu trained, each held out in turn). Center: excluding Zhuang 2018. Right: excluding Ling 2020. Error bars = 95% bootstrap CI. Generalization degradation persisted across all three prespecified cohort-exclusion configurations.</w:t>
-      </w:r>
-    </w:p>
-    <w:p>
-      <w:pPr>
-        <w:pStyle w:val="BodyText"/>
-      </w:pPr>
-      <w:r>
-        <w:rPr>
-          <w:i/>
-          <w:iCs/>
-        </w:rPr>
-        <w:t xml:space="preserve">Source data:</w:t>
-      </w:r>
-      <w:r>
-        <w:t xml:space="preserve"> </w:t>
-      </w:r>
-      <w:r>
-        <w:rPr>
-          <w:rStyle w:val="VerbatimChar"/>
-        </w:rPr>
-        <w:t xml:space="preserve">results/tables/sensitivity_loco.csv</w:t>
-      </w:r>
-      <w:r>
-        <w:t xml:space="preserve"> </w:t>
-      </w:r>
-      <w:r>
-        <w:rPr>
-          <w:i/>
-          <w:iCs/>
-        </w:rPr>
-        <w:t xml:space="preserve">Source figure:</w:t>
-      </w:r>
-      <w:r>
-        <w:t xml:space="preserve"> </w:t>
-      </w:r>
-      <w:r>
-        <w:rPr>
-          <w:rStyle w:val="VerbatimChar"/>
-        </w:rPr>
-        <w:t xml:space="preserve">results/figures/supp_sensitivity_loco.png</w:t>
-      </w:r>
-    </w:p>
-    <w:p>
-      <w:r>
-        <w:pict>
-          <v:rect style="width:0;height:1.5pt" o:hralign="center" o:hrstd="t" o:hr="t"/>
-        </w:pict>
-      </w:r>
-    </w:p>
-    <w:bookmarkEnd w:id="17"/>
-    <w:bookmarkEnd w:id="18"/>
-    <w:bookmarkStart w:id="21" w:name="supplementary-notes"/>
+    <w:bookmarkEnd w:id="21"/>
+    <w:bookmarkEnd w:id="22"/>
+    <w:bookmarkStart w:id="25" w:name="supplementary-notes"/>
     <w:p>
       <w:pPr>
         <w:pStyle w:val="Heading2"/>
@@ -3349,7 +9761,7 @@
         <w:t xml:space="preserve">Supplementary Notes</w:t>
       </w:r>
     </w:p>
-    <w:bookmarkStart w:id="19" w:name="Xf30417885a753a5d62d3d903cd8a18631c3b324"/>
+    <w:bookmarkStart w:id="23" w:name="Xf30417885a753a5d62d3d903cd8a18631c3b324"/>
     <w:p>
       <w:pPr>
         <w:pStyle w:val="Heading3"/>
@@ -3699,8 +10111,8 @@
         </w:pict>
       </w:r>
     </w:p>
-    <w:bookmarkEnd w:id="19"/>
-    <w:bookmarkStart w:id="20" w:name="X5f8880229675ab4ceb5fff82fb9beaf6bb2b049"/>
+    <w:bookmarkEnd w:id="23"/>
+    <w:bookmarkStart w:id="24" w:name="X5f8880229675ab4ceb5fff82fb9beaf6bb2b049"/>
     <w:p>
       <w:pPr>
         <w:pStyle w:val="Heading3"/>
@@ -3962,9 +10374,9 @@
         <w:t xml:space="preserve">End of Supplementary Materials</w:t>
       </w:r>
     </w:p>
-    <w:bookmarkEnd w:id="20"/>
-    <w:bookmarkEnd w:id="21"/>
-    <w:bookmarkEnd w:id="22"/>
+    <w:bookmarkEnd w:id="24"/>
+    <w:bookmarkEnd w:id="25"/>
+    <w:bookmarkEnd w:id="26"/>
     <w:sectPr>
       <w:footnotePr>
         <w:numRestart w:val="eachSect"/>

--- a/manuscript/supplementary.docx
+++ b/manuscript/supplementary.docx
@@ -9604,7 +9604,7 @@
         <w:rPr>
           <w:rStyle w:val="VerbatimChar"/>
         </w:rPr>
-        <w:t xml:space="preserve">results/figures/supp_sensitivity_loco.png</w:t>
+        <w:t xml:space="preserve">results/figures/supp_sensitivity_loco (supp_fig_s4).jpg</w:t>
       </w:r>
     </w:p>
     <w:p>

--- a/manuscript/supplementary.docx
+++ b/manuscript/supplementary.docx
@@ -7481,13 +7481,13 @@
       </w:r>
     </w:p>
     <w:bookmarkEnd w:id="13"/>
-    <w:bookmarkStart w:id="14" w:name="X93db17c6590ad91d25a3c11e78f7452fae1bfdc"/>
+    <w:bookmarkStart w:id="14" w:name="X79f56a8180d7954816f22c01eef7662c96a5d81"/>
     <w:p>
       <w:pPr>
         <w:pStyle w:val="Heading3"/>
       </w:pPr>
       <w:r>
-        <w:t xml:space="preserve">Table S6. Logistic-Regression Coefficient Sign Stability, Directional-Flip Candidates and</w:t>
+        <w:t xml:space="preserve">Table S6. Logistic-Regression Coefficient Sign Stability: Screened Candidates and the</w:t>
       </w:r>
       <w:r>
         <w:t xml:space="preserve"> </w:t>
@@ -7503,7 +7503,7 @@
         <w:t xml:space="preserve"> </w:t>
       </w:r>
       <w:r>
-        <w:t xml:space="preserve">(Round 2)</w:t>
+        <w:t xml:space="preserve">Negative Control (Round 2)</w:t>
       </w:r>
     </w:p>
     <w:p>
@@ -7526,7 +7526,7 @@
         <w:t xml:space="preserve"> </w:t>
       </w:r>
       <w:r>
-        <w:t xml:space="preserve">uses the pre-specified ≥8/10-fold threshold. Full table (1,584 cohort×genus rows) in</w:t>
+        <w:t xml:space="preserve">uses the pre-specified ≥8/10-fold threshold. This is a descriptive screen, not a hypothesis test: the 10 outer folds share overlapping training data and are not independent replications, so no p-value is assigned to any row. Full table (1,584 cohort×genus rows) in</w:t>
       </w:r>
       <w:r>
         <w:t xml:space="preserve"> </w:t>
@@ -7538,7 +7538,23 @@
         <w:t xml:space="preserve">results/tables/logreg_coefficient_stability.csv</w:t>
       </w:r>
       <w:r>
-        <w:t xml:space="preserve">; below, the eight confirmed stable-flip taxa (Section 3.6) plus</w:t>
+        <w:t xml:space="preserve">; below,</w:t>
+      </w:r>
+      <w:r>
+        <w:t xml:space="preserve"> </w:t>
+      </w:r>
+      <w:r>
+        <w:rPr>
+          <w:i/>
+          <w:iCs/>
+        </w:rPr>
+        <w:t xml:space="preserve">Romboutsia</w:t>
+      </w:r>
+      <w:r>
+        <w:t xml:space="preserve"> </w:t>
+      </w:r>
+      <w:r>
+        <w:t xml:space="preserve">(the cleanest population-level pattern among the eight genera meeting the screen; Section 3.6) and</w:t>
       </w:r>
       <w:r>
         <w:t xml:space="preserve"> </w:t>
@@ -7554,7 +7570,7 @@
         <w:t xml:space="preserve"> </w:t>
       </w:r>
       <w:r>
-        <w:t xml:space="preserve">as a negative-control illustration (Section 3.6, Section 4.4).</w:t>
+        <w:t xml:space="preserve">(a negative-control illustration: appears to flip under the old, invalid mean-SHAP statistic but does not meet the coefficient-based screen; Section 3.6, Section 4.4).</w:t>
       </w:r>
     </w:p>
     <w:tbl>
@@ -7718,6 +7734,446 @@
               <w:pStyle w:val="Compact"/>
             </w:pPr>
             <w:r>
+              <w:t xml:space="preserve">Romboutsia</w:t>
+            </w:r>
+          </w:p>
+        </w:tc>
+        <w:tc>
+          <w:tcPr>
+            <w:tcBorders>
+              <w:top w:val="single" w:sz="4" w:space="0" w:color="000000"/>
+              <w:left w:val="single" w:sz="4" w:space="0" w:color="000000"/>
+              <w:bottom w:val="single" w:sz="4" w:space="0" w:color="000000"/>
+              <w:right w:val="single" w:sz="4" w:space="0" w:color="000000"/>
+            </w:tcBorders>
+          </w:tcPr>
+          <w:p>
+            <w:pPr>
+              <w:pStyle w:val="Compact"/>
+            </w:pPr>
+            <w:r>
+              <w:t xml:space="preserve">0</w:t>
+            </w:r>
+          </w:p>
+        </w:tc>
+        <w:tc>
+          <w:tcPr>
+            <w:tcBorders>
+              <w:top w:val="single" w:sz="4" w:space="0" w:color="000000"/>
+              <w:left w:val="single" w:sz="4" w:space="0" w:color="000000"/>
+              <w:bottom w:val="single" w:sz="4" w:space="0" w:color="000000"/>
+              <w:right w:val="single" w:sz="4" w:space="0" w:color="000000"/>
+            </w:tcBorders>
+          </w:tcPr>
+          <w:p>
+            <w:pPr>
+              <w:pStyle w:val="Compact"/>
+            </w:pPr>
+            <w:r>
+              <w:t xml:space="preserve">10</w:t>
+            </w:r>
+          </w:p>
+        </w:tc>
+        <w:tc>
+          <w:tcPr>
+            <w:tcBorders>
+              <w:top w:val="single" w:sz="4" w:space="0" w:color="000000"/>
+              <w:left w:val="single" w:sz="4" w:space="0" w:color="000000"/>
+              <w:bottom w:val="single" w:sz="4" w:space="0" w:color="000000"/>
+              <w:right w:val="single" w:sz="4" w:space="0" w:color="000000"/>
+            </w:tcBorders>
+          </w:tcPr>
+          <w:p>
+            <w:pPr>
+              <w:pStyle w:val="Compact"/>
+            </w:pPr>
+            <w:r>
+              <w:t xml:space="preserve">−0.0107</w:t>
+            </w:r>
+          </w:p>
+        </w:tc>
+        <w:tc>
+          <w:tcPr>
+            <w:tcBorders>
+              <w:top w:val="single" w:sz="4" w:space="0" w:color="000000"/>
+              <w:left w:val="single" w:sz="4" w:space="0" w:color="000000"/>
+              <w:bottom w:val="single" w:sz="4" w:space="0" w:color="000000"/>
+              <w:right w:val="single" w:sz="4" w:space="0" w:color="000000"/>
+            </w:tcBorders>
+          </w:tcPr>
+          <w:p>
+            <w:pPr>
+              <w:pStyle w:val="Compact"/>
+            </w:pPr>
+            <w:r>
+              <w:t xml:space="preserve">stable_negative</w:t>
+            </w:r>
+          </w:p>
+        </w:tc>
+      </w:tr>
+      <w:tr>
+        <w:tc>
+          <w:tcPr>
+            <w:tcBorders>
+              <w:top w:val="single" w:sz="4" w:space="0" w:color="000000"/>
+              <w:left w:val="single" w:sz="4" w:space="0" w:color="000000"/>
+              <w:bottom w:val="single" w:sz="4" w:space="0" w:color="000000"/>
+              <w:right w:val="single" w:sz="4" w:space="0" w:color="000000"/>
+            </w:tcBorders>
+          </w:tcPr>
+          <w:p>
+            <w:pPr>
+              <w:pStyle w:val="Compact"/>
+            </w:pPr>
+            <w:r>
+              <w:t xml:space="preserve">Ling 2020</w:t>
+            </w:r>
+          </w:p>
+        </w:tc>
+        <w:tc>
+          <w:tcPr>
+            <w:tcBorders>
+              <w:top w:val="single" w:sz="4" w:space="0" w:color="000000"/>
+              <w:left w:val="single" w:sz="4" w:space="0" w:color="000000"/>
+              <w:bottom w:val="single" w:sz="4" w:space="0" w:color="000000"/>
+              <w:right w:val="single" w:sz="4" w:space="0" w:color="000000"/>
+            </w:tcBorders>
+          </w:tcPr>
+          <w:p>
+            <w:pPr>
+              <w:pStyle w:val="Compact"/>
+            </w:pPr>
+            <w:r>
+              <w:t xml:space="preserve">Romboutsia</w:t>
+            </w:r>
+          </w:p>
+        </w:tc>
+        <w:tc>
+          <w:tcPr>
+            <w:tcBorders>
+              <w:top w:val="single" w:sz="4" w:space="0" w:color="000000"/>
+              <w:left w:val="single" w:sz="4" w:space="0" w:color="000000"/>
+              <w:bottom w:val="single" w:sz="4" w:space="0" w:color="000000"/>
+              <w:right w:val="single" w:sz="4" w:space="0" w:color="000000"/>
+            </w:tcBorders>
+          </w:tcPr>
+          <w:p>
+            <w:pPr>
+              <w:pStyle w:val="Compact"/>
+            </w:pPr>
+            <w:r>
+              <w:t xml:space="preserve">0</w:t>
+            </w:r>
+          </w:p>
+        </w:tc>
+        <w:tc>
+          <w:tcPr>
+            <w:tcBorders>
+              <w:top w:val="single" w:sz="4" w:space="0" w:color="000000"/>
+              <w:left w:val="single" w:sz="4" w:space="0" w:color="000000"/>
+              <w:bottom w:val="single" w:sz="4" w:space="0" w:color="000000"/>
+              <w:right w:val="single" w:sz="4" w:space="0" w:color="000000"/>
+            </w:tcBorders>
+          </w:tcPr>
+          <w:p>
+            <w:pPr>
+              <w:pStyle w:val="Compact"/>
+            </w:pPr>
+            <w:r>
+              <w:t xml:space="preserve">10</w:t>
+            </w:r>
+          </w:p>
+        </w:tc>
+        <w:tc>
+          <w:tcPr>
+            <w:tcBorders>
+              <w:top w:val="single" w:sz="4" w:space="0" w:color="000000"/>
+              <w:left w:val="single" w:sz="4" w:space="0" w:color="000000"/>
+              <w:bottom w:val="single" w:sz="4" w:space="0" w:color="000000"/>
+              <w:right w:val="single" w:sz="4" w:space="0" w:color="000000"/>
+            </w:tcBorders>
+          </w:tcPr>
+          <w:p>
+            <w:pPr>
+              <w:pStyle w:val="Compact"/>
+            </w:pPr>
+            <w:r>
+              <w:t xml:space="preserve">−0.1166</w:t>
+            </w:r>
+          </w:p>
+        </w:tc>
+        <w:tc>
+          <w:tcPr>
+            <w:tcBorders>
+              <w:top w:val="single" w:sz="4" w:space="0" w:color="000000"/>
+              <w:left w:val="single" w:sz="4" w:space="0" w:color="000000"/>
+              <w:bottom w:val="single" w:sz="4" w:space="0" w:color="000000"/>
+              <w:right w:val="single" w:sz="4" w:space="0" w:color="000000"/>
+            </w:tcBorders>
+          </w:tcPr>
+          <w:p>
+            <w:pPr>
+              <w:pStyle w:val="Compact"/>
+            </w:pPr>
+            <w:r>
+              <w:t xml:space="preserve">stable_negative</w:t>
+            </w:r>
+          </w:p>
+        </w:tc>
+      </w:tr>
+      <w:tr>
+        <w:tc>
+          <w:tcPr>
+            <w:tcBorders>
+              <w:top w:val="single" w:sz="4" w:space="0" w:color="000000"/>
+              <w:left w:val="single" w:sz="4" w:space="0" w:color="000000"/>
+              <w:bottom w:val="single" w:sz="4" w:space="0" w:color="000000"/>
+              <w:right w:val="single" w:sz="4" w:space="0" w:color="000000"/>
+            </w:tcBorders>
+          </w:tcPr>
+          <w:p>
+            <w:pPr>
+              <w:pStyle w:val="Compact"/>
+            </w:pPr>
+            <w:r>
+              <w:t xml:space="preserve">Zhu 2022</w:t>
+            </w:r>
+          </w:p>
+        </w:tc>
+        <w:tc>
+          <w:tcPr>
+            <w:tcBorders>
+              <w:top w:val="single" w:sz="4" w:space="0" w:color="000000"/>
+              <w:left w:val="single" w:sz="4" w:space="0" w:color="000000"/>
+              <w:bottom w:val="single" w:sz="4" w:space="0" w:color="000000"/>
+              <w:right w:val="single" w:sz="4" w:space="0" w:color="000000"/>
+            </w:tcBorders>
+          </w:tcPr>
+          <w:p>
+            <w:pPr>
+              <w:pStyle w:val="Compact"/>
+            </w:pPr>
+            <w:r>
+              <w:t xml:space="preserve">Romboutsia</w:t>
+            </w:r>
+          </w:p>
+        </w:tc>
+        <w:tc>
+          <w:tcPr>
+            <w:tcBorders>
+              <w:top w:val="single" w:sz="4" w:space="0" w:color="000000"/>
+              <w:left w:val="single" w:sz="4" w:space="0" w:color="000000"/>
+              <w:bottom w:val="single" w:sz="4" w:space="0" w:color="000000"/>
+              <w:right w:val="single" w:sz="4" w:space="0" w:color="000000"/>
+            </w:tcBorders>
+          </w:tcPr>
+          <w:p>
+            <w:pPr>
+              <w:pStyle w:val="Compact"/>
+            </w:pPr>
+            <w:r>
+              <w:t xml:space="preserve">0</w:t>
+            </w:r>
+          </w:p>
+        </w:tc>
+        <w:tc>
+          <w:tcPr>
+            <w:tcBorders>
+              <w:top w:val="single" w:sz="4" w:space="0" w:color="000000"/>
+              <w:left w:val="single" w:sz="4" w:space="0" w:color="000000"/>
+              <w:bottom w:val="single" w:sz="4" w:space="0" w:color="000000"/>
+              <w:right w:val="single" w:sz="4" w:space="0" w:color="000000"/>
+            </w:tcBorders>
+          </w:tcPr>
+          <w:p>
+            <w:pPr>
+              <w:pStyle w:val="Compact"/>
+            </w:pPr>
+            <w:r>
+              <w:t xml:space="preserve">10</w:t>
+            </w:r>
+          </w:p>
+        </w:tc>
+        <w:tc>
+          <w:tcPr>
+            <w:tcBorders>
+              <w:top w:val="single" w:sz="4" w:space="0" w:color="000000"/>
+              <w:left w:val="single" w:sz="4" w:space="0" w:color="000000"/>
+              <w:bottom w:val="single" w:sz="4" w:space="0" w:color="000000"/>
+              <w:right w:val="single" w:sz="4" w:space="0" w:color="000000"/>
+            </w:tcBorders>
+          </w:tcPr>
+          <w:p>
+            <w:pPr>
+              <w:pStyle w:val="Compact"/>
+            </w:pPr>
+            <w:r>
+              <w:t xml:space="preserve">−0.0190</w:t>
+            </w:r>
+          </w:p>
+        </w:tc>
+        <w:tc>
+          <w:tcPr>
+            <w:tcBorders>
+              <w:top w:val="single" w:sz="4" w:space="0" w:color="000000"/>
+              <w:left w:val="single" w:sz="4" w:space="0" w:color="000000"/>
+              <w:bottom w:val="single" w:sz="4" w:space="0" w:color="000000"/>
+              <w:right w:val="single" w:sz="4" w:space="0" w:color="000000"/>
+            </w:tcBorders>
+          </w:tcPr>
+          <w:p>
+            <w:pPr>
+              <w:pStyle w:val="Compact"/>
+            </w:pPr>
+            <w:r>
+              <w:t xml:space="preserve">stable_negative</w:t>
+            </w:r>
+          </w:p>
+        </w:tc>
+      </w:tr>
+      <w:tr>
+        <w:tc>
+          <w:tcPr>
+            <w:tcBorders>
+              <w:top w:val="single" w:sz="4" w:space="0" w:color="000000"/>
+              <w:left w:val="single" w:sz="4" w:space="0" w:color="000000"/>
+              <w:bottom w:val="single" w:sz="4" w:space="0" w:color="000000"/>
+              <w:right w:val="single" w:sz="4" w:space="0" w:color="000000"/>
+            </w:tcBorders>
+          </w:tcPr>
+          <w:p>
+            <w:pPr>
+              <w:pStyle w:val="Compact"/>
+            </w:pPr>
+            <w:r>
+              <w:t xml:space="preserve">Kazakhstan</w:t>
+            </w:r>
+          </w:p>
+        </w:tc>
+        <w:tc>
+          <w:tcPr>
+            <w:tcBorders>
+              <w:top w:val="single" w:sz="4" w:space="0" w:color="000000"/>
+              <w:left w:val="single" w:sz="4" w:space="0" w:color="000000"/>
+              <w:bottom w:val="single" w:sz="4" w:space="0" w:color="000000"/>
+              <w:right w:val="single" w:sz="4" w:space="0" w:color="000000"/>
+            </w:tcBorders>
+          </w:tcPr>
+          <w:p>
+            <w:pPr>
+              <w:pStyle w:val="Compact"/>
+            </w:pPr>
+            <w:r>
+              <w:t xml:space="preserve">Romboutsia</w:t>
+            </w:r>
+          </w:p>
+        </w:tc>
+        <w:tc>
+          <w:tcPr>
+            <w:tcBorders>
+              <w:top w:val="single" w:sz="4" w:space="0" w:color="000000"/>
+              <w:left w:val="single" w:sz="4" w:space="0" w:color="000000"/>
+              <w:bottom w:val="single" w:sz="4" w:space="0" w:color="000000"/>
+              <w:right w:val="single" w:sz="4" w:space="0" w:color="000000"/>
+            </w:tcBorders>
+          </w:tcPr>
+          <w:p>
+            <w:pPr>
+              <w:pStyle w:val="Compact"/>
+            </w:pPr>
+            <w:r>
+              <w:t xml:space="preserve">9</w:t>
+            </w:r>
+          </w:p>
+        </w:tc>
+        <w:tc>
+          <w:tcPr>
+            <w:tcBorders>
+              <w:top w:val="single" w:sz="4" w:space="0" w:color="000000"/>
+              <w:left w:val="single" w:sz="4" w:space="0" w:color="000000"/>
+              <w:bottom w:val="single" w:sz="4" w:space="0" w:color="000000"/>
+              <w:right w:val="single" w:sz="4" w:space="0" w:color="000000"/>
+            </w:tcBorders>
+          </w:tcPr>
+          <w:p>
+            <w:pPr>
+              <w:pStyle w:val="Compact"/>
+            </w:pPr>
+            <w:r>
+              <w:t xml:space="preserve">1</w:t>
+            </w:r>
+          </w:p>
+        </w:tc>
+        <w:tc>
+          <w:tcPr>
+            <w:tcBorders>
+              <w:top w:val="single" w:sz="4" w:space="0" w:color="000000"/>
+              <w:left w:val="single" w:sz="4" w:space="0" w:color="000000"/>
+              <w:bottom w:val="single" w:sz="4" w:space="0" w:color="000000"/>
+              <w:right w:val="single" w:sz="4" w:space="0" w:color="000000"/>
+            </w:tcBorders>
+          </w:tcPr>
+          <w:p>
+            <w:pPr>
+              <w:pStyle w:val="Compact"/>
+            </w:pPr>
+            <w:r>
+              <w:t xml:space="preserve">0.0109</w:t>
+            </w:r>
+          </w:p>
+        </w:tc>
+        <w:tc>
+          <w:tcPr>
+            <w:tcBorders>
+              <w:top w:val="single" w:sz="4" w:space="0" w:color="000000"/>
+              <w:left w:val="single" w:sz="4" w:space="0" w:color="000000"/>
+              <w:bottom w:val="single" w:sz="4" w:space="0" w:color="000000"/>
+              <w:right w:val="single" w:sz="4" w:space="0" w:color="000000"/>
+            </w:tcBorders>
+          </w:tcPr>
+          <w:p>
+            <w:pPr>
+              <w:pStyle w:val="Compact"/>
+            </w:pPr>
+            <w:r>
+              <w:t xml:space="preserve">stable_positive</w:t>
+            </w:r>
+          </w:p>
+        </w:tc>
+      </w:tr>
+      <w:tr>
+        <w:tc>
+          <w:tcPr>
+            <w:tcBorders>
+              <w:top w:val="single" w:sz="4" w:space="0" w:color="000000"/>
+              <w:left w:val="single" w:sz="4" w:space="0" w:color="000000"/>
+              <w:bottom w:val="single" w:sz="4" w:space="0" w:color="000000"/>
+              <w:right w:val="single" w:sz="4" w:space="0" w:color="000000"/>
+            </w:tcBorders>
+          </w:tcPr>
+          <w:p>
+            <w:pPr>
+              <w:pStyle w:val="Compact"/>
+            </w:pPr>
+            <w:r>
+              <w:t xml:space="preserve">Zhuang 2018</w:t>
+            </w:r>
+          </w:p>
+        </w:tc>
+        <w:tc>
+          <w:tcPr>
+            <w:tcBorders>
+              <w:top w:val="single" w:sz="4" w:space="0" w:color="000000"/>
+              <w:left w:val="single" w:sz="4" w:space="0" w:color="000000"/>
+              <w:bottom w:val="single" w:sz="4" w:space="0" w:color="000000"/>
+              <w:right w:val="single" w:sz="4" w:space="0" w:color="000000"/>
+            </w:tcBorders>
+          </w:tcPr>
+          <w:p>
+            <w:pPr>
+              <w:pStyle w:val="Compact"/>
+            </w:pPr>
+            <w:r>
               <w:t xml:space="preserve">Akkermansia</w:t>
             </w:r>
           </w:p>
@@ -8135,10 +8591,26 @@
           <w:i/>
           <w:iCs/>
         </w:rPr>
+        <w:t xml:space="preserve">Romboutsia</w:t>
+      </w:r>
+      <w:r>
+        <w:t xml:space="preserve"> </w:t>
+      </w:r>
+      <w:r>
+        <w:t xml:space="preserve">is stable-negative in all three Chinese cohorts and stable-positive in Kazakhstan — the cleanest country-level split among the eight genera meeting the screen.</w:t>
+      </w:r>
+      <w:r>
+        <w:t xml:space="preserve"> </w:t>
+      </w:r>
+      <w:r>
+        <w:rPr>
+          <w:i/>
+          <w:iCs/>
+        </w:rPr>
         <w:t xml:space="preserve">Akkermansia</w:t>
       </w:r>
       <w:r>
-        <w:t xml:space="preserve">’s coefficient is stable and positive in all four cohorts — it is not a stable directional flip despite its pooled mean SHAP value appearing to reverse sign (Section 3.6); see the full CSV for the corresponding rows for each of the eight confirmed flip taxa (</w:t>
+        <w:t xml:space="preserve">’s coefficient is stable and positive in all four cohorts — it does not meet the screen at all, despite its pooled mean SHAP value appearing to reverse sign (Section 3.6). See the full CSV for the corresponding rows for each of the eight genera meeting the descriptive screen (</w:t>
       </w:r>
       <w:r>
         <w:rPr>

--- a/manuscript/supplementary.docx
+++ b/manuscript/supplementary.docx
@@ -6250,7 +6250,7 @@
         <w:pStyle w:val="FirstParagraph"/>
       </w:pPr>
       <w:r>
-        <w:t xml:space="preserve">Within-cohort nested-CV AUC (Section 2.4 procedure) computed on batch-corrected features, under both correction designs (Section 2.7). The label-blind comparison is unconfounded by label use during correction; the label-informed comparison is confounded (Section 3.5) and is shown only for completeness/continuity with the original analysis.</w:t>
+        <w:t xml:space="preserve">Within-cohort nested-CV AUC (Section 2.4 procedure) computed on batch-corrected features, under both correction designs (Section 2.7). The label-blind comparison is free of diagnosis-label leakage during correction; the label-informed comparison is not (Section 3.5) and is shown only for completeness/continuity with the original analysis.</w:t>
       </w:r>
     </w:p>
     <w:tbl>

--- a/manuscript/supplementary.docx
+++ b/manuscript/supplementary.docx
@@ -10342,10 +10342,10 @@
           <w:b/>
           <w:bCs/>
         </w:rPr>
-        <w:t xml:space="preserve">explicitly-labeled exploratory/oracle-style sensitivity only</w:t>
-      </w:r>
-      <w:r>
-        <w:t xml:space="preserve">, because a correction step that has already seen each sample’s true label cannot estimate prospective external-validation performance, and because the resulting within-cohort AUC on corrected data cannot be used as evidence that genuine, correction-independent biological signal survived (Section 3.5). The main-text Figure 5 shows the label-blind design (no diagnosis information used during correction), which is the paper’s primary batch-correction result. Note the severe, cohort-specific degradation visible here (e.g., Kazakhstan logistic regression LOCO AUC=0.308) that is</w:t>
+        <w:t xml:space="preserve">explicitly-labeled exploratory sensitivity analysis only</w:t>
+      </w:r>
+      <w:r>
+        <w:t xml:space="preserve">, because a correction step that is fit using every sample’s own true diagnosis label cannot estimate prospective external-validation performance, and because the resulting within-cohort AUC on corrected data cannot be used as evidence that genuine, correction-independent biological signal survived (Section 3.5). The main-text Figure 5 shows the label-blind design (no diagnosis information used during correction), which is the paper’s primary batch-correction result. Note the severe, cohort-specific degradation visible here (e.g., Kazakhstan logistic regression LOCO AUC=0.308) that is</w:t>
       </w:r>
       <w:r>
         <w:t xml:space="preserve"> </w:t>

--- a/manuscript/supplementary.docx
+++ b/manuscript/supplementary.docx
@@ -2,31 +2,13 @@
 <file path=word/document.xml><?xml version="1.0" encoding="utf-8"?>
 <w:document xmlns:w="http://schemas.openxmlformats.org/wordprocessingml/2006/main" xmlns:m="http://schemas.openxmlformats.org/officeDocument/2006/math" xmlns:r="http://schemas.openxmlformats.org/officeDocument/2006/relationships" xmlns:o="urn:schemas-microsoft-com:office:office" xmlns:v="urn:schemas-microsoft-com:vml" xmlns:w10="urn:schemas-microsoft-com:office:word" xmlns:a="http://schemas.openxmlformats.org/drawingml/2006/main" xmlns:pic="http://schemas.openxmlformats.org/drawingml/2006/picture" xmlns:wp="http://schemas.openxmlformats.org/drawingml/2006/wordprocessingDrawing">
   <w:body>
-    <w:bookmarkStart w:id="33" w:name="supplementary-materials"/>
+    <w:bookmarkStart w:id="48" w:name="supplementary-materials"/>
     <w:p>
       <w:pPr>
         <w:pStyle w:val="Heading1"/>
       </w:pPr>
       <w:r>
         <w:t xml:space="preserve">Supplementary Materials</w:t>
-      </w:r>
-    </w:p>
-    <w:p>
-      <w:pPr>
-        <w:pStyle w:val="FirstParagraph"/>
-      </w:pPr>
-      <w:r>
-        <w:rPr>
-          <w:b/>
-          <w:bCs/>
-        </w:rPr>
-        <w:t xml:space="preserve">Title:</w:t>
-      </w:r>
-      <w:r>
-        <w:t xml:space="preserve"> </w:t>
-      </w:r>
-      <w:r>
-        <w:t xml:space="preserve">Cross-Cohort Generalization Failure in Gut Microbiome-Based Alzheimer’s Disease Classifiers: Evidence from Five Independent Cohorts with Batch Correction Analysis</w:t>
       </w:r>
     </w:p>
     <w:p>
@@ -9916,7 +9898,7 @@
     </w:p>
     <w:bookmarkEnd w:id="21"/>
     <w:bookmarkEnd w:id="22"/>
-    <w:bookmarkStart w:id="29" w:name="supplementary-figures"/>
+    <w:bookmarkStart w:id="43" w:name="supplementary-figures"/>
     <w:p>
       <w:pPr>
         <w:pStyle w:val="Heading2"/>
@@ -9925,7 +9907,7 @@
         <w:t xml:space="preserve">Supplementary Figures</w:t>
       </w:r>
     </w:p>
-    <w:bookmarkStart w:id="23" w:name="Xa8f402e2b6d4b37ecfbe0e3fe1af4eed207c1c5"/>
+    <w:bookmarkStart w:id="26" w:name="Xa8f402e2b6d4b37ecfbe0e3fe1af4eed207c1c5"/>
     <w:p>
       <w:pPr>
         <w:pStyle w:val="Heading3"/>
@@ -9949,7 +9931,7 @@
         <w:t xml:space="preserve"> </w:t>
       </w:r>
       <w:r>
-        <w:t xml:space="preserve">Within-cohort AUC-ROC for Zhu 2022 fecal samples only (n=60 binary: 30 AD + 30 CN), estimated using standard StratifiedKFold 10-fold nested cross-validation. Blood microbiome (B_*) samples were excluded from all analyses; each participant appears exactly once in the fecal-only dataset, making standard StratifiedKFold appropriate. Logistic regression achieves AUC=0.998 [0.99–1.00] and LightGBM achieves AUC=0.979 [0.95–1.00]. The near-perfect within-cohort AUC should be interpreted cautiously given the small sample size (30 per class); see Section 3.2 and Section 4.3 for discussion. Error bars = 95% bootstrap CI (1,000 resamples).</w:t>
+        <w:t xml:space="preserve">Within-cohort AUC-ROC for Zhu 2022 fecal samples only (n=60 binary: 30 AD + 30 CN), estimated using standard StratifiedKFold 10-fold nested cross-validation. Blood microbiome (B_*) samples were excluded from all analyses; each participant appears exactly once in the fecal-only dataset, making standard StratifiedKFold appropriate. Logistic regression achieves AUC=0.998 [0.99–1.00] and LightGBM achieves AUC=0.979 [0.94–1.00]. The near-perfect within-cohort AUC should be interpreted cautiously given the small sample size (30 per class); see Section 3.2 and Section 4.3 for discussion. Error bars = 95% CI from the diagnosis-stratified, participant-level bootstrap (10,000 replicates; Section 2.5.2), matching Table 2.</w:t>
       </w:r>
     </w:p>
     <w:p>
@@ -9969,6 +9951,72 @@
       <w:r>
         <w:t xml:space="preserve">results/model_outputs/within_cohort_cv/shanghai2022_*.csv</w:t>
       </w:r>
+      <w:r>
+        <w:t xml:space="preserve"> </w:t>
+      </w:r>
+      <w:r>
+        <w:drawing>
+          <wp:inline>
+            <wp:extent cx="3002280" cy="3425952"/>
+            <wp:effectExtent b="0" l="0" r="0" t="0"/>
+            <wp:docPr descr="Figure S1" title="" id="24" name="Picture"/>
+            <a:graphic>
+              <a:graphicData uri="http://schemas.openxmlformats.org/drawingml/2006/picture">
+                <pic:pic>
+                  <pic:nvPicPr>
+                    <pic:cNvPr descr="/Users/arhan/Desktop/microbiome-ad-generalization/results/figures/final_supplementary/Figure_S1.jpg" id="25" name="Picture"/>
+                    <pic:cNvPicPr>
+                      <a:picLocks noChangeArrowheads="1" noChangeAspect="1"/>
+                    </pic:cNvPicPr>
+                  </pic:nvPicPr>
+                  <pic:blipFill>
+                    <a:blip r:embed="rId23"/>
+                    <a:stretch>
+                      <a:fillRect/>
+                    </a:stretch>
+                  </pic:blipFill>
+                  <pic:spPr bwMode="auto">
+                    <a:xfrm>
+                      <a:off x="0" y="0"/>
+                      <a:ext cx="3002280" cy="3425952"/>
+                    </a:xfrm>
+                    <a:prstGeom prst="rect">
+                      <a:avLst/>
+                    </a:prstGeom>
+                    <a:noFill/>
+                    <a:ln w="9525">
+                      <a:noFill/>
+                      <a:headEnd/>
+                      <a:tailEnd/>
+                    </a:ln>
+                  </pic:spPr>
+                </pic:pic>
+              </a:graphicData>
+            </a:graphic>
+          </wp:inline>
+        </w:drawing>
+      </w:r>
+    </w:p>
+    <w:p>
+      <w:pPr>
+        <w:pStyle w:val="BodyText"/>
+      </w:pPr>
+      <w:r>
+        <w:rPr>
+          <w:i/>
+          <w:iCs/>
+        </w:rPr>
+        <w:t xml:space="preserve">Source figure:</w:t>
+      </w:r>
+      <w:r>
+        <w:t xml:space="preserve"> </w:t>
+      </w:r>
+      <w:r>
+        <w:rPr>
+          <w:rStyle w:val="VerbatimChar"/>
+        </w:rPr>
+        <w:t xml:space="preserve">results/figures/final_supplementary/Figure_S1.jpg</w:t>
+      </w:r>
     </w:p>
     <w:p>
       <w:r>
@@ -9977,8 +10025,8 @@
         </w:pict>
       </w:r>
     </w:p>
-    <w:bookmarkEnd w:id="23"/>
-    <w:bookmarkStart w:id="24" w:name="X5a300ab727c16619eb908e32fef63071f9d261b"/>
+    <w:bookmarkEnd w:id="26"/>
+    <w:bookmarkStart w:id="30" w:name="X5a300ab727c16619eb908e32fef63071f9d261b"/>
     <w:p>
       <w:pPr>
         <w:pStyle w:val="Heading3"/>
@@ -10033,6 +10081,61 @@
     </w:p>
     <w:p>
       <w:pPr>
+        <w:pStyle w:val="CaptionedFigure"/>
+      </w:pPr>
+      <w:r>
+        <w:drawing>
+          <wp:inline>
+            <wp:extent cx="5334000" cy="4957182"/>
+            <wp:effectExtent b="0" l="0" r="0" t="0"/>
+            <wp:docPr descr="Figure S2" title="" id="28" name="Picture"/>
+            <a:graphic>
+              <a:graphicData uri="http://schemas.openxmlformats.org/drawingml/2006/picture">
+                <pic:pic>
+                  <pic:nvPicPr>
+                    <pic:cNvPr descr="/Users/arhan/Desktop/microbiome-ad-generalization/results/figures/final_supplementary/Figure_S2.jpg" id="29" name="Picture"/>
+                    <pic:cNvPicPr>
+                      <a:picLocks noChangeArrowheads="1" noChangeAspect="1"/>
+                    </pic:cNvPicPr>
+                  </pic:nvPicPr>
+                  <pic:blipFill>
+                    <a:blip r:embed="rId27"/>
+                    <a:stretch>
+                      <a:fillRect/>
+                    </a:stretch>
+                  </pic:blipFill>
+                  <pic:spPr bwMode="auto">
+                    <a:xfrm>
+                      <a:off x="0" y="0"/>
+                      <a:ext cx="5334000" cy="4957182"/>
+                    </a:xfrm>
+                    <a:prstGeom prst="rect">
+                      <a:avLst/>
+                    </a:prstGeom>
+                    <a:noFill/>
+                    <a:ln w="9525">
+                      <a:noFill/>
+                      <a:headEnd/>
+                      <a:tailEnd/>
+                    </a:ln>
+                  </pic:spPr>
+                </pic:pic>
+              </a:graphicData>
+            </a:graphic>
+          </wp:inline>
+        </w:drawing>
+      </w:r>
+    </w:p>
+    <w:p>
+      <w:pPr>
+        <w:pStyle w:val="ImageCaption"/>
+      </w:pPr>
+      <w:r>
+        <w:t xml:space="preserve">Figure S2</w:t>
+      </w:r>
+    </w:p>
+    <w:p>
+      <w:pPr>
         <w:pStyle w:val="BodyText"/>
       </w:pPr>
       <w:r>
@@ -10049,25 +10152,7 @@
         <w:rPr>
           <w:rStyle w:val="VerbatimChar"/>
         </w:rPr>
-        <w:t xml:space="preserve">results/figures/supp_fig_s2.jpg</w:t>
-      </w:r>
-      <w:r>
-        <w:t xml:space="preserve"> </w:t>
-      </w:r>
-      <w:r>
-        <w:t xml:space="preserve">(built from</w:t>
-      </w:r>
-      <w:r>
-        <w:t xml:space="preserve"> </w:t>
-      </w:r>
-      <w:r>
-        <w:rPr>
-          <w:rStyle w:val="VerbatimChar"/>
-        </w:rPr>
-        <w:t xml:space="preserve">results/figures/working/shap_top15_per_cohort_lgbm.png</w:t>
-      </w:r>
-      <w:r>
-        <w:t xml:space="preserve">, neutral-color bars, no direction assigned)</w:t>
+        <w:t xml:space="preserve">results/figures/final_supplementary/Figure_S2.jpg</w:t>
       </w:r>
     </w:p>
     <w:p>
@@ -10077,14 +10162,14 @@
         </w:pict>
       </w:r>
     </w:p>
-    <w:bookmarkEnd w:id="24"/>
-    <w:bookmarkStart w:id="25" w:name="X0e97c28a602e112a8145ebd2dc969d6be555cc3"/>
+    <w:bookmarkEnd w:id="30"/>
+    <w:bookmarkStart w:id="34" w:name="X6fecba5033db8f27bce96d13754301a47ae5629"/>
     <w:p>
       <w:pPr>
         <w:pStyle w:val="Heading3"/>
       </w:pPr>
       <w:r>
-        <w:t xml:space="preserve">Figure S3a/S3b. LOCO SHAP Direction — Not Reported</w:t>
+        <w:t xml:space="preserve">Figure S3. Sensitivity Analysis: LOCO AUC Under Cohort Exclusion</w:t>
       </w:r>
     </w:p>
     <w:p>
@@ -10096,13 +10181,13 @@
           <w:b/>
           <w:bCs/>
         </w:rPr>
-        <w:t xml:space="preserve">No figure showing a signed AD/CN direction for LOCO SHAP values is included in this paper.</w:t>
-      </w:r>
-      <w:r>
-        <w:t xml:space="preserve"> </w:t>
-      </w:r>
-      <w:r>
-        <w:t xml:space="preserve">Mean signed SHAP is not a valid direction statistic in general (Section 2.8), and this is especially severe for LOCO SHAP specifically: the SHAP background (the three pooled training cohorts) and the evaluation set (the held-out cohort) are drawn from systematically different populations by construction, so the sign of a LOCO mean SHAP value is confounded with the raw cross-cohort compositional difference quantified by PERMANOVA (Section 3.4), independent of anything the model learned. No coefficient-based replacement direction is offered for LOCO SHAP either, because LOCO models are refit on pooled multi-cohort training data each time and a single stable-fold coefficient analysis analogous to Section 2.8’s within-cohort procedure is not part of this design.</w:t>
+        <w:t xml:space="preserve">Caption:</w:t>
+      </w:r>
+      <w:r>
+        <w:t xml:space="preserve"> </w:t>
+      </w:r>
+      <w:r>
+        <w:t xml:space="preserve">Sensitivity analysis: LOCO AUC under three cohort exclusion configurations. Each panel shows the 3-cohort LOCO experiment with one cohort excluded from the full analysis. Left: excluding Kazakhstan (Zhuang+Ling+Zhu trained, each held out in turn). Center: excluding Zhuang 2018. Right: excluding Ling 2020. Error bars = 95% bootstrap CI (1,000 resamples on the test-set predictions; the non-stratified procedure described in Section 2.5, not the diagnosis-stratified 10,000-replicate procedure used for the main four-cohort LOCO results). Generalization degradation persisted across all three prespecified cohort-exclusion configurations.</w:t>
       </w:r>
     </w:p>
     <w:p>
@@ -10110,99 +10195,86 @@
         <w:pStyle w:val="BodyText"/>
       </w:pPr>
       <w:r>
-        <w:t xml:space="preserve">LOCO SHAP</w:t>
-      </w:r>
-      <w:r>
-        <w:t xml:space="preserve"> </w:t>
-      </w:r>
-      <w:r>
-        <w:rPr>
-          <w:b/>
-          <w:bCs/>
-        </w:rPr>
-        <w:t xml:space="preserve">feature importance</w:t>
-      </w:r>
-      <w:r>
-        <w:t xml:space="preserve"> </w:t>
-      </w:r>
-      <w:r>
-        <w:t xml:space="preserve">(mean |SHAP|, magnitude only, no direction) remains available and is unaffected by this issue: see</w:t>
-      </w:r>
-      <w:r>
-        <w:t xml:space="preserve"> </w:t>
-      </w:r>
-      <w:r>
-        <w:rPr>
-          <w:rStyle w:val="VerbatimChar"/>
-        </w:rPr>
-        <w:t xml:space="preserve">results/tables/shap_loco_importance.csv</w:t>
-      </w:r>
-      <w:r>
-        <w:t xml:space="preserve">. For reference, the previously reported top-importance genus per held-out cohort was: Zhuang 2018 —</w:t>
-      </w:r>
-      <w:r>
-        <w:t xml:space="preserve"> </w:t>
-      </w:r>
-      <w:r>
         <w:rPr>
           <w:i/>
           <w:iCs/>
         </w:rPr>
-        <w:t xml:space="preserve">Akkermansia</w:t>
-      </w:r>
-      <w:r>
-        <w:t xml:space="preserve"> </w:t>
-      </w:r>
-      <w:r>
-        <w:t xml:space="preserve">(logistic regression |SHAP|=0.470); Ling 2020 —</w:t>
-      </w:r>
-      <w:r>
-        <w:t xml:space="preserve"> </w:t>
-      </w:r>
+        <w:t xml:space="preserve">Source data:</w:t>
+      </w:r>
+      <w:r>
+        <w:t xml:space="preserve"> </w:t>
+      </w:r>
+      <w:r>
+        <w:rPr>
+          <w:rStyle w:val="VerbatimChar"/>
+        </w:rPr>
+        <w:t xml:space="preserve">results/tables/sensitivity_loco.csv</w:t>
+      </w:r>
+      <w:r>
+        <w:t xml:space="preserve"> </w:t>
+      </w:r>
+      <w:r>
+        <w:drawing>
+          <wp:inline>
+            <wp:extent cx="5334000" cy="1861530"/>
+            <wp:effectExtent b="0" l="0" r="0" t="0"/>
+            <wp:docPr descr="Figure S3" title="" id="32" name="Picture"/>
+            <a:graphic>
+              <a:graphicData uri="http://schemas.openxmlformats.org/drawingml/2006/picture">
+                <pic:pic>
+                  <pic:nvPicPr>
+                    <pic:cNvPr descr="/Users/arhan/Desktop/microbiome-ad-generalization/results/figures/final_supplementary/Figure_S3.jpg" id="33" name="Picture"/>
+                    <pic:cNvPicPr>
+                      <a:picLocks noChangeArrowheads="1" noChangeAspect="1"/>
+                    </pic:cNvPicPr>
+                  </pic:nvPicPr>
+                  <pic:blipFill>
+                    <a:blip r:embed="rId31"/>
+                    <a:stretch>
+                      <a:fillRect/>
+                    </a:stretch>
+                  </pic:blipFill>
+                  <pic:spPr bwMode="auto">
+                    <a:xfrm>
+                      <a:off x="0" y="0"/>
+                      <a:ext cx="5334000" cy="1861530"/>
+                    </a:xfrm>
+                    <a:prstGeom prst="rect">
+                      <a:avLst/>
+                    </a:prstGeom>
+                    <a:noFill/>
+                    <a:ln w="9525">
+                      <a:noFill/>
+                      <a:headEnd/>
+                      <a:tailEnd/>
+                    </a:ln>
+                  </pic:spPr>
+                </pic:pic>
+              </a:graphicData>
+            </a:graphic>
+          </wp:inline>
+        </w:drawing>
+      </w:r>
+    </w:p>
+    <w:p>
+      <w:pPr>
+        <w:pStyle w:val="BodyText"/>
+      </w:pPr>
       <w:r>
         <w:rPr>
           <w:i/>
           <w:iCs/>
         </w:rPr>
-        <w:t xml:space="preserve">Subdoligranulum</w:t>
-      </w:r>
-      <w:r>
-        <w:t xml:space="preserve"> </w:t>
-      </w:r>
-      <w:r>
-        <w:t xml:space="preserve">(|SHAP|=0.269); Zhu 2022 —</w:t>
-      </w:r>
-      <w:r>
-        <w:t xml:space="preserve"> </w:t>
-      </w:r>
-      <w:r>
-        <w:rPr>
-          <w:i/>
-          <w:iCs/>
-        </w:rPr>
-        <w:t xml:space="preserve">Akkermansia</w:t>
-      </w:r>
-      <w:r>
-        <w:t xml:space="preserve"> </w:t>
-      </w:r>
-      <w:r>
-        <w:t xml:space="preserve">(|SHAP|=0.372); Kazakhstan —</w:t>
-      </w:r>
-      <w:r>
-        <w:t xml:space="preserve"> </w:t>
-      </w:r>
-      <w:r>
-        <w:rPr>
-          <w:i/>
-          <w:iCs/>
-        </w:rPr>
-        <w:t xml:space="preserve">Christensenellaceae R-7 group</w:t>
-      </w:r>
-      <w:r>
-        <w:t xml:space="preserve"> </w:t>
-      </w:r>
-      <w:r>
-        <w:t xml:space="preserve">(|SHAP|=0.368); no genus ranked first across all four held-out conditions for either model (Section 3.6).</w:t>
+        <w:t xml:space="preserve">Source figure:</w:t>
+      </w:r>
+      <w:r>
+        <w:t xml:space="preserve"> </w:t>
+      </w:r>
+      <w:r>
+        <w:rPr>
+          <w:rStyle w:val="VerbatimChar"/>
+        </w:rPr>
+        <w:t xml:space="preserve">results/figures/final_supplementary/Figure_S3.jpg</w:t>
       </w:r>
     </w:p>
     <w:p>
@@ -10212,14 +10284,14 @@
         </w:pict>
       </w:r>
     </w:p>
-    <w:bookmarkEnd w:id="25"/>
-    <w:bookmarkStart w:id="26" w:name="X303a2e65a922b1f1da95a19146ddf48e3d027d7"/>
+    <w:bookmarkEnd w:id="34"/>
+    <w:bookmarkStart w:id="38" w:name="X64724aa74fe76fb874af47707bf13caf78cbcee"/>
     <w:p>
       <w:pPr>
         <w:pStyle w:val="Heading3"/>
       </w:pPr>
       <w:r>
-        <w:t xml:space="preserve">Figure S4. Sensitivity Analysis: LOCO AUC Under Cohort Exclusion</w:t>
+        <w:t xml:space="preserve">Figure S4. Batch Correction, Label-Informed Design (Exploratory Sensitivity)</w:t>
       </w:r>
     </w:p>
     <w:p>
@@ -10237,7 +10309,56 @@
         <w:t xml:space="preserve"> </w:t>
       </w:r>
       <w:r>
-        <w:t xml:space="preserve">Sensitivity analysis: LOCO AUC under three cohort exclusion configurations. Each panel shows the 3-cohort LOCO experiment with one cohort excluded from the full analysis. Left: excluding Kazakhstan (Zhuang+Ling+Zhu trained, each held out in turn). Center: excluding Zhuang 2018. Right: excluding Ling 2020. Error bars = 95% bootstrap CI. Generalization degradation persisted across all three prespecified cohort-exclusion configurations.</w:t>
+        <w:t xml:space="preserve">LOCO AUC-ROC under the label-informed transductive batch-correction design (ComBat-seq/MMUPHin fit using every sample’s own true diagnosis label; Section 2.7), shown for (</w:t>
+      </w:r>
+      <w:r>
+        <w:rPr>
+          <w:b/>
+          <w:bCs/>
+        </w:rPr>
+        <w:t xml:space="preserve">A</w:t>
+      </w:r>
+      <w:r>
+        <w:t xml:space="preserve">) logistic regression and (</w:t>
+      </w:r>
+      <w:r>
+        <w:rPr>
+          <w:b/>
+          <w:bCs/>
+        </w:rPr>
+        <w:t xml:space="preserve">B</w:t>
+      </w:r>
+      <w:r>
+        <w:t xml:space="preserve">) LightGBM. Error bars = 95% bootstrap CI (1,000 resamples on the test-set predictions, the same non-stratified procedure used for Table 4/Figure 5; not part of the diagnosis-stratified 10,000-replicate regeneration in Section 2.5.2). This design is retained as an</w:t>
+      </w:r>
+      <w:r>
+        <w:t xml:space="preserve"> </w:t>
+      </w:r>
+      <w:r>
+        <w:rPr>
+          <w:b/>
+          <w:bCs/>
+        </w:rPr>
+        <w:t xml:space="preserve">explicitly-labeled exploratory sensitivity analysis only</w:t>
+      </w:r>
+      <w:r>
+        <w:t xml:space="preserve">, because a correction step that is fit using every sample’s own true diagnosis label cannot estimate prospective external-validation performance, and because the resulting within-cohort AUC on corrected data cannot be used as evidence that genuine, correction-independent biological signal survived (Section 3.5). The main-text Figure 5 shows the label-blind design (no diagnosis information used during correction), which is the paper’s primary batch-correction result. Note the severe, cohort-specific degradation visible here (e.g., Kazakhstan logistic regression LOCO AUC=0.308) that is</w:t>
+      </w:r>
+      <w:r>
+        <w:t xml:space="preserve"> </w:t>
+      </w:r>
+      <w:r>
+        <w:rPr>
+          <w:b/>
+          <w:bCs/>
+        </w:rPr>
+        <w:t xml:space="preserve">not</w:t>
+      </w:r>
+      <w:r>
+        <w:t xml:space="preserve"> </w:t>
+      </w:r>
+      <w:r>
+        <w:t xml:space="preserve">reproduced under the label-blind design (Kazakhstan label-blind LOCO AUC=0.560, closely matching the uncorrected value of 0.564) — indicating this degradation was driven substantially by the label-informed design itself.</w:t>
       </w:r>
     </w:p>
     <w:p>
@@ -10258,11 +10379,70 @@
         <w:rPr>
           <w:rStyle w:val="VerbatimChar"/>
         </w:rPr>
-        <w:t xml:space="preserve">results/tables/sensitivity_loco.csv</w:t>
-      </w:r>
-      <w:r>
-        <w:t xml:space="preserve"> </w:t>
-      </w:r>
+        <w:t xml:space="preserve">results/tables/auc_comparison_table.csv</w:t>
+      </w:r>
+      <w:r>
+        <w:t xml:space="preserve">,</w:t>
+      </w:r>
+      <w:r>
+        <w:t xml:space="preserve"> </w:t>
+      </w:r>
+      <w:r>
+        <w:rPr>
+          <w:rStyle w:val="VerbatimChar"/>
+        </w:rPr>
+        <w:t xml:space="preserve">results/tables/loco_auc_corrected.csv</w:t>
+      </w:r>
+      <w:r>
+        <w:t xml:space="preserve"> </w:t>
+      </w:r>
+      <w:r>
+        <w:drawing>
+          <wp:inline>
+            <wp:extent cx="5334000" cy="2230668"/>
+            <wp:effectExtent b="0" l="0" r="0" t="0"/>
+            <wp:docPr descr="Figure S4" title="" id="36" name="Picture"/>
+            <a:graphic>
+              <a:graphicData uri="http://schemas.openxmlformats.org/drawingml/2006/picture">
+                <pic:pic>
+                  <pic:nvPicPr>
+                    <pic:cNvPr descr="/Users/arhan/Desktop/microbiome-ad-generalization/results/figures/final_supplementary/Figure_S4.jpg" id="37" name="Picture"/>
+                    <pic:cNvPicPr>
+                      <a:picLocks noChangeArrowheads="1" noChangeAspect="1"/>
+                    </pic:cNvPicPr>
+                  </pic:nvPicPr>
+                  <pic:blipFill>
+                    <a:blip r:embed="rId35"/>
+                    <a:stretch>
+                      <a:fillRect/>
+                    </a:stretch>
+                  </pic:blipFill>
+                  <pic:spPr bwMode="auto">
+                    <a:xfrm>
+                      <a:off x="0" y="0"/>
+                      <a:ext cx="5334000" cy="2230668"/>
+                    </a:xfrm>
+                    <a:prstGeom prst="rect">
+                      <a:avLst/>
+                    </a:prstGeom>
+                    <a:noFill/>
+                    <a:ln w="9525">
+                      <a:noFill/>
+                      <a:headEnd/>
+                      <a:tailEnd/>
+                    </a:ln>
+                  </pic:spPr>
+                </pic:pic>
+              </a:graphicData>
+            </a:graphic>
+          </wp:inline>
+        </w:drawing>
+      </w:r>
+    </w:p>
+    <w:p>
+      <w:pPr>
+        <w:pStyle w:val="BodyText"/>
+      </w:pPr>
       <w:r>
         <w:rPr>
           <w:i/>
@@ -10277,7 +10457,7 @@
         <w:rPr>
           <w:rStyle w:val="VerbatimChar"/>
         </w:rPr>
-        <w:t xml:space="preserve">results/figures/supp_sensitivity_loco (supp_fig_s4).jpg</w:t>
+        <w:t xml:space="preserve">results/figures/final_supplementary/Figure_S4.jpg</w:t>
       </w:r>
     </w:p>
     <w:p>
@@ -10287,14 +10467,14 @@
         </w:pict>
       </w:r>
     </w:p>
-    <w:bookmarkEnd w:id="26"/>
-    <w:bookmarkStart w:id="27" w:name="X695c6a4bd945015b6b37856c7d1b4517fffeb86"/>
+    <w:bookmarkEnd w:id="38"/>
+    <w:bookmarkStart w:id="42" w:name="X19c9ed2781c446d999505ad52bd6760e3bfff58"/>
     <w:p>
       <w:pPr>
         <w:pStyle w:val="Heading3"/>
       </w:pPr>
       <w:r>
-        <w:t xml:space="preserve">Figure S5. Batch Correction, Label-Informed Design (Exploratory Sensitivity)</w:t>
+        <w:t xml:space="preserve">Figure S5. Zhu 2022 Robustness: Repeated Cross-Validation and Label Permutation</w:t>
       </w:r>
     </w:p>
     <w:p>
@@ -10312,56 +10492,7 @@
         <w:t xml:space="preserve"> </w:t>
       </w:r>
       <w:r>
-        <w:t xml:space="preserve">LOCO AUC-ROC under the label-informed transductive batch-correction design (ComBat-seq/MMUPHin fit using every sample’s own true diagnosis label; Section 2.7), shown for (</w:t>
-      </w:r>
-      <w:r>
-        <w:rPr>
-          <w:b/>
-          <w:bCs/>
-        </w:rPr>
-        <w:t xml:space="preserve">A</w:t>
-      </w:r>
-      <w:r>
-        <w:t xml:space="preserve">) logistic regression and (</w:t>
-      </w:r>
-      <w:r>
-        <w:rPr>
-          <w:b/>
-          <w:bCs/>
-        </w:rPr>
-        <w:t xml:space="preserve">B</w:t>
-      </w:r>
-      <w:r>
-        <w:t xml:space="preserve">) LightGBM. This design is retained as an</w:t>
-      </w:r>
-      <w:r>
-        <w:t xml:space="preserve"> </w:t>
-      </w:r>
-      <w:r>
-        <w:rPr>
-          <w:b/>
-          <w:bCs/>
-        </w:rPr>
-        <w:t xml:space="preserve">explicitly-labeled exploratory sensitivity analysis only</w:t>
-      </w:r>
-      <w:r>
-        <w:t xml:space="preserve">, because a correction step that is fit using every sample’s own true diagnosis label cannot estimate prospective external-validation performance, and because the resulting within-cohort AUC on corrected data cannot be used as evidence that genuine, correction-independent biological signal survived (Section 3.5). The main-text Figure 5 shows the label-blind design (no diagnosis information used during correction), which is the paper’s primary batch-correction result. Note the severe, cohort-specific degradation visible here (e.g., Kazakhstan logistic regression LOCO AUC=0.308) that is</w:t>
-      </w:r>
-      <w:r>
-        <w:t xml:space="preserve"> </w:t>
-      </w:r>
-      <w:r>
-        <w:rPr>
-          <w:b/>
-          <w:bCs/>
-        </w:rPr>
-        <w:t xml:space="preserve">not</w:t>
-      </w:r>
-      <w:r>
-        <w:t xml:space="preserve"> </w:t>
-      </w:r>
-      <w:r>
-        <w:t xml:space="preserve">reproduced under the label-blind design (Kazakhstan label-blind LOCO AUC=0.560, closely matching the uncorrected value of 0.564) — indicating this degradation was driven substantially by the label-informed design itself.</w:t>
+        <w:t xml:space="preserve">Robustness analyses for Zhu 2022’s near-perfect within-cohort AUC (Section 2.4.1, Section 3.2), both run under the strict training-only feature-selection pipeline. Top row: distribution of pooled-OOF AUC across 50 repetitions of the nested-CV partition (different pre-specified seed per repetition) for logistic regression (left) and LightGBM (right), with the single-partition training-only AUC marked. Bottom row: null distribution of pooled-OOF AUC under label permutation (labels shuffled, class balance preserved, entire training-only pipeline re-run inside every outer fold for each permutation), with the observed single-partition AUC marked and the empirical p-value shown in the panel title. The repeated-CV panels quantify sensitivity to fold assignment on the same 60 participants (not independent replication); the permutation panels are the formal test of whether the observed AUC exceeds a chance-label null.</w:t>
       </w:r>
     </w:p>
     <w:p>
@@ -10382,7 +10513,7 @@
         <w:rPr>
           <w:rStyle w:val="VerbatimChar"/>
         </w:rPr>
-        <w:t xml:space="preserve">results/tables/auc_comparison_table.csv</w:t>
+        <w:t xml:space="preserve">results/tables/zhu_repeated_nested_cv.csv</w:t>
       </w:r>
       <w:r>
         <w:t xml:space="preserve">,</w:t>
@@ -10394,11 +10525,61 @@
         <w:rPr>
           <w:rStyle w:val="VerbatimChar"/>
         </w:rPr>
-        <w:t xml:space="preserve">results/tables/loco_auc_corrected.csv</w:t>
-      </w:r>
-      <w:r>
-        <w:t xml:space="preserve"> </w:t>
-      </w:r>
+        <w:t xml:space="preserve">results/tables/zhu_label_permutation.csv</w:t>
+      </w:r>
+      <w:r>
+        <w:t xml:space="preserve">.</w:t>
+      </w:r>
+      <w:r>
+        <w:t xml:space="preserve"> </w:t>
+      </w:r>
+      <w:r>
+        <w:drawing>
+          <wp:inline>
+            <wp:extent cx="4800600" cy="3593166"/>
+            <wp:effectExtent b="0" l="0" r="0" t="0"/>
+            <wp:docPr descr="Figure S5" title="" id="40" name="Picture"/>
+            <a:graphic>
+              <a:graphicData uri="http://schemas.openxmlformats.org/drawingml/2006/picture">
+                <pic:pic>
+                  <pic:nvPicPr>
+                    <pic:cNvPr descr="/Users/arhan/Desktop/microbiome-ad-generalization/results/figures/final_supplementary/Figure_S5.png" id="41" name="Picture"/>
+                    <pic:cNvPicPr>
+                      <a:picLocks noChangeArrowheads="1" noChangeAspect="1"/>
+                    </pic:cNvPicPr>
+                  </pic:nvPicPr>
+                  <pic:blipFill>
+                    <a:blip r:embed="rId39"/>
+                    <a:stretch>
+                      <a:fillRect/>
+                    </a:stretch>
+                  </pic:blipFill>
+                  <pic:spPr bwMode="auto">
+                    <a:xfrm>
+                      <a:off x="0" y="0"/>
+                      <a:ext cx="4800600" cy="3593166"/>
+                    </a:xfrm>
+                    <a:prstGeom prst="rect">
+                      <a:avLst/>
+                    </a:prstGeom>
+                    <a:noFill/>
+                    <a:ln w="9525">
+                      <a:noFill/>
+                      <a:headEnd/>
+                      <a:tailEnd/>
+                    </a:ln>
+                  </pic:spPr>
+                </pic:pic>
+              </a:graphicData>
+            </a:graphic>
+          </wp:inline>
+        </w:drawing>
+      </w:r>
+    </w:p>
+    <w:p>
+      <w:pPr>
+        <w:pStyle w:val="BodyText"/>
+      </w:pPr>
       <w:r>
         <w:rPr>
           <w:i/>
@@ -10413,7 +10594,7 @@
         <w:rPr>
           <w:rStyle w:val="VerbatimChar"/>
         </w:rPr>
-        <w:t xml:space="preserve">results/figures/supp_fig_s5.jpg</w:t>
+        <w:t xml:space="preserve">results/figures/final_supplementary/Figure_S5.png</w:t>
       </w:r>
     </w:p>
     <w:p>
@@ -10423,99 +10604,9 @@
         </w:pict>
       </w:r>
     </w:p>
-    <w:bookmarkEnd w:id="27"/>
-    <w:bookmarkStart w:id="28" w:name="X1aeb68af44e145c8fefbd6b55feb42279689b8e"/>
-    <w:p>
-      <w:pPr>
-        <w:pStyle w:val="Heading3"/>
-      </w:pPr>
-      <w:r>
-        <w:t xml:space="preserve">Figure S6. Zhu 2022 Robustness: Repeated Cross-Validation and Label Permutation</w:t>
-      </w:r>
-    </w:p>
-    <w:p>
-      <w:pPr>
-        <w:pStyle w:val="FirstParagraph"/>
-      </w:pPr>
-      <w:r>
-        <w:rPr>
-          <w:b/>
-          <w:bCs/>
-        </w:rPr>
-        <w:t xml:space="preserve">Caption:</w:t>
-      </w:r>
-      <w:r>
-        <w:t xml:space="preserve"> </w:t>
-      </w:r>
-      <w:r>
-        <w:t xml:space="preserve">Robustness analyses for Zhu 2022’s near-perfect within-cohort AUC (Section 2.4.1, Section 3.2), both run under the strict training-only feature-selection pipeline. Top row: distribution of pooled-OOF AUC across 50 repetitions of the nested-CV partition (different pre-specified seed per repetition) for logistic regression (left) and LightGBM (right), with the single-partition training-only AUC marked. Bottom row: null distribution of pooled-OOF AUC under label permutation (labels shuffled, class balance preserved, entire training-only pipeline re-run inside every outer fold for each permutation), with the observed single-partition AUC marked and the empirical p-value shown in the panel title. The repeated-CV panels quantify sensitivity to fold assignment on the same 60 participants (not independent replication); the permutation panels are the formal test of whether the observed AUC exceeds a chance-label null.</w:t>
-      </w:r>
-    </w:p>
-    <w:p>
-      <w:pPr>
-        <w:pStyle w:val="BodyText"/>
-      </w:pPr>
-      <w:r>
-        <w:rPr>
-          <w:i/>
-          <w:iCs/>
-        </w:rPr>
-        <w:t xml:space="preserve">Source data:</w:t>
-      </w:r>
-      <w:r>
-        <w:t xml:space="preserve"> </w:t>
-      </w:r>
-      <w:r>
-        <w:rPr>
-          <w:rStyle w:val="VerbatimChar"/>
-        </w:rPr>
-        <w:t xml:space="preserve">results/tables/zhu_repeated_nested_cv.csv</w:t>
-      </w:r>
-      <w:r>
-        <w:t xml:space="preserve">,</w:t>
-      </w:r>
-      <w:r>
-        <w:t xml:space="preserve"> </w:t>
-      </w:r>
-      <w:r>
-        <w:rPr>
-          <w:rStyle w:val="VerbatimChar"/>
-        </w:rPr>
-        <w:t xml:space="preserve">results/tables/zhu_label_permutation.csv</w:t>
-      </w:r>
-      <w:r>
-        <w:t xml:space="preserve">.</w:t>
-      </w:r>
-      <w:r>
-        <w:t xml:space="preserve"> </w:t>
-      </w:r>
-      <w:r>
-        <w:rPr>
-          <w:i/>
-          <w:iCs/>
-        </w:rPr>
-        <w:t xml:space="preserve">Source figure:</w:t>
-      </w:r>
-      <w:r>
-        <w:t xml:space="preserve"> </w:t>
-      </w:r>
-      <w:r>
-        <w:rPr>
-          <w:rStyle w:val="VerbatimChar"/>
-        </w:rPr>
-        <w:t xml:space="preserve">results/figures/supp_zhu_robustness.png</w:t>
-      </w:r>
-    </w:p>
-    <w:p>
-      <w:r>
-        <w:pict>
-          <v:rect style="width:0;height:1.5pt" o:hralign="center" o:hrstd="t" o:hr="t"/>
-        </w:pict>
-      </w:r>
-    </w:p>
-    <w:bookmarkEnd w:id="28"/>
-    <w:bookmarkEnd w:id="29"/>
-    <w:bookmarkStart w:id="32" w:name="supplementary-notes"/>
+    <w:bookmarkEnd w:id="42"/>
+    <w:bookmarkEnd w:id="43"/>
+    <w:bookmarkStart w:id="47" w:name="supplementary-notes"/>
     <w:p>
       <w:pPr>
         <w:pStyle w:val="Heading2"/>
@@ -10524,7 +10615,7 @@
         <w:t xml:space="preserve">Supplementary Notes</w:t>
       </w:r>
     </w:p>
-    <w:bookmarkStart w:id="30" w:name="Xf30417885a753a5d62d3d903cd8a18631c3b324"/>
+    <w:bookmarkStart w:id="44" w:name="Xf30417885a753a5d62d3d903cd8a18631c3b324"/>
     <w:p>
       <w:pPr>
         <w:pStyle w:val="Heading3"/>
@@ -10874,8 +10965,8 @@
         </w:pict>
       </w:r>
     </w:p>
-    <w:bookmarkEnd w:id="30"/>
-    <w:bookmarkStart w:id="31" w:name="X5f8880229675ab4ceb5fff82fb9beaf6bb2b049"/>
+    <w:bookmarkEnd w:id="44"/>
+    <w:bookmarkStart w:id="45" w:name="X5f8880229675ab4ceb5fff82fb9beaf6bb2b049"/>
     <w:p>
       <w:pPr>
         <w:pStyle w:val="Heading3"/>
@@ -11125,21 +11216,156 @@
         </w:pict>
       </w:r>
     </w:p>
+    <w:bookmarkEnd w:id="45"/>
+    <w:bookmarkStart w:id="46" w:name="Xb88876057350b14810a83397db7797e14021c36"/>
+    <w:p>
+      <w:pPr>
+        <w:pStyle w:val="Heading3"/>
+      </w:pPr>
+      <w:r>
+        <w:t xml:space="preserve">Note S3. LOCO SHAP Direction Not Reported</w:t>
+      </w:r>
+    </w:p>
     <w:p>
       <w:pPr>
         <w:pStyle w:val="FirstParagraph"/>
       </w:pPr>
       <w:r>
         <w:rPr>
+          <w:b/>
+          <w:bCs/>
+        </w:rPr>
+        <w:t xml:space="preserve">No figure or table showing a signed AD/CN direction for LOCO SHAP values is included in this paper.</w:t>
+      </w:r>
+      <w:r>
+        <w:t xml:space="preserve"> </w:t>
+      </w:r>
+      <w:r>
+        <w:t xml:space="preserve">Mean signed SHAP is not a valid direction statistic in general (Section 2.8), and this is especially severe for LOCO SHAP specifically: the SHAP background (the three pooled training cohorts) and the evaluation set (the held-out cohort) are drawn from systematically different populations by construction, so the sign of a LOCO mean SHAP value is confounded with the raw cross-cohort compositional difference quantified by PERMANOVA (Section 3.4), independent of anything the model learned. No coefficient-based replacement direction is offered for LOCO SHAP either, because LOCO models are refit on pooled multi-cohort training data each time and a single stable-fold coefficient analysis analogous to Section 2.8’s within-cohort procedure is not part of this design.</w:t>
+      </w:r>
+    </w:p>
+    <w:p>
+      <w:pPr>
+        <w:pStyle w:val="BodyText"/>
+      </w:pPr>
+      <w:r>
+        <w:t xml:space="preserve">LOCO SHAP</w:t>
+      </w:r>
+      <w:r>
+        <w:t xml:space="preserve"> </w:t>
+      </w:r>
+      <w:r>
+        <w:rPr>
+          <w:b/>
+          <w:bCs/>
+        </w:rPr>
+        <w:t xml:space="preserve">feature importance</w:t>
+      </w:r>
+      <w:r>
+        <w:t xml:space="preserve"> </w:t>
+      </w:r>
+      <w:r>
+        <w:t xml:space="preserve">(mean |SHAP|, magnitude only, no direction) remains available and is unaffected by this issue: see</w:t>
+      </w:r>
+      <w:r>
+        <w:t xml:space="preserve"> </w:t>
+      </w:r>
+      <w:r>
+        <w:rPr>
+          <w:rStyle w:val="VerbatimChar"/>
+        </w:rPr>
+        <w:t xml:space="preserve">results/tables/shap_loco_importance.csv</w:t>
+      </w:r>
+      <w:r>
+        <w:t xml:space="preserve">. For reference, the top-importance genus per held-out cohort is: Zhuang 2018 —</w:t>
+      </w:r>
+      <w:r>
+        <w:t xml:space="preserve"> </w:t>
+      </w:r>
+      <w:r>
+        <w:rPr>
           <w:i/>
           <w:iCs/>
         </w:rPr>
+        <w:t xml:space="preserve">Akkermansia</w:t>
+      </w:r>
+      <w:r>
+        <w:t xml:space="preserve"> </w:t>
+      </w:r>
+      <w:r>
+        <w:t xml:space="preserve">(logistic regression |SHAP|=0.470); Ling 2020 —</w:t>
+      </w:r>
+      <w:r>
+        <w:t xml:space="preserve"> </w:t>
+      </w:r>
+      <w:r>
+        <w:rPr>
+          <w:i/>
+          <w:iCs/>
+        </w:rPr>
+        <w:t xml:space="preserve">Subdoligranulum</w:t>
+      </w:r>
+      <w:r>
+        <w:t xml:space="preserve"> </w:t>
+      </w:r>
+      <w:r>
+        <w:t xml:space="preserve">(|SHAP|=0.269); Zhu 2022 —</w:t>
+      </w:r>
+      <w:r>
+        <w:t xml:space="preserve"> </w:t>
+      </w:r>
+      <w:r>
+        <w:rPr>
+          <w:i/>
+          <w:iCs/>
+        </w:rPr>
+        <w:t xml:space="preserve">Akkermansia</w:t>
+      </w:r>
+      <w:r>
+        <w:t xml:space="preserve"> </w:t>
+      </w:r>
+      <w:r>
+        <w:t xml:space="preserve">(|SHAP|=0.372); Kazakhstan —</w:t>
+      </w:r>
+      <w:r>
+        <w:t xml:space="preserve"> </w:t>
+      </w:r>
+      <w:r>
+        <w:rPr>
+          <w:i/>
+          <w:iCs/>
+        </w:rPr>
+        <w:t xml:space="preserve">Christensenellaceae R-7 group</w:t>
+      </w:r>
+      <w:r>
+        <w:t xml:space="preserve"> </w:t>
+      </w:r>
+      <w:r>
+        <w:t xml:space="preserve">(|SHAP|=0.368); no genus ranked first across all four held-out conditions for either model (Section 3.6).</w:t>
+      </w:r>
+    </w:p>
+    <w:p>
+      <w:r>
+        <w:pict>
+          <v:rect style="width:0;height:1.5pt" o:hralign="center" o:hrstd="t" o:hr="t"/>
+        </w:pict>
+      </w:r>
+    </w:p>
+    <w:p>
+      <w:pPr>
+        <w:pStyle w:val="FirstParagraph"/>
+      </w:pPr>
+      <w:r>
+        <w:rPr>
+          <w:i/>
+          <w:iCs/>
+        </w:rPr>
         <w:t xml:space="preserve">End of Supplementary Materials</w:t>
       </w:r>
     </w:p>
-    <w:bookmarkEnd w:id="31"/>
-    <w:bookmarkEnd w:id="32"/>
-    <w:bookmarkEnd w:id="33"/>
+    <w:bookmarkEnd w:id="46"/>
+    <w:bookmarkEnd w:id="47"/>
+    <w:bookmarkEnd w:id="48"/>
     <w:sectPr>
       <w:footnotePr>
         <w:numRestart w:val="eachSect"/>

--- a/manuscript/supplementary.docx
+++ b/manuscript/supplementary.docx
@@ -4951,7 +4951,7 @@
         <w:t xml:space="preserve"> </w:t>
       </w:r>
       <w:r>
-        <w:t xml:space="preserve">(the cleanest population-level pattern among the eight genera meeting the screen; Section 3.6) and</w:t>
+        <w:t xml:space="preserve">(the cleanest cohort-level pattern among the eight genera meeting the screen; Section 3.6) and</w:t>
       </w:r>
       <w:r>
         <w:t xml:space="preserve"> </w:t>

--- a/manuscript/supplementary.docx
+++ b/manuscript/supplementary.docx
@@ -2,6 +2,14 @@
 <file path=word/document.xml><?xml version="1.0" encoding="utf-8"?>
 <w:document xmlns:w="http://schemas.openxmlformats.org/wordprocessingml/2006/main" xmlns:m="http://schemas.openxmlformats.org/officeDocument/2006/math" xmlns:r="http://schemas.openxmlformats.org/officeDocument/2006/relationships" xmlns:o="urn:schemas-microsoft-com:office:office" xmlns:v="urn:schemas-microsoft-com:vml" xmlns:w10="urn:schemas-microsoft-com:office:word" xmlns:a="http://schemas.openxmlformats.org/drawingml/2006/main" xmlns:pic="http://schemas.openxmlformats.org/drawingml/2006/picture" xmlns:wp="http://schemas.openxmlformats.org/drawingml/2006/wordprocessingDrawing">
   <w:body>
+    <w:p>
+      <w:pPr>
+        <w:pStyle w:val="Title"/>
+      </w:pPr>
+      <w:r>
+        <w:t xml:space="preserve">Supplementary Material</w:t>
+      </w:r>
+    </w:p>
     <w:bookmarkStart w:id="48" w:name="supplementary-materials"/>
     <w:p>
       <w:pPr>
@@ -5616,7 +5624,7 @@
         <w:t xml:space="preserve"> </w:t>
       </w:r>
       <w:r>
-        <w:t xml:space="preserve">is stable-negative in all three Chinese cohorts and stable-positive in Kazakhstan — the cleanest country-level split among the eight genera meeting the screen.</w:t>
+        <w:t xml:space="preserve">is stable-negative in all three Chinese cohorts and stable-positive in Kazakhstan — the cleanest observed cross-cohort pattern among the eight genera meeting the screen.</w:t>
       </w:r>
       <w:r>
         <w:t xml:space="preserve"> </w:t>
@@ -7233,73 +7241,7 @@
         <w:pStyle w:val="FirstParagraph"/>
       </w:pPr>
       <w:r>
-        <w:t xml:space="preserve">Paired, diagnosis-stratified, participant-level bootstrap (10,000 replicates; Section 2.5.2).</w:t>
-      </w:r>
-      <w:r>
-        <w:t xml:space="preserve"> </w:t>
-      </w:r>
-      <m:oMath>
-        <m:r>
-          <m:rPr>
-            <m:sty m:val="p"/>
-          </m:rPr>
-          <m:t>Δ</m:t>
-        </m:r>
-        <m:r>
-          <m:rPr>
-            <m:sty m:val="p"/>
-          </m:rPr>
-          <m:t>=</m:t>
-        </m:r>
-        <m:sSub>
-          <m:e>
-            <m:r>
-              <m:rPr>
-                <m:nor/>
-                <m:sty m:val="p"/>
-              </m:rPr>
-              <m:t>AUC</m:t>
-            </m:r>
-          </m:e>
-          <m:sub>
-            <m:r>
-              <m:rPr>
-                <m:nor/>
-                <m:sty m:val="p"/>
-              </m:rPr>
-              <m:t>within</m:t>
-            </m:r>
-          </m:sub>
-        </m:sSub>
-        <m:r>
-          <m:rPr>
-            <m:sty m:val="p"/>
-          </m:rPr>
-          <m:t>−</m:t>
-        </m:r>
-        <m:sSub>
-          <m:e>
-            <m:r>
-              <m:rPr>
-                <m:nor/>
-                <m:sty m:val="p"/>
-              </m:rPr>
-              <m:t>AUC</m:t>
-            </m:r>
-          </m:e>
-          <m:sub>
-            <m:r>
-              <m:rPr>
-                <m:nor/>
-                <m:sty m:val="p"/>
-              </m:rPr>
-              <m:t>LOCO</m:t>
-            </m:r>
-          </m:sub>
-        </m:sSub>
-      </m:oMath>
-      <w:r>
-        <w:t xml:space="preserve">, computed on identical resampled participants for both AUC values in each replicate.</w:t>
+        <w:t xml:space="preserve">Paired, diagnosis-stratified, participant-level bootstrap (10,000 replicates; Section 2.5.2). Δ (= AUC-within minus AUC-LOCO) is computed on identical resampled participants for both AUC values in each replicate.</w:t>
       </w:r>
       <w:r>
         <w:t xml:space="preserve"> </w:t>

--- a/manuscript/supplementary.docx
+++ b/manuscript/supplementary.docx
@@ -2,14 +2,6 @@
 <file path=word/document.xml><?xml version="1.0" encoding="utf-8"?>
 <w:document xmlns:w="http://schemas.openxmlformats.org/wordprocessingml/2006/main" xmlns:m="http://schemas.openxmlformats.org/officeDocument/2006/math" xmlns:r="http://schemas.openxmlformats.org/officeDocument/2006/relationships" xmlns:o="urn:schemas-microsoft-com:office:office" xmlns:v="urn:schemas-microsoft-com:vml" xmlns:w10="urn:schemas-microsoft-com:office:word" xmlns:a="http://schemas.openxmlformats.org/drawingml/2006/main" xmlns:pic="http://schemas.openxmlformats.org/drawingml/2006/picture" xmlns:wp="http://schemas.openxmlformats.org/drawingml/2006/wordprocessingDrawing">
   <w:body>
-    <w:p>
-      <w:pPr>
-        <w:pStyle w:val="Title"/>
-      </w:pPr>
-      <w:r>
-        <w:t xml:space="preserve">Supplementary Material</w:t>
-      </w:r>
-    </w:p>
     <w:bookmarkStart w:id="48" w:name="supplementary-materials"/>
     <w:p>
       <w:pPr>

--- a/manuscript/supplementary.docx
+++ b/manuscript/supplementary.docx
@@ -4967,7 +4967,7 @@
         <w:t xml:space="preserve"> </w:t>
       </w:r>
       <w:r>
-        <w:t xml:space="preserve">(a negative-control illustration: appears to flip under the old, invalid mean-SHAP statistic but does not meet the coefficient-based screen; Section 3.6, Section 4.4).</w:t>
+        <w:t xml:space="preserve">(a negative-control illustration: appears to flip under the prior mean-signed-SHAP direction statistic but does not meet the coefficient-based screen; Section 3.6, Section 4.4).</w:t>
       </w:r>
     </w:p>
     <w:tbl>
@@ -8269,7 +8269,7 @@
         <w:t xml:space="preserve">by="margin"</w:t>
       </w:r>
       <w:r>
-        <w:t xml:space="preserve">, 9,999 permutations), binary AD/CN only, restricted to the three cohorts that are more technically comparable to one another (same country, same paired-end MiSeq V3–V4 platform; Section 2.6). n=317 (zhuang2018=86, ling2020=171, shanghai2022/Zhu 2022=60).</w:t>
+        <w:t xml:space="preserve">, 9,999 permutations), binary AD/CN only, restricted to the three cohorts that are more technically comparable to one another (same country, same paired-end MiSeq V3–V4 platform; Section 2.6). n=317 (Zhuang 2018=86, Ling 2020=171, Zhu 2022=60).</w:t>
       </w:r>
     </w:p>
     <w:tbl>
@@ -8499,7 +8499,7 @@
         <w:pStyle w:val="BodyText"/>
       </w:pPr>
       <w:r>
-        <w:t xml:space="preserve">Compare to the full four-cohort marginal model (Table S3, Model 2): cohort R²=0.172, diagnosis R²=0.014 (~12-fold disparity). Restricted to this more technically comparable three-cohort subset, the disparity falls to ~2.6-fold (0.0588/0.0229). Beta-dispersion on this subset: F=7.946, p=0.0004 (9,999 permutations); pairwise (Table S12): zhuang2018 vs. ling2020 p=0.0001, zhuang2018 vs. shanghai2022 p=0.026, ling2020 vs. shanghai2022 p=0.343 (not significant).</w:t>
+        <w:t xml:space="preserve">Compare to the full four-cohort marginal model (Table S3, Model 2): cohort R²=0.172, diagnosis R²=0.014 (~12-fold disparity). Restricted to this more technically comparable three-cohort subset, the disparity falls to ~2.6-fold (0.0588/0.0229). Beta-dispersion on this subset: F=7.946, p=0.0004 (9,999 permutations).</w:t>
       </w:r>
     </w:p>
     <w:p>
@@ -8507,6 +8507,223 @@
         <w:pStyle w:val="BodyText"/>
       </w:pPr>
       <w:r>
+        <w:t xml:space="preserve">Pairwise betadisper post-hoc comparisons within this three-cohort subset (permutation p, with Holm adjustment across these three tests only — this is a separate multiplicity family from the five-cohort Table S12 below, not a subset of it):</w:t>
+      </w:r>
+    </w:p>
+    <w:tbl>
+      <w:tblPr>
+        <w:tblStyle w:val="Table"/>
+        <w:tblW w:type="pct" w:w="5000"/>
+        <w:tblLayout w:type="fixed"/>
+        <w:tblLook w:firstRow="1" w:lastRow="0" w:firstColumn="0" w:lastColumn="0" w:noHBand="0" w:noVBand="0" w:val="0020"/>
+      </w:tblPr>
+      <w:tblGrid>
+        <w:gridCol w:w="1980"/>
+        <w:gridCol w:w="1980"/>
+        <w:gridCol w:w="1980"/>
+        <w:gridCol w:w="1980"/>
+      </w:tblGrid>
+      <w:tr>
+        <w:trPr>
+          <w:tblHeader w:val="on"/>
+        </w:trPr>
+        <w:tc>
+          <w:tcPr/>
+          <w:p>
+            <w:pPr>
+              <w:pStyle w:val="Compact"/>
+            </w:pPr>
+            <w:r>
+              <w:t xml:space="preserve">Comparison</w:t>
+            </w:r>
+          </w:p>
+        </w:tc>
+        <w:tc>
+          <w:tcPr/>
+          <w:p>
+            <w:pPr>
+              <w:pStyle w:val="Compact"/>
+            </w:pPr>
+            <w:r>
+              <w:t xml:space="preserve">p (permutation, unadjusted)</w:t>
+            </w:r>
+          </w:p>
+        </w:tc>
+        <w:tc>
+          <w:tcPr/>
+          <w:p>
+            <w:pPr>
+              <w:pStyle w:val="Compact"/>
+            </w:pPr>
+            <w:r>
+              <w:t xml:space="preserve">p (Holm, 3 tests)</w:t>
+            </w:r>
+          </w:p>
+        </w:tc>
+        <w:tc>
+          <w:tcPr/>
+          <w:p>
+            <w:pPr>
+              <w:pStyle w:val="Compact"/>
+            </w:pPr>
+            <w:r>
+              <w:t xml:space="preserve">Significant after Holm correction?</w:t>
+            </w:r>
+          </w:p>
+        </w:tc>
+      </w:tr>
+      <w:tr>
+        <w:tc>
+          <w:tcPr/>
+          <w:p>
+            <w:pPr>
+              <w:pStyle w:val="Compact"/>
+            </w:pPr>
+            <w:r>
+              <w:t xml:space="preserve">Zhuang 2018 vs. Ling 2020</w:t>
+            </w:r>
+          </w:p>
+        </w:tc>
+        <w:tc>
+          <w:tcPr/>
+          <w:p>
+            <w:pPr>
+              <w:pStyle w:val="Compact"/>
+            </w:pPr>
+            <w:r>
+              <w:t xml:space="preserve">0.0001</w:t>
+            </w:r>
+          </w:p>
+        </w:tc>
+        <w:tc>
+          <w:tcPr/>
+          <w:p>
+            <w:pPr>
+              <w:pStyle w:val="Compact"/>
+            </w:pPr>
+            <w:r>
+              <w:t xml:space="preserve">0.0003</w:t>
+            </w:r>
+          </w:p>
+        </w:tc>
+        <w:tc>
+          <w:tcPr/>
+          <w:p>
+            <w:pPr>
+              <w:pStyle w:val="Compact"/>
+            </w:pPr>
+            <w:r>
+              <w:t xml:space="preserve">Yes</w:t>
+            </w:r>
+          </w:p>
+        </w:tc>
+      </w:tr>
+      <w:tr>
+        <w:tc>
+          <w:tcPr/>
+          <w:p>
+            <w:pPr>
+              <w:pStyle w:val="Compact"/>
+            </w:pPr>
+            <w:r>
+              <w:t xml:space="preserve">Zhuang 2018 vs. Zhu 2022</w:t>
+            </w:r>
+          </w:p>
+        </w:tc>
+        <w:tc>
+          <w:tcPr/>
+          <w:p>
+            <w:pPr>
+              <w:pStyle w:val="Compact"/>
+            </w:pPr>
+            <w:r>
+              <w:t xml:space="preserve">0.026</w:t>
+            </w:r>
+          </w:p>
+        </w:tc>
+        <w:tc>
+          <w:tcPr/>
+          <w:p>
+            <w:pPr>
+              <w:pStyle w:val="Compact"/>
+            </w:pPr>
+            <w:r>
+              <w:t xml:space="preserve">0.052</w:t>
+            </w:r>
+          </w:p>
+        </w:tc>
+        <w:tc>
+          <w:tcPr/>
+          <w:p>
+            <w:pPr>
+              <w:pStyle w:val="Compact"/>
+            </w:pPr>
+            <w:r>
+              <w:t xml:space="preserve">No</w:t>
+            </w:r>
+          </w:p>
+        </w:tc>
+      </w:tr>
+      <w:tr>
+        <w:tc>
+          <w:tcPr/>
+          <w:p>
+            <w:pPr>
+              <w:pStyle w:val="Compact"/>
+            </w:pPr>
+            <w:r>
+              <w:t xml:space="preserve">Ling 2020 vs. Zhu 2022</w:t>
+            </w:r>
+          </w:p>
+        </w:tc>
+        <w:tc>
+          <w:tcPr/>
+          <w:p>
+            <w:pPr>
+              <w:pStyle w:val="Compact"/>
+            </w:pPr>
+            <w:r>
+              <w:t xml:space="preserve">0.343</w:t>
+            </w:r>
+          </w:p>
+        </w:tc>
+        <w:tc>
+          <w:tcPr/>
+          <w:p>
+            <w:pPr>
+              <w:pStyle w:val="Compact"/>
+            </w:pPr>
+            <w:r>
+              <w:t xml:space="preserve">0.343</w:t>
+            </w:r>
+          </w:p>
+        </w:tc>
+        <w:tc>
+          <w:tcPr/>
+          <w:p>
+            <w:pPr>
+              <w:pStyle w:val="Compact"/>
+            </w:pPr>
+            <w:r>
+              <w:t xml:space="preserve">No</w:t>
+            </w:r>
+          </w:p>
+        </w:tc>
+      </w:tr>
+    </w:tbl>
+    <w:p>
+      <w:pPr>
+        <w:pStyle w:val="BodyText"/>
+      </w:pPr>
+      <w:r>
+        <w:t xml:space="preserve">Zhuang 2018 differs significantly in dispersion from Ling 2020 after Holm correction; its difference from Zhu 2022 does not survive multiplicity correction (raw p=0.026, Holm-adjusted p=0.052 — at or above the conventional 0.05 threshold, so not called significant here). Ling 2020 and Zhu 2022 do not differ.</w:t>
+      </w:r>
+    </w:p>
+    <w:p>
+      <w:pPr>
+        <w:pStyle w:val="BodyText"/>
+      </w:pPr>
+      <w:r>
         <w:rPr>
           <w:i/>
           <w:iCs/>
@@ -8572,13 +8789,41 @@
         <w:pStyle w:val="FirstParagraph"/>
       </w:pPr>
       <w:r>
-        <w:t xml:space="preserve">All 10 pairwise betadisper comparisons among the five cohorts (9,999 permutations per pair), with Holm and Benjamini-Hochberg (BH) multiplicity adjustment across the 10 comparisons (Section 2.6). Sorted by unadjusted p.</w:t>
+        <w:t xml:space="preserve">All 10 pairwise betadisper comparisons among the five cohorts (9,999 permutations per pair), with Holm and Benjamini-Hochberg (BH) multiplicity adjustment across the 10 comparisons (Section 2.6). Sorted by unadjusted (permutation) p. The</w:t>
+      </w:r>
+      <w:r>
+        <w:t xml:space="preserve"> </w:t>
+      </w:r>
+      <w:r>
+        <w:t xml:space="preserve">“p (parametric)”</w:t>
+      </w:r>
+      <w:r>
+        <w:t xml:space="preserve"> </w:t>
+      </w:r>
+      <w:r>
+        <w:t xml:space="preserve">column is vegan’s</w:t>
+      </w:r>
+      <w:r>
+        <w:t xml:space="preserve"> </w:t>
+      </w:r>
+      <w:r>
+        <w:rPr>
+          <w:rStyle w:val="VerbatimChar"/>
+        </w:rPr>
+        <w:t xml:space="preserve">permutest.betadisper(..., pairwise=TRUE)$pairwise$observed</w:t>
+      </w:r>
+      <w:r>
+        <w:t xml:space="preserve"> </w:t>
+      </w:r>
+      <w:r>
+        <w:t xml:space="preserve">— the two-sided p-value from a pooled-variance two-sample t-test evaluated on the observed (unpermuted) distances-to-centroid, using the asymptotic t reference distribution. It is not an F-statistic (pairwise betadisper comparisons use a t-test, not an F-test — only the omnibus test across all groups, Table S12’s parent analysis, uses F) and is reported here for completeness; all significance calls in this paper use the permutation-based p-value and its Holm/BH adjustment, not this parametric column.</w:t>
       </w:r>
     </w:p>
     <w:tbl>
       <w:tblPr>
         <w:tblStyle w:val="Table"/>
-        <w:tblW w:type="auto" w:w="0"/>
+        <w:tblW w:type="pct" w:w="5000"/>
+        <w:tblLayout w:type="fixed"/>
         <w:tblLook w:firstRow="1" w:lastRow="0" w:firstColumn="0" w:lastColumn="0" w:noHBand="0" w:noVBand="0" w:val="0020"/>
       </w:tblPr>
       <w:tblGrid>
@@ -8610,18 +8855,18 @@
               <w:pStyle w:val="Compact"/>
             </w:pPr>
             <w:r>
-              <w:t xml:space="preserve">F (observed)</w:t>
-            </w:r>
-          </w:p>
-        </w:tc>
-        <w:tc>
-          <w:tcPr/>
-          <w:p>
-            <w:pPr>
-              <w:pStyle w:val="Compact"/>
-            </w:pPr>
-            <w:r>
-              <w:t xml:space="preserve">p (unadjusted)</w:t>
+              <w:t xml:space="preserve">p (parametric)</w:t>
+            </w:r>
+          </w:p>
+        </w:tc>
+        <w:tc>
+          <w:tcPr/>
+          <w:p>
+            <w:pPr>
+              <w:pStyle w:val="Compact"/>
+            </w:pPr>
+            <w:r>
+              <w:t xml:space="preserve">p (permutation, unadjusted)</w:t>
             </w:r>
           </w:p>
         </w:tc>
@@ -8656,7 +8901,7 @@
               <w:pStyle w:val="Compact"/>
             </w:pPr>
             <w:r>
-              <w:t xml:space="preserve">kazakhstan2022–ling2020</w:t>
+              <w:t xml:space="preserve">Kazakhstan–Ling 2020</w:t>
             </w:r>
           </w:p>
         </w:tc>
@@ -8713,7 +8958,7 @@
               <w:pStyle w:val="Compact"/>
             </w:pPr>
             <w:r>
-              <w:t xml:space="preserve">kbase2022–ling2020</w:t>
+              <w:t xml:space="preserve">Kim/KBASE 2022–Ling 2020</w:t>
             </w:r>
           </w:p>
         </w:tc>
@@ -8770,7 +9015,7 @@
               <w:pStyle w:val="Compact"/>
             </w:pPr>
             <w:r>
-              <w:t xml:space="preserve">ling2020–zhuang2018</w:t>
+              <w:t xml:space="preserve">Ling 2020–Zhuang 2018</w:t>
             </w:r>
           </w:p>
         </w:tc>
@@ -8827,7 +9072,7 @@
               <w:pStyle w:val="Compact"/>
             </w:pPr>
             <w:r>
-              <w:t xml:space="preserve">kazakhstan2022–shanghai2022</w:t>
+              <w:t xml:space="preserve">Kazakhstan–Zhu 2022</w:t>
             </w:r>
           </w:p>
         </w:tc>
@@ -8884,7 +9129,7 @@
               <w:pStyle w:val="Compact"/>
             </w:pPr>
             <w:r>
-              <w:t xml:space="preserve">kbase2022–shanghai2022</w:t>
+              <w:t xml:space="preserve">Kim/KBASE 2022–Zhu 2022</w:t>
             </w:r>
           </w:p>
         </w:tc>
@@ -8941,7 +9186,7 @@
               <w:pStyle w:val="Compact"/>
             </w:pPr>
             <w:r>
-              <w:t xml:space="preserve">ling2020–shanghai2022</w:t>
+              <w:t xml:space="preserve">Ling 2020–Zhu 2022</w:t>
             </w:r>
           </w:p>
         </w:tc>
@@ -8998,7 +9243,7 @@
               <w:pStyle w:val="Compact"/>
             </w:pPr>
             <w:r>
-              <w:t xml:space="preserve">kazakhstan2022–zhuang2018</w:t>
+              <w:t xml:space="preserve">Kazakhstan–Zhuang 2018</w:t>
             </w:r>
           </w:p>
         </w:tc>
@@ -9055,7 +9300,7 @@
               <w:pStyle w:val="Compact"/>
             </w:pPr>
             <w:r>
-              <w:t xml:space="preserve">kbase2022–zhuang2018</w:t>
+              <w:t xml:space="preserve">Kim/KBASE 2022–Zhuang 2018</w:t>
             </w:r>
           </w:p>
         </w:tc>
@@ -9112,7 +9357,7 @@
               <w:pStyle w:val="Compact"/>
             </w:pPr>
             <w:r>
-              <w:t xml:space="preserve">shanghai2022–zhuang2018</w:t>
+              <w:t xml:space="preserve">Zhu 2022–Zhuang 2018</w:t>
             </w:r>
           </w:p>
         </w:tc>
@@ -9169,7 +9414,7 @@
               <w:pStyle w:val="Compact"/>
             </w:pPr>
             <w:r>
-              <w:t xml:space="preserve">kazakhstan2022–kbase2022</w:t>
+              <w:t xml:space="preserve">Kazakhstan–Kim/KBASE 2022</w:t>
             </w:r>
           </w:p>
         </w:tc>
@@ -9224,7 +9469,7 @@
         <w:pStyle w:val="BodyText"/>
       </w:pPr>
       <w:r>
-        <w:t xml:space="preserve">Ling 2020 differs significantly in dispersion from every other cohort (all Holm-adjusted p≤0.0063) and is the cohort driving most of the overall significant dispersion difference (Section 3.4). shanghai2022 (Zhu 2022) vs. zhuang2018 and kazakhstan2022 vs. kbase2022 are not significantly different in dispersion after adjustment.</w:t>
+        <w:t xml:space="preserve">Seven of ten pairwise comparisons reach Holm-adjusted significance (p&lt;0.05); the largest significant Holm-adjusted p-value is 0.0420 (Ling 2020–Zhu 2022 and Kazakhstan–Zhuang 2018). Ling 2020 differs significantly in dispersion from every other cohort (all Holm-adjusted p≤0.0420) and is the cohort driving most of the overall significant dispersion difference (Section 3.4). Zhu 2022 vs. Zhuang 2018, Kim/KBASE 2022 vs. Zhuang 2018, and Kazakhstan vs. Kim/KBASE 2022 are not significantly different in dispersion after Holm adjustment (all Holm p≥0.065).</w:t>
       </w:r>
     </w:p>
     <w:p>
@@ -9273,7 +9518,7 @@
         <w:pStyle w:val="FirstParagraph"/>
       </w:pPr>
       <w:r>
-        <w:t xml:space="preserve">Per-cohort eligible universe = genera reaching ≥20% prevalence within that cohort’s own AD/CN-labeled samples (eligible universe sizes: zhuang2018=131, ling2020=126, shanghai2022=115, kazakhstan2022=356). 100,000 replicates per (model, N) combination (Section 2.8). This supersedes the shared-pool null (Table S7) as the more realistic sensitivity check; the two null models disagree for LightGBM.</w:t>
+        <w:t xml:space="preserve">Per-cohort eligible universe = genera reaching ≥20% prevalence within that cohort’s own AD/CN-labeled samples (eligible universe sizes: Zhuang 2018=131, Ling 2020=126, Zhu 2022=115, Kazakhstan=356). 100,000 replicates per (model, N) combination (Section 2.8). This supersedes the shared-pool null (Table S7) as the more realistic sensitivity check; the two null models disagree for LightGBM.</w:t>
       </w:r>
     </w:p>
     <w:tbl>
@@ -10426,7 +10671,7 @@
         <w:t xml:space="preserve"> </w:t>
       </w:r>
       <w:r>
-        <w:t xml:space="preserve">Robustness analyses for Zhu 2022’s near-perfect within-cohort AUC (Section 2.4.1, Section 3.2), both run under the strict training-only feature-selection pipeline. Top row: distribution of pooled-OOF AUC across 50 repetitions of the nested-CV partition (different pre-specified seed per repetition) for logistic regression (left) and LightGBM (right), with the single-partition training-only AUC marked. Bottom row: null distribution of pooled-OOF AUC under label permutation (labels shuffled, class balance preserved, entire training-only pipeline re-run inside every outer fold for each permutation), with the observed single-partition AUC marked and the empirical p-value shown in the panel title. The repeated-CV panels quantify sensitivity to fold assignment on the same 60 participants (not independent replication); the permutation panels are the formal test of whether the observed AUC exceeds a chance-label null.</w:t>
+        <w:t xml:space="preserve">Robustness analyses for Zhu 2022’s near-perfect within-cohort AUC (Section 2.4.1, Section 3.2), both run under the strict training-only feature-selection pipeline. Top row: distribution of pooled-OOF AUC across 50 repetitions of the nested-CV partition (different pre-specified seed per repetition) for logistic regression (left) and LightGBM (right), with the single-partition training-only AUC marked. Bottom row: null distribution of pooled-OOF AUC under label permutation (labels shuffled, class balance preserved; all label-dependent model fitting and hyperparameter tuning re-run inside every outer fold for each permutation, while fold-specific genus selection and CLR construction — which depend only on fold membership, not labels — were precomputed once per partition and reused across permutations), with the observed single-partition AUC marked and the empirical p-value shown in the panel title. The repeated-CV panels quantify sensitivity to fold assignment on the same 60 participants (not independent replication); the permutation panels are the formal test of whether the observed AUC exceeds a chance-label null.</w:t>
       </w:r>
     </w:p>
     <w:p>
@@ -10794,7 +11039,7 @@
         <w:t xml:space="preserve"> </w:t>
       </w:r>
       <w:r>
-        <w:t xml:space="preserve">kbase2022 was included only in PERMANOVA variance decomposition (Phase 4), where cohort identity — not per-sample diagnosis — is the grouping variable of interest. All supervised classifier training, evaluation, batch correction, and SHAP analyses were restricted to the four labeled cohorts (Zhuang 2018, Ling 2020, Zhu 2022, Kazakhstan).</w:t>
+        <w:t xml:space="preserve">Kim/KBASE 2022 was included only in PERMANOVA variance decomposition (Phase 4), where cohort identity — not per-sample diagnosis — is the grouping variable of interest. All supervised classifier training, evaluation, batch correction, and SHAP analyses were restricted to the four labeled cohorts (Zhuang 2018, Ling 2020, Zhu 2022, Kazakhstan).</w:t>
       </w:r>
     </w:p>
     <w:p>
@@ -11175,7 +11420,7 @@
         <w:t xml:space="preserve"> </w:t>
       </w:r>
       <w:r>
-        <w:t xml:space="preserve">Mean signed SHAP is not a valid direction statistic in general (Section 2.8), and this is especially severe for LOCO SHAP specifically: the SHAP background (the three pooled training cohorts) and the evaluation set (the held-out cohort) are drawn from systematically different populations by construction, so the sign of a LOCO mean SHAP value is confounded with the raw cross-cohort compositional difference quantified by PERMANOVA (Section 3.4), independent of anything the model learned. No coefficient-based replacement direction is offered for LOCO SHAP either, because LOCO models are refit on pooled multi-cohort training data each time and a single stable-fold coefficient analysis analogous to Section 2.8’s within-cohort procedure is not part of this design.</w:t>
+        <w:t xml:space="preserve">Mean signed SHAP is not used here as a global fitted-direction statistic, because it is background-relative and does not identify the sign of the fitted logistic coefficient (Section 2.8), and this is especially severe for LOCO SHAP specifically: the SHAP background (the three pooled training cohorts) and the evaluation set (the held-out cohort) are drawn from systematically different populations by construction, so the sign of a LOCO mean SHAP value is confounded with the raw cross-cohort compositional difference quantified by PERMANOVA (Section 3.4), independent of anything the model learned. No coefficient-based replacement direction is offered for LOCO SHAP either, because LOCO models are refit on pooled multi-cohort training data each time and a single stable-fold coefficient analysis analogous to Section 2.8’s within-cohort procedure is not part of this design.</w:t>
       </w:r>
     </w:p>
     <w:p>

--- a/manuscript/supplementary.docx
+++ b/manuscript/supplementary.docx
@@ -11385,7 +11385,7 @@
         <w:t xml:space="preserve"> </w:t>
       </w:r>
       <w:r>
-        <w:t xml:space="preserve">The single-end/paired-end asymmetry is an additional source of between-cohort technical heterogeneity that batch correction methods cannot fully address, because the fundamental difference in read length and sequencing chemistry affects all genera’ abundance estimates rather than a subset. This is a study limitation that applies to any analysis including Kazakhstan and should be acknowledged in the Methods section of any manuscript using this dataset.</w:t>
+        <w:t xml:space="preserve">The single-end/paired-end asymmetry is an additional source of between-cohort technical heterogeneity that may not be fully removed by generic post-hoc batch adjustment, because sequencing mode, read length, and sequencing chemistry can broadly affect abundance estimates. This asymmetry remains a limitation of analyses including Kazakhstan.</w:t>
       </w:r>
     </w:p>
     <w:p>
